--- a/doc/MetaWeave(元织)-任务书.docx
+++ b/doc/MetaWeave(元织)-任务书.docx
@@ -450,10 +450,6 @@
     <w:p>
       <w:pPr>
         <w:pStyle w:val="2"/>
-        <w:numPr>
-          <w:ilvl w:val="0"/>
-          <w:numId w:val="2"/>
-        </w:numPr>
         <w:spacing w:before="120" w:after="0" w:line="240" w:lineRule="auto"/>
         <w:jc w:val="both"/>
         <w:rPr>
@@ -475,71 +471,8 @@
           <w:szCs w:val="28"/>
           <w14:ligatures w14:val="none"/>
         </w:rPr>
-        <w:t>项目介绍</w:t>
-      </w:r>
-    </w:p>
-    <w:p>
-      <w:pPr>
-        <w:spacing w:line="240" w:lineRule="auto"/>
-        <w:ind w:firstLine="360"/>
-        <w:rPr>
-          <w:rFonts w:ascii="Lucida Fax" w:eastAsia="楷体" w:hAnsi="Lucida Fax" w:cs="楷体"/>
-          <w:sz w:val="21"/>
-          <w:szCs w:val="21"/>
-          <w14:ligatures w14:val="none"/>
-        </w:rPr>
-      </w:pPr>
-      <w:r>
-        <w:rPr>
-          <w:rFonts w:ascii="Lucida Fax" w:eastAsia="楷体" w:hAnsi="Lucida Fax" w:cs="楷体"/>
-          <w:sz w:val="21"/>
-          <w:szCs w:val="21"/>
-          <w14:ligatures w14:val="none"/>
-        </w:rPr>
-        <w:t xml:space="preserve">MetaWeave </w:t>
-      </w:r>
-      <w:r>
-        <w:rPr>
-          <w:rFonts w:ascii="Lucida Fax" w:eastAsia="楷体" w:hAnsi="Lucida Fax" w:cs="楷体"/>
-          <w:sz w:val="21"/>
-          <w:szCs w:val="21"/>
-          <w14:ligatures w14:val="none"/>
-        </w:rPr>
-        <w:t>是一款从底层文件管理进化而来的个人知识中枢。它不仅继承了传统文件系统的稳定操作，更通过</w:t>
-      </w:r>
-      <w:r>
-        <w:rPr>
-          <w:rFonts w:ascii="Lucida Fax" w:eastAsia="楷体" w:hAnsi="Lucida Fax" w:cs="楷体"/>
-          <w:sz w:val="21"/>
-          <w:szCs w:val="21"/>
-          <w14:ligatures w14:val="none"/>
-        </w:rPr>
-        <w:t xml:space="preserve"> FastAPI </w:t>
-      </w:r>
-      <w:r>
-        <w:rPr>
-          <w:rFonts w:ascii="Lucida Fax" w:eastAsia="楷体" w:hAnsi="Lucida Fax" w:cs="楷体"/>
-          <w:sz w:val="21"/>
-          <w:szCs w:val="21"/>
-          <w14:ligatures w14:val="none"/>
-        </w:rPr>
-        <w:t>与向量数据库构建了一层智能大脑，实现从存储文件到理解知识的跨越。</w:t>
-      </w:r>
-    </w:p>
-    <w:p>
-      <w:pPr>
-        <w:pStyle w:val="2"/>
-        <w:spacing w:before="120" w:after="0" w:line="240" w:lineRule="auto"/>
-        <w:jc w:val="both"/>
-        <w:rPr>
-          <w:b/>
-          <w:bCs/>
-          <w:color w:val="auto"/>
-          <w:sz w:val="28"/>
-          <w:szCs w:val="28"/>
-          <w14:ligatures w14:val="none"/>
-        </w:rPr>
-      </w:pPr>
+        <w:t>2</w:t>
+      </w:r>
       <w:r>
         <w:rPr>
           <w:rFonts w:hint="eastAsia"/>
@@ -550,7 +483,7 @@
           <w:szCs w:val="28"/>
           <w14:ligatures w14:val="none"/>
         </w:rPr>
-        <w:t>3.</w:t>
+        <w:t>.</w:t>
       </w:r>
       <w:r>
         <w:rPr>
@@ -574,7 +507,7 @@
           <w:szCs w:val="28"/>
           <w14:ligatures w14:val="none"/>
         </w:rPr>
-        <w:t>行业痛点</w:t>
+        <w:t>欲解决问题</w:t>
       </w:r>
     </w:p>
     <w:p>
@@ -843,7 +776,6 @@
           <w:szCs w:val="21"/>
           <w14:ligatures w14:val="none"/>
         </w:rPr>
-        <w:lastRenderedPageBreak/>
         <w:t>高效的知识库通常需要繁琐的手动整理，如打标签、分文件夹、建立索引等。对于大部分用户而言，这种“重维护”模式极易导致半途而废，使得知识库最终沦为混乱的资料堆。当系统无法自动理解用户意图、无法根据当前任务自动聚合资料时，管理工具反而成为了工作负担，严重限制了从“数据收集”向“智慧产出”转化的效率。</w:t>
       </w:r>
     </w:p>
@@ -854,6 +786,577 @@
       <w:r>
         <w:t xml:space="preserve"> </w:t>
       </w:r>
+    </w:p>
+    <w:p>
+      <w:pPr>
+        <w:pStyle w:val="a9"/>
+        <w:numPr>
+          <w:ilvl w:val="0"/>
+          <w:numId w:val="3"/>
+        </w:numPr>
+        <w:spacing w:line="240" w:lineRule="auto"/>
+        <w:rPr>
+          <w:rFonts w:asciiTheme="majorHAnsi" w:eastAsiaTheme="majorEastAsia" w:hAnsiTheme="majorHAnsi" w:cstheme="majorBidi"/>
+          <w:b/>
+          <w:bCs/>
+          <w:sz w:val="28"/>
+          <w:szCs w:val="28"/>
+          <w14:ligatures w14:val="none"/>
+        </w:rPr>
+      </w:pPr>
+      <w:r>
+        <w:rPr>
+          <w:rFonts w:asciiTheme="majorHAnsi" w:eastAsiaTheme="majorEastAsia" w:hAnsiTheme="majorHAnsi" w:cstheme="majorBidi" w:hint="eastAsia"/>
+          <w:b/>
+          <w:bCs/>
+          <w:sz w:val="28"/>
+          <w:szCs w:val="28"/>
+          <w14:ligatures w14:val="none"/>
+        </w:rPr>
+        <w:lastRenderedPageBreak/>
+        <w:t>推荐方案</w:t>
+      </w:r>
+    </w:p>
+    <w:p>
+      <w:pPr>
+        <w:pStyle w:val="af3"/>
+        <w:ind w:firstLine="360"/>
+        <w:rPr>
+          <w:rFonts w:ascii="Lucida Fax" w:eastAsia="楷体" w:hAnsi="Lucida Fax" w:cs="楷体"/>
+          <w:kern w:val="2"/>
+          <w:sz w:val="21"/>
+          <w:szCs w:val="21"/>
+        </w:rPr>
+      </w:pPr>
+      <w:r>
+        <w:rPr>
+          <w:rFonts w:ascii="Lucida Fax" w:eastAsia="楷体" w:hAnsi="Lucida Fax" w:cs="楷体"/>
+          <w:kern w:val="2"/>
+          <w:sz w:val="21"/>
+          <w:szCs w:val="21"/>
+        </w:rPr>
+        <w:t>本方案推荐构建一个以</w:t>
+      </w:r>
+      <w:r>
+        <w:rPr>
+          <w:rFonts w:ascii="Lucida Fax" w:eastAsia="楷体" w:hAnsi="Lucida Fax" w:cs="楷体"/>
+          <w:kern w:val="2"/>
+          <w:sz w:val="21"/>
+          <w:szCs w:val="21"/>
+        </w:rPr>
+        <w:t xml:space="preserve"> MetaWeave </w:t>
+      </w:r>
+      <w:r>
+        <w:rPr>
+          <w:rFonts w:ascii="Lucida Fax" w:eastAsia="楷体" w:hAnsi="Lucida Fax" w:cs="楷体"/>
+          <w:kern w:val="2"/>
+          <w:sz w:val="21"/>
+          <w:szCs w:val="21"/>
+        </w:rPr>
+        <w:t>核心软件为中枢，向上集成云端大语言模型（</w:t>
+      </w:r>
+      <w:r>
+        <w:rPr>
+          <w:rFonts w:ascii="Lucida Fax" w:eastAsia="楷体" w:hAnsi="Lucida Fax" w:cs="楷体"/>
+          <w:kern w:val="2"/>
+          <w:sz w:val="21"/>
+          <w:szCs w:val="21"/>
+        </w:rPr>
+        <w:t>LLM</w:t>
+      </w:r>
+      <w:r>
+        <w:rPr>
+          <w:rFonts w:ascii="Lucida Fax" w:eastAsia="楷体" w:hAnsi="Lucida Fax" w:cs="楷体"/>
+          <w:kern w:val="2"/>
+          <w:sz w:val="21"/>
+          <w:szCs w:val="21"/>
+        </w:rPr>
+        <w:t>），向下感知多模态硬件设备与本地文件系统的综合解决方案。通过</w:t>
+      </w:r>
+      <w:r>
+        <w:rPr>
+          <w:rFonts w:ascii="Lucida Fax" w:eastAsia="楷体" w:hAnsi="Lucida Fax" w:cs="楷体"/>
+          <w:kern w:val="2"/>
+          <w:sz w:val="21"/>
+          <w:szCs w:val="21"/>
+        </w:rPr>
+        <w:t xml:space="preserve"> FastAPI </w:t>
+      </w:r>
+      <w:r>
+        <w:rPr>
+          <w:rFonts w:ascii="Lucida Fax" w:eastAsia="楷体" w:hAnsi="Lucida Fax" w:cs="楷体"/>
+          <w:kern w:val="2"/>
+          <w:sz w:val="21"/>
+          <w:szCs w:val="21"/>
+        </w:rPr>
+        <w:t>异步架构与向量数据库的解耦部署，系统能够将散落在扫描仪、智能手机及</w:t>
+      </w:r>
+      <w:r>
+        <w:rPr>
+          <w:rFonts w:ascii="Lucida Fax" w:eastAsia="楷体" w:hAnsi="Lucida Fax" w:cs="楷体"/>
+          <w:kern w:val="2"/>
+          <w:sz w:val="21"/>
+          <w:szCs w:val="21"/>
+        </w:rPr>
+        <w:t xml:space="preserve"> PC </w:t>
+      </w:r>
+      <w:r>
+        <w:rPr>
+          <w:rFonts w:ascii="Lucida Fax" w:eastAsia="楷体" w:hAnsi="Lucida Fax" w:cs="楷体"/>
+          <w:kern w:val="2"/>
+          <w:sz w:val="21"/>
+          <w:szCs w:val="21"/>
+        </w:rPr>
+        <w:t>终端的碎片化资料，实时转化为具备语义关联的知识资产。这种</w:t>
+      </w:r>
+      <w:r>
+        <w:rPr>
+          <w:rFonts w:ascii="Lucida Fax" w:eastAsia="楷体" w:hAnsi="Lucida Fax" w:cs="楷体"/>
+          <w:kern w:val="2"/>
+          <w:sz w:val="21"/>
+          <w:szCs w:val="21"/>
+        </w:rPr>
+        <w:t>“</w:t>
+      </w:r>
+      <w:r>
+        <w:rPr>
+          <w:rFonts w:ascii="Lucida Fax" w:eastAsia="楷体" w:hAnsi="Lucida Fax" w:cs="楷体"/>
+          <w:kern w:val="2"/>
+          <w:sz w:val="21"/>
+          <w:szCs w:val="21"/>
+        </w:rPr>
+        <w:t>感知</w:t>
+      </w:r>
+      <w:r>
+        <w:rPr>
+          <w:rFonts w:ascii="Lucida Fax" w:eastAsia="楷体" w:hAnsi="Lucida Fax" w:cs="楷体"/>
+          <w:kern w:val="2"/>
+          <w:sz w:val="21"/>
+          <w:szCs w:val="21"/>
+        </w:rPr>
+        <w:t>-</w:t>
+      </w:r>
+      <w:r>
+        <w:rPr>
+          <w:rFonts w:ascii="Lucida Fax" w:eastAsia="楷体" w:hAnsi="Lucida Fax" w:cs="楷体"/>
+          <w:kern w:val="2"/>
+          <w:sz w:val="21"/>
+          <w:szCs w:val="21"/>
+        </w:rPr>
+        <w:t>织网</w:t>
+      </w:r>
+      <w:r>
+        <w:rPr>
+          <w:rFonts w:ascii="Lucida Fax" w:eastAsia="楷体" w:hAnsi="Lucida Fax" w:cs="楷体"/>
+          <w:kern w:val="2"/>
+          <w:sz w:val="21"/>
+          <w:szCs w:val="21"/>
+        </w:rPr>
+        <w:t>-</w:t>
+      </w:r>
+      <w:r>
+        <w:rPr>
+          <w:rFonts w:ascii="Lucida Fax" w:eastAsia="楷体" w:hAnsi="Lucida Fax" w:cs="楷体"/>
+          <w:kern w:val="2"/>
+          <w:sz w:val="21"/>
+          <w:szCs w:val="21"/>
+        </w:rPr>
+        <w:t>交互</w:t>
+      </w:r>
+      <w:r>
+        <w:rPr>
+          <w:rFonts w:ascii="Lucida Fax" w:eastAsia="楷体" w:hAnsi="Lucida Fax" w:cs="楷体"/>
+          <w:kern w:val="2"/>
+          <w:sz w:val="21"/>
+          <w:szCs w:val="21"/>
+        </w:rPr>
+        <w:t>”</w:t>
+      </w:r>
+      <w:r>
+        <w:rPr>
+          <w:rFonts w:ascii="Lucida Fax" w:eastAsia="楷体" w:hAnsi="Lucida Fax" w:cs="楷体"/>
+          <w:kern w:val="2"/>
+          <w:sz w:val="21"/>
+          <w:szCs w:val="21"/>
+        </w:rPr>
+        <w:t>的闭环模式，有效地解决了传统管理中</w:t>
+      </w:r>
+      <w:r>
+        <w:rPr>
+          <w:rFonts w:ascii="Lucida Fax" w:eastAsia="楷体" w:hAnsi="Lucida Fax" w:cs="楷体"/>
+          <w:kern w:val="2"/>
+          <w:sz w:val="21"/>
+          <w:szCs w:val="21"/>
+        </w:rPr>
+        <w:t>“</w:t>
+      </w:r>
+      <w:r>
+        <w:rPr>
+          <w:rFonts w:ascii="Lucida Fax" w:eastAsia="楷体" w:hAnsi="Lucida Fax" w:cs="楷体"/>
+          <w:kern w:val="2"/>
+          <w:sz w:val="21"/>
+          <w:szCs w:val="21"/>
+        </w:rPr>
+        <w:t>搜索难、逻辑断层、附件黑盒化</w:t>
+      </w:r>
+      <w:r>
+        <w:rPr>
+          <w:rFonts w:ascii="Lucida Fax" w:eastAsia="楷体" w:hAnsi="Lucida Fax" w:cs="楷体"/>
+          <w:kern w:val="2"/>
+          <w:sz w:val="21"/>
+          <w:szCs w:val="21"/>
+        </w:rPr>
+        <w:t>”</w:t>
+      </w:r>
+      <w:r>
+        <w:rPr>
+          <w:rFonts w:ascii="Lucida Fax" w:eastAsia="楷体" w:hAnsi="Lucida Fax" w:cs="楷体"/>
+          <w:kern w:val="2"/>
+          <w:sz w:val="21"/>
+          <w:szCs w:val="21"/>
+        </w:rPr>
+        <w:t>的应用痛点。</w:t>
+      </w:r>
+    </w:p>
+    <w:p>
+      <w:pPr>
+        <w:pStyle w:val="af3"/>
+        <w:ind w:firstLine="360"/>
+        <w:rPr>
+          <w:rFonts w:ascii="Lucida Fax" w:eastAsia="楷体" w:hAnsi="Lucida Fax" w:cs="楷体"/>
+          <w:kern w:val="2"/>
+          <w:sz w:val="21"/>
+          <w:szCs w:val="21"/>
+        </w:rPr>
+      </w:pPr>
+      <w:r>
+        <w:rPr>
+          <w:rFonts w:ascii="Lucida Fax" w:eastAsia="楷体" w:hAnsi="Lucida Fax" w:cs="楷体"/>
+          <w:kern w:val="2"/>
+          <w:sz w:val="21"/>
+          <w:szCs w:val="21"/>
+        </w:rPr>
+        <w:t>在系统组成方面，本方案由交互层、逻辑层、感知层与基础设施四大要素构成。交互层包含基于</w:t>
+      </w:r>
+      <w:r>
+        <w:rPr>
+          <w:rFonts w:ascii="Lucida Fax" w:eastAsia="楷体" w:hAnsi="Lucida Fax" w:cs="楷体"/>
+          <w:kern w:val="2"/>
+          <w:sz w:val="21"/>
+          <w:szCs w:val="21"/>
+        </w:rPr>
+        <w:t xml:space="preserve"> Vue 3 </w:t>
+      </w:r>
+      <w:r>
+        <w:rPr>
+          <w:rFonts w:ascii="Lucida Fax" w:eastAsia="楷体" w:hAnsi="Lucida Fax" w:cs="楷体"/>
+          <w:kern w:val="2"/>
+          <w:sz w:val="21"/>
+          <w:szCs w:val="21"/>
+        </w:rPr>
+        <w:t>开发的</w:t>
+      </w:r>
+      <w:r>
+        <w:rPr>
+          <w:rFonts w:ascii="Lucida Fax" w:eastAsia="楷体" w:hAnsi="Lucida Fax" w:cs="楷体"/>
+          <w:kern w:val="2"/>
+          <w:sz w:val="21"/>
+          <w:szCs w:val="21"/>
+        </w:rPr>
+        <w:t xml:space="preserve"> Web </w:t>
+      </w:r>
+      <w:r>
+        <w:rPr>
+          <w:rFonts w:ascii="Lucida Fax" w:eastAsia="楷体" w:hAnsi="Lucida Fax" w:cs="楷体"/>
+          <w:kern w:val="2"/>
+          <w:sz w:val="21"/>
+          <w:szCs w:val="21"/>
+        </w:rPr>
+        <w:t>响应式终端，支持跨设备全量同步；逻辑层由</w:t>
+      </w:r>
+      <w:r>
+        <w:rPr>
+          <w:rFonts w:ascii="Lucida Fax" w:eastAsia="楷体" w:hAnsi="Lucida Fax" w:cs="楷体"/>
+          <w:kern w:val="2"/>
+          <w:sz w:val="21"/>
+          <w:szCs w:val="21"/>
+        </w:rPr>
+        <w:t xml:space="preserve"> FastAPI </w:t>
+      </w:r>
+      <w:r>
+        <w:rPr>
+          <w:rFonts w:ascii="Lucida Fax" w:eastAsia="楷体" w:hAnsi="Lucida Fax" w:cs="楷体"/>
+          <w:kern w:val="2"/>
+          <w:sz w:val="21"/>
+          <w:szCs w:val="21"/>
+        </w:rPr>
+        <w:t>服务器驱动，负责通过</w:t>
+      </w:r>
+      <w:r>
+        <w:rPr>
+          <w:rFonts w:ascii="Lucida Fax" w:eastAsia="楷体" w:hAnsi="Lucida Fax" w:cs="楷体"/>
+          <w:kern w:val="2"/>
+          <w:sz w:val="21"/>
+          <w:szCs w:val="21"/>
+        </w:rPr>
+        <w:t xml:space="preserve"> LangChain </w:t>
+      </w:r>
+      <w:r>
+        <w:rPr>
+          <w:rFonts w:ascii="Lucida Fax" w:eastAsia="楷体" w:hAnsi="Lucida Fax" w:cs="楷体"/>
+          <w:kern w:val="2"/>
+          <w:sz w:val="21"/>
+          <w:szCs w:val="21"/>
+        </w:rPr>
+        <w:t>框架与第三方</w:t>
+      </w:r>
+      <w:r>
+        <w:rPr>
+          <w:rFonts w:ascii="Lucida Fax" w:eastAsia="楷体" w:hAnsi="Lucida Fax" w:cs="楷体"/>
+          <w:kern w:val="2"/>
+          <w:sz w:val="21"/>
+          <w:szCs w:val="21"/>
+        </w:rPr>
+        <w:t xml:space="preserve"> AI </w:t>
+      </w:r>
+      <w:r>
+        <w:rPr>
+          <w:rFonts w:ascii="Lucida Fax" w:eastAsia="楷体" w:hAnsi="Lucida Fax" w:cs="楷体"/>
+          <w:kern w:val="2"/>
+          <w:sz w:val="21"/>
+          <w:szCs w:val="21"/>
+        </w:rPr>
+        <w:t>服务（如</w:t>
+      </w:r>
+      <w:r>
+        <w:rPr>
+          <w:rFonts w:ascii="Lucida Fax" w:eastAsia="楷体" w:hAnsi="Lucida Fax" w:cs="楷体"/>
+          <w:kern w:val="2"/>
+          <w:sz w:val="21"/>
+          <w:szCs w:val="21"/>
+        </w:rPr>
+        <w:t xml:space="preserve"> GPT/Kimi</w:t>
+      </w:r>
+      <w:r>
+        <w:rPr>
+          <w:rFonts w:ascii="Lucida Fax" w:eastAsia="楷体" w:hAnsi="Lucida Fax" w:cs="楷体"/>
+          <w:kern w:val="2"/>
+          <w:sz w:val="21"/>
+          <w:szCs w:val="21"/>
+        </w:rPr>
+        <w:t>）进行语义通信；感知层集成</w:t>
+      </w:r>
+      <w:r>
+        <w:rPr>
+          <w:rFonts w:ascii="Lucida Fax" w:eastAsia="楷体" w:hAnsi="Lucida Fax" w:cs="楷体"/>
+          <w:kern w:val="2"/>
+          <w:sz w:val="21"/>
+          <w:szCs w:val="21"/>
+        </w:rPr>
+        <w:t xml:space="preserve"> OCR </w:t>
+      </w:r>
+      <w:r>
+        <w:rPr>
+          <w:rFonts w:ascii="Lucida Fax" w:eastAsia="楷体" w:hAnsi="Lucida Fax" w:cs="楷体"/>
+          <w:kern w:val="2"/>
+          <w:sz w:val="21"/>
+          <w:szCs w:val="21"/>
+        </w:rPr>
+        <w:t>扫描引擎与</w:t>
+      </w:r>
+      <w:r>
+        <w:rPr>
+          <w:rFonts w:ascii="Lucida Fax" w:eastAsia="楷体" w:hAnsi="Lucida Fax" w:cs="楷体"/>
+          <w:kern w:val="2"/>
+          <w:sz w:val="21"/>
+          <w:szCs w:val="21"/>
+        </w:rPr>
+        <w:t xml:space="preserve"> Web Audio </w:t>
+      </w:r>
+      <w:r>
+        <w:rPr>
+          <w:rFonts w:ascii="Lucida Fax" w:eastAsia="楷体" w:hAnsi="Lucida Fax" w:cs="楷体"/>
+          <w:kern w:val="2"/>
+          <w:sz w:val="21"/>
+          <w:szCs w:val="21"/>
+        </w:rPr>
+        <w:t>模块，负责捕获硬件端的视觉与语音信息；基础设施则依赖</w:t>
+      </w:r>
+      <w:r>
+        <w:rPr>
+          <w:rFonts w:ascii="Lucida Fax" w:eastAsia="楷体" w:hAnsi="Lucida Fax" w:cs="楷体"/>
+          <w:kern w:val="2"/>
+          <w:sz w:val="21"/>
+          <w:szCs w:val="21"/>
+        </w:rPr>
+        <w:t xml:space="preserve"> SQLite </w:t>
+      </w:r>
+      <w:r>
+        <w:rPr>
+          <w:rFonts w:ascii="Lucida Fax" w:eastAsia="楷体" w:hAnsi="Lucida Fax" w:cs="楷体"/>
+          <w:kern w:val="2"/>
+          <w:sz w:val="21"/>
+          <w:szCs w:val="21"/>
+        </w:rPr>
+        <w:t>与</w:t>
+      </w:r>
+      <w:r>
+        <w:rPr>
+          <w:rFonts w:ascii="Lucida Fax" w:eastAsia="楷体" w:hAnsi="Lucida Fax" w:cs="楷体"/>
+          <w:kern w:val="2"/>
+          <w:sz w:val="21"/>
+          <w:szCs w:val="21"/>
+        </w:rPr>
+        <w:t xml:space="preserve"> ChromaDB </w:t>
+      </w:r>
+      <w:r>
+        <w:rPr>
+          <w:rFonts w:ascii="Lucida Fax" w:eastAsia="楷体" w:hAnsi="Lucida Fax" w:cs="楷体"/>
+          <w:kern w:val="2"/>
+          <w:sz w:val="21"/>
+          <w:szCs w:val="21"/>
+        </w:rPr>
+        <w:t>向量数据库，提供关系元数据与高维语义向量的持久化存储。</w:t>
+      </w:r>
+    </w:p>
+    <w:p>
+      <w:pPr>
+        <w:pStyle w:val="af3"/>
+        <w:ind w:firstLine="360"/>
+        <w:rPr>
+          <w:rFonts w:ascii="Lucida Fax" w:eastAsia="楷体" w:hAnsi="Lucida Fax" w:cs="楷体"/>
+          <w:kern w:val="2"/>
+          <w:sz w:val="21"/>
+          <w:szCs w:val="21"/>
+        </w:rPr>
+      </w:pPr>
+      <w:r>
+        <w:rPr>
+          <w:rFonts w:ascii="Lucida Fax" w:eastAsia="楷体" w:hAnsi="Lucida Fax" w:cs="楷体"/>
+          <w:kern w:val="2"/>
+          <w:sz w:val="21"/>
+          <w:szCs w:val="21"/>
+        </w:rPr>
+        <w:t>在部署策略上，建议采用分布式微服务化部署。应用服务器作为核心桥梁，通过</w:t>
+      </w:r>
+      <w:r>
+        <w:rPr>
+          <w:rFonts w:ascii="Lucida Fax" w:eastAsia="楷体" w:hAnsi="Lucida Fax" w:cs="楷体"/>
+          <w:kern w:val="2"/>
+          <w:sz w:val="21"/>
+          <w:szCs w:val="21"/>
+        </w:rPr>
+        <w:t xml:space="preserve"> RESTful API </w:t>
+      </w:r>
+      <w:r>
+        <w:rPr>
+          <w:rFonts w:ascii="Lucida Fax" w:eastAsia="楷体" w:hAnsi="Lucida Fax" w:cs="楷体"/>
+          <w:kern w:val="2"/>
+          <w:sz w:val="21"/>
+          <w:szCs w:val="21"/>
+        </w:rPr>
+        <w:t>接入各类前端终端，并利用</w:t>
+      </w:r>
+      <w:r>
+        <w:rPr>
+          <w:rFonts w:ascii="Lucida Fax" w:eastAsia="楷体" w:hAnsi="Lucida Fax" w:cs="楷体"/>
+          <w:kern w:val="2"/>
+          <w:sz w:val="21"/>
+          <w:szCs w:val="21"/>
+        </w:rPr>
+        <w:t xml:space="preserve"> Redis/Celery </w:t>
+      </w:r>
+      <w:r>
+        <w:rPr>
+          <w:rFonts w:ascii="Lucida Fax" w:eastAsia="楷体" w:hAnsi="Lucida Fax" w:cs="楷体"/>
+          <w:kern w:val="2"/>
+          <w:sz w:val="21"/>
+          <w:szCs w:val="21"/>
+        </w:rPr>
+        <w:t>异步任务队列将</w:t>
+      </w:r>
+      <w:r>
+        <w:rPr>
+          <w:rFonts w:ascii="Lucida Fax" w:eastAsia="楷体" w:hAnsi="Lucida Fax" w:cs="楷体"/>
+          <w:kern w:val="2"/>
+          <w:sz w:val="21"/>
+          <w:szCs w:val="21"/>
+        </w:rPr>
+        <w:t xml:space="preserve"> OCR </w:t>
+      </w:r>
+      <w:r>
+        <w:rPr>
+          <w:rFonts w:ascii="Lucida Fax" w:eastAsia="楷体" w:hAnsi="Lucida Fax" w:cs="楷体"/>
+          <w:kern w:val="2"/>
+          <w:sz w:val="21"/>
+          <w:szCs w:val="21"/>
+        </w:rPr>
+        <w:t>识别、长文本摘要等高耗能推理任务分发至专门的任务服务器，以确保主业务流的高性能响应。底层感知引擎通过</w:t>
+      </w:r>
+      <w:r>
+        <w:rPr>
+          <w:rFonts w:ascii="Lucida Fax" w:eastAsia="楷体" w:hAnsi="Lucida Fax" w:cs="楷体"/>
+          <w:kern w:val="2"/>
+          <w:sz w:val="21"/>
+          <w:szCs w:val="21"/>
+        </w:rPr>
+        <w:t xml:space="preserve"> Watchdog </w:t>
+      </w:r>
+      <w:r>
+        <w:rPr>
+          <w:rFonts w:ascii="Lucida Fax" w:eastAsia="楷体" w:hAnsi="Lucida Fax" w:cs="楷体"/>
+          <w:kern w:val="2"/>
+          <w:sz w:val="21"/>
+          <w:szCs w:val="21"/>
+        </w:rPr>
+        <w:t>协议与本地磁盘目录保持实时心跳，实现文件</w:t>
+      </w:r>
+      <w:r>
+        <w:rPr>
+          <w:rFonts w:ascii="Lucida Fax" w:eastAsia="楷体" w:hAnsi="Lucida Fax" w:cs="楷体"/>
+          <w:kern w:val="2"/>
+          <w:sz w:val="21"/>
+          <w:szCs w:val="21"/>
+        </w:rPr>
+        <w:t>“</w:t>
+      </w:r>
+      <w:r>
+        <w:rPr>
+          <w:rFonts w:ascii="Lucida Fax" w:eastAsia="楷体" w:hAnsi="Lucida Fax" w:cs="楷体"/>
+          <w:kern w:val="2"/>
+          <w:sz w:val="21"/>
+          <w:szCs w:val="21"/>
+        </w:rPr>
+        <w:t>落地即入库</w:t>
+      </w:r>
+      <w:r>
+        <w:rPr>
+          <w:rFonts w:ascii="Lucida Fax" w:eastAsia="楷体" w:hAnsi="Lucida Fax" w:cs="楷体"/>
+          <w:kern w:val="2"/>
+          <w:sz w:val="21"/>
+          <w:szCs w:val="21"/>
+        </w:rPr>
+        <w:t>”</w:t>
+      </w:r>
+      <w:r>
+        <w:rPr>
+          <w:rFonts w:ascii="Lucida Fax" w:eastAsia="楷体" w:hAnsi="Lucida Fax" w:cs="楷体"/>
+          <w:kern w:val="2"/>
+          <w:sz w:val="21"/>
+          <w:szCs w:val="21"/>
+        </w:rPr>
+        <w:t>的自动化处理。这种部署方式既保证了系统灵活性，也为未来横向扩展计算资源提供了可能。</w:t>
+      </w:r>
+    </w:p>
+    <w:p>
+      <w:pPr>
+        <w:pStyle w:val="a9"/>
+        <w:spacing w:line="240" w:lineRule="auto"/>
+        <w:ind w:left="360"/>
+        <w:rPr>
+          <w:rFonts w:hint="eastAsia"/>
+        </w:rPr>
+      </w:pPr>
     </w:p>
     <w:p>
       <w:pPr>
@@ -883,7 +1386,7 @@
           <w:szCs w:val="28"/>
           <w14:ligatures w14:val="none"/>
         </w:rPr>
-        <w:t>系统组成与架构说明</w:t>
+        <w:t>环境要求</w:t>
       </w:r>
     </w:p>
     <w:p>
@@ -990,574 +1493,440 @@
     </w:p>
     <w:p>
       <w:pPr>
-        <w:spacing w:line="240" w:lineRule="auto"/>
+        <w:pStyle w:val="af3"/>
         <w:ind w:firstLine="420"/>
         <w:rPr>
-          <w:rFonts w:ascii="楷体" w:eastAsia="楷体" w:hAnsi="楷体" w:cs="楷体"/>
-          <w:sz w:val="21"/>
-          <w:szCs w:val="21"/>
-          <w14:ligatures w14:val="none"/>
-        </w:rPr>
-      </w:pPr>
-      <w:r>
-        <w:rPr>
-          <w:rFonts w:ascii="楷体" w:eastAsia="楷体" w:hAnsi="楷体" w:cs="楷体"/>
-          <w:sz w:val="21"/>
-          <w:szCs w:val="21"/>
-          <w14:ligatures w14:val="none"/>
-        </w:rPr>
-        <w:t>本软件工程从部署和运行方面主要分为客户端、后端服务器以及底层感知与存储引擎。</w:t>
+          <w:rFonts w:ascii="Lucida Fax" w:eastAsia="楷体" w:hAnsi="Lucida Fax" w:cs="楷体"/>
+          <w:kern w:val="2"/>
+          <w:sz w:val="21"/>
+          <w:szCs w:val="21"/>
+        </w:rPr>
+      </w:pPr>
+      <w:r>
+        <w:rPr>
+          <w:rFonts w:ascii="Lucida Fax" w:eastAsia="楷体" w:hAnsi="Lucida Fax" w:cs="楷体"/>
+          <w:kern w:val="2"/>
+          <w:sz w:val="21"/>
+          <w:szCs w:val="21"/>
+        </w:rPr>
+        <w:lastRenderedPageBreak/>
+        <w:t>本项目后端基于</w:t>
+      </w:r>
+      <w:r>
+        <w:rPr>
+          <w:rFonts w:ascii="Lucida Fax" w:eastAsia="楷体" w:hAnsi="Lucida Fax" w:cs="楷体"/>
+          <w:kern w:val="2"/>
+          <w:sz w:val="21"/>
+          <w:szCs w:val="21"/>
+        </w:rPr>
+        <w:t xml:space="preserve"> Python 3.10+ </w:t>
+      </w:r>
+      <w:r>
+        <w:rPr>
+          <w:rFonts w:ascii="Lucida Fax" w:eastAsia="楷体" w:hAnsi="Lucida Fax" w:cs="楷体"/>
+          <w:kern w:val="2"/>
+          <w:sz w:val="21"/>
+          <w:szCs w:val="21"/>
+        </w:rPr>
+        <w:t>开发，以利用现代异步编程特性及</w:t>
+      </w:r>
+      <w:r>
+        <w:rPr>
+          <w:rFonts w:ascii="Lucida Fax" w:eastAsia="楷体" w:hAnsi="Lucida Fax" w:cs="楷体"/>
+          <w:kern w:val="2"/>
+          <w:sz w:val="21"/>
+          <w:szCs w:val="21"/>
+        </w:rPr>
+        <w:t xml:space="preserve"> LangChain </w:t>
+      </w:r>
+      <w:r>
+        <w:rPr>
+          <w:rFonts w:ascii="Lucida Fax" w:eastAsia="楷体" w:hAnsi="Lucida Fax" w:cs="楷体"/>
+          <w:kern w:val="2"/>
+          <w:sz w:val="21"/>
+          <w:szCs w:val="21"/>
+        </w:rPr>
+        <w:t>框架的类型安全支持。前端则要求</w:t>
+      </w:r>
+      <w:r>
+        <w:rPr>
+          <w:rFonts w:ascii="Lucida Fax" w:eastAsia="楷体" w:hAnsi="Lucida Fax" w:cs="楷体"/>
+          <w:kern w:val="2"/>
+          <w:sz w:val="21"/>
+          <w:szCs w:val="21"/>
+        </w:rPr>
+        <w:t xml:space="preserve"> Node.js 18+ (LTS) </w:t>
+      </w:r>
+      <w:r>
+        <w:rPr>
+          <w:rFonts w:ascii="Lucida Fax" w:eastAsia="楷体" w:hAnsi="Lucida Fax" w:cs="楷体"/>
+          <w:kern w:val="2"/>
+          <w:sz w:val="21"/>
+          <w:szCs w:val="21"/>
+        </w:rPr>
+        <w:t>运行环境，配合</w:t>
+      </w:r>
+      <w:r>
+        <w:rPr>
+          <w:rFonts w:ascii="Lucida Fax" w:eastAsia="楷体" w:hAnsi="Lucida Fax" w:cs="楷体"/>
+          <w:kern w:val="2"/>
+          <w:sz w:val="21"/>
+          <w:szCs w:val="21"/>
+        </w:rPr>
+        <w:t xml:space="preserve"> Vite </w:t>
+      </w:r>
+      <w:r>
+        <w:rPr>
+          <w:rFonts w:ascii="Lucida Fax" w:eastAsia="楷体" w:hAnsi="Lucida Fax" w:cs="楷体"/>
+          <w:kern w:val="2"/>
+          <w:sz w:val="21"/>
+          <w:szCs w:val="21"/>
+        </w:rPr>
+        <w:t>构建工具实现毫秒级的热更新与高效生产力打包。系统核心逻辑深度依赖</w:t>
+      </w:r>
+      <w:r>
+        <w:rPr>
+          <w:rFonts w:ascii="Lucida Fax" w:eastAsia="楷体" w:hAnsi="Lucida Fax" w:cs="楷体"/>
+          <w:kern w:val="2"/>
+          <w:sz w:val="21"/>
+          <w:szCs w:val="21"/>
+        </w:rPr>
+        <w:t xml:space="preserve"> FastAPI </w:t>
+      </w:r>
+      <w:r>
+        <w:rPr>
+          <w:rFonts w:ascii="Lucida Fax" w:eastAsia="楷体" w:hAnsi="Lucida Fax" w:cs="楷体"/>
+          <w:kern w:val="2"/>
+          <w:sz w:val="21"/>
+          <w:szCs w:val="21"/>
+        </w:rPr>
+        <w:t>异步框架，要求宿主环境具备稳定的网络访问能力，以便与云端大语言模型（</w:t>
+      </w:r>
+      <w:r>
+        <w:rPr>
+          <w:rFonts w:ascii="Lucida Fax" w:eastAsia="楷体" w:hAnsi="Lucida Fax" w:cs="楷体"/>
+          <w:kern w:val="2"/>
+          <w:sz w:val="21"/>
+          <w:szCs w:val="21"/>
+        </w:rPr>
+        <w:t>LLM</w:t>
+      </w:r>
+      <w:r>
+        <w:rPr>
+          <w:rFonts w:ascii="Lucida Fax" w:eastAsia="楷体" w:hAnsi="Lucida Fax" w:cs="楷体"/>
+          <w:kern w:val="2"/>
+          <w:sz w:val="21"/>
+          <w:szCs w:val="21"/>
+        </w:rPr>
+        <w:t>）进行实时</w:t>
+      </w:r>
+      <w:r>
+        <w:rPr>
+          <w:rFonts w:ascii="Lucida Fax" w:eastAsia="楷体" w:hAnsi="Lucida Fax" w:cs="楷体"/>
+          <w:kern w:val="2"/>
+          <w:sz w:val="21"/>
+          <w:szCs w:val="21"/>
+        </w:rPr>
+        <w:t xml:space="preserve"> API </w:t>
+      </w:r>
+      <w:r>
+        <w:rPr>
+          <w:rFonts w:ascii="Lucida Fax" w:eastAsia="楷体" w:hAnsi="Lucida Fax" w:cs="楷体"/>
+          <w:kern w:val="2"/>
+          <w:sz w:val="21"/>
+          <w:szCs w:val="21"/>
+        </w:rPr>
+        <w:t>通信。</w:t>
       </w:r>
     </w:p>
     <w:p>
       <w:pPr>
-        <w:spacing w:line="240" w:lineRule="auto"/>
+        <w:pStyle w:val="af3"/>
         <w:ind w:firstLine="420"/>
         <w:rPr>
           <w:rFonts w:ascii="Lucida Fax" w:eastAsia="楷体" w:hAnsi="Lucida Fax" w:cs="楷体"/>
-          <w:sz w:val="21"/>
-          <w:szCs w:val="21"/>
-          <w14:ligatures w14:val="none"/>
-        </w:rPr>
-      </w:pPr>
-      <w:r>
-        <w:rPr>
-          <w:rFonts w:ascii="Lucida Fax" w:eastAsia="楷体" w:hAnsi="Lucida Fax" w:cs="楷体"/>
-          <w:sz w:val="21"/>
-          <w:szCs w:val="21"/>
-          <w14:ligatures w14:val="none"/>
-        </w:rPr>
-        <w:t>首先，客户端分为</w:t>
-      </w:r>
-      <w:r>
-        <w:rPr>
-          <w:rFonts w:ascii="Lucida Fax" w:eastAsia="楷体" w:hAnsi="Lucida Fax" w:cs="楷体"/>
-          <w:sz w:val="21"/>
-          <w:szCs w:val="21"/>
-          <w14:ligatures w14:val="none"/>
-        </w:rPr>
-        <w:t xml:space="preserve"> Web </w:t>
-      </w:r>
-      <w:r>
-        <w:rPr>
-          <w:rFonts w:ascii="Lucida Fax" w:eastAsia="楷体" w:hAnsi="Lucida Fax" w:cs="楷体"/>
-          <w:sz w:val="21"/>
-          <w:szCs w:val="21"/>
-          <w14:ligatures w14:val="none"/>
-        </w:rPr>
-        <w:t>响应式终端以及移动智能终端。用户可以通过浏览器或手机</w:t>
-      </w:r>
-      <w:r>
-        <w:rPr>
-          <w:rFonts w:ascii="Lucida Fax" w:eastAsia="楷体" w:hAnsi="Lucida Fax" w:cs="楷体"/>
-          <w:sz w:val="21"/>
-          <w:szCs w:val="21"/>
-          <w14:ligatures w14:val="none"/>
-        </w:rPr>
-        <w:t xml:space="preserve"> App </w:t>
-      </w:r>
-      <w:r>
-        <w:rPr>
-          <w:rFonts w:ascii="Lucida Fax" w:eastAsia="楷体" w:hAnsi="Lucida Fax" w:cs="楷体"/>
-          <w:sz w:val="21"/>
-          <w:szCs w:val="21"/>
-          <w14:ligatures w14:val="none"/>
-        </w:rPr>
-        <w:t>同步登录账户，并依据权限执行不同的知识管理功能。</w:t>
-      </w:r>
-      <w:r>
-        <w:rPr>
-          <w:rFonts w:ascii="Lucida Fax" w:eastAsia="楷体" w:hAnsi="Lucida Fax" w:cs="楷体"/>
-          <w:sz w:val="21"/>
-          <w:szCs w:val="21"/>
-          <w14:ligatures w14:val="none"/>
-        </w:rPr>
-        <w:t xml:space="preserve">Web </w:t>
-      </w:r>
-      <w:r>
-        <w:rPr>
-          <w:rFonts w:ascii="Lucida Fax" w:eastAsia="楷体" w:hAnsi="Lucida Fax" w:cs="楷体"/>
-          <w:sz w:val="21"/>
-          <w:szCs w:val="21"/>
-          <w14:ligatures w14:val="none"/>
-        </w:rPr>
-        <w:t>终端基于</w:t>
-      </w:r>
-      <w:r>
-        <w:rPr>
-          <w:rFonts w:ascii="Lucida Fax" w:eastAsia="楷体" w:hAnsi="Lucida Fax" w:cs="楷体"/>
-          <w:sz w:val="21"/>
-          <w:szCs w:val="21"/>
-          <w14:ligatures w14:val="none"/>
-        </w:rPr>
-        <w:t xml:space="preserve"> Vue 3 </w:t>
-      </w:r>
-      <w:r>
-        <w:rPr>
-          <w:rFonts w:ascii="Lucida Fax" w:eastAsia="楷体" w:hAnsi="Lucida Fax" w:cs="楷体"/>
-          <w:sz w:val="21"/>
-          <w:szCs w:val="21"/>
-          <w14:ligatures w14:val="none"/>
-        </w:rPr>
-        <w:t>框架与</w:t>
-      </w:r>
-      <w:r>
-        <w:rPr>
-          <w:rFonts w:ascii="Lucida Fax" w:eastAsia="楷体" w:hAnsi="Lucida Fax" w:cs="楷体"/>
-          <w:sz w:val="21"/>
-          <w:szCs w:val="21"/>
-          <w14:ligatures w14:val="none"/>
-        </w:rPr>
-        <w:t xml:space="preserve"> Vite </w:t>
-      </w:r>
-      <w:r>
-        <w:rPr>
-          <w:rFonts w:ascii="Lucida Fax" w:eastAsia="楷体" w:hAnsi="Lucida Fax" w:cs="楷体"/>
-          <w:sz w:val="21"/>
-          <w:szCs w:val="21"/>
-          <w14:ligatures w14:val="none"/>
-        </w:rPr>
-        <w:t>构建，利用</w:t>
-      </w:r>
-      <w:r>
-        <w:rPr>
-          <w:rFonts w:ascii="Lucida Fax" w:eastAsia="楷体" w:hAnsi="Lucida Fax" w:cs="楷体"/>
-          <w:sz w:val="21"/>
-          <w:szCs w:val="21"/>
-          <w14:ligatures w14:val="none"/>
-        </w:rPr>
-        <w:t xml:space="preserve"> MVVM </w:t>
-      </w:r>
-      <w:r>
-        <w:rPr>
-          <w:rFonts w:ascii="Lucida Fax" w:eastAsia="楷体" w:hAnsi="Lucida Fax" w:cs="楷体"/>
-          <w:sz w:val="21"/>
-          <w:szCs w:val="21"/>
-          <w14:ligatures w14:val="none"/>
-        </w:rPr>
-        <w:t>模式实现复杂数据流的实时渲染。移动客户端则通过跨平台开发技术（或针对</w:t>
-      </w:r>
-      <w:r>
-        <w:rPr>
-          <w:rFonts w:ascii="Lucida Fax" w:eastAsia="楷体" w:hAnsi="Lucida Fax" w:cs="楷体"/>
-          <w:sz w:val="21"/>
-          <w:szCs w:val="21"/>
-          <w14:ligatures w14:val="none"/>
-        </w:rPr>
-        <w:t xml:space="preserve"> Android </w:t>
-      </w:r>
-      <w:r>
-        <w:rPr>
-          <w:rFonts w:ascii="Lucida Fax" w:eastAsia="楷体" w:hAnsi="Lucida Fax" w:cs="楷体"/>
-          <w:sz w:val="21"/>
-          <w:szCs w:val="21"/>
-          <w14:ligatures w14:val="none"/>
-        </w:rPr>
-        <w:t>系统进行深度适配），支持移动办公场景下的文件监听与消息实时推送。</w:t>
+          <w:kern w:val="2"/>
+          <w:sz w:val="21"/>
+          <w:szCs w:val="21"/>
+        </w:rPr>
+      </w:pPr>
+      <w:r>
+        <w:rPr>
+          <w:rFonts w:ascii="Lucida Fax" w:eastAsia="楷体" w:hAnsi="Lucida Fax" w:cs="楷体"/>
+          <w:kern w:val="2"/>
+          <w:sz w:val="21"/>
+          <w:szCs w:val="21"/>
+        </w:rPr>
+        <w:t>在数据存储与检索层面，系统对底层数据库有明确的版本要求。关系型数据库需采用</w:t>
+      </w:r>
+      <w:r>
+        <w:rPr>
+          <w:rFonts w:ascii="Lucida Fax" w:eastAsia="楷体" w:hAnsi="Lucida Fax" w:cs="楷体"/>
+          <w:kern w:val="2"/>
+          <w:sz w:val="21"/>
+          <w:szCs w:val="21"/>
+        </w:rPr>
+        <w:t xml:space="preserve"> SQLite 3.35+</w:t>
+      </w:r>
+      <w:r>
+        <w:rPr>
+          <w:rFonts w:ascii="Lucida Fax" w:eastAsia="楷体" w:hAnsi="Lucida Fax" w:cs="楷体"/>
+          <w:kern w:val="2"/>
+          <w:sz w:val="21"/>
+          <w:szCs w:val="21"/>
+        </w:rPr>
+        <w:t>，以确保原生支持</w:t>
+      </w:r>
+      <w:r>
+        <w:rPr>
+          <w:rFonts w:ascii="Lucida Fax" w:eastAsia="楷体" w:hAnsi="Lucida Fax" w:cs="楷体"/>
+          <w:kern w:val="2"/>
+          <w:sz w:val="21"/>
+          <w:szCs w:val="21"/>
+        </w:rPr>
+        <w:t xml:space="preserve"> FTS5 (Full-Text Search) </w:t>
+      </w:r>
+      <w:r>
+        <w:rPr>
+          <w:rFonts w:ascii="Lucida Fax" w:eastAsia="楷体" w:hAnsi="Lucida Fax" w:cs="楷体"/>
+          <w:kern w:val="2"/>
+          <w:sz w:val="21"/>
+          <w:szCs w:val="21"/>
+        </w:rPr>
+        <w:t>插件，从而实现毫秒级的文件名与元数据前缀查询。同时，系统必须配置</w:t>
+      </w:r>
+      <w:r>
+        <w:rPr>
+          <w:rFonts w:ascii="Lucida Fax" w:eastAsia="楷体" w:hAnsi="Lucida Fax" w:cs="楷体"/>
+          <w:kern w:val="2"/>
+          <w:sz w:val="21"/>
+          <w:szCs w:val="21"/>
+        </w:rPr>
+        <w:t xml:space="preserve"> ChromaDB </w:t>
+      </w:r>
+      <w:r>
+        <w:rPr>
+          <w:rFonts w:ascii="Lucida Fax" w:eastAsia="楷体" w:hAnsi="Lucida Fax" w:cs="楷体"/>
+          <w:kern w:val="2"/>
+          <w:sz w:val="21"/>
+          <w:szCs w:val="21"/>
+        </w:rPr>
+        <w:t>向量引擎，用于持久化存储高维语义向量。若涉及本地化部署，还需预留足够的磁盘空间以存放</w:t>
+      </w:r>
+      <w:r>
+        <w:rPr>
+          <w:rFonts w:ascii="Lucida Fax" w:eastAsia="楷体" w:hAnsi="Lucida Fax" w:cs="楷体"/>
+          <w:kern w:val="2"/>
+          <w:sz w:val="21"/>
+          <w:szCs w:val="21"/>
+        </w:rPr>
+        <w:t xml:space="preserve"> Embedding </w:t>
+      </w:r>
+      <w:r>
+        <w:rPr>
+          <w:rFonts w:ascii="Lucida Fax" w:eastAsia="楷体" w:hAnsi="Lucida Fax" w:cs="楷体"/>
+          <w:kern w:val="2"/>
+          <w:sz w:val="21"/>
+          <w:szCs w:val="21"/>
+        </w:rPr>
+        <w:t>模型权重及索引文件。</w:t>
       </w:r>
     </w:p>
     <w:p>
       <w:pPr>
-        <w:spacing w:line="240" w:lineRule="auto"/>
-        <w:ind w:firstLine="420"/>
-        <w:rPr>
-          <w:rFonts w:ascii="Lucida Fax" w:eastAsia="楷体" w:hAnsi="Lucida Fax" w:cs="楷体"/>
-          <w:sz w:val="21"/>
-          <w:szCs w:val="21"/>
-          <w14:ligatures w14:val="none"/>
-        </w:rPr>
-      </w:pPr>
-      <w:r>
-        <w:rPr>
-          <w:rFonts w:ascii="Lucida Fax" w:eastAsia="楷体" w:hAnsi="Lucida Fax" w:cs="楷体"/>
-          <w:sz w:val="21"/>
-          <w:szCs w:val="21"/>
-          <w14:ligatures w14:val="none"/>
-        </w:rPr>
-        <w:t>其次，服务器方面主要分为应用逻辑服务器、向量数据库服务器以及异步任务服务器。</w:t>
-      </w:r>
-      <w:r>
-        <w:rPr>
-          <w:rFonts w:ascii="Lucida Fax" w:eastAsia="楷体" w:hAnsi="Lucida Fax" w:cs="楷体"/>
-          <w:sz w:val="21"/>
-          <w:szCs w:val="21"/>
-          <w14:ligatures w14:val="none"/>
-        </w:rPr>
-        <w:t xml:space="preserve">Web </w:t>
-      </w:r>
-      <w:r>
-        <w:rPr>
-          <w:rFonts w:ascii="Lucida Fax" w:eastAsia="楷体" w:hAnsi="Lucida Fax" w:cs="楷体"/>
-          <w:sz w:val="21"/>
-          <w:szCs w:val="21"/>
-          <w14:ligatures w14:val="none"/>
-        </w:rPr>
-        <w:t>终端与移动端均通过</w:t>
-      </w:r>
-      <w:r>
-        <w:rPr>
-          <w:rFonts w:ascii="Lucida Fax" w:eastAsia="楷体" w:hAnsi="Lucida Fax" w:cs="楷体"/>
-          <w:sz w:val="21"/>
-          <w:szCs w:val="21"/>
-          <w14:ligatures w14:val="none"/>
-        </w:rPr>
-        <w:t xml:space="preserve"> RESTful API </w:t>
-      </w:r>
-      <w:r>
-        <w:rPr>
-          <w:rFonts w:ascii="Lucida Fax" w:eastAsia="楷体" w:hAnsi="Lucida Fax" w:cs="楷体"/>
-          <w:sz w:val="21"/>
-          <w:szCs w:val="21"/>
-          <w14:ligatures w14:val="none"/>
-        </w:rPr>
-        <w:t>接入基于</w:t>
-      </w:r>
-      <w:r>
-        <w:rPr>
-          <w:rFonts w:ascii="Lucida Fax" w:eastAsia="楷体" w:hAnsi="Lucida Fax" w:cs="楷体"/>
-          <w:sz w:val="21"/>
-          <w:szCs w:val="21"/>
-          <w14:ligatures w14:val="none"/>
-        </w:rPr>
-        <w:t xml:space="preserve"> FastAPI </w:t>
-      </w:r>
-      <w:r>
-        <w:rPr>
-          <w:rFonts w:ascii="Lucida Fax" w:eastAsia="楷体" w:hAnsi="Lucida Fax" w:cs="楷体"/>
-          <w:sz w:val="21"/>
-          <w:szCs w:val="21"/>
-          <w14:ligatures w14:val="none"/>
-        </w:rPr>
-        <w:t>架构的应用服务器。应用服务器作为核心桥梁，向上通过</w:t>
-      </w:r>
-      <w:r>
-        <w:rPr>
-          <w:rFonts w:ascii="Lucida Fax" w:eastAsia="楷体" w:hAnsi="Lucida Fax" w:cs="楷体"/>
-          <w:sz w:val="21"/>
-          <w:szCs w:val="21"/>
-          <w14:ligatures w14:val="none"/>
-        </w:rPr>
-        <w:t xml:space="preserve"> OAuth2 + JWT </w:t>
-      </w:r>
-      <w:r>
-        <w:rPr>
-          <w:rFonts w:ascii="Lucida Fax" w:eastAsia="楷体" w:hAnsi="Lucida Fax" w:cs="楷体"/>
-          <w:sz w:val="21"/>
-          <w:szCs w:val="21"/>
-          <w14:ligatures w14:val="none"/>
-        </w:rPr>
-        <w:t>协议处理身份鉴权，向下通过</w:t>
-      </w:r>
-      <w:r>
-        <w:rPr>
-          <w:rFonts w:ascii="Lucida Fax" w:eastAsia="楷体" w:hAnsi="Lucida Fax" w:cs="楷体"/>
-          <w:sz w:val="21"/>
-          <w:szCs w:val="21"/>
-          <w14:ligatures w14:val="none"/>
-        </w:rPr>
-        <w:t xml:space="preserve"> SQLModel </w:t>
-      </w:r>
-      <w:r>
-        <w:rPr>
-          <w:rFonts w:ascii="Lucida Fax" w:eastAsia="楷体" w:hAnsi="Lucida Fax" w:cs="楷体"/>
-          <w:sz w:val="21"/>
-          <w:szCs w:val="21"/>
-          <w14:ligatures w14:val="none"/>
-        </w:rPr>
-        <w:t>连接关系型数据库存储元数据。同时，应用服务器利用</w:t>
-      </w:r>
-      <w:r>
-        <w:rPr>
-          <w:rFonts w:ascii="Lucida Fax" w:eastAsia="楷体" w:hAnsi="Lucida Fax" w:cs="楷体"/>
-          <w:sz w:val="21"/>
-          <w:szCs w:val="21"/>
-          <w14:ligatures w14:val="none"/>
-        </w:rPr>
-        <w:t xml:space="preserve"> LangChain </w:t>
-      </w:r>
-      <w:r>
-        <w:rPr>
-          <w:rFonts w:ascii="Lucida Fax" w:eastAsia="楷体" w:hAnsi="Lucida Fax" w:cs="楷体"/>
-          <w:sz w:val="21"/>
-          <w:szCs w:val="21"/>
-          <w14:ligatures w14:val="none"/>
-        </w:rPr>
-        <w:t>框架与大语言模型（</w:t>
-      </w:r>
-      <w:r>
-        <w:rPr>
-          <w:rFonts w:ascii="Lucida Fax" w:eastAsia="楷体" w:hAnsi="Lucida Fax" w:cs="楷体"/>
-          <w:sz w:val="21"/>
-          <w:szCs w:val="21"/>
-          <w14:ligatures w14:val="none"/>
-        </w:rPr>
-        <w:t>LLM</w:t>
-      </w:r>
-      <w:r>
-        <w:rPr>
-          <w:rFonts w:ascii="Lucida Fax" w:eastAsia="楷体" w:hAnsi="Lucida Fax" w:cs="楷体"/>
-          <w:sz w:val="21"/>
-          <w:szCs w:val="21"/>
-          <w14:ligatures w14:val="none"/>
-        </w:rPr>
-        <w:t>）服务器进行交互，并通过</w:t>
-      </w:r>
-      <w:r>
-        <w:rPr>
-          <w:rFonts w:ascii="Lucida Fax" w:eastAsia="楷体" w:hAnsi="Lucida Fax" w:cs="楷体"/>
-          <w:sz w:val="21"/>
-          <w:szCs w:val="21"/>
-          <w14:ligatures w14:val="none"/>
-        </w:rPr>
-        <w:t xml:space="preserve"> Redis </w:t>
-      </w:r>
-      <w:r>
-        <w:rPr>
-          <w:rFonts w:ascii="Lucida Fax" w:eastAsia="楷体" w:hAnsi="Lucida Fax" w:cs="楷体" w:hint="eastAsia"/>
-          <w:sz w:val="21"/>
-          <w:szCs w:val="21"/>
-          <w14:ligatures w14:val="none"/>
-        </w:rPr>
-        <w:t xml:space="preserve">/ </w:t>
-      </w:r>
-      <w:r>
-        <w:rPr>
-          <w:rFonts w:ascii="Lucida Fax" w:eastAsia="楷体" w:hAnsi="Lucida Fax" w:cs="楷体"/>
-          <w:sz w:val="21"/>
-          <w:szCs w:val="21"/>
-          <w14:ligatures w14:val="none"/>
-        </w:rPr>
-        <w:t xml:space="preserve">Celery </w:t>
-      </w:r>
-      <w:r>
-        <w:rPr>
-          <w:rFonts w:ascii="Lucida Fax" w:eastAsia="楷体" w:hAnsi="Lucida Fax" w:cs="楷体"/>
-          <w:sz w:val="21"/>
-          <w:szCs w:val="21"/>
-          <w14:ligatures w14:val="none"/>
-        </w:rPr>
-        <w:t>异步队列将高耗能的推理任务分发至任务服务器，确保了系统在高并发场景下的高性能响应。</w:t>
+        <w:pStyle w:val="af3"/>
+        <w:ind w:firstLine="360"/>
+        <w:rPr>
+          <w:rFonts w:ascii="Lucida Fax" w:eastAsia="楷体" w:hAnsi="Lucida Fax" w:cs="楷体"/>
+          <w:kern w:val="2"/>
+          <w:sz w:val="21"/>
+          <w:szCs w:val="21"/>
+        </w:rPr>
+      </w:pPr>
+      <w:r>
+        <w:rPr>
+          <w:rFonts w:ascii="Lucida Fax" w:eastAsia="楷体" w:hAnsi="Lucida Fax" w:cs="楷体"/>
+          <w:kern w:val="2"/>
+          <w:sz w:val="21"/>
+          <w:szCs w:val="21"/>
+        </w:rPr>
+        <w:t>针对多模态感知与高性能计算，硬件与底层库的适配至关重要。系统要求服务器具备</w:t>
+      </w:r>
+      <w:r>
+        <w:rPr>
+          <w:rFonts w:ascii="Lucida Fax" w:eastAsia="楷体" w:hAnsi="Lucida Fax" w:cs="楷体"/>
+          <w:kern w:val="2"/>
+          <w:sz w:val="21"/>
+          <w:szCs w:val="21"/>
+        </w:rPr>
+        <w:t xml:space="preserve"> 8 </w:t>
+      </w:r>
+      <w:r>
+        <w:rPr>
+          <w:rFonts w:ascii="Lucida Fax" w:eastAsia="楷体" w:hAnsi="Lucida Fax" w:cs="楷体"/>
+          <w:kern w:val="2"/>
+          <w:sz w:val="21"/>
+          <w:szCs w:val="21"/>
+        </w:rPr>
+        <w:t>核心以上</w:t>
+      </w:r>
+      <w:r>
+        <w:rPr>
+          <w:rFonts w:ascii="Lucida Fax" w:eastAsia="楷体" w:hAnsi="Lucida Fax" w:cs="楷体"/>
+          <w:kern w:val="2"/>
+          <w:sz w:val="21"/>
+          <w:szCs w:val="21"/>
+        </w:rPr>
+        <w:t xml:space="preserve"> CPU </w:t>
+      </w:r>
+      <w:r>
+        <w:rPr>
+          <w:rFonts w:ascii="Lucida Fax" w:eastAsia="楷体" w:hAnsi="Lucida Fax" w:cs="楷体"/>
+          <w:kern w:val="2"/>
+          <w:sz w:val="21"/>
+          <w:szCs w:val="21"/>
+        </w:rPr>
+        <w:t>及</w:t>
+      </w:r>
+      <w:r>
+        <w:rPr>
+          <w:rFonts w:ascii="Lucida Fax" w:eastAsia="楷体" w:hAnsi="Lucida Fax" w:cs="楷体"/>
+          <w:kern w:val="2"/>
+          <w:sz w:val="21"/>
+          <w:szCs w:val="21"/>
+        </w:rPr>
+        <w:t xml:space="preserve"> 16GB </w:t>
+      </w:r>
+      <w:r>
+        <w:rPr>
+          <w:rFonts w:ascii="Lucida Fax" w:eastAsia="楷体" w:hAnsi="Lucida Fax" w:cs="楷体"/>
+          <w:kern w:val="2"/>
+          <w:sz w:val="21"/>
+          <w:szCs w:val="21"/>
+        </w:rPr>
+        <w:t>内存，以应对并发的文档解析任务。若需启用高精度的本地</w:t>
+      </w:r>
+      <w:r>
+        <w:rPr>
+          <w:rFonts w:ascii="Lucida Fax" w:eastAsia="楷体" w:hAnsi="Lucida Fax" w:cs="楷体"/>
+          <w:kern w:val="2"/>
+          <w:sz w:val="21"/>
+          <w:szCs w:val="21"/>
+        </w:rPr>
+        <w:t xml:space="preserve"> OCR </w:t>
+      </w:r>
+      <w:r>
+        <w:rPr>
+          <w:rFonts w:ascii="Lucida Fax" w:eastAsia="楷体" w:hAnsi="Lucida Fax" w:cs="楷体"/>
+          <w:kern w:val="2"/>
+          <w:sz w:val="21"/>
+          <w:szCs w:val="21"/>
+        </w:rPr>
+        <w:t>识别或本地化</w:t>
+      </w:r>
+      <w:r>
+        <w:rPr>
+          <w:rFonts w:ascii="Lucida Fax" w:eastAsia="楷体" w:hAnsi="Lucida Fax" w:cs="楷体"/>
+          <w:kern w:val="2"/>
+          <w:sz w:val="21"/>
+          <w:szCs w:val="21"/>
+        </w:rPr>
+        <w:t xml:space="preserve"> Embedding </w:t>
+      </w:r>
+      <w:r>
+        <w:rPr>
+          <w:rFonts w:ascii="Lucida Fax" w:eastAsia="楷体" w:hAnsi="Lucida Fax" w:cs="楷体"/>
+          <w:kern w:val="2"/>
+          <w:sz w:val="21"/>
+          <w:szCs w:val="21"/>
+        </w:rPr>
+        <w:t>推理，建议配备</w:t>
+      </w:r>
+      <w:r>
+        <w:rPr>
+          <w:rFonts w:ascii="Lucida Fax" w:eastAsia="楷体" w:hAnsi="Lucida Fax" w:cs="楷体"/>
+          <w:kern w:val="2"/>
+          <w:sz w:val="21"/>
+          <w:szCs w:val="21"/>
+        </w:rPr>
+        <w:t xml:space="preserve"> 4GB </w:t>
+      </w:r>
+      <w:r>
+        <w:rPr>
+          <w:rFonts w:ascii="Lucida Fax" w:eastAsia="楷体" w:hAnsi="Lucida Fax" w:cs="楷体"/>
+          <w:kern w:val="2"/>
+          <w:sz w:val="21"/>
+          <w:szCs w:val="21"/>
+        </w:rPr>
+        <w:t>显存以上的</w:t>
+      </w:r>
+      <w:r>
+        <w:rPr>
+          <w:rFonts w:ascii="Lucida Fax" w:eastAsia="楷体" w:hAnsi="Lucida Fax" w:cs="楷体"/>
+          <w:kern w:val="2"/>
+          <w:sz w:val="21"/>
+          <w:szCs w:val="21"/>
+        </w:rPr>
+        <w:t xml:space="preserve"> NVIDIA GPU </w:t>
+      </w:r>
+      <w:r>
+        <w:rPr>
+          <w:rFonts w:ascii="Lucida Fax" w:eastAsia="楷体" w:hAnsi="Lucida Fax" w:cs="楷体"/>
+          <w:kern w:val="2"/>
+          <w:sz w:val="21"/>
+          <w:szCs w:val="21"/>
+        </w:rPr>
+        <w:t>并安装对应的</w:t>
+      </w:r>
+      <w:r>
+        <w:rPr>
+          <w:rFonts w:ascii="Lucida Fax" w:eastAsia="楷体" w:hAnsi="Lucida Fax" w:cs="楷体"/>
+          <w:kern w:val="2"/>
+          <w:sz w:val="21"/>
+          <w:szCs w:val="21"/>
+        </w:rPr>
+        <w:t xml:space="preserve"> CUDA </w:t>
+      </w:r>
+      <w:r>
+        <w:rPr>
+          <w:rFonts w:ascii="Lucida Fax" w:eastAsia="楷体" w:hAnsi="Lucida Fax" w:cs="楷体"/>
+          <w:kern w:val="2"/>
+          <w:sz w:val="21"/>
+          <w:szCs w:val="21"/>
+        </w:rPr>
+        <w:t>环境。此外，客户端设备需具备标准音频输入（用于语音指令捕获）及高清晰度成像单元，且内网传输带宽建议不低于</w:t>
+      </w:r>
+      <w:r>
+        <w:rPr>
+          <w:rFonts w:ascii="Lucida Fax" w:eastAsia="楷体" w:hAnsi="Lucida Fax" w:cs="楷体"/>
+          <w:kern w:val="2"/>
+          <w:sz w:val="21"/>
+          <w:szCs w:val="21"/>
+        </w:rPr>
+        <w:t xml:space="preserve"> 100Mbps</w:t>
+      </w:r>
+      <w:r>
+        <w:rPr>
+          <w:rFonts w:ascii="Lucida Fax" w:eastAsia="楷体" w:hAnsi="Lucida Fax" w:cs="楷体"/>
+          <w:kern w:val="2"/>
+          <w:sz w:val="21"/>
+          <w:szCs w:val="21"/>
+        </w:rPr>
+        <w:t>，以保证多模态大数据量传输的低延迟。</w:t>
       </w:r>
     </w:p>
     <w:p>
       <w:pPr>
-        <w:spacing w:line="240" w:lineRule="auto"/>
-        <w:ind w:firstLine="360"/>
-        <w:rPr>
-          <w:rFonts w:ascii="Lucida Fax" w:eastAsia="楷体" w:hAnsi="Lucida Fax" w:cs="楷体"/>
-          <w:sz w:val="21"/>
-          <w:szCs w:val="21"/>
-          <w14:ligatures w14:val="none"/>
-        </w:rPr>
-      </w:pPr>
-      <w:r>
-        <w:rPr>
-          <w:rFonts w:ascii="Lucida Fax" w:eastAsia="楷体" w:hAnsi="Lucida Fax" w:cs="楷体"/>
-          <w:sz w:val="21"/>
-          <w:szCs w:val="21"/>
-          <w14:ligatures w14:val="none"/>
-        </w:rPr>
-        <w:t>最后，软件的底层感知与存储引擎负责执行核心的知识提取操作。系统通过集成的</w:t>
-      </w:r>
-      <w:r>
-        <w:rPr>
-          <w:rFonts w:ascii="Lucida Fax" w:eastAsia="楷体" w:hAnsi="Lucida Fax" w:cs="楷体"/>
-          <w:sz w:val="21"/>
-          <w:szCs w:val="21"/>
-          <w14:ligatures w14:val="none"/>
-        </w:rPr>
-        <w:t xml:space="preserve"> OCR </w:t>
-      </w:r>
-      <w:r>
-        <w:rPr>
-          <w:rFonts w:ascii="Lucida Fax" w:eastAsia="楷体" w:hAnsi="Lucida Fax" w:cs="楷体"/>
-          <w:sz w:val="21"/>
-          <w:szCs w:val="21"/>
-          <w14:ligatures w14:val="none"/>
-        </w:rPr>
-        <w:t>扫描引擎</w:t>
-      </w:r>
-      <w:r>
-        <w:rPr>
-          <w:rFonts w:ascii="Lucida Fax" w:eastAsia="楷体" w:hAnsi="Lucida Fax" w:cs="楷体"/>
-          <w:sz w:val="21"/>
-          <w:szCs w:val="21"/>
-          <w14:ligatures w14:val="none"/>
-        </w:rPr>
-        <w:t xml:space="preserve"> </w:t>
-      </w:r>
-      <w:r>
-        <w:rPr>
-          <w:rFonts w:ascii="Lucida Fax" w:eastAsia="楷体" w:hAnsi="Lucida Fax" w:cs="楷体"/>
-          <w:sz w:val="21"/>
-          <w:szCs w:val="21"/>
-          <w14:ligatures w14:val="none"/>
-        </w:rPr>
-        <w:t>获取非文本文件的视觉语义信息，通过</w:t>
-      </w:r>
-      <w:r>
-        <w:rPr>
-          <w:rFonts w:ascii="Lucida Fax" w:eastAsia="楷体" w:hAnsi="Lucida Fax" w:cs="楷体"/>
-          <w:sz w:val="21"/>
-          <w:szCs w:val="21"/>
-          <w14:ligatures w14:val="none"/>
-        </w:rPr>
-        <w:t xml:space="preserve"> Web Audio </w:t>
-      </w:r>
-      <w:r>
-        <w:rPr>
-          <w:rFonts w:ascii="Lucida Fax" w:eastAsia="楷体" w:hAnsi="Lucida Fax" w:cs="楷体"/>
-          <w:sz w:val="21"/>
-          <w:szCs w:val="21"/>
-          <w14:ligatures w14:val="none"/>
-        </w:rPr>
-        <w:t>模块捕获用户的语音指令，并利用嵌入式模型（</w:t>
-      </w:r>
-      <w:r>
-        <w:rPr>
-          <w:rFonts w:ascii="Lucida Fax" w:eastAsia="楷体" w:hAnsi="Lucida Fax" w:cs="楷体"/>
-          <w:sz w:val="21"/>
-          <w:szCs w:val="21"/>
-          <w14:ligatures w14:val="none"/>
-        </w:rPr>
-        <w:t>Embedding</w:t>
-      </w:r>
-      <w:r>
-        <w:rPr>
-          <w:rFonts w:ascii="Lucida Fax" w:eastAsia="楷体" w:hAnsi="Lucida Fax" w:cs="楷体"/>
-          <w:sz w:val="21"/>
-          <w:szCs w:val="21"/>
-          <w14:ligatures w14:val="none"/>
-        </w:rPr>
-        <w:t>）将提取到的碎片化知识存入</w:t>
-      </w:r>
-      <w:r>
-        <w:rPr>
-          <w:rFonts w:ascii="Lucida Fax" w:eastAsia="楷体" w:hAnsi="Lucida Fax" w:cs="楷体"/>
-          <w:sz w:val="21"/>
-          <w:szCs w:val="21"/>
-          <w14:ligatures w14:val="none"/>
-        </w:rPr>
-        <w:t xml:space="preserve"> ChromaDB </w:t>
-      </w:r>
-      <w:r>
-        <w:rPr>
-          <w:rFonts w:ascii="Lucida Fax" w:eastAsia="楷体" w:hAnsi="Lucida Fax" w:cs="楷体"/>
-          <w:sz w:val="21"/>
-          <w:szCs w:val="21"/>
-          <w14:ligatures w14:val="none"/>
-        </w:rPr>
-        <w:t>向量数据库。通过这种底层感知能力，</w:t>
-      </w:r>
-      <w:r>
-        <w:rPr>
-          <w:rFonts w:ascii="Lucida Fax" w:eastAsia="楷体" w:hAnsi="Lucida Fax" w:cs="楷体"/>
-          <w:sz w:val="21"/>
-          <w:szCs w:val="21"/>
-          <w14:ligatures w14:val="none"/>
-        </w:rPr>
-        <w:t xml:space="preserve">MetaWeave </w:t>
-      </w:r>
-      <w:r>
-        <w:rPr>
-          <w:rFonts w:ascii="Lucida Fax" w:eastAsia="楷体" w:hAnsi="Lucida Fax" w:cs="楷体"/>
-          <w:sz w:val="21"/>
-          <w:szCs w:val="21"/>
-          <w14:ligatures w14:val="none"/>
-        </w:rPr>
-        <w:t>能够自动发现文件间的逻辑丝线，实现从</w:t>
-      </w:r>
-      <w:r>
-        <w:rPr>
-          <w:rFonts w:ascii="Lucida Fax" w:eastAsia="楷体" w:hAnsi="Lucida Fax" w:cs="楷体"/>
-          <w:sz w:val="21"/>
-          <w:szCs w:val="21"/>
-          <w14:ligatures w14:val="none"/>
-        </w:rPr>
-        <w:t>“</w:t>
-      </w:r>
-      <w:r>
-        <w:rPr>
-          <w:rFonts w:ascii="Lucida Fax" w:eastAsia="楷体" w:hAnsi="Lucida Fax" w:cs="楷体"/>
-          <w:sz w:val="21"/>
-          <w:szCs w:val="21"/>
-          <w14:ligatures w14:val="none"/>
-        </w:rPr>
-        <w:t>静态文件存储</w:t>
-      </w:r>
-      <w:r>
-        <w:rPr>
-          <w:rFonts w:ascii="Lucida Fax" w:eastAsia="楷体" w:hAnsi="Lucida Fax" w:cs="楷体"/>
-          <w:sz w:val="21"/>
-          <w:szCs w:val="21"/>
-          <w14:ligatures w14:val="none"/>
-        </w:rPr>
-        <w:t>”</w:t>
-      </w:r>
-      <w:r>
-        <w:rPr>
-          <w:rFonts w:ascii="Lucida Fax" w:eastAsia="楷体" w:hAnsi="Lucida Fax" w:cs="楷体"/>
-          <w:sz w:val="21"/>
-          <w:szCs w:val="21"/>
-          <w14:ligatures w14:val="none"/>
-        </w:rPr>
-        <w:t>到</w:t>
-      </w:r>
-      <w:r>
-        <w:rPr>
-          <w:rFonts w:ascii="Lucida Fax" w:eastAsia="楷体" w:hAnsi="Lucida Fax" w:cs="楷体"/>
-          <w:sz w:val="21"/>
-          <w:szCs w:val="21"/>
-          <w14:ligatures w14:val="none"/>
-        </w:rPr>
-        <w:t>“</w:t>
-      </w:r>
-      <w:r>
-        <w:rPr>
-          <w:rFonts w:ascii="Lucida Fax" w:eastAsia="楷体" w:hAnsi="Lucida Fax" w:cs="楷体"/>
-          <w:sz w:val="21"/>
-          <w:szCs w:val="21"/>
-          <w14:ligatures w14:val="none"/>
-        </w:rPr>
-        <w:t>动态知识理解</w:t>
-      </w:r>
-      <w:r>
-        <w:rPr>
-          <w:rFonts w:ascii="Lucida Fax" w:eastAsia="楷体" w:hAnsi="Lucida Fax" w:cs="楷体"/>
-          <w:sz w:val="21"/>
-          <w:szCs w:val="21"/>
-          <w14:ligatures w14:val="none"/>
-        </w:rPr>
-        <w:t>”</w:t>
-      </w:r>
-      <w:r>
-        <w:rPr>
-          <w:rFonts w:ascii="Lucida Fax" w:eastAsia="楷体" w:hAnsi="Lucida Fax" w:cs="楷体"/>
-          <w:sz w:val="21"/>
-          <w:szCs w:val="21"/>
-          <w14:ligatures w14:val="none"/>
-        </w:rPr>
-        <w:t>的本质跨越。</w:t>
-      </w:r>
-    </w:p>
-    <w:p>
-      <w:pPr>
-        <w:spacing w:line="240" w:lineRule="auto"/>
-      </w:pPr>
-    </w:p>
-    <w:p>
-      <w:pPr>
-        <w:pStyle w:val="2"/>
+        <w:pStyle w:val="a9"/>
         <w:numPr>
           <w:ilvl w:val="0"/>
           <w:numId w:val="3"/>
         </w:numPr>
-        <w:spacing w:before="120" w:after="0" w:line="240" w:lineRule="auto"/>
-        <w:jc w:val="both"/>
-        <w:rPr>
+        <w:spacing w:line="240" w:lineRule="auto"/>
+        <w:rPr>
+          <w:rFonts w:asciiTheme="majorHAnsi" w:eastAsiaTheme="majorEastAsia" w:hAnsiTheme="majorHAnsi" w:cstheme="majorBidi"/>
           <w:b/>
           <w:bCs/>
-          <w:color w:val="auto"/>
           <w:sz w:val="28"/>
           <w:szCs w:val="28"/>
           <w14:ligatures w14:val="none"/>
@@ -1565,10 +1934,9 @@
       </w:pPr>
       <w:r>
         <w:rPr>
-          <w:rFonts w:hint="eastAsia"/>
+          <w:rFonts w:asciiTheme="majorHAnsi" w:eastAsiaTheme="majorEastAsia" w:hAnsiTheme="majorHAnsi" w:cstheme="majorBidi" w:hint="eastAsia"/>
           <w:b/>
           <w:bCs/>
-          <w:color w:val="auto"/>
           <w:sz w:val="28"/>
           <w:szCs w:val="28"/>
           <w14:ligatures w14:val="none"/>
@@ -2833,6 +3201,7 @@
                 <w:szCs w:val="21"/>
                 <w14:ligatures w14:val="none"/>
               </w:rPr>
+              <w:lastRenderedPageBreak/>
               <w:t>5</w:t>
             </w:r>
           </w:p>
@@ -3798,17 +4167,7 @@
                 <w:szCs w:val="21"/>
                 <w14:ligatures w14:val="none"/>
               </w:rPr>
-              <w:t>自动识别合同或通知中的时间节</w:t>
-            </w:r>
-            <w:r>
-              <w:rPr>
-                <w:rFonts w:ascii="Lucida Fax" w:eastAsia="楷体" w:hAnsi="Lucida Fax" w:cs="楷体"/>
-                <w:sz w:val="21"/>
-                <w:szCs w:val="21"/>
-                <w14:ligatures w14:val="none"/>
-              </w:rPr>
-              <w:lastRenderedPageBreak/>
-              <w:t>点，并主动弹出提醒，例如合同到期前</w:t>
+              <w:t>自动识别合同或通知中的时间节点，并主动弹出提醒，例如合同到期前</w:t>
             </w:r>
             <w:r>
               <w:rPr>
@@ -3850,7 +4209,6 @@
                 <w:szCs w:val="21"/>
                 <w14:ligatures w14:val="none"/>
               </w:rPr>
-              <w:lastRenderedPageBreak/>
               <w:t>中</w:t>
             </w:r>
           </w:p>
@@ -3926,17 +4284,7 @@
                 <w:szCs w:val="21"/>
                 <w14:ligatures w14:val="none"/>
               </w:rPr>
-              <w:t>命名实</w:t>
-            </w:r>
-            <w:r>
-              <w:rPr>
-                <w:rFonts w:ascii="Lucida Fax" w:eastAsia="楷体" w:hAnsi="Lucida Fax" w:cs="楷体"/>
-                <w:sz w:val="21"/>
-                <w:szCs w:val="21"/>
-                <w14:ligatures w14:val="none"/>
-              </w:rPr>
-              <w:lastRenderedPageBreak/>
-              <w:t>体识别</w:t>
+              <w:t>命名实体识别</w:t>
             </w:r>
             <w:r>
               <w:rPr>
@@ -3998,7 +4346,6 @@
                 <w:szCs w:val="21"/>
                 <w14:ligatures w14:val="none"/>
               </w:rPr>
-              <w:lastRenderedPageBreak/>
               <w:t>10</w:t>
             </w:r>
           </w:p>
@@ -5735,7 +6082,17 @@
                 <w:szCs w:val="21"/>
                 <w14:ligatures w14:val="none"/>
               </w:rPr>
-              <w:t>通过爬虫实现网页文章、图片和剪贴板内容的一键转存。</w:t>
+              <w:t>通过爬虫实现网页文章、图片和</w:t>
+            </w:r>
+            <w:r>
+              <w:rPr>
+                <w:rFonts w:ascii="Lucida Fax" w:eastAsia="楷体" w:hAnsi="Lucida Fax" w:cs="楷体"/>
+                <w:sz w:val="21"/>
+                <w:szCs w:val="21"/>
+                <w14:ligatures w14:val="none"/>
+              </w:rPr>
+              <w:lastRenderedPageBreak/>
+              <w:t>剪贴板内容的一键转存。</w:t>
             </w:r>
           </w:p>
         </w:tc>
@@ -5759,6 +6116,7 @@
                 <w:szCs w:val="21"/>
                 <w14:ligatures w14:val="none"/>
               </w:rPr>
+              <w:lastRenderedPageBreak/>
               <w:t>高</w:t>
             </w:r>
           </w:p>
@@ -5834,7 +6192,17 @@
                 <w:szCs w:val="21"/>
                 <w14:ligatures w14:val="none"/>
               </w:rPr>
-              <w:t xml:space="preserve"> / BeautifulSoup4; </w:t>
+              <w:t xml:space="preserve"> / </w:t>
+            </w:r>
+            <w:r>
+              <w:rPr>
+                <w:rFonts w:ascii="Lucida Fax" w:eastAsia="楷体" w:hAnsi="Lucida Fax" w:cs="楷体"/>
+                <w:sz w:val="21"/>
+                <w:szCs w:val="21"/>
+                <w14:ligatures w14:val="none"/>
+              </w:rPr>
+              <w:lastRenderedPageBreak/>
+              <w:t xml:space="preserve">BeautifulSoup4; </w:t>
             </w:r>
             <w:r>
               <w:rPr>
@@ -5905,6 +6273,7 @@
                 <w:szCs w:val="21"/>
                 <w14:ligatures w14:val="none"/>
               </w:rPr>
+              <w:lastRenderedPageBreak/>
               <w:t>18</w:t>
             </w:r>
           </w:p>
@@ -6607,17 +6976,7 @@
                 <w:szCs w:val="21"/>
                 <w14:ligatures w14:val="none"/>
               </w:rPr>
-              <w:t>支持文件版本控制、历史记录、大文件分割、压缩与解压缩，保</w:t>
-            </w:r>
-            <w:r>
-              <w:rPr>
-                <w:rFonts w:ascii="Lucida Fax" w:eastAsia="楷体" w:hAnsi="Lucida Fax" w:cs="楷体"/>
-                <w:sz w:val="21"/>
-                <w:szCs w:val="21"/>
-                <w14:ligatures w14:val="none"/>
-              </w:rPr>
-              <w:lastRenderedPageBreak/>
-              <w:t>留文档的编辑历史并支持回滚，方便版本管理。</w:t>
+              <w:t>支持文件版本控制、历史记录、大文件分割、压缩与解压缩，保留文档的编辑历史并支持回滚，方便版本管理。</w:t>
             </w:r>
           </w:p>
         </w:tc>
@@ -6641,7 +7000,6 @@
                 <w:szCs w:val="21"/>
                 <w14:ligatures w14:val="none"/>
               </w:rPr>
-              <w:lastRenderedPageBreak/>
               <w:t>中</w:t>
             </w:r>
           </w:p>
@@ -6753,17 +7111,7 @@
                 <w:szCs w:val="21"/>
                 <w14:ligatures w14:val="none"/>
               </w:rPr>
-              <w:t xml:space="preserve"> </w:t>
-            </w:r>
-            <w:r>
-              <w:rPr>
-                <w:rFonts w:ascii="Lucida Fax" w:eastAsia="楷体" w:hAnsi="Lucida Fax" w:cs="楷体"/>
-                <w:sz w:val="21"/>
-                <w:szCs w:val="21"/>
-                <w14:ligatures w14:val="none"/>
-              </w:rPr>
-              <w:lastRenderedPageBreak/>
-              <w:t xml:space="preserve">Git </w:t>
+              <w:t xml:space="preserve"> Git </w:t>
             </w:r>
             <w:r>
               <w:rPr>
@@ -7598,6 +7946,7 @@
         <w:rPr>
           <w:noProof/>
         </w:rPr>
+        <w:lastRenderedPageBreak/>
         <w:drawing>
           <wp:inline distT="0" distB="0" distL="0" distR="0" wp14:anchorId="42A7EB23" wp14:editId="2C2ADE84">
             <wp:extent cx="5274310" cy="2877185"/>
@@ -8105,7 +8454,6 @@
                 <w:szCs w:val="21"/>
                 <w14:ligatures w14:val="none"/>
               </w:rPr>
-              <w:lastRenderedPageBreak/>
               <w:t>知识管理者</w:t>
             </w:r>
             <w:r>
@@ -8864,7 +9212,800 @@
     </w:tbl>
     <w:p>
       <w:pPr>
+        <w:pStyle w:val="a9"/>
+        <w:numPr>
+          <w:ilvl w:val="1"/>
+          <w:numId w:val="3"/>
+        </w:numPr>
         <w:spacing w:line="240" w:lineRule="auto"/>
+        <w:rPr>
+          <w:rFonts w:asciiTheme="majorHAnsi" w:eastAsiaTheme="majorEastAsia" w:hAnsiTheme="majorHAnsi" w:cstheme="majorBidi"/>
+          <w:b/>
+          <w:bCs/>
+          <w:sz w:val="24"/>
+          <w14:ligatures w14:val="none"/>
+        </w:rPr>
+      </w:pPr>
+      <w:r>
+        <w:rPr>
+          <w:rFonts w:asciiTheme="majorHAnsi" w:eastAsiaTheme="majorEastAsia" w:hAnsiTheme="majorHAnsi" w:cstheme="majorBidi" w:hint="eastAsia"/>
+          <w:b/>
+          <w:bCs/>
+          <w:sz w:val="24"/>
+          <w14:ligatures w14:val="none"/>
+        </w:rPr>
+        <w:t>软件创新点分析</w:t>
+      </w:r>
+    </w:p>
+    <w:p>
+      <w:pPr>
+        <w:widowControl/>
+        <w:spacing w:after="0" w:line="240" w:lineRule="auto"/>
+        <w:ind w:firstLine="360"/>
+        <w:rPr>
+          <w:rFonts w:ascii="Lucida Fax" w:eastAsia="楷体" w:hAnsi="Lucida Fax" w:cs="楷体"/>
+          <w:sz w:val="21"/>
+          <w:szCs w:val="21"/>
+          <w14:ligatures w14:val="none"/>
+        </w:rPr>
+      </w:pPr>
+      <w:r>
+        <w:rPr>
+          <w:rFonts w:ascii="Lucida Fax" w:eastAsia="楷体" w:hAnsi="Lucida Fax" w:cs="楷体"/>
+          <w:b/>
+          <w:bCs/>
+          <w:sz w:val="21"/>
+          <w:szCs w:val="21"/>
+          <w14:ligatures w14:val="none"/>
+        </w:rPr>
+        <w:t>全模态语义感知与</w:t>
+      </w:r>
+      <w:r>
+        <w:rPr>
+          <w:rFonts w:ascii="Lucida Fax" w:eastAsia="楷体" w:hAnsi="Lucida Fax" w:cs="楷体"/>
+          <w:b/>
+          <w:bCs/>
+          <w:sz w:val="21"/>
+          <w:szCs w:val="21"/>
+          <w14:ligatures w14:val="none"/>
+        </w:rPr>
+        <w:t>“</w:t>
+      </w:r>
+      <w:r>
+        <w:rPr>
+          <w:rFonts w:ascii="Lucida Fax" w:eastAsia="楷体" w:hAnsi="Lucida Fax" w:cs="楷体"/>
+          <w:b/>
+          <w:bCs/>
+          <w:sz w:val="21"/>
+          <w:szCs w:val="21"/>
+          <w14:ligatures w14:val="none"/>
+        </w:rPr>
+        <w:t>黑盒</w:t>
+      </w:r>
+      <w:r>
+        <w:rPr>
+          <w:rFonts w:ascii="Lucida Fax" w:eastAsia="楷体" w:hAnsi="Lucida Fax" w:cs="楷体"/>
+          <w:b/>
+          <w:bCs/>
+          <w:sz w:val="21"/>
+          <w:szCs w:val="21"/>
+          <w14:ligatures w14:val="none"/>
+        </w:rPr>
+        <w:t>”</w:t>
+      </w:r>
+      <w:r>
+        <w:rPr>
+          <w:rFonts w:ascii="Lucida Fax" w:eastAsia="楷体" w:hAnsi="Lucida Fax" w:cs="楷体"/>
+          <w:b/>
+          <w:bCs/>
+          <w:sz w:val="21"/>
+          <w:szCs w:val="21"/>
+          <w14:ligatures w14:val="none"/>
+        </w:rPr>
+        <w:t>穿透技术</w:t>
+      </w:r>
+      <w:r>
+        <w:rPr>
+          <w:rFonts w:ascii="Lucida Fax" w:eastAsia="楷体" w:hAnsi="Lucida Fax" w:cs="楷体"/>
+          <w:sz w:val="21"/>
+          <w:szCs w:val="21"/>
+          <w14:ligatures w14:val="none"/>
+        </w:rPr>
+        <w:t xml:space="preserve"> </w:t>
+      </w:r>
+      <w:r>
+        <w:rPr>
+          <w:rFonts w:ascii="Lucida Fax" w:eastAsia="楷体" w:hAnsi="Lucida Fax" w:cs="楷体"/>
+          <w:sz w:val="21"/>
+          <w:szCs w:val="21"/>
+          <w14:ligatures w14:val="none"/>
+        </w:rPr>
+        <w:t>不同于传统笔记软件仅停留在文件名搜索，</w:t>
+      </w:r>
+      <w:r>
+        <w:rPr>
+          <w:rFonts w:ascii="Lucida Fax" w:eastAsia="楷体" w:hAnsi="Lucida Fax" w:cs="楷体"/>
+          <w:sz w:val="21"/>
+          <w:szCs w:val="21"/>
+          <w14:ligatures w14:val="none"/>
+        </w:rPr>
+        <w:t xml:space="preserve">MetaWeave </w:t>
+      </w:r>
+      <w:r>
+        <w:rPr>
+          <w:rFonts w:ascii="Lucida Fax" w:eastAsia="楷体" w:hAnsi="Lucida Fax" w:cs="楷体"/>
+          <w:sz w:val="21"/>
+          <w:szCs w:val="21"/>
+          <w14:ligatures w14:val="none"/>
+        </w:rPr>
+        <w:t>原生集成了</w:t>
+      </w:r>
+      <w:r>
+        <w:rPr>
+          <w:rFonts w:ascii="Lucida Fax" w:eastAsia="楷体" w:hAnsi="Lucida Fax" w:cs="楷体"/>
+          <w:sz w:val="21"/>
+          <w:szCs w:val="21"/>
+          <w14:ligatures w14:val="none"/>
+        </w:rPr>
+        <w:t xml:space="preserve"> OCR </w:t>
+      </w:r>
+      <w:r>
+        <w:rPr>
+          <w:rFonts w:ascii="Lucida Fax" w:eastAsia="楷体" w:hAnsi="Lucida Fax" w:cs="楷体"/>
+          <w:sz w:val="21"/>
+          <w:szCs w:val="21"/>
+          <w14:ligatures w14:val="none"/>
+        </w:rPr>
+        <w:t>视觉识别与流式解析引擎。通过将</w:t>
+      </w:r>
+      <w:r>
+        <w:rPr>
+          <w:rFonts w:ascii="Lucida Fax" w:eastAsia="楷体" w:hAnsi="Lucida Fax" w:cs="楷体"/>
+          <w:sz w:val="21"/>
+          <w:szCs w:val="21"/>
+          <w14:ligatures w14:val="none"/>
+        </w:rPr>
+        <w:t xml:space="preserve"> PDF</w:t>
+      </w:r>
+      <w:r>
+        <w:rPr>
+          <w:rFonts w:ascii="Lucida Fax" w:eastAsia="楷体" w:hAnsi="Lucida Fax" w:cs="楷体"/>
+          <w:sz w:val="21"/>
+          <w:szCs w:val="21"/>
+          <w14:ligatures w14:val="none"/>
+        </w:rPr>
+        <w:t>、图片、代码等非结构化附件实时转化为高维语义向量，系统彻底打破了非文本文件的</w:t>
+      </w:r>
+      <w:r>
+        <w:rPr>
+          <w:rFonts w:ascii="Lucida Fax" w:eastAsia="楷体" w:hAnsi="Lucida Fax" w:cs="楷体"/>
+          <w:sz w:val="21"/>
+          <w:szCs w:val="21"/>
+          <w14:ligatures w14:val="none"/>
+        </w:rPr>
+        <w:t>“</w:t>
+      </w:r>
+      <w:r>
+        <w:rPr>
+          <w:rFonts w:ascii="Lucida Fax" w:eastAsia="楷体" w:hAnsi="Lucida Fax" w:cs="楷体"/>
+          <w:sz w:val="21"/>
+          <w:szCs w:val="21"/>
+          <w14:ligatures w14:val="none"/>
+        </w:rPr>
+        <w:t>内容黑盒</w:t>
+      </w:r>
+      <w:r>
+        <w:rPr>
+          <w:rFonts w:ascii="Lucida Fax" w:eastAsia="楷体" w:hAnsi="Lucida Fax" w:cs="楷体"/>
+          <w:sz w:val="21"/>
+          <w:szCs w:val="21"/>
+          <w14:ligatures w14:val="none"/>
+        </w:rPr>
+        <w:t>”</w:t>
+      </w:r>
+      <w:r>
+        <w:rPr>
+          <w:rFonts w:ascii="Lucida Fax" w:eastAsia="楷体" w:hAnsi="Lucida Fax" w:cs="楷体"/>
+          <w:sz w:val="21"/>
+          <w:szCs w:val="21"/>
+          <w14:ligatures w14:val="none"/>
+        </w:rPr>
+        <w:t>，实现了从</w:t>
+      </w:r>
+      <w:r>
+        <w:rPr>
+          <w:rFonts w:ascii="Lucida Fax" w:eastAsia="楷体" w:hAnsi="Lucida Fax" w:cs="楷体"/>
+          <w:sz w:val="21"/>
+          <w:szCs w:val="21"/>
+          <w14:ligatures w14:val="none"/>
+        </w:rPr>
+        <w:t>“</w:t>
+      </w:r>
+      <w:r>
+        <w:rPr>
+          <w:rFonts w:ascii="Lucida Fax" w:eastAsia="楷体" w:hAnsi="Lucida Fax" w:cs="楷体"/>
+          <w:sz w:val="21"/>
+          <w:szCs w:val="21"/>
+          <w14:ligatures w14:val="none"/>
+        </w:rPr>
+        <w:t>文件名匹配</w:t>
+      </w:r>
+      <w:r>
+        <w:rPr>
+          <w:rFonts w:ascii="Lucida Fax" w:eastAsia="楷体" w:hAnsi="Lucida Fax" w:cs="楷体"/>
+          <w:sz w:val="21"/>
+          <w:szCs w:val="21"/>
+          <w14:ligatures w14:val="none"/>
+        </w:rPr>
+        <w:t>”</w:t>
+      </w:r>
+      <w:r>
+        <w:rPr>
+          <w:rFonts w:ascii="Lucida Fax" w:eastAsia="楷体" w:hAnsi="Lucida Fax" w:cs="楷体"/>
+          <w:sz w:val="21"/>
+          <w:szCs w:val="21"/>
+          <w14:ligatures w14:val="none"/>
+        </w:rPr>
+        <w:t>到</w:t>
+      </w:r>
+      <w:r>
+        <w:rPr>
+          <w:rFonts w:ascii="Lucida Fax" w:eastAsia="楷体" w:hAnsi="Lucida Fax" w:cs="楷体"/>
+          <w:sz w:val="21"/>
+          <w:szCs w:val="21"/>
+          <w14:ligatures w14:val="none"/>
+        </w:rPr>
+        <w:t>“</w:t>
+      </w:r>
+      <w:r>
+        <w:rPr>
+          <w:rFonts w:ascii="Lucida Fax" w:eastAsia="楷体" w:hAnsi="Lucida Fax" w:cs="楷体"/>
+          <w:sz w:val="21"/>
+          <w:szCs w:val="21"/>
+          <w14:ligatures w14:val="none"/>
+        </w:rPr>
+        <w:t>内容深度感知</w:t>
+      </w:r>
+      <w:r>
+        <w:rPr>
+          <w:rFonts w:ascii="Lucida Fax" w:eastAsia="楷体" w:hAnsi="Lucida Fax" w:cs="楷体"/>
+          <w:sz w:val="21"/>
+          <w:szCs w:val="21"/>
+          <w14:ligatures w14:val="none"/>
+        </w:rPr>
+        <w:t>”</w:t>
+      </w:r>
+      <w:r>
+        <w:rPr>
+          <w:rFonts w:ascii="Lucida Fax" w:eastAsia="楷体" w:hAnsi="Lucida Fax" w:cs="楷体"/>
+          <w:sz w:val="21"/>
+          <w:szCs w:val="21"/>
+          <w14:ligatures w14:val="none"/>
+        </w:rPr>
+        <w:t>的维度跨越。</w:t>
+      </w:r>
+    </w:p>
+    <w:p>
+      <w:pPr>
+        <w:widowControl/>
+        <w:spacing w:after="0" w:line="240" w:lineRule="auto"/>
+        <w:ind w:firstLine="360"/>
+        <w:rPr>
+          <w:rFonts w:ascii="Lucida Fax" w:eastAsia="楷体" w:hAnsi="Lucida Fax" w:cs="楷体"/>
+          <w:sz w:val="21"/>
+          <w:szCs w:val="21"/>
+          <w14:ligatures w14:val="none"/>
+        </w:rPr>
+      </w:pPr>
+      <w:r>
+        <w:rPr>
+          <w:rFonts w:ascii="Lucida Fax" w:eastAsia="楷体" w:hAnsi="Lucida Fax" w:cs="楷体"/>
+          <w:b/>
+          <w:bCs/>
+          <w:sz w:val="21"/>
+          <w:szCs w:val="21"/>
+          <w14:ligatures w14:val="none"/>
+        </w:rPr>
+        <w:lastRenderedPageBreak/>
+        <w:t>基于星空图谱的自组织知识编织</w:t>
+      </w:r>
+      <w:r>
+        <w:rPr>
+          <w:rFonts w:ascii="Lucida Fax" w:eastAsia="楷体" w:hAnsi="Lucida Fax" w:cs="楷体"/>
+          <w:sz w:val="21"/>
+          <w:szCs w:val="21"/>
+          <w14:ligatures w14:val="none"/>
+        </w:rPr>
+        <w:t xml:space="preserve"> </w:t>
+      </w:r>
+      <w:r>
+        <w:rPr>
+          <w:rFonts w:ascii="Lucida Fax" w:eastAsia="楷体" w:hAnsi="Lucida Fax" w:cs="楷体"/>
+          <w:sz w:val="21"/>
+          <w:szCs w:val="21"/>
+          <w14:ligatures w14:val="none"/>
+        </w:rPr>
+        <w:t>项目摒弃了繁琐的人工打标签模式，创新性地引入了基于向量余弦相似度（</w:t>
+      </w:r>
+      <w:r>
+        <w:rPr>
+          <w:rFonts w:ascii="Lucida Fax" w:eastAsia="楷体" w:hAnsi="Lucida Fax" w:cs="楷体"/>
+          <w:sz w:val="21"/>
+          <w:szCs w:val="21"/>
+          <w14:ligatures w14:val="none"/>
+        </w:rPr>
+        <w:t>Cosine Similarity</w:t>
+      </w:r>
+      <w:r>
+        <w:rPr>
+          <w:rFonts w:ascii="Lucida Fax" w:eastAsia="楷体" w:hAnsi="Lucida Fax" w:cs="楷体"/>
+          <w:sz w:val="21"/>
+          <w:szCs w:val="21"/>
+          <w14:ligatures w14:val="none"/>
+        </w:rPr>
+        <w:t>）的自动关联算法。系统能够模拟大脑的联想机制，以</w:t>
+      </w:r>
+      <w:r>
+        <w:rPr>
+          <w:rFonts w:ascii="Lucida Fax" w:eastAsia="楷体" w:hAnsi="Lucida Fax" w:cs="楷体"/>
+          <w:sz w:val="21"/>
+          <w:szCs w:val="21"/>
+          <w14:ligatures w14:val="none"/>
+        </w:rPr>
+        <w:t>“</w:t>
+      </w:r>
+      <w:r>
+        <w:rPr>
+          <w:rFonts w:ascii="Lucida Fax" w:eastAsia="楷体" w:hAnsi="Lucida Fax" w:cs="楷体"/>
+          <w:sz w:val="21"/>
+          <w:szCs w:val="21"/>
+          <w14:ligatures w14:val="none"/>
+        </w:rPr>
+        <w:t>星空地图</w:t>
+      </w:r>
+      <w:r>
+        <w:rPr>
+          <w:rFonts w:ascii="Lucida Fax" w:eastAsia="楷体" w:hAnsi="Lucida Fax" w:cs="楷体"/>
+          <w:sz w:val="21"/>
+          <w:szCs w:val="21"/>
+          <w14:ligatures w14:val="none"/>
+        </w:rPr>
+        <w:t>”</w:t>
+      </w:r>
+      <w:r>
+        <w:rPr>
+          <w:rFonts w:ascii="Lucida Fax" w:eastAsia="楷体" w:hAnsi="Lucida Fax" w:cs="楷体"/>
+          <w:sz w:val="21"/>
+          <w:szCs w:val="21"/>
+          <w14:ligatures w14:val="none"/>
+        </w:rPr>
+        <w:t>形式动态呈现文件间的隐性逻辑链路，无需用户手动干预即可自动发现知识汇聚点，实现了知识库的自组织与自进化。</w:t>
+      </w:r>
+    </w:p>
+    <w:p>
+      <w:pPr>
+        <w:widowControl/>
+        <w:spacing w:after="0" w:line="240" w:lineRule="auto"/>
+        <w:ind w:firstLine="360"/>
+        <w:rPr>
+          <w:rFonts w:ascii="Lucida Fax" w:eastAsia="楷体" w:hAnsi="Lucida Fax" w:cs="楷体"/>
+          <w:sz w:val="21"/>
+          <w:szCs w:val="21"/>
+          <w14:ligatures w14:val="none"/>
+        </w:rPr>
+      </w:pPr>
+      <w:r>
+        <w:rPr>
+          <w:rFonts w:ascii="Lucida Fax" w:eastAsia="楷体" w:hAnsi="Lucida Fax" w:cs="楷体"/>
+          <w:b/>
+          <w:bCs/>
+          <w:sz w:val="21"/>
+          <w:szCs w:val="21"/>
+          <w14:ligatures w14:val="none"/>
+        </w:rPr>
+        <w:t>内置智能体（</w:t>
+      </w:r>
+      <w:r>
+        <w:rPr>
+          <w:rFonts w:ascii="Lucida Fax" w:eastAsia="楷体" w:hAnsi="Lucida Fax" w:cs="楷体"/>
+          <w:b/>
+          <w:bCs/>
+          <w:sz w:val="21"/>
+          <w:szCs w:val="21"/>
+          <w14:ligatures w14:val="none"/>
+        </w:rPr>
+        <w:t>Agent</w:t>
+      </w:r>
+      <w:r>
+        <w:rPr>
+          <w:rFonts w:ascii="Lucida Fax" w:eastAsia="楷体" w:hAnsi="Lucida Fax" w:cs="楷体"/>
+          <w:b/>
+          <w:bCs/>
+          <w:sz w:val="21"/>
+          <w:szCs w:val="21"/>
+          <w14:ligatures w14:val="none"/>
+        </w:rPr>
+        <w:t>）驱动的闭环工作流</w:t>
+      </w:r>
+      <w:r>
+        <w:rPr>
+          <w:rFonts w:ascii="Lucida Fax" w:eastAsia="楷体" w:hAnsi="Lucida Fax" w:cs="楷体"/>
+          <w:sz w:val="21"/>
+          <w:szCs w:val="21"/>
+          <w14:ligatures w14:val="none"/>
+        </w:rPr>
+        <w:t xml:space="preserve"> </w:t>
+      </w:r>
+      <w:r>
+        <w:rPr>
+          <w:rFonts w:ascii="Lucida Fax" w:eastAsia="楷体" w:hAnsi="Lucida Fax" w:cs="楷体"/>
+          <w:sz w:val="21"/>
+          <w:szCs w:val="21"/>
+          <w14:ligatures w14:val="none"/>
+        </w:rPr>
+        <w:t>系统不仅是存储容器，更是具备执行能力的智能中枢。通过</w:t>
+      </w:r>
+      <w:r>
+        <w:rPr>
+          <w:rFonts w:ascii="Lucida Fax" w:eastAsia="楷体" w:hAnsi="Lucida Fax" w:cs="楷体"/>
+          <w:sz w:val="21"/>
+          <w:szCs w:val="21"/>
+          <w14:ligatures w14:val="none"/>
+        </w:rPr>
+        <w:t xml:space="preserve"> LangChain </w:t>
+      </w:r>
+      <w:r>
+        <w:rPr>
+          <w:rFonts w:ascii="Lucida Fax" w:eastAsia="楷体" w:hAnsi="Lucida Fax" w:cs="楷体"/>
+          <w:sz w:val="21"/>
+          <w:szCs w:val="21"/>
+          <w14:ligatures w14:val="none"/>
+        </w:rPr>
+        <w:t>框架封装的</w:t>
+      </w:r>
+      <w:r>
+        <w:rPr>
+          <w:rFonts w:ascii="Lucida Fax" w:eastAsia="楷体" w:hAnsi="Lucida Fax" w:cs="楷体"/>
+          <w:sz w:val="21"/>
+          <w:szCs w:val="21"/>
+          <w14:ligatures w14:val="none"/>
+        </w:rPr>
+        <w:t xml:space="preserve"> AI Agent</w:t>
+      </w:r>
+      <w:r>
+        <w:rPr>
+          <w:rFonts w:ascii="Lucida Fax" w:eastAsia="楷体" w:hAnsi="Lucida Fax" w:cs="楷体"/>
+          <w:sz w:val="21"/>
+          <w:szCs w:val="21"/>
+          <w14:ligatures w14:val="none"/>
+        </w:rPr>
+        <w:t>，用户只需通过自然语言即可触发复杂的工作流</w:t>
+      </w:r>
+      <w:r>
+        <w:rPr>
+          <w:rFonts w:ascii="Lucida Fax" w:eastAsia="楷体" w:hAnsi="Lucida Fax" w:cs="楷体"/>
+          <w:sz w:val="21"/>
+          <w:szCs w:val="21"/>
+          <w14:ligatures w14:val="none"/>
+        </w:rPr>
+        <w:t>——</w:t>
+      </w:r>
+      <w:r>
+        <w:rPr>
+          <w:rFonts w:ascii="Lucida Fax" w:eastAsia="楷体" w:hAnsi="Lucida Fax" w:cs="楷体"/>
+          <w:sz w:val="21"/>
+          <w:szCs w:val="21"/>
+          <w14:ligatures w14:val="none"/>
+        </w:rPr>
+        <w:t>如</w:t>
+      </w:r>
+      <w:r>
+        <w:rPr>
+          <w:rFonts w:ascii="Lucida Fax" w:eastAsia="楷体" w:hAnsi="Lucida Fax" w:cs="楷体"/>
+          <w:sz w:val="21"/>
+          <w:szCs w:val="21"/>
+          <w14:ligatures w14:val="none"/>
+        </w:rPr>
+        <w:t>“</w:t>
+      </w:r>
+      <w:r>
+        <w:rPr>
+          <w:rFonts w:ascii="Lucida Fax" w:eastAsia="楷体" w:hAnsi="Lucida Fax" w:cs="楷体"/>
+          <w:sz w:val="21"/>
+          <w:szCs w:val="21"/>
+          <w14:ligatures w14:val="none"/>
+        </w:rPr>
+        <w:t>提取最近三天的公告并生成周报</w:t>
+      </w:r>
+      <w:r>
+        <w:rPr>
+          <w:rFonts w:ascii="Lucida Fax" w:eastAsia="楷体" w:hAnsi="Lucida Fax" w:cs="楷体"/>
+          <w:sz w:val="21"/>
+          <w:szCs w:val="21"/>
+          <w14:ligatures w14:val="none"/>
+        </w:rPr>
+        <w:t>”</w:t>
+      </w:r>
+      <w:r>
+        <w:rPr>
+          <w:rFonts w:ascii="Lucida Fax" w:eastAsia="楷体" w:hAnsi="Lucida Fax" w:cs="楷体"/>
+          <w:sz w:val="21"/>
+          <w:szCs w:val="21"/>
+          <w14:ligatures w14:val="none"/>
+        </w:rPr>
+        <w:t>。这种</w:t>
+      </w:r>
+      <w:r>
+        <w:rPr>
+          <w:rFonts w:ascii="Lucida Fax" w:eastAsia="楷体" w:hAnsi="Lucida Fax" w:cs="楷体"/>
+          <w:sz w:val="21"/>
+          <w:szCs w:val="21"/>
+          <w14:ligatures w14:val="none"/>
+        </w:rPr>
+        <w:t xml:space="preserve"> Function Calling</w:t>
+      </w:r>
+      <w:r>
+        <w:rPr>
+          <w:rFonts w:ascii="Lucida Fax" w:eastAsia="楷体" w:hAnsi="Lucida Fax" w:cs="楷体"/>
+          <w:sz w:val="21"/>
+          <w:szCs w:val="21"/>
+          <w14:ligatures w14:val="none"/>
+        </w:rPr>
+        <w:t>（函数调用）机制将查询、总结、调度与导出无缝链接，大幅提升了从信息收集到智慧产出的转化效率。</w:t>
+      </w:r>
+    </w:p>
+    <w:p>
+      <w:pPr>
+        <w:widowControl/>
+        <w:spacing w:after="0" w:line="240" w:lineRule="auto"/>
+        <w:ind w:firstLine="360"/>
+        <w:rPr>
+          <w:rFonts w:ascii="Lucida Fax" w:eastAsia="楷体" w:hAnsi="Lucida Fax" w:cs="楷体"/>
+          <w:sz w:val="21"/>
+          <w:szCs w:val="21"/>
+          <w14:ligatures w14:val="none"/>
+        </w:rPr>
+      </w:pPr>
+      <w:r>
+        <w:rPr>
+          <w:rFonts w:ascii="Lucida Fax" w:eastAsia="楷体" w:hAnsi="Lucida Fax" w:cs="楷体"/>
+          <w:b/>
+          <w:bCs/>
+          <w:sz w:val="21"/>
+          <w:szCs w:val="21"/>
+          <w14:ligatures w14:val="none"/>
+        </w:rPr>
+        <w:t>防御性隐私脱敏与主动安全审计</w:t>
+      </w:r>
+      <w:r>
+        <w:rPr>
+          <w:rFonts w:ascii="Lucida Fax" w:eastAsia="楷体" w:hAnsi="Lucida Fax" w:cs="楷体"/>
+          <w:sz w:val="21"/>
+          <w:szCs w:val="21"/>
+          <w14:ligatures w14:val="none"/>
+        </w:rPr>
+        <w:t xml:space="preserve"> </w:t>
+      </w:r>
+      <w:r>
+        <w:rPr>
+          <w:rFonts w:ascii="Lucida Fax" w:eastAsia="楷体" w:hAnsi="Lucida Fax" w:cs="楷体"/>
+          <w:sz w:val="21"/>
+          <w:szCs w:val="21"/>
+          <w14:ligatures w14:val="none"/>
+        </w:rPr>
+        <w:t>针对数字化办公中的合规风险，</w:t>
+      </w:r>
+      <w:r>
+        <w:rPr>
+          <w:rFonts w:ascii="Lucida Fax" w:eastAsia="楷体" w:hAnsi="Lucida Fax" w:cs="楷体"/>
+          <w:sz w:val="21"/>
+          <w:szCs w:val="21"/>
+          <w14:ligatures w14:val="none"/>
+        </w:rPr>
+        <w:t xml:space="preserve">MetaWeave </w:t>
+      </w:r>
+      <w:r>
+        <w:rPr>
+          <w:rFonts w:ascii="Lucida Fax" w:eastAsia="楷体" w:hAnsi="Lucida Fax" w:cs="楷体"/>
+          <w:sz w:val="21"/>
+          <w:szCs w:val="21"/>
+          <w14:ligatures w14:val="none"/>
+        </w:rPr>
+        <w:t>创新性地引入了</w:t>
+      </w:r>
+      <w:r>
+        <w:rPr>
+          <w:rFonts w:ascii="Lucida Fax" w:eastAsia="楷体" w:hAnsi="Lucida Fax" w:cs="楷体"/>
+          <w:sz w:val="21"/>
+          <w:szCs w:val="21"/>
+          <w14:ligatures w14:val="none"/>
+        </w:rPr>
+        <w:t>“</w:t>
+      </w:r>
+      <w:r>
+        <w:rPr>
+          <w:rFonts w:ascii="Lucida Fax" w:eastAsia="楷体" w:hAnsi="Lucida Fax" w:cs="楷体"/>
+          <w:sz w:val="21"/>
+          <w:szCs w:val="21"/>
+          <w14:ligatures w14:val="none"/>
+        </w:rPr>
+        <w:t>主动感知</w:t>
+      </w:r>
+      <w:r>
+        <w:rPr>
+          <w:rFonts w:ascii="Lucida Fax" w:eastAsia="楷体" w:hAnsi="Lucida Fax" w:cs="楷体"/>
+          <w:sz w:val="21"/>
+          <w:szCs w:val="21"/>
+          <w14:ligatures w14:val="none"/>
+        </w:rPr>
+        <w:t>”</w:t>
+      </w:r>
+      <w:r>
+        <w:rPr>
+          <w:rFonts w:ascii="Lucida Fax" w:eastAsia="楷体" w:hAnsi="Lucida Fax" w:cs="楷体"/>
+          <w:sz w:val="21"/>
+          <w:szCs w:val="21"/>
+          <w14:ligatures w14:val="none"/>
+        </w:rPr>
+        <w:t>安全机制。利用正则匹配与</w:t>
+      </w:r>
+      <w:r>
+        <w:rPr>
+          <w:rFonts w:ascii="Lucida Fax" w:eastAsia="楷体" w:hAnsi="Lucida Fax" w:cs="楷体"/>
+          <w:sz w:val="21"/>
+          <w:szCs w:val="21"/>
+          <w14:ligatures w14:val="none"/>
+        </w:rPr>
+        <w:t xml:space="preserve"> DFA </w:t>
+      </w:r>
+      <w:r>
+        <w:rPr>
+          <w:rFonts w:ascii="Lucida Fax" w:eastAsia="楷体" w:hAnsi="Lucida Fax" w:cs="楷体"/>
+          <w:sz w:val="21"/>
+          <w:szCs w:val="21"/>
+          <w14:ligatures w14:val="none"/>
+        </w:rPr>
+        <w:t>敏感词过滤算法，系统能自动识别并拦截文档中的隐私信息（如身份证号、密钥等）进行脱敏处理。同时，结合重要日期提取功能，系统从静态记录转向主动预警，为用户提供具有防御性的数据管理体验。</w:t>
+      </w:r>
+    </w:p>
+    <w:p>
+      <w:pPr>
+        <w:widowControl/>
+        <w:spacing w:after="0" w:line="240" w:lineRule="auto"/>
+        <w:ind w:firstLine="360"/>
+        <w:rPr>
+          <w:rFonts w:ascii="Lucida Fax" w:eastAsia="楷体" w:hAnsi="Lucida Fax" w:cs="楷体"/>
+          <w:sz w:val="21"/>
+          <w:szCs w:val="21"/>
+          <w14:ligatures w14:val="none"/>
+        </w:rPr>
+      </w:pPr>
+      <w:r>
+        <w:rPr>
+          <w:rFonts w:ascii="Lucida Fax" w:eastAsia="楷体" w:hAnsi="Lucida Fax" w:cs="楷体"/>
+          <w:b/>
+          <w:bCs/>
+          <w:sz w:val="21"/>
+          <w:szCs w:val="21"/>
+          <w14:ligatures w14:val="none"/>
+        </w:rPr>
+        <w:t>高性能异步架构与分层存储优化</w:t>
+      </w:r>
+      <w:r>
+        <w:rPr>
+          <w:rFonts w:ascii="Lucida Fax" w:eastAsia="楷体" w:hAnsi="Lucida Fax" w:cs="楷体"/>
+          <w:sz w:val="21"/>
+          <w:szCs w:val="21"/>
+          <w14:ligatures w14:val="none"/>
+        </w:rPr>
+        <w:t xml:space="preserve"> </w:t>
+      </w:r>
+      <w:r>
+        <w:rPr>
+          <w:rFonts w:ascii="Lucida Fax" w:eastAsia="楷体" w:hAnsi="Lucida Fax" w:cs="楷体"/>
+          <w:sz w:val="21"/>
+          <w:szCs w:val="21"/>
+          <w14:ligatures w14:val="none"/>
+        </w:rPr>
+        <w:t>在底层实现上，系统采用了</w:t>
+      </w:r>
+      <w:r>
+        <w:rPr>
+          <w:rFonts w:ascii="Lucida Fax" w:eastAsia="楷体" w:hAnsi="Lucida Fax" w:cs="楷体"/>
+          <w:sz w:val="21"/>
+          <w:szCs w:val="21"/>
+          <w14:ligatures w14:val="none"/>
+        </w:rPr>
+        <w:t xml:space="preserve"> FastAPI </w:t>
+      </w:r>
+      <w:r>
+        <w:rPr>
+          <w:rFonts w:ascii="Lucida Fax" w:eastAsia="楷体" w:hAnsi="Lucida Fax" w:cs="楷体"/>
+          <w:sz w:val="21"/>
+          <w:szCs w:val="21"/>
+          <w14:ligatures w14:val="none"/>
+        </w:rPr>
+        <w:t>异步架构与</w:t>
+      </w:r>
+      <w:r>
+        <w:rPr>
+          <w:rFonts w:ascii="Lucida Fax" w:eastAsia="楷体" w:hAnsi="Lucida Fax" w:cs="楷体"/>
+          <w:sz w:val="21"/>
+          <w:szCs w:val="21"/>
+          <w14:ligatures w14:val="none"/>
+        </w:rPr>
+        <w:t xml:space="preserve"> Redis/Celery </w:t>
+      </w:r>
+      <w:r>
+        <w:rPr>
+          <w:rFonts w:ascii="Lucida Fax" w:eastAsia="楷体" w:hAnsi="Lucida Fax" w:cs="楷体"/>
+          <w:sz w:val="21"/>
+          <w:szCs w:val="21"/>
+          <w14:ligatures w14:val="none"/>
+        </w:rPr>
+        <w:t>任务队列的深度耦合。这种设计确保了</w:t>
+      </w:r>
+      <w:r>
+        <w:rPr>
+          <w:rFonts w:ascii="Lucida Fax" w:eastAsia="楷体" w:hAnsi="Lucida Fax" w:cs="楷体"/>
+          <w:sz w:val="21"/>
+          <w:szCs w:val="21"/>
+          <w14:ligatures w14:val="none"/>
+        </w:rPr>
+        <w:t xml:space="preserve"> OCR </w:t>
+      </w:r>
+      <w:r>
+        <w:rPr>
+          <w:rFonts w:ascii="Lucida Fax" w:eastAsia="楷体" w:hAnsi="Lucida Fax" w:cs="楷体"/>
+          <w:sz w:val="21"/>
+          <w:szCs w:val="21"/>
+          <w14:ligatures w14:val="none"/>
+        </w:rPr>
+        <w:t>识别、大模型推理等高耗能任务不会阻塞用户的主业务流。结合</w:t>
+      </w:r>
+      <w:r>
+        <w:rPr>
+          <w:rFonts w:ascii="Lucida Fax" w:eastAsia="楷体" w:hAnsi="Lucida Fax" w:cs="楷体"/>
+          <w:sz w:val="21"/>
+          <w:szCs w:val="21"/>
+          <w14:ligatures w14:val="none"/>
+        </w:rPr>
+        <w:t xml:space="preserve"> SQLite </w:t>
+      </w:r>
+      <w:r>
+        <w:rPr>
+          <w:rFonts w:ascii="Lucida Fax" w:eastAsia="楷体" w:hAnsi="Lucida Fax" w:cs="楷体"/>
+          <w:sz w:val="21"/>
+          <w:szCs w:val="21"/>
+          <w14:ligatures w14:val="none"/>
+        </w:rPr>
+        <w:t>元数据与</w:t>
+      </w:r>
+      <w:r>
+        <w:rPr>
+          <w:rFonts w:ascii="Lucida Fax" w:eastAsia="楷体" w:hAnsi="Lucida Fax" w:cs="楷体"/>
+          <w:sz w:val="21"/>
+          <w:szCs w:val="21"/>
+          <w14:ligatures w14:val="none"/>
+        </w:rPr>
+        <w:t xml:space="preserve"> ChromaDB </w:t>
+      </w:r>
+      <w:r>
+        <w:rPr>
+          <w:rFonts w:ascii="Lucida Fax" w:eastAsia="楷体" w:hAnsi="Lucida Fax" w:cs="楷体"/>
+          <w:sz w:val="21"/>
+          <w:szCs w:val="21"/>
+          <w14:ligatures w14:val="none"/>
+        </w:rPr>
+        <w:t>向量索引的分层存储方案，确保了系统在处理海量碎片化数据时仍能保持毫秒级的响应速度。</w:t>
+      </w:r>
+    </w:p>
+    <w:p>
+      <w:pPr>
+        <w:spacing w:line="240" w:lineRule="auto"/>
+        <w:rPr>
+          <w:rFonts w:hint="eastAsia"/>
+        </w:rPr>
       </w:pPr>
     </w:p>
     <w:p>
@@ -9406,7 +10547,17 @@
           <w:szCs w:val="21"/>
           <w14:ligatures w14:val="none"/>
         </w:rPr>
-        <w:t>约束模型输出范围，并增加人工校验与溯源链接功能。</w:t>
+        <w:t>约束模型输出范围，并增加人工校</w:t>
+      </w:r>
+      <w:r>
+        <w:rPr>
+          <w:rFonts w:ascii="Lucida Fax" w:eastAsia="楷体" w:hAnsi="Lucida Fax" w:cs="楷体"/>
+          <w:sz w:val="21"/>
+          <w:szCs w:val="21"/>
+          <w14:ligatures w14:val="none"/>
+        </w:rPr>
+        <w:lastRenderedPageBreak/>
+        <w:t>验与溯源链接功能。</w:t>
       </w:r>
     </w:p>
     <w:p>
@@ -9430,7 +10581,6 @@
           <w:szCs w:val="21"/>
           <w14:ligatures w14:val="none"/>
         </w:rPr>
-        <w:lastRenderedPageBreak/>
         <w:t>数据隐私与安全边界：由于系统需感知用户全量文件，存在敏感信息泄露风险。应对方案：内置</w:t>
       </w:r>
       <w:r>
@@ -9739,36 +10889,27 @@
       <w:pPr>
         <w:spacing w:line="240" w:lineRule="auto"/>
         <w:rPr>
+          <w:rFonts w:ascii="楷体" w:eastAsia="楷体" w:hAnsi="楷体" w:cs="楷体"/>
+          <w:sz w:val="21"/>
+          <w:szCs w:val="21"/>
+          <w14:ligatures w14:val="none"/>
+        </w:rPr>
+      </w:pPr>
+      <w:r>
+        <w:rPr>
           <w:rFonts w:ascii="楷体" w:eastAsia="楷体" w:hAnsi="楷体" w:cs="楷体" w:hint="eastAsia"/>
           <w:sz w:val="21"/>
           <w:szCs w:val="21"/>
           <w14:ligatures w14:val="none"/>
         </w:rPr>
-      </w:pPr>
-      <w:r>
-        <w:rPr>
-          <w:rFonts w:ascii="楷体" w:eastAsia="楷体" w:hAnsi="楷体" w:cs="楷体" w:hint="eastAsia"/>
-          <w:sz w:val="21"/>
-          <w:szCs w:val="21"/>
-          <w14:ligatures w14:val="none"/>
-        </w:rPr>
-        <w:t>设计负责人:</w:t>
-      </w:r>
-      <w:r>
-        <w:rPr>
-          <w:rFonts w:ascii="楷体" w:eastAsia="楷体" w:hAnsi="楷体" w:cs="楷体" w:hint="eastAsia"/>
-          <w:sz w:val="21"/>
-          <w:szCs w:val="21"/>
-          <w14:ligatures w14:val="none"/>
-        </w:rPr>
-        <w:t xml:space="preserve"> 肖家成</w:t>
+        <w:t>设计负责人: 肖家成</w:t>
       </w:r>
     </w:p>
     <w:p>
       <w:pPr>
         <w:spacing w:line="240" w:lineRule="auto"/>
         <w:rPr>
-          <w:rFonts w:ascii="楷体" w:eastAsia="楷体" w:hAnsi="楷体" w:cs="楷体" w:hint="eastAsia"/>
+          <w:rFonts w:ascii="楷体" w:eastAsia="楷体" w:hAnsi="楷体" w:cs="楷体"/>
           <w:sz w:val="21"/>
           <w:szCs w:val="21"/>
           <w14:ligatures w14:val="none"/>
@@ -9819,16 +10960,7 @@
           <w:szCs w:val="21"/>
           <w14:ligatures w14:val="none"/>
         </w:rPr>
-        <w:t>梁家宁</w:t>
-      </w:r>
-      <w:r>
-        <w:rPr>
-          <w:rFonts w:ascii="楷体" w:eastAsia="楷体" w:hAnsi="楷体" w:cs="楷体" w:hint="eastAsia"/>
-          <w:sz w:val="21"/>
-          <w:szCs w:val="21"/>
-          <w14:ligatures w14:val="none"/>
-        </w:rPr>
-        <w:t>,</w:t>
+        <w:t>梁家宁,</w:t>
       </w:r>
       <w:r>
         <w:rPr>
@@ -9853,7 +10985,7 @@
       <w:pPr>
         <w:spacing w:line="240" w:lineRule="auto"/>
         <w:rPr>
-          <w:rFonts w:ascii="楷体" w:eastAsia="楷体" w:hAnsi="楷体" w:cs="楷体" w:hint="eastAsia"/>
+          <w:rFonts w:ascii="楷体" w:eastAsia="楷体" w:hAnsi="楷体" w:cs="楷体"/>
           <w:sz w:val="21"/>
           <w:szCs w:val="21"/>
           <w14:ligatures w14:val="none"/>
@@ -9911,21 +11043,652 @@
       <w:pPr>
         <w:spacing w:line="240" w:lineRule="auto"/>
         <w:rPr>
-          <w:rFonts w:ascii="楷体" w:eastAsia="楷体" w:hAnsi="楷体" w:cs="楷体" w:hint="eastAsia"/>
-          <w:sz w:val="21"/>
-          <w:szCs w:val="21"/>
-          <w14:ligatures w14:val="none"/>
-        </w:rPr>
-      </w:pPr>
-      <w:r>
-        <w:rPr>
-          <w:rFonts w:ascii="楷体" w:eastAsia="楷体" w:hAnsi="楷体" w:cs="楷体" w:hint="eastAsia"/>
-          <w:sz w:val="21"/>
-          <w:szCs w:val="21"/>
-          <w14:ligatures w14:val="none"/>
-        </w:rPr>
-        <w:t xml:space="preserve"> </w:t>
-      </w:r>
+          <w:rFonts w:ascii="楷体" w:eastAsia="楷体" w:hAnsi="楷体" w:cs="楷体"/>
+          <w:sz w:val="21"/>
+          <w:szCs w:val="21"/>
+          <w14:ligatures w14:val="none"/>
+        </w:rPr>
+      </w:pPr>
+    </w:p>
+    <w:p>
+      <w:pPr>
+        <w:pStyle w:val="a9"/>
+        <w:numPr>
+          <w:ilvl w:val="0"/>
+          <w:numId w:val="3"/>
+        </w:numPr>
+        <w:spacing w:line="240" w:lineRule="auto"/>
+        <w:rPr>
+          <w:rFonts w:asciiTheme="majorHAnsi" w:eastAsiaTheme="majorEastAsia" w:hAnsiTheme="majorHAnsi" w:cstheme="majorBidi" w:hint="eastAsia"/>
+          <w:b/>
+          <w:bCs/>
+          <w:sz w:val="28"/>
+          <w:szCs w:val="28"/>
+          <w14:ligatures w14:val="none"/>
+        </w:rPr>
+      </w:pPr>
+      <w:r>
+        <w:rPr>
+          <w:rFonts w:asciiTheme="majorHAnsi" w:eastAsiaTheme="majorEastAsia" w:hAnsiTheme="majorHAnsi" w:cstheme="majorBidi" w:hint="eastAsia"/>
+          <w:b/>
+          <w:bCs/>
+          <w:sz w:val="28"/>
+          <w:szCs w:val="28"/>
+          <w14:ligatures w14:val="none"/>
+        </w:rPr>
+        <w:t>参考文献</w:t>
+      </w:r>
+    </w:p>
+    <w:p>
+      <w:pPr>
+        <w:spacing w:line="240" w:lineRule="auto"/>
+        <w:rPr>
+          <w:rFonts w:ascii="Lucida Fax" w:eastAsia="楷体" w:hAnsi="Lucida Fax" w:cs="楷体"/>
+          <w:sz w:val="21"/>
+          <w:szCs w:val="21"/>
+          <w14:ligatures w14:val="none"/>
+        </w:rPr>
+      </w:pPr>
+      <w:r>
+        <w:rPr>
+          <w:rFonts w:ascii="Lucida Fax" w:eastAsia="楷体" w:hAnsi="Lucida Fax" w:cs="楷体"/>
+          <w:sz w:val="21"/>
+          <w:szCs w:val="21"/>
+          <w14:ligatures w14:val="none"/>
+        </w:rPr>
+        <w:t xml:space="preserve">[1] </w:t>
+      </w:r>
+      <w:r>
+        <w:rPr>
+          <w:rFonts w:ascii="Lucida Fax" w:eastAsia="楷体" w:hAnsi="Lucida Fax" w:cs="楷体"/>
+          <w:sz w:val="21"/>
+          <w:szCs w:val="21"/>
+          <w14:ligatures w14:val="none"/>
+        </w:rPr>
+        <w:t>学术理论与核心算法</w:t>
+      </w:r>
+    </w:p>
+    <w:p>
+      <w:pPr>
+        <w:numPr>
+          <w:ilvl w:val="0"/>
+          <w:numId w:val="6"/>
+        </w:numPr>
+        <w:spacing w:line="240" w:lineRule="auto"/>
+        <w:rPr>
+          <w:rFonts w:ascii="Lucida Fax" w:eastAsia="楷体" w:hAnsi="Lucida Fax" w:cs="楷体"/>
+          <w:sz w:val="21"/>
+          <w:szCs w:val="21"/>
+          <w14:ligatures w14:val="none"/>
+        </w:rPr>
+      </w:pPr>
+      <w:r>
+        <w:rPr>
+          <w:rFonts w:ascii="Lucida Fax" w:eastAsia="楷体" w:hAnsi="Lucida Fax" w:cs="楷体"/>
+          <w:sz w:val="21"/>
+          <w:szCs w:val="21"/>
+          <w14:ligatures w14:val="none"/>
+        </w:rPr>
+        <w:t xml:space="preserve">Lewis P, Perez E, Piktus A, et al. Retrieval-Augmented Generation for Knowledge-Intensive NLP Tasks [J]. Advances in Neural Information Processing Systems, 2020, 33: 9459-9475. (RAG </w:t>
+      </w:r>
+      <w:r>
+        <w:rPr>
+          <w:rFonts w:ascii="Lucida Fax" w:eastAsia="楷体" w:hAnsi="Lucida Fax" w:cs="楷体"/>
+          <w:sz w:val="21"/>
+          <w:szCs w:val="21"/>
+          <w14:ligatures w14:val="none"/>
+        </w:rPr>
+        <w:t>技术的奠基性论文，支撑功能</w:t>
+      </w:r>
+      <w:r>
+        <w:rPr>
+          <w:rFonts w:ascii="Lucida Fax" w:eastAsia="楷体" w:hAnsi="Lucida Fax" w:cs="楷体"/>
+          <w:sz w:val="21"/>
+          <w:szCs w:val="21"/>
+          <w14:ligatures w14:val="none"/>
+        </w:rPr>
+        <w:t xml:space="preserve"> 4)</w:t>
+      </w:r>
+    </w:p>
+    <w:p>
+      <w:pPr>
+        <w:numPr>
+          <w:ilvl w:val="0"/>
+          <w:numId w:val="6"/>
+        </w:numPr>
+        <w:spacing w:line="240" w:lineRule="auto"/>
+        <w:rPr>
+          <w:rFonts w:ascii="Lucida Fax" w:eastAsia="楷体" w:hAnsi="Lucida Fax" w:cs="楷体"/>
+          <w:sz w:val="21"/>
+          <w:szCs w:val="21"/>
+          <w14:ligatures w14:val="none"/>
+        </w:rPr>
+      </w:pPr>
+      <w:r>
+        <w:rPr>
+          <w:rFonts w:ascii="Lucida Fax" w:eastAsia="楷体" w:hAnsi="Lucida Fax" w:cs="楷体"/>
+          <w:sz w:val="21"/>
+          <w:szCs w:val="21"/>
+          <w14:ligatures w14:val="none"/>
+        </w:rPr>
+        <w:t>Reimers N, Gurevych I. Sentence-BERT: Sentence Embeddings using Siamese BERT-Networks [C]. Proceedings of the 2019 Conference on Empirical Methods in Natural Language Processing, 2019. (</w:t>
+      </w:r>
+      <w:r>
+        <w:rPr>
+          <w:rFonts w:ascii="Lucida Fax" w:eastAsia="楷体" w:hAnsi="Lucida Fax" w:cs="楷体"/>
+          <w:sz w:val="21"/>
+          <w:szCs w:val="21"/>
+          <w14:ligatures w14:val="none"/>
+        </w:rPr>
+        <w:t>向量检索与语义相似度的核心算法来源，支撑功能</w:t>
+      </w:r>
+      <w:r>
+        <w:rPr>
+          <w:rFonts w:ascii="Lucida Fax" w:eastAsia="楷体" w:hAnsi="Lucida Fax" w:cs="楷体"/>
+          <w:sz w:val="21"/>
+          <w:szCs w:val="21"/>
+          <w14:ligatures w14:val="none"/>
+        </w:rPr>
+        <w:t xml:space="preserve"> 2)</w:t>
+      </w:r>
+    </w:p>
+    <w:p>
+      <w:pPr>
+        <w:numPr>
+          <w:ilvl w:val="0"/>
+          <w:numId w:val="6"/>
+        </w:numPr>
+        <w:spacing w:line="240" w:lineRule="auto"/>
+        <w:rPr>
+          <w:rFonts w:ascii="Lucida Fax" w:eastAsia="楷体" w:hAnsi="Lucida Fax" w:cs="楷体"/>
+          <w:sz w:val="21"/>
+          <w:szCs w:val="21"/>
+          <w14:ligatures w14:val="none"/>
+        </w:rPr>
+      </w:pPr>
+      <w:r>
+        <w:rPr>
+          <w:rFonts w:ascii="Lucida Fax" w:eastAsia="楷体" w:hAnsi="Lucida Fax" w:cs="楷体"/>
+          <w:sz w:val="21"/>
+          <w:szCs w:val="21"/>
+          <w14:ligatures w14:val="none"/>
+        </w:rPr>
+        <w:t>Blei D M, Ng A Y, Jordan M I. Latent Dirichlet Allocation [J]. Journal of Machine Learning Research, 2003, 3: 993-1022. (</w:t>
+      </w:r>
+      <w:r>
+        <w:rPr>
+          <w:rFonts w:ascii="Lucida Fax" w:eastAsia="楷体" w:hAnsi="Lucida Fax" w:cs="楷体"/>
+          <w:sz w:val="21"/>
+          <w:szCs w:val="21"/>
+          <w14:ligatures w14:val="none"/>
+        </w:rPr>
+        <w:t>支撑功能</w:t>
+      </w:r>
+      <w:r>
+        <w:rPr>
+          <w:rFonts w:ascii="Lucida Fax" w:eastAsia="楷体" w:hAnsi="Lucida Fax" w:cs="楷体"/>
+          <w:sz w:val="21"/>
+          <w:szCs w:val="21"/>
+          <w14:ligatures w14:val="none"/>
+        </w:rPr>
+        <w:t xml:space="preserve"> 6 </w:t>
+      </w:r>
+      <w:r>
+        <w:rPr>
+          <w:rFonts w:ascii="Lucida Fax" w:eastAsia="楷体" w:hAnsi="Lucida Fax" w:cs="楷体"/>
+          <w:sz w:val="21"/>
+          <w:szCs w:val="21"/>
+          <w14:ligatures w14:val="none"/>
+        </w:rPr>
+        <w:t>的文档关联探测理论</w:t>
+      </w:r>
+      <w:r>
+        <w:rPr>
+          <w:rFonts w:ascii="Lucida Fax" w:eastAsia="楷体" w:hAnsi="Lucida Fax" w:cs="楷体"/>
+          <w:sz w:val="21"/>
+          <w:szCs w:val="21"/>
+          <w14:ligatures w14:val="none"/>
+        </w:rPr>
+        <w:t>)</w:t>
+      </w:r>
+    </w:p>
+    <w:p>
+      <w:pPr>
+        <w:spacing w:line="240" w:lineRule="auto"/>
+        <w:rPr>
+          <w:rFonts w:ascii="Lucida Fax" w:eastAsia="楷体" w:hAnsi="Lucida Fax" w:cs="楷体"/>
+          <w:sz w:val="21"/>
+          <w:szCs w:val="21"/>
+          <w14:ligatures w14:val="none"/>
+        </w:rPr>
+      </w:pPr>
+      <w:r>
+        <w:rPr>
+          <w:rFonts w:ascii="Lucida Fax" w:eastAsia="楷体" w:hAnsi="Lucida Fax" w:cs="楷体"/>
+          <w:sz w:val="21"/>
+          <w:szCs w:val="21"/>
+          <w14:ligatures w14:val="none"/>
+        </w:rPr>
+        <w:lastRenderedPageBreak/>
+        <w:t xml:space="preserve">[2] </w:t>
+      </w:r>
+      <w:r>
+        <w:rPr>
+          <w:rFonts w:ascii="Lucida Fax" w:eastAsia="楷体" w:hAnsi="Lucida Fax" w:cs="楷体"/>
+          <w:sz w:val="21"/>
+          <w:szCs w:val="21"/>
+          <w14:ligatures w14:val="none"/>
+        </w:rPr>
+        <w:t>开发框架与技术标准</w:t>
+      </w:r>
+    </w:p>
+    <w:p>
+      <w:pPr>
+        <w:numPr>
+          <w:ilvl w:val="0"/>
+          <w:numId w:val="7"/>
+        </w:numPr>
+        <w:spacing w:line="240" w:lineRule="auto"/>
+        <w:rPr>
+          <w:rFonts w:ascii="Lucida Fax" w:eastAsia="楷体" w:hAnsi="Lucida Fax" w:cs="楷体"/>
+          <w:sz w:val="21"/>
+          <w:szCs w:val="21"/>
+          <w14:ligatures w14:val="none"/>
+        </w:rPr>
+      </w:pPr>
+      <w:r>
+        <w:rPr>
+          <w:rFonts w:ascii="Lucida Fax" w:eastAsia="楷体" w:hAnsi="Lucida Fax" w:cs="楷体"/>
+          <w:sz w:val="21"/>
+          <w:szCs w:val="21"/>
+          <w14:ligatures w14:val="none"/>
+        </w:rPr>
+        <w:t xml:space="preserve">Tiangolo S. FastAPI Documentation [EB/OL]. [2024]. </w:t>
+      </w:r>
+      <w:hyperlink r:id="rId10" w:tgtFrame="_blank" w:history="1">
+        <w:r>
+          <w:rPr>
+            <w:rFonts w:ascii="Lucida Fax" w:hAnsi="Lucida Fax"/>
+          </w:rPr>
+          <w:t>https://fastapi.tiangolo.com/</w:t>
+        </w:r>
+      </w:hyperlink>
+      <w:r>
+        <w:rPr>
+          <w:rFonts w:ascii="Lucida Fax" w:eastAsia="楷体" w:hAnsi="Lucida Fax" w:cs="楷体"/>
+          <w:sz w:val="21"/>
+          <w:szCs w:val="21"/>
+          <w14:ligatures w14:val="none"/>
+        </w:rPr>
+        <w:t>. (</w:t>
+      </w:r>
+      <w:r>
+        <w:rPr>
+          <w:rFonts w:ascii="Lucida Fax" w:eastAsia="楷体" w:hAnsi="Lucida Fax" w:cs="楷体"/>
+          <w:sz w:val="21"/>
+          <w:szCs w:val="21"/>
+          <w14:ligatures w14:val="none"/>
+        </w:rPr>
+        <w:t>系统后端架构的核心参考</w:t>
+      </w:r>
+      <w:r>
+        <w:rPr>
+          <w:rFonts w:ascii="Lucida Fax" w:eastAsia="楷体" w:hAnsi="Lucida Fax" w:cs="楷体"/>
+          <w:sz w:val="21"/>
+          <w:szCs w:val="21"/>
+          <w14:ligatures w14:val="none"/>
+        </w:rPr>
+        <w:t>)</w:t>
+      </w:r>
+    </w:p>
+    <w:p>
+      <w:pPr>
+        <w:numPr>
+          <w:ilvl w:val="0"/>
+          <w:numId w:val="7"/>
+        </w:numPr>
+        <w:spacing w:line="240" w:lineRule="auto"/>
+        <w:rPr>
+          <w:rFonts w:ascii="Lucida Fax" w:eastAsia="楷体" w:hAnsi="Lucida Fax" w:cs="楷体"/>
+          <w:sz w:val="21"/>
+          <w:szCs w:val="21"/>
+          <w14:ligatures w14:val="none"/>
+        </w:rPr>
+      </w:pPr>
+      <w:r>
+        <w:rPr>
+          <w:rFonts w:ascii="Lucida Fax" w:eastAsia="楷体" w:hAnsi="Lucida Fax" w:cs="楷体"/>
+          <w:sz w:val="21"/>
+          <w:szCs w:val="21"/>
+          <w14:ligatures w14:val="none"/>
+        </w:rPr>
+        <w:t xml:space="preserve">Chase H. LangChain: Building Applications with LLMs through Composability [EB/OL]. [2024]. </w:t>
+      </w:r>
+      <w:hyperlink r:id="rId11" w:tgtFrame="_blank" w:history="1">
+        <w:r>
+          <w:rPr>
+            <w:rFonts w:ascii="Lucida Fax" w:hAnsi="Lucida Fax"/>
+          </w:rPr>
+          <w:t>https://python.langchain.com/</w:t>
+        </w:r>
+      </w:hyperlink>
+      <w:r>
+        <w:rPr>
+          <w:rFonts w:ascii="Lucida Fax" w:eastAsia="楷体" w:hAnsi="Lucida Fax" w:cs="楷体"/>
+          <w:sz w:val="21"/>
+          <w:szCs w:val="21"/>
+          <w14:ligatures w14:val="none"/>
+        </w:rPr>
+        <w:t xml:space="preserve">. (Agent </w:t>
+      </w:r>
+      <w:r>
+        <w:rPr>
+          <w:rFonts w:ascii="Lucida Fax" w:eastAsia="楷体" w:hAnsi="Lucida Fax" w:cs="楷体"/>
+          <w:sz w:val="21"/>
+          <w:szCs w:val="21"/>
+          <w14:ligatures w14:val="none"/>
+        </w:rPr>
+        <w:t>智能体与</w:t>
+      </w:r>
+      <w:r>
+        <w:rPr>
+          <w:rFonts w:ascii="Lucida Fax" w:eastAsia="楷体" w:hAnsi="Lucida Fax" w:cs="楷体"/>
+          <w:sz w:val="21"/>
+          <w:szCs w:val="21"/>
+          <w14:ligatures w14:val="none"/>
+        </w:rPr>
+        <w:t xml:space="preserve"> Function Calling </w:t>
+      </w:r>
+      <w:r>
+        <w:rPr>
+          <w:rFonts w:ascii="Lucida Fax" w:eastAsia="楷体" w:hAnsi="Lucida Fax" w:cs="楷体"/>
+          <w:sz w:val="21"/>
+          <w:szCs w:val="21"/>
+          <w14:ligatures w14:val="none"/>
+        </w:rPr>
+        <w:t>的实现标准</w:t>
+      </w:r>
+      <w:r>
+        <w:rPr>
+          <w:rFonts w:ascii="Lucida Fax" w:eastAsia="楷体" w:hAnsi="Lucida Fax" w:cs="楷体"/>
+          <w:sz w:val="21"/>
+          <w:szCs w:val="21"/>
+          <w14:ligatures w14:val="none"/>
+        </w:rPr>
+        <w:t>)</w:t>
+      </w:r>
+    </w:p>
+    <w:p>
+      <w:pPr>
+        <w:numPr>
+          <w:ilvl w:val="0"/>
+          <w:numId w:val="7"/>
+        </w:numPr>
+        <w:spacing w:line="240" w:lineRule="auto"/>
+        <w:rPr>
+          <w:rFonts w:ascii="Lucida Fax" w:eastAsia="楷体" w:hAnsi="Lucida Fax" w:cs="楷体"/>
+          <w:sz w:val="21"/>
+          <w:szCs w:val="21"/>
+          <w14:ligatures w14:val="none"/>
+        </w:rPr>
+      </w:pPr>
+      <w:r>
+        <w:rPr>
+          <w:rFonts w:ascii="Lucida Fax" w:eastAsia="楷体" w:hAnsi="Lucida Fax" w:cs="楷体"/>
+          <w:sz w:val="21"/>
+          <w:szCs w:val="21"/>
+          <w14:ligatures w14:val="none"/>
+        </w:rPr>
+        <w:t xml:space="preserve">Chroma Team. ChromaDB: The AI-native Open-source Embedding Database [EB/OL]. [2024]. </w:t>
+      </w:r>
+      <w:hyperlink r:id="rId12" w:tgtFrame="_blank" w:history="1">
+        <w:r>
+          <w:rPr>
+            <w:rFonts w:ascii="Lucida Fax" w:hAnsi="Lucida Fax"/>
+          </w:rPr>
+          <w:t>https://docs.trychroma.com/</w:t>
+        </w:r>
+      </w:hyperlink>
+      <w:r>
+        <w:rPr>
+          <w:rFonts w:ascii="Lucida Fax" w:eastAsia="楷体" w:hAnsi="Lucida Fax" w:cs="楷体"/>
+          <w:sz w:val="21"/>
+          <w:szCs w:val="21"/>
+          <w14:ligatures w14:val="none"/>
+        </w:rPr>
+        <w:t>. (</w:t>
+      </w:r>
+      <w:r>
+        <w:rPr>
+          <w:rFonts w:ascii="Lucida Fax" w:eastAsia="楷体" w:hAnsi="Lucida Fax" w:cs="楷体"/>
+          <w:sz w:val="21"/>
+          <w:szCs w:val="21"/>
+          <w14:ligatures w14:val="none"/>
+        </w:rPr>
+        <w:t>底层向量存储引擎参考</w:t>
+      </w:r>
+      <w:r>
+        <w:rPr>
+          <w:rFonts w:ascii="Lucida Fax" w:eastAsia="楷体" w:hAnsi="Lucida Fax" w:cs="楷体"/>
+          <w:sz w:val="21"/>
+          <w:szCs w:val="21"/>
+          <w14:ligatures w14:val="none"/>
+        </w:rPr>
+        <w:t>)</w:t>
+      </w:r>
+    </w:p>
+    <w:p>
+      <w:pPr>
+        <w:numPr>
+          <w:ilvl w:val="0"/>
+          <w:numId w:val="7"/>
+        </w:numPr>
+        <w:spacing w:line="240" w:lineRule="auto"/>
+        <w:rPr>
+          <w:rFonts w:ascii="Lucida Fax" w:eastAsia="楷体" w:hAnsi="Lucida Fax" w:cs="楷体"/>
+          <w:sz w:val="21"/>
+          <w:szCs w:val="21"/>
+          <w14:ligatures w14:val="none"/>
+        </w:rPr>
+      </w:pPr>
+      <w:r>
+        <w:rPr>
+          <w:rFonts w:ascii="Lucida Fax" w:eastAsia="楷体" w:hAnsi="Lucida Fax" w:cs="楷体"/>
+          <w:sz w:val="21"/>
+          <w:szCs w:val="21"/>
+          <w14:ligatures w14:val="none"/>
+        </w:rPr>
+        <w:t>Du Y, Li C, Guo R, et al. PP-OCR: A Practical Ultra Lightweight OCR System [J]. arXiv preprint arXiv:2009.09941, 2020. (</w:t>
+      </w:r>
+      <w:r>
+        <w:rPr>
+          <w:rFonts w:ascii="Lucida Fax" w:eastAsia="楷体" w:hAnsi="Lucida Fax" w:cs="楷体"/>
+          <w:sz w:val="21"/>
+          <w:szCs w:val="21"/>
+          <w14:ligatures w14:val="none"/>
+        </w:rPr>
+        <w:t>支撑功能</w:t>
+      </w:r>
+      <w:r>
+        <w:rPr>
+          <w:rFonts w:ascii="Lucida Fax" w:eastAsia="楷体" w:hAnsi="Lucida Fax" w:cs="楷体"/>
+          <w:sz w:val="21"/>
+          <w:szCs w:val="21"/>
+          <w14:ligatures w14:val="none"/>
+        </w:rPr>
+        <w:t xml:space="preserve"> 5 </w:t>
+      </w:r>
+      <w:r>
+        <w:rPr>
+          <w:rFonts w:ascii="Lucida Fax" w:eastAsia="楷体" w:hAnsi="Lucida Fax" w:cs="楷体"/>
+          <w:sz w:val="21"/>
+          <w:szCs w:val="21"/>
+          <w14:ligatures w14:val="none"/>
+        </w:rPr>
+        <w:t>的图片文字识别技术方案</w:t>
+      </w:r>
+      <w:r>
+        <w:rPr>
+          <w:rFonts w:ascii="Lucida Fax" w:eastAsia="楷体" w:hAnsi="Lucida Fax" w:cs="楷体"/>
+          <w:sz w:val="21"/>
+          <w:szCs w:val="21"/>
+          <w14:ligatures w14:val="none"/>
+        </w:rPr>
+        <w:t>)</w:t>
+      </w:r>
+    </w:p>
+    <w:p>
+      <w:pPr>
+        <w:spacing w:line="240" w:lineRule="auto"/>
+        <w:rPr>
+          <w:rFonts w:ascii="Lucida Fax" w:eastAsia="楷体" w:hAnsi="Lucida Fax" w:cs="楷体"/>
+          <w:sz w:val="21"/>
+          <w:szCs w:val="21"/>
+          <w14:ligatures w14:val="none"/>
+        </w:rPr>
+      </w:pPr>
+      <w:r>
+        <w:rPr>
+          <w:rFonts w:ascii="Lucida Fax" w:eastAsia="楷体" w:hAnsi="Lucida Fax" w:cs="楷体"/>
+          <w:sz w:val="21"/>
+          <w:szCs w:val="21"/>
+          <w14:ligatures w14:val="none"/>
+        </w:rPr>
+        <w:t xml:space="preserve">[3] </w:t>
+      </w:r>
+      <w:r>
+        <w:rPr>
+          <w:rFonts w:ascii="Lucida Fax" w:eastAsia="楷体" w:hAnsi="Lucida Fax" w:cs="楷体"/>
+          <w:sz w:val="21"/>
+          <w:szCs w:val="21"/>
+          <w14:ligatures w14:val="none"/>
+        </w:rPr>
+        <w:t>知识管理与人机交互</w:t>
+      </w:r>
+    </w:p>
+    <w:p>
+      <w:pPr>
+        <w:numPr>
+          <w:ilvl w:val="0"/>
+          <w:numId w:val="8"/>
+        </w:numPr>
+        <w:spacing w:line="240" w:lineRule="auto"/>
+        <w:rPr>
+          <w:rFonts w:ascii="Lucida Fax" w:eastAsia="楷体" w:hAnsi="Lucida Fax" w:cs="楷体"/>
+          <w:sz w:val="21"/>
+          <w:szCs w:val="21"/>
+          <w14:ligatures w14:val="none"/>
+        </w:rPr>
+      </w:pPr>
+      <w:r>
+        <w:rPr>
+          <w:rFonts w:ascii="Lucida Fax" w:eastAsia="楷体" w:hAnsi="Lucida Fax" w:cs="楷体"/>
+          <w:sz w:val="21"/>
+          <w:szCs w:val="21"/>
+          <w14:ligatures w14:val="none"/>
+        </w:rPr>
+        <w:t>Bush V. As We May Think [J]. The Atlantic Monthly, 1945. (</w:t>
+      </w:r>
+      <w:r>
+        <w:rPr>
+          <w:rFonts w:ascii="Lucida Fax" w:eastAsia="楷体" w:hAnsi="Lucida Fax" w:cs="楷体"/>
+          <w:sz w:val="21"/>
+          <w:szCs w:val="21"/>
+          <w14:ligatures w14:val="none"/>
+        </w:rPr>
+        <w:t>信息检索与知识互联的经典启蒙，适合作为项目背景的哲学支撑</w:t>
+      </w:r>
+      <w:r>
+        <w:rPr>
+          <w:rFonts w:ascii="Lucida Fax" w:eastAsia="楷体" w:hAnsi="Lucida Fax" w:cs="楷体"/>
+          <w:sz w:val="21"/>
+          <w:szCs w:val="21"/>
+          <w14:ligatures w14:val="none"/>
+        </w:rPr>
+        <w:t>)</w:t>
+      </w:r>
+    </w:p>
+    <w:p>
+      <w:pPr>
+        <w:numPr>
+          <w:ilvl w:val="0"/>
+          <w:numId w:val="8"/>
+        </w:numPr>
+        <w:spacing w:line="240" w:lineRule="auto"/>
+        <w:rPr>
+          <w:rFonts w:ascii="Lucida Fax" w:eastAsia="楷体" w:hAnsi="Lucida Fax" w:cs="楷体"/>
+          <w:sz w:val="21"/>
+          <w:szCs w:val="21"/>
+          <w14:ligatures w14:val="none"/>
+        </w:rPr>
+      </w:pPr>
+      <w:r>
+        <w:rPr>
+          <w:rFonts w:ascii="Lucida Fax" w:eastAsia="楷体" w:hAnsi="Lucida Fax" w:cs="楷体"/>
+          <w:sz w:val="21"/>
+          <w:szCs w:val="21"/>
+          <w14:ligatures w14:val="none"/>
+        </w:rPr>
+        <w:t>Ahrens S. How to Take Smart Notes [M]. North Carolina: CreateSpace, 2017. (</w:t>
+      </w:r>
+      <w:r>
+        <w:rPr>
+          <w:rFonts w:ascii="Lucida Fax" w:eastAsia="楷体" w:hAnsi="Lucida Fax" w:cs="楷体"/>
+          <w:sz w:val="21"/>
+          <w:szCs w:val="21"/>
+          <w14:ligatures w14:val="none"/>
+        </w:rPr>
+        <w:t>卢曼卡片盒笔记法，支撑功能</w:t>
+      </w:r>
+      <w:r>
+        <w:rPr>
+          <w:rFonts w:ascii="Lucida Fax" w:eastAsia="楷体" w:hAnsi="Lucida Fax" w:cs="楷体"/>
+          <w:sz w:val="21"/>
+          <w:szCs w:val="21"/>
+          <w14:ligatures w14:val="none"/>
+        </w:rPr>
+        <w:t xml:space="preserve"> 1/3 </w:t>
+      </w:r>
+      <w:r>
+        <w:rPr>
+          <w:rFonts w:ascii="Lucida Fax" w:eastAsia="楷体" w:hAnsi="Lucida Fax" w:cs="楷体"/>
+          <w:sz w:val="21"/>
+          <w:szCs w:val="21"/>
+          <w14:ligatures w14:val="none"/>
+        </w:rPr>
+        <w:t>的双链与图谱设计思路</w:t>
+      </w:r>
+      <w:r>
+        <w:rPr>
+          <w:rFonts w:ascii="Lucida Fax" w:eastAsia="楷体" w:hAnsi="Lucida Fax" w:cs="楷体"/>
+          <w:sz w:val="21"/>
+          <w:szCs w:val="21"/>
+          <w14:ligatures w14:val="none"/>
+        </w:rPr>
+        <w:t>)</w:t>
+      </w:r>
+    </w:p>
+    <w:p>
+      <w:pPr>
+        <w:spacing w:line="240" w:lineRule="auto"/>
+        <w:rPr>
+          <w:rFonts w:ascii="Lucida Fax" w:eastAsia="楷体" w:hAnsi="Lucida Fax" w:cs="楷体"/>
+          <w:sz w:val="21"/>
+          <w:szCs w:val="21"/>
+          <w14:ligatures w14:val="none"/>
+        </w:rPr>
+      </w:pPr>
+    </w:p>
+    <w:p>
+      <w:pPr>
+        <w:spacing w:line="240" w:lineRule="auto"/>
+        <w:rPr>
+          <w:rFonts w:ascii="Lucida Fax" w:eastAsia="楷体" w:hAnsi="Lucida Fax" w:cs="楷体" w:hint="eastAsia"/>
+          <w:sz w:val="21"/>
+          <w:szCs w:val="21"/>
+          <w14:ligatures w14:val="none"/>
+        </w:rPr>
+      </w:pPr>
     </w:p>
     <w:sectPr>
       <w:pgSz w:w="11906" w:h="16838"/>
@@ -9990,9 +11753,9 @@
 <file path=word/numbering.xml><?xml version="1.0" encoding="utf-8"?>
 <w:numbering xmlns:wpc="http://schemas.microsoft.com/office/word/2010/wordprocessingCanvas" xmlns:cx="http://schemas.microsoft.com/office/drawing/2014/chartex" xmlns:cx1="http://schemas.microsoft.com/office/drawing/2015/9/8/chartex" xmlns:cx2="http://schemas.microsoft.com/office/drawing/2015/10/21/chartex" xmlns:cx3="http://schemas.microsoft.com/office/drawing/2016/5/9/chartex" xmlns:cx4="http://schemas.microsoft.com/office/drawing/2016/5/10/chartex" xmlns:cx5="http://schemas.microsoft.com/office/drawing/2016/5/11/chartex" xmlns:cx6="http://schemas.microsoft.com/office/drawing/2016/5/12/chartex" xmlns:cx7="http://schemas.microsoft.com/office/drawing/2016/5/13/chartex" xmlns:cx8="http://schemas.microsoft.com/office/drawing/2016/5/14/chartex" xmlns:mc="http://schemas.openxmlformats.org/markup-compatibility/2006" xmlns:aink="http://schemas.microsoft.com/office/drawing/2016/ink" xmlns:am3d="http://schemas.microsoft.com/office/drawing/2017/model3d" xmlns:o="urn:schemas-microsoft-com:office:office" xmlns:oel="http://schemas.microsoft.com/office/2019/extlst" xmlns:r="http://schemas.openxmlformats.org/officeDocument/2006/relationships" xmlns:m="http://schemas.openxmlformats.org/officeDocument/2006/math" xmlns:v="urn:schemas-microsoft-com:vml" xmlns:wp14="http://schemas.microsoft.com/office/word/2010/wordprocessingDrawing" xmlns:wp="http://schemas.openxmlformats.org/drawingml/2006/wordprocessingDrawing" xmlns:w10="urn:schemas-microsoft-com:office:word" xmlns:w="http://schemas.openxmlformats.org/wordprocessingml/2006/main" xmlns:w14="http://schemas.microsoft.com/office/word/2010/wordml" xmlns:w15="http://schemas.microsoft.com/office/word/2012/wordml" xmlns:w16cex="http://schemas.microsoft.com/office/word/2018/wordml/cex" xmlns:w16cid="http://schemas.microsoft.com/office/word/2016/wordml/cid" xmlns:w16="http://schemas.microsoft.com/office/word/2018/wordml" xmlns:w16du="http://schemas.microsoft.com/office/word/2023/wordml/word16du" xmlns:w16sdtdh="http://schemas.microsoft.com/office/word/2020/wordml/sdtdatahash" xmlns:w16sdtfl="http://schemas.microsoft.com/office/word/2024/wordml/sdtformatlock" xmlns:w16se="http://schemas.microsoft.com/office/word/2015/wordml/symex" xmlns:wpg="http://schemas.microsoft.com/office/word/2010/wordprocessingGroup" xmlns:wpi="http://schemas.microsoft.com/office/word/2010/wordprocessingInk" xmlns:wne="http://schemas.microsoft.com/office/word/2006/wordml" xmlns:wps="http://schemas.microsoft.com/office/word/2010/wordprocessingShape" mc:Ignorable="w14 w15 w16se w16cid w16 w16cex w16sdtdh w16sdtfl w16du wp14">
   <w:abstractNum w:abstractNumId="0" w15:restartNumberingAfterBreak="0">
-    <w:nsid w:val="1AD34DF0"/>
+    <w:nsid w:val="053B4B1D"/>
     <w:multiLevelType w:val="multilevel"/>
-    <w:tmpl w:val="61C65C18"/>
+    <w:tmpl w:val="94368974"/>
     <w:lvl w:ilvl="0">
       <w:start w:val="1"/>
       <w:numFmt w:val="bullet"/>
@@ -10000,9 +11763,9 @@
       <w:lvlJc w:val="left"/>
       <w:pPr>
         <w:tabs>
-          <w:tab w:val="num" w:pos="862"/>
+          <w:tab w:val="num" w:pos="720"/>
         </w:tabs>
-        <w:ind w:left="862" w:hanging="360"/>
+        <w:ind w:left="720" w:hanging="360"/>
       </w:pPr>
       <w:rPr>
         <w:rFonts w:ascii="Symbol" w:hAnsi="Symbol" w:hint="default"/>
@@ -10016,9 +11779,9 @@
       <w:lvlJc w:val="left"/>
       <w:pPr>
         <w:tabs>
-          <w:tab w:val="num" w:pos="1582"/>
+          <w:tab w:val="num" w:pos="1440"/>
         </w:tabs>
-        <w:ind w:left="1582" w:hanging="360"/>
+        <w:ind w:left="1440" w:hanging="360"/>
       </w:pPr>
       <w:rPr>
         <w:rFonts w:ascii="Courier New" w:hAnsi="Courier New" w:hint="default"/>
@@ -10032,9 +11795,9 @@
       <w:lvlJc w:val="left"/>
       <w:pPr>
         <w:tabs>
-          <w:tab w:val="num" w:pos="2302"/>
+          <w:tab w:val="num" w:pos="2160"/>
         </w:tabs>
-        <w:ind w:left="2302" w:hanging="360"/>
+        <w:ind w:left="2160" w:hanging="360"/>
       </w:pPr>
       <w:rPr>
         <w:rFonts w:ascii="Wingdings" w:hAnsi="Wingdings" w:hint="default"/>
@@ -10048,9 +11811,9 @@
       <w:lvlJc w:val="left"/>
       <w:pPr>
         <w:tabs>
-          <w:tab w:val="num" w:pos="3022"/>
+          <w:tab w:val="num" w:pos="2880"/>
         </w:tabs>
-        <w:ind w:left="3022" w:hanging="360"/>
+        <w:ind w:left="2880" w:hanging="360"/>
       </w:pPr>
       <w:rPr>
         <w:rFonts w:ascii="Wingdings" w:hAnsi="Wingdings" w:hint="default"/>
@@ -10064,9 +11827,9 @@
       <w:lvlJc w:val="left"/>
       <w:pPr>
         <w:tabs>
-          <w:tab w:val="num" w:pos="3742"/>
+          <w:tab w:val="num" w:pos="3600"/>
         </w:tabs>
-        <w:ind w:left="3742" w:hanging="360"/>
+        <w:ind w:left="3600" w:hanging="360"/>
       </w:pPr>
       <w:rPr>
         <w:rFonts w:ascii="Wingdings" w:hAnsi="Wingdings" w:hint="default"/>
@@ -10080,9 +11843,9 @@
       <w:lvlJc w:val="left"/>
       <w:pPr>
         <w:tabs>
-          <w:tab w:val="num" w:pos="4462"/>
+          <w:tab w:val="num" w:pos="4320"/>
         </w:tabs>
-        <w:ind w:left="4462" w:hanging="360"/>
+        <w:ind w:left="4320" w:hanging="360"/>
       </w:pPr>
       <w:rPr>
         <w:rFonts w:ascii="Wingdings" w:hAnsi="Wingdings" w:hint="default"/>
@@ -10096,9 +11859,9 @@
       <w:lvlJc w:val="left"/>
       <w:pPr>
         <w:tabs>
-          <w:tab w:val="num" w:pos="5182"/>
+          <w:tab w:val="num" w:pos="5040"/>
         </w:tabs>
-        <w:ind w:left="5182" w:hanging="360"/>
+        <w:ind w:left="5040" w:hanging="360"/>
       </w:pPr>
       <w:rPr>
         <w:rFonts w:ascii="Wingdings" w:hAnsi="Wingdings" w:hint="default"/>
@@ -10112,9 +11875,9 @@
       <w:lvlJc w:val="left"/>
       <w:pPr>
         <w:tabs>
-          <w:tab w:val="num" w:pos="5902"/>
+          <w:tab w:val="num" w:pos="5760"/>
         </w:tabs>
-        <w:ind w:left="5902" w:hanging="360"/>
+        <w:ind w:left="5760" w:hanging="360"/>
       </w:pPr>
       <w:rPr>
         <w:rFonts w:ascii="Wingdings" w:hAnsi="Wingdings" w:hint="default"/>
@@ -10128,9 +11891,9 @@
       <w:lvlJc w:val="left"/>
       <w:pPr>
         <w:tabs>
-          <w:tab w:val="num" w:pos="6622"/>
+          <w:tab w:val="num" w:pos="6480"/>
         </w:tabs>
-        <w:ind w:left="6622" w:hanging="360"/>
+        <w:ind w:left="6480" w:hanging="360"/>
       </w:pPr>
       <w:rPr>
         <w:rFonts w:ascii="Wingdings" w:hAnsi="Wingdings" w:hint="default"/>
@@ -10139,11 +11902,160 @@
     </w:lvl>
   </w:abstractNum>
   <w:abstractNum w:abstractNumId="1" w15:restartNumberingAfterBreak="0">
+    <w:nsid w:val="1AD34DF0"/>
+    <w:multiLevelType w:val="multilevel"/>
+    <w:tmpl w:val="61C65C18"/>
+    <w:lvl w:ilvl="0">
+      <w:start w:val="1"/>
+      <w:numFmt w:val="bullet"/>
+      <w:lvlText w:val=""/>
+      <w:lvlJc w:val="left"/>
+      <w:pPr>
+        <w:tabs>
+          <w:tab w:val="num" w:pos="862"/>
+        </w:tabs>
+        <w:ind w:left="862" w:hanging="360"/>
+      </w:pPr>
+      <w:rPr>
+        <w:rFonts w:ascii="Symbol" w:hAnsi="Symbol" w:hint="default"/>
+        <w:sz w:val="20"/>
+      </w:rPr>
+    </w:lvl>
+    <w:lvl w:ilvl="1" w:tentative="1">
+      <w:start w:val="1"/>
+      <w:numFmt w:val="bullet"/>
+      <w:lvlText w:val="o"/>
+      <w:lvlJc w:val="left"/>
+      <w:pPr>
+        <w:tabs>
+          <w:tab w:val="num" w:pos="1582"/>
+        </w:tabs>
+        <w:ind w:left="1582" w:hanging="360"/>
+      </w:pPr>
+      <w:rPr>
+        <w:rFonts w:ascii="Courier New" w:hAnsi="Courier New" w:hint="default"/>
+        <w:sz w:val="20"/>
+      </w:rPr>
+    </w:lvl>
+    <w:lvl w:ilvl="2" w:tentative="1">
+      <w:start w:val="1"/>
+      <w:numFmt w:val="bullet"/>
+      <w:lvlText w:val=""/>
+      <w:lvlJc w:val="left"/>
+      <w:pPr>
+        <w:tabs>
+          <w:tab w:val="num" w:pos="2302"/>
+        </w:tabs>
+        <w:ind w:left="2302" w:hanging="360"/>
+      </w:pPr>
+      <w:rPr>
+        <w:rFonts w:ascii="Wingdings" w:hAnsi="Wingdings" w:hint="default"/>
+        <w:sz w:val="20"/>
+      </w:rPr>
+    </w:lvl>
+    <w:lvl w:ilvl="3" w:tentative="1">
+      <w:start w:val="1"/>
+      <w:numFmt w:val="bullet"/>
+      <w:lvlText w:val=""/>
+      <w:lvlJc w:val="left"/>
+      <w:pPr>
+        <w:tabs>
+          <w:tab w:val="num" w:pos="3022"/>
+        </w:tabs>
+        <w:ind w:left="3022" w:hanging="360"/>
+      </w:pPr>
+      <w:rPr>
+        <w:rFonts w:ascii="Wingdings" w:hAnsi="Wingdings" w:hint="default"/>
+        <w:sz w:val="20"/>
+      </w:rPr>
+    </w:lvl>
+    <w:lvl w:ilvl="4" w:tentative="1">
+      <w:start w:val="1"/>
+      <w:numFmt w:val="bullet"/>
+      <w:lvlText w:val=""/>
+      <w:lvlJc w:val="left"/>
+      <w:pPr>
+        <w:tabs>
+          <w:tab w:val="num" w:pos="3742"/>
+        </w:tabs>
+        <w:ind w:left="3742" w:hanging="360"/>
+      </w:pPr>
+      <w:rPr>
+        <w:rFonts w:ascii="Wingdings" w:hAnsi="Wingdings" w:hint="default"/>
+        <w:sz w:val="20"/>
+      </w:rPr>
+    </w:lvl>
+    <w:lvl w:ilvl="5" w:tentative="1">
+      <w:start w:val="1"/>
+      <w:numFmt w:val="bullet"/>
+      <w:lvlText w:val=""/>
+      <w:lvlJc w:val="left"/>
+      <w:pPr>
+        <w:tabs>
+          <w:tab w:val="num" w:pos="4462"/>
+        </w:tabs>
+        <w:ind w:left="4462" w:hanging="360"/>
+      </w:pPr>
+      <w:rPr>
+        <w:rFonts w:ascii="Wingdings" w:hAnsi="Wingdings" w:hint="default"/>
+        <w:sz w:val="20"/>
+      </w:rPr>
+    </w:lvl>
+    <w:lvl w:ilvl="6" w:tentative="1">
+      <w:start w:val="1"/>
+      <w:numFmt w:val="bullet"/>
+      <w:lvlText w:val=""/>
+      <w:lvlJc w:val="left"/>
+      <w:pPr>
+        <w:tabs>
+          <w:tab w:val="num" w:pos="5182"/>
+        </w:tabs>
+        <w:ind w:left="5182" w:hanging="360"/>
+      </w:pPr>
+      <w:rPr>
+        <w:rFonts w:ascii="Wingdings" w:hAnsi="Wingdings" w:hint="default"/>
+        <w:sz w:val="20"/>
+      </w:rPr>
+    </w:lvl>
+    <w:lvl w:ilvl="7" w:tentative="1">
+      <w:start w:val="1"/>
+      <w:numFmt w:val="bullet"/>
+      <w:lvlText w:val=""/>
+      <w:lvlJc w:val="left"/>
+      <w:pPr>
+        <w:tabs>
+          <w:tab w:val="num" w:pos="5902"/>
+        </w:tabs>
+        <w:ind w:left="5902" w:hanging="360"/>
+      </w:pPr>
+      <w:rPr>
+        <w:rFonts w:ascii="Wingdings" w:hAnsi="Wingdings" w:hint="default"/>
+        <w:sz w:val="20"/>
+      </w:rPr>
+    </w:lvl>
+    <w:lvl w:ilvl="8" w:tentative="1">
+      <w:start w:val="1"/>
+      <w:numFmt w:val="bullet"/>
+      <w:lvlText w:val=""/>
+      <w:lvlJc w:val="left"/>
+      <w:pPr>
+        <w:tabs>
+          <w:tab w:val="num" w:pos="6622"/>
+        </w:tabs>
+        <w:ind w:left="6622" w:hanging="360"/>
+      </w:pPr>
+      <w:rPr>
+        <w:rFonts w:ascii="Wingdings" w:hAnsi="Wingdings" w:hint="default"/>
+        <w:sz w:val="20"/>
+      </w:rPr>
+    </w:lvl>
+  </w:abstractNum>
+  <w:abstractNum w:abstractNumId="2" w15:restartNumberingAfterBreak="0">
     <w:nsid w:val="2F9F21C3"/>
     <w:multiLevelType w:val="multilevel"/>
-    <w:tmpl w:val="F6BC483C"/>
+    <w:tmpl w:val="0660EEE4"/>
     <w:lvl w:ilvl="0">
-      <w:start w:val="4"/>
+      <w:start w:val="3"/>
       <w:numFmt w:val="decimal"/>
       <w:lvlText w:val="%1."/>
       <w:lvlJc w:val="left"/>
@@ -10259,7 +12171,7 @@
       </w:rPr>
     </w:lvl>
   </w:abstractNum>
-  <w:abstractNum w:abstractNumId="2" w15:restartNumberingAfterBreak="0">
+  <w:abstractNum w:abstractNumId="3" w15:restartNumberingAfterBreak="0">
     <w:nsid w:val="30544444"/>
     <w:multiLevelType w:val="hybridMultilevel"/>
     <w:tmpl w:val="BD68B592"/>
@@ -10348,10 +12260,10 @@
       </w:pPr>
     </w:lvl>
   </w:abstractNum>
-  <w:abstractNum w:abstractNumId="3" w15:restartNumberingAfterBreak="0">
-    <w:nsid w:val="6E3C512B"/>
+  <w:abstractNum w:abstractNumId="4" w15:restartNumberingAfterBreak="0">
+    <w:nsid w:val="38FE174B"/>
     <w:multiLevelType w:val="multilevel"/>
-    <w:tmpl w:val="60A88C70"/>
+    <w:tmpl w:val="B8308B6E"/>
     <w:lvl w:ilvl="0">
       <w:start w:val="1"/>
       <w:numFmt w:val="bullet"/>
@@ -10497,10 +12409,10 @@
       </w:rPr>
     </w:lvl>
   </w:abstractNum>
-  <w:abstractNum w:abstractNumId="4" w15:restartNumberingAfterBreak="0">
-    <w:nsid w:val="7331652C"/>
+  <w:abstractNum w:abstractNumId="5" w15:restartNumberingAfterBreak="0">
+    <w:nsid w:val="64E5799E"/>
     <w:multiLevelType w:val="multilevel"/>
-    <w:tmpl w:val="2E2CBFC8"/>
+    <w:tmpl w:val="D9064D6E"/>
     <w:lvl w:ilvl="0">
       <w:start w:val="1"/>
       <w:numFmt w:val="bullet"/>
@@ -10646,20 +12558,327 @@
       </w:rPr>
     </w:lvl>
   </w:abstractNum>
+  <w:abstractNum w:abstractNumId="6" w15:restartNumberingAfterBreak="0">
+    <w:nsid w:val="6E3C512B"/>
+    <w:multiLevelType w:val="multilevel"/>
+    <w:tmpl w:val="60A88C70"/>
+    <w:lvl w:ilvl="0">
+      <w:start w:val="1"/>
+      <w:numFmt w:val="bullet"/>
+      <w:lvlText w:val=""/>
+      <w:lvlJc w:val="left"/>
+      <w:pPr>
+        <w:tabs>
+          <w:tab w:val="num" w:pos="720"/>
+        </w:tabs>
+        <w:ind w:left="720" w:hanging="360"/>
+      </w:pPr>
+      <w:rPr>
+        <w:rFonts w:ascii="Symbol" w:hAnsi="Symbol" w:hint="default"/>
+        <w:sz w:val="20"/>
+      </w:rPr>
+    </w:lvl>
+    <w:lvl w:ilvl="1" w:tentative="1">
+      <w:start w:val="1"/>
+      <w:numFmt w:val="bullet"/>
+      <w:lvlText w:val="o"/>
+      <w:lvlJc w:val="left"/>
+      <w:pPr>
+        <w:tabs>
+          <w:tab w:val="num" w:pos="1440"/>
+        </w:tabs>
+        <w:ind w:left="1440" w:hanging="360"/>
+      </w:pPr>
+      <w:rPr>
+        <w:rFonts w:ascii="Courier New" w:hAnsi="Courier New" w:hint="default"/>
+        <w:sz w:val="20"/>
+      </w:rPr>
+    </w:lvl>
+    <w:lvl w:ilvl="2" w:tentative="1">
+      <w:start w:val="1"/>
+      <w:numFmt w:val="bullet"/>
+      <w:lvlText w:val=""/>
+      <w:lvlJc w:val="left"/>
+      <w:pPr>
+        <w:tabs>
+          <w:tab w:val="num" w:pos="2160"/>
+        </w:tabs>
+        <w:ind w:left="2160" w:hanging="360"/>
+      </w:pPr>
+      <w:rPr>
+        <w:rFonts w:ascii="Wingdings" w:hAnsi="Wingdings" w:hint="default"/>
+        <w:sz w:val="20"/>
+      </w:rPr>
+    </w:lvl>
+    <w:lvl w:ilvl="3" w:tentative="1">
+      <w:start w:val="1"/>
+      <w:numFmt w:val="bullet"/>
+      <w:lvlText w:val=""/>
+      <w:lvlJc w:val="left"/>
+      <w:pPr>
+        <w:tabs>
+          <w:tab w:val="num" w:pos="2880"/>
+        </w:tabs>
+        <w:ind w:left="2880" w:hanging="360"/>
+      </w:pPr>
+      <w:rPr>
+        <w:rFonts w:ascii="Wingdings" w:hAnsi="Wingdings" w:hint="default"/>
+        <w:sz w:val="20"/>
+      </w:rPr>
+    </w:lvl>
+    <w:lvl w:ilvl="4" w:tentative="1">
+      <w:start w:val="1"/>
+      <w:numFmt w:val="bullet"/>
+      <w:lvlText w:val=""/>
+      <w:lvlJc w:val="left"/>
+      <w:pPr>
+        <w:tabs>
+          <w:tab w:val="num" w:pos="3600"/>
+        </w:tabs>
+        <w:ind w:left="3600" w:hanging="360"/>
+      </w:pPr>
+      <w:rPr>
+        <w:rFonts w:ascii="Wingdings" w:hAnsi="Wingdings" w:hint="default"/>
+        <w:sz w:val="20"/>
+      </w:rPr>
+    </w:lvl>
+    <w:lvl w:ilvl="5" w:tentative="1">
+      <w:start w:val="1"/>
+      <w:numFmt w:val="bullet"/>
+      <w:lvlText w:val=""/>
+      <w:lvlJc w:val="left"/>
+      <w:pPr>
+        <w:tabs>
+          <w:tab w:val="num" w:pos="4320"/>
+        </w:tabs>
+        <w:ind w:left="4320" w:hanging="360"/>
+      </w:pPr>
+      <w:rPr>
+        <w:rFonts w:ascii="Wingdings" w:hAnsi="Wingdings" w:hint="default"/>
+        <w:sz w:val="20"/>
+      </w:rPr>
+    </w:lvl>
+    <w:lvl w:ilvl="6" w:tentative="1">
+      <w:start w:val="1"/>
+      <w:numFmt w:val="bullet"/>
+      <w:lvlText w:val=""/>
+      <w:lvlJc w:val="left"/>
+      <w:pPr>
+        <w:tabs>
+          <w:tab w:val="num" w:pos="5040"/>
+        </w:tabs>
+        <w:ind w:left="5040" w:hanging="360"/>
+      </w:pPr>
+      <w:rPr>
+        <w:rFonts w:ascii="Wingdings" w:hAnsi="Wingdings" w:hint="default"/>
+        <w:sz w:val="20"/>
+      </w:rPr>
+    </w:lvl>
+    <w:lvl w:ilvl="7" w:tentative="1">
+      <w:start w:val="1"/>
+      <w:numFmt w:val="bullet"/>
+      <w:lvlText w:val=""/>
+      <w:lvlJc w:val="left"/>
+      <w:pPr>
+        <w:tabs>
+          <w:tab w:val="num" w:pos="5760"/>
+        </w:tabs>
+        <w:ind w:left="5760" w:hanging="360"/>
+      </w:pPr>
+      <w:rPr>
+        <w:rFonts w:ascii="Wingdings" w:hAnsi="Wingdings" w:hint="default"/>
+        <w:sz w:val="20"/>
+      </w:rPr>
+    </w:lvl>
+    <w:lvl w:ilvl="8" w:tentative="1">
+      <w:start w:val="1"/>
+      <w:numFmt w:val="bullet"/>
+      <w:lvlText w:val=""/>
+      <w:lvlJc w:val="left"/>
+      <w:pPr>
+        <w:tabs>
+          <w:tab w:val="num" w:pos="6480"/>
+        </w:tabs>
+        <w:ind w:left="6480" w:hanging="360"/>
+      </w:pPr>
+      <w:rPr>
+        <w:rFonts w:ascii="Wingdings" w:hAnsi="Wingdings" w:hint="default"/>
+        <w:sz w:val="20"/>
+      </w:rPr>
+    </w:lvl>
+  </w:abstractNum>
+  <w:abstractNum w:abstractNumId="7" w15:restartNumberingAfterBreak="0">
+    <w:nsid w:val="7331652C"/>
+    <w:multiLevelType w:val="multilevel"/>
+    <w:tmpl w:val="2E2CBFC8"/>
+    <w:lvl w:ilvl="0">
+      <w:start w:val="1"/>
+      <w:numFmt w:val="bullet"/>
+      <w:lvlText w:val=""/>
+      <w:lvlJc w:val="left"/>
+      <w:pPr>
+        <w:tabs>
+          <w:tab w:val="num" w:pos="720"/>
+        </w:tabs>
+        <w:ind w:left="720" w:hanging="360"/>
+      </w:pPr>
+      <w:rPr>
+        <w:rFonts w:ascii="Symbol" w:hAnsi="Symbol" w:hint="default"/>
+        <w:sz w:val="20"/>
+      </w:rPr>
+    </w:lvl>
+    <w:lvl w:ilvl="1" w:tentative="1">
+      <w:start w:val="1"/>
+      <w:numFmt w:val="bullet"/>
+      <w:lvlText w:val="o"/>
+      <w:lvlJc w:val="left"/>
+      <w:pPr>
+        <w:tabs>
+          <w:tab w:val="num" w:pos="1440"/>
+        </w:tabs>
+        <w:ind w:left="1440" w:hanging="360"/>
+      </w:pPr>
+      <w:rPr>
+        <w:rFonts w:ascii="Courier New" w:hAnsi="Courier New" w:hint="default"/>
+        <w:sz w:val="20"/>
+      </w:rPr>
+    </w:lvl>
+    <w:lvl w:ilvl="2" w:tentative="1">
+      <w:start w:val="1"/>
+      <w:numFmt w:val="bullet"/>
+      <w:lvlText w:val=""/>
+      <w:lvlJc w:val="left"/>
+      <w:pPr>
+        <w:tabs>
+          <w:tab w:val="num" w:pos="2160"/>
+        </w:tabs>
+        <w:ind w:left="2160" w:hanging="360"/>
+      </w:pPr>
+      <w:rPr>
+        <w:rFonts w:ascii="Wingdings" w:hAnsi="Wingdings" w:hint="default"/>
+        <w:sz w:val="20"/>
+      </w:rPr>
+    </w:lvl>
+    <w:lvl w:ilvl="3" w:tentative="1">
+      <w:start w:val="1"/>
+      <w:numFmt w:val="bullet"/>
+      <w:lvlText w:val=""/>
+      <w:lvlJc w:val="left"/>
+      <w:pPr>
+        <w:tabs>
+          <w:tab w:val="num" w:pos="2880"/>
+        </w:tabs>
+        <w:ind w:left="2880" w:hanging="360"/>
+      </w:pPr>
+      <w:rPr>
+        <w:rFonts w:ascii="Wingdings" w:hAnsi="Wingdings" w:hint="default"/>
+        <w:sz w:val="20"/>
+      </w:rPr>
+    </w:lvl>
+    <w:lvl w:ilvl="4" w:tentative="1">
+      <w:start w:val="1"/>
+      <w:numFmt w:val="bullet"/>
+      <w:lvlText w:val=""/>
+      <w:lvlJc w:val="left"/>
+      <w:pPr>
+        <w:tabs>
+          <w:tab w:val="num" w:pos="3600"/>
+        </w:tabs>
+        <w:ind w:left="3600" w:hanging="360"/>
+      </w:pPr>
+      <w:rPr>
+        <w:rFonts w:ascii="Wingdings" w:hAnsi="Wingdings" w:hint="default"/>
+        <w:sz w:val="20"/>
+      </w:rPr>
+    </w:lvl>
+    <w:lvl w:ilvl="5" w:tentative="1">
+      <w:start w:val="1"/>
+      <w:numFmt w:val="bullet"/>
+      <w:lvlText w:val=""/>
+      <w:lvlJc w:val="left"/>
+      <w:pPr>
+        <w:tabs>
+          <w:tab w:val="num" w:pos="4320"/>
+        </w:tabs>
+        <w:ind w:left="4320" w:hanging="360"/>
+      </w:pPr>
+      <w:rPr>
+        <w:rFonts w:ascii="Wingdings" w:hAnsi="Wingdings" w:hint="default"/>
+        <w:sz w:val="20"/>
+      </w:rPr>
+    </w:lvl>
+    <w:lvl w:ilvl="6" w:tentative="1">
+      <w:start w:val="1"/>
+      <w:numFmt w:val="bullet"/>
+      <w:lvlText w:val=""/>
+      <w:lvlJc w:val="left"/>
+      <w:pPr>
+        <w:tabs>
+          <w:tab w:val="num" w:pos="5040"/>
+        </w:tabs>
+        <w:ind w:left="5040" w:hanging="360"/>
+      </w:pPr>
+      <w:rPr>
+        <w:rFonts w:ascii="Wingdings" w:hAnsi="Wingdings" w:hint="default"/>
+        <w:sz w:val="20"/>
+      </w:rPr>
+    </w:lvl>
+    <w:lvl w:ilvl="7" w:tentative="1">
+      <w:start w:val="1"/>
+      <w:numFmt w:val="bullet"/>
+      <w:lvlText w:val=""/>
+      <w:lvlJc w:val="left"/>
+      <w:pPr>
+        <w:tabs>
+          <w:tab w:val="num" w:pos="5760"/>
+        </w:tabs>
+        <w:ind w:left="5760" w:hanging="360"/>
+      </w:pPr>
+      <w:rPr>
+        <w:rFonts w:ascii="Wingdings" w:hAnsi="Wingdings" w:hint="default"/>
+        <w:sz w:val="20"/>
+      </w:rPr>
+    </w:lvl>
+    <w:lvl w:ilvl="8" w:tentative="1">
+      <w:start w:val="1"/>
+      <w:numFmt w:val="bullet"/>
+      <w:lvlText w:val=""/>
+      <w:lvlJc w:val="left"/>
+      <w:pPr>
+        <w:tabs>
+          <w:tab w:val="num" w:pos="6480"/>
+        </w:tabs>
+        <w:ind w:left="6480" w:hanging="360"/>
+      </w:pPr>
+      <w:rPr>
+        <w:rFonts w:ascii="Wingdings" w:hAnsi="Wingdings" w:hint="default"/>
+        <w:sz w:val="20"/>
+      </w:rPr>
+    </w:lvl>
+  </w:abstractNum>
   <w:num w:numId="1" w16cid:durableId="32271478">
-    <w:abstractNumId w:val="4"/>
+    <w:abstractNumId w:val="7"/>
   </w:num>
   <w:num w:numId="2" w16cid:durableId="252589497">
+    <w:abstractNumId w:val="3"/>
+  </w:num>
+  <w:num w:numId="3" w16cid:durableId="417483888">
     <w:abstractNumId w:val="2"/>
   </w:num>
-  <w:num w:numId="3" w16cid:durableId="417483888">
+  <w:num w:numId="4" w16cid:durableId="1279338864">
     <w:abstractNumId w:val="1"/>
   </w:num>
-  <w:num w:numId="4" w16cid:durableId="1279338864">
+  <w:num w:numId="5" w16cid:durableId="387609192">
+    <w:abstractNumId w:val="6"/>
+  </w:num>
+  <w:num w:numId="6" w16cid:durableId="1233588654">
     <w:abstractNumId w:val="0"/>
   </w:num>
-  <w:num w:numId="5" w16cid:durableId="387609192">
-    <w:abstractNumId w:val="3"/>
+  <w:num w:numId="7" w16cid:durableId="2077585389">
+    <w:abstractNumId w:val="5"/>
+  </w:num>
+  <w:num w:numId="8" w16cid:durableId="884877563">
+    <w:abstractNumId w:val="4"/>
   </w:num>
 </w:numbering>
 </file>
@@ -11270,7 +13489,6 @@
   <w:style w:type="character" w:default="1" w:styleId="a0">
     <w:name w:val="Default Paragraph Font"/>
     <w:uiPriority w:val="1"/>
-    <w:semiHidden/>
     <w:unhideWhenUsed/>
   </w:style>
   <w:style w:type="table" w:default="1" w:styleId="a1">
@@ -11668,6 +13886,47 @@
       </w:tblBorders>
     </w:tblPr>
   </w:style>
+  <w:style w:type="paragraph" w:styleId="af3">
+    <w:name w:val="Normal (Web)"/>
+    <w:basedOn w:val="a"/>
+    <w:uiPriority w:val="99"/>
+    <w:semiHidden/>
+    <w:unhideWhenUsed/>
+    <w:rsid w:val="00205611"/>
+    <w:pPr>
+      <w:widowControl/>
+      <w:spacing w:before="100" w:beforeAutospacing="1" w:after="100" w:afterAutospacing="1" w:line="240" w:lineRule="auto"/>
+    </w:pPr>
+    <w:rPr>
+      <w:rFonts w:ascii="宋体" w:eastAsia="宋体" w:hAnsi="宋体" w:cs="宋体"/>
+      <w:kern w:val="0"/>
+      <w:sz w:val="24"/>
+      <w14:ligatures w14:val="none"/>
+    </w:rPr>
+  </w:style>
+  <w:style w:type="character" w:styleId="af4">
+    <w:name w:val="Hyperlink"/>
+    <w:basedOn w:val="a0"/>
+    <w:uiPriority w:val="99"/>
+    <w:unhideWhenUsed/>
+    <w:rsid w:val="00485D83"/>
+    <w:rPr>
+      <w:color w:val="467886" w:themeColor="hyperlink"/>
+      <w:u w:val="single"/>
+    </w:rPr>
+  </w:style>
+  <w:style w:type="character" w:styleId="af5">
+    <w:name w:val="Unresolved Mention"/>
+    <w:basedOn w:val="a0"/>
+    <w:uiPriority w:val="99"/>
+    <w:semiHidden/>
+    <w:unhideWhenUsed/>
+    <w:rsid w:val="00485D83"/>
+    <w:rPr>
+      <w:color w:val="605E5C"/>
+      <w:shd w:val="clear" w:color="auto" w:fill="E1DFDD"/>
+    </w:rPr>
+  </w:style>
 </w:styles>
 </file>
 

--- a/doc/MetaWeave(元织)-任务书.docx
+++ b/doc/MetaWeave(元织)-任务书.docx
@@ -35,7 +35,43 @@
           <w:szCs w:val="20"/>
           <w14:ligatures w14:val="none"/>
         </w:rPr>
-        <w:t>(元织) - 缝合碎片，编织智慧</w:t>
+        <w:t>(元织)</w:t>
+      </w:r>
+      <w:r>
+        <w:rPr>
+          <w:rFonts w:ascii="宋体" w:eastAsia="宋体" w:hAnsi="宋体" w:hint="eastAsia"/>
+          <w:b/>
+          <w:kern w:val="44"/>
+          <w:sz w:val="36"/>
+          <w:szCs w:val="20"/>
+          <w14:ligatures w14:val="none"/>
+        </w:rPr>
+        <w:t>软件开发任务书</w:t>
+      </w:r>
+    </w:p>
+    <w:p>
+      <w:pPr>
+        <w:spacing w:line="240" w:lineRule="auto"/>
+        <w:jc w:val="center"/>
+        <w:rPr>
+          <w:rFonts w:ascii="宋体" w:eastAsia="宋体" w:hAnsi="宋体"/>
+          <w:b/>
+          <w:kern w:val="44"/>
+          <w:sz w:val="24"/>
+          <w:szCs w:val="8"/>
+          <w14:ligatures w14:val="none"/>
+        </w:rPr>
+      </w:pPr>
+      <w:r>
+        <w:rPr>
+          <w:rFonts w:ascii="宋体" w:eastAsia="宋体" w:hAnsi="宋体"/>
+          <w:b/>
+          <w:kern w:val="44"/>
+          <w:sz w:val="24"/>
+          <w:szCs w:val="8"/>
+          <w14:ligatures w14:val="none"/>
+        </w:rPr>
+        <w:t>- 缝合碎片，编织智慧</w:t>
       </w:r>
     </w:p>
     <w:p>
@@ -48,6 +84,759 @@
         <w:spacing w:before="120" w:after="0" w:line="240" w:lineRule="auto"/>
         <w:jc w:val="both"/>
         <w:rPr>
+          <w:rFonts w:ascii="华文中宋" w:eastAsia="华文中宋" w:hAnsi="华文中宋"/>
+          <w:b/>
+          <w:bCs/>
+          <w:color w:val="auto"/>
+          <w:sz w:val="28"/>
+          <w:szCs w:val="28"/>
+          <w14:ligatures w14:val="none"/>
+        </w:rPr>
+      </w:pPr>
+      <w:r>
+        <w:rPr>
+          <w:rFonts w:ascii="华文中宋" w:eastAsia="华文中宋" w:hAnsi="华文中宋" w:hint="eastAsia"/>
+          <w:b/>
+          <w:bCs/>
+          <w:color w:val="auto"/>
+          <w:sz w:val="28"/>
+          <w:szCs w:val="28"/>
+          <w14:ligatures w14:val="none"/>
+        </w:rPr>
+        <w:t>背景介绍</w:t>
+      </w:r>
+    </w:p>
+    <w:p>
+      <w:pPr>
+        <w:spacing w:line="240" w:lineRule="auto"/>
+        <w:ind w:firstLine="360"/>
+        <w:rPr>
+          <w:rFonts w:ascii="Lucida Fax" w:eastAsia="楷体" w:hAnsi="Lucida Fax" w:cs="楷体"/>
+          <w:sz w:val="21"/>
+          <w:szCs w:val="21"/>
+          <w14:ligatures w14:val="none"/>
+        </w:rPr>
+      </w:pPr>
+      <w:r>
+        <w:rPr>
+          <w:rFonts w:ascii="Lucida Fax" w:eastAsia="楷体" w:hAnsi="Lucida Fax" w:cs="楷体"/>
+          <w:sz w:val="21"/>
+          <w:szCs w:val="21"/>
+          <w14:ligatures w14:val="none"/>
+        </w:rPr>
+        <w:t>在数字化办公时代，个人知识资产呈现</w:t>
+      </w:r>
+      <w:r>
+        <w:rPr>
+          <w:rFonts w:ascii="Lucida Fax" w:eastAsia="楷体" w:hAnsi="Lucida Fax" w:cs="楷体"/>
+          <w:b/>
+          <w:bCs/>
+          <w:sz w:val="21"/>
+          <w:szCs w:val="21"/>
+          <w14:ligatures w14:val="none"/>
+        </w:rPr>
+        <w:t>碎片化</w:t>
+      </w:r>
+      <w:r>
+        <w:rPr>
+          <w:rFonts w:ascii="Lucida Fax" w:eastAsia="楷体" w:hAnsi="Lucida Fax" w:cs="楷体"/>
+          <w:sz w:val="21"/>
+          <w:szCs w:val="21"/>
+          <w14:ligatures w14:val="none"/>
+        </w:rPr>
+        <w:t>与</w:t>
+      </w:r>
+      <w:r>
+        <w:rPr>
+          <w:rFonts w:ascii="Lucida Fax" w:eastAsia="楷体" w:hAnsi="Lucida Fax" w:cs="楷体"/>
+          <w:b/>
+          <w:bCs/>
+          <w:sz w:val="21"/>
+          <w:szCs w:val="21"/>
+          <w14:ligatures w14:val="none"/>
+        </w:rPr>
+        <w:t>多模态化</w:t>
+      </w:r>
+      <w:r>
+        <w:rPr>
+          <w:rFonts w:ascii="Lucida Fax" w:eastAsia="楷体" w:hAnsi="Lucida Fax" w:cs="楷体"/>
+          <w:sz w:val="21"/>
+          <w:szCs w:val="21"/>
+          <w14:ligatures w14:val="none"/>
+        </w:rPr>
+        <w:t>的爆炸式增长。传统的</w:t>
+      </w:r>
+      <w:r>
+        <w:rPr>
+          <w:rFonts w:ascii="Lucida Fax" w:eastAsia="楷体" w:hAnsi="Lucida Fax" w:cs="楷体" w:hint="eastAsia"/>
+          <w:sz w:val="21"/>
+          <w:szCs w:val="21"/>
+          <w14:ligatures w14:val="none"/>
+        </w:rPr>
+        <w:t>知识管理</w:t>
+      </w:r>
+      <w:r>
+        <w:rPr>
+          <w:rFonts w:ascii="Lucida Fax" w:eastAsia="楷体" w:hAnsi="Lucida Fax" w:cs="楷体" w:hint="eastAsia"/>
+          <w:sz w:val="21"/>
+          <w:szCs w:val="21"/>
+          <w14:ligatures w14:val="none"/>
+        </w:rPr>
+        <w:t>/</w:t>
+      </w:r>
+      <w:r>
+        <w:rPr>
+          <w:rFonts w:ascii="Lucida Fax" w:eastAsia="楷体" w:hAnsi="Lucida Fax" w:cs="楷体" w:hint="eastAsia"/>
+          <w:sz w:val="21"/>
+          <w:szCs w:val="21"/>
+          <w14:ligatures w14:val="none"/>
+        </w:rPr>
+        <w:t>笔记</w:t>
+      </w:r>
+      <w:r>
+        <w:rPr>
+          <w:rFonts w:ascii="Lucida Fax" w:eastAsia="楷体" w:hAnsi="Lucida Fax" w:cs="楷体"/>
+          <w:sz w:val="21"/>
+          <w:szCs w:val="21"/>
+          <w14:ligatures w14:val="none"/>
+        </w:rPr>
+        <w:t>软件过度依赖人工标注与手动</w:t>
+      </w:r>
+      <w:r>
+        <w:rPr>
+          <w:rFonts w:ascii="Lucida Fax" w:eastAsia="楷体" w:hAnsi="Lucida Fax" w:cs="楷体" w:hint="eastAsia"/>
+          <w:sz w:val="21"/>
+          <w:szCs w:val="21"/>
+          <w14:ligatures w14:val="none"/>
+        </w:rPr>
+        <w:t>操作</w:t>
+      </w:r>
+      <w:r>
+        <w:rPr>
+          <w:rFonts w:ascii="Lucida Fax" w:eastAsia="楷体" w:hAnsi="Lucida Fax" w:cs="楷体"/>
+          <w:sz w:val="21"/>
+          <w:szCs w:val="21"/>
+          <w14:ligatures w14:val="none"/>
+        </w:rPr>
+        <w:t>，导致非文本附件沦为</w:t>
+      </w:r>
+      <w:r>
+        <w:rPr>
+          <w:rFonts w:ascii="Lucida Fax" w:eastAsia="楷体" w:hAnsi="Lucida Fax" w:cs="楷体"/>
+          <w:sz w:val="21"/>
+          <w:szCs w:val="21"/>
+          <w14:ligatures w14:val="none"/>
+        </w:rPr>
+        <w:t>“</w:t>
+      </w:r>
+      <w:r>
+        <w:rPr>
+          <w:rFonts w:ascii="Lucida Fax" w:eastAsia="楷体" w:hAnsi="Lucida Fax" w:cs="楷体"/>
+          <w:b/>
+          <w:bCs/>
+          <w:sz w:val="21"/>
+          <w:szCs w:val="21"/>
+          <w14:ligatures w14:val="none"/>
+        </w:rPr>
+        <w:t>内容黑盒</w:t>
+      </w:r>
+      <w:r>
+        <w:rPr>
+          <w:rFonts w:ascii="Lucida Fax" w:eastAsia="楷体" w:hAnsi="Lucida Fax" w:cs="楷体"/>
+          <w:sz w:val="21"/>
+          <w:szCs w:val="21"/>
+          <w14:ligatures w14:val="none"/>
+        </w:rPr>
+        <w:t>”</w:t>
+      </w:r>
+      <w:r>
+        <w:rPr>
+          <w:rFonts w:ascii="Lucida Fax" w:eastAsia="楷体" w:hAnsi="Lucida Fax" w:cs="楷体"/>
+          <w:sz w:val="21"/>
+          <w:szCs w:val="21"/>
+          <w14:ligatures w14:val="none"/>
+        </w:rPr>
+        <w:t>，大量非结构化数据难以被有效检索与利用，文档库极易演变为互不联系的</w:t>
+      </w:r>
+      <w:r>
+        <w:rPr>
+          <w:rFonts w:ascii="Lucida Fax" w:eastAsia="楷体" w:hAnsi="Lucida Fax" w:cs="楷体"/>
+          <w:sz w:val="21"/>
+          <w:szCs w:val="21"/>
+          <w14:ligatures w14:val="none"/>
+        </w:rPr>
+        <w:t>“</w:t>
+      </w:r>
+      <w:r>
+        <w:rPr>
+          <w:rFonts w:ascii="Lucida Fax" w:eastAsia="楷体" w:hAnsi="Lucida Fax" w:cs="楷体"/>
+          <w:b/>
+          <w:bCs/>
+          <w:sz w:val="21"/>
+          <w:szCs w:val="21"/>
+          <w14:ligatures w14:val="none"/>
+        </w:rPr>
+        <w:t>信息孤岛</w:t>
+      </w:r>
+      <w:r>
+        <w:rPr>
+          <w:rFonts w:ascii="Lucida Fax" w:eastAsia="楷体" w:hAnsi="Lucida Fax" w:cs="楷体"/>
+          <w:sz w:val="21"/>
+          <w:szCs w:val="21"/>
+          <w14:ligatures w14:val="none"/>
+        </w:rPr>
+        <w:t>”</w:t>
+      </w:r>
+      <w:r>
+        <w:rPr>
+          <w:rFonts w:ascii="Lucida Fax" w:eastAsia="楷体" w:hAnsi="Lucida Fax" w:cs="楷体"/>
+          <w:sz w:val="21"/>
+          <w:szCs w:val="21"/>
+          <w14:ligatures w14:val="none"/>
+        </w:rPr>
+        <w:t>。</w:t>
+      </w:r>
+    </w:p>
+    <w:p>
+      <w:pPr>
+        <w:spacing w:line="240" w:lineRule="auto"/>
+        <w:ind w:firstLine="360"/>
+        <w:rPr>
+          <w:rFonts w:ascii="Lucida Fax" w:eastAsia="楷体" w:hAnsi="Lucida Fax" w:cs="楷体"/>
+          <w:sz w:val="21"/>
+          <w:szCs w:val="21"/>
+          <w14:ligatures w14:val="none"/>
+        </w:rPr>
+      </w:pPr>
+      <w:r>
+        <w:rPr>
+          <w:rFonts w:ascii="Lucida Fax" w:eastAsia="楷体" w:hAnsi="Lucida Fax" w:cs="楷体"/>
+          <w:sz w:val="21"/>
+          <w:szCs w:val="21"/>
+          <w14:ligatures w14:val="none"/>
+        </w:rPr>
+        <w:t>MetaWeave</w:t>
+      </w:r>
+      <w:r>
+        <w:rPr>
+          <w:rFonts w:ascii="Lucida Fax" w:eastAsia="楷体" w:hAnsi="Lucida Fax" w:cs="楷体"/>
+          <w:sz w:val="21"/>
+          <w:szCs w:val="21"/>
+          <w14:ligatures w14:val="none"/>
+        </w:rPr>
+        <w:t>（元织）</w:t>
+      </w:r>
+      <w:r>
+        <w:rPr>
+          <w:rFonts w:ascii="Lucida Fax" w:eastAsia="楷体" w:hAnsi="Lucida Fax" w:cs="楷体"/>
+          <w:sz w:val="21"/>
+          <w:szCs w:val="21"/>
+          <w14:ligatures w14:val="none"/>
+        </w:rPr>
+        <w:t xml:space="preserve"> </w:t>
+      </w:r>
+      <w:r>
+        <w:rPr>
+          <w:rFonts w:ascii="Lucida Fax" w:eastAsia="楷体" w:hAnsi="Lucida Fax" w:cs="楷体"/>
+          <w:sz w:val="21"/>
+          <w:szCs w:val="21"/>
+          <w14:ligatures w14:val="none"/>
+        </w:rPr>
+        <w:t>应运而生，它定位为</w:t>
+      </w:r>
+      <w:r>
+        <w:rPr>
+          <w:rFonts w:ascii="Lucida Fax" w:eastAsia="楷体" w:hAnsi="Lucida Fax" w:cs="楷体"/>
+          <w:b/>
+          <w:bCs/>
+          <w:sz w:val="21"/>
+          <w:szCs w:val="21"/>
+          <w14:ligatures w14:val="none"/>
+        </w:rPr>
+        <w:t>从底层文件系统进化的</w:t>
+      </w:r>
+      <w:r>
+        <w:rPr>
+          <w:rFonts w:ascii="Lucida Fax" w:eastAsia="楷体" w:hAnsi="Lucida Fax" w:cs="楷体" w:hint="eastAsia"/>
+          <w:b/>
+          <w:bCs/>
+          <w:sz w:val="21"/>
+          <w:szCs w:val="21"/>
+          <w:u w:val="single"/>
+          <w14:ligatures w14:val="none"/>
+        </w:rPr>
+        <w:t>可视化</w:t>
+      </w:r>
+      <w:r>
+        <w:rPr>
+          <w:rFonts w:ascii="Lucida Fax" w:eastAsia="楷体" w:hAnsi="Lucida Fax" w:cs="楷体"/>
+          <w:b/>
+          <w:bCs/>
+          <w:sz w:val="21"/>
+          <w:szCs w:val="21"/>
+          <w:u w:val="single"/>
+          <w14:ligatures w14:val="none"/>
+        </w:rPr>
+        <w:t>个人知识</w:t>
+      </w:r>
+      <w:r>
+        <w:rPr>
+          <w:rFonts w:ascii="Lucida Fax" w:eastAsia="楷体" w:hAnsi="Lucida Fax" w:cs="楷体" w:hint="eastAsia"/>
+          <w:b/>
+          <w:bCs/>
+          <w:sz w:val="21"/>
+          <w:szCs w:val="21"/>
+          <w:u w:val="single"/>
+          <w14:ligatures w14:val="none"/>
+        </w:rPr>
+        <w:t>库</w:t>
+      </w:r>
+      <w:r>
+        <w:rPr>
+          <w:rFonts w:ascii="Lucida Fax" w:eastAsia="楷体" w:hAnsi="Lucida Fax" w:cs="楷体"/>
+          <w:sz w:val="21"/>
+          <w:szCs w:val="21"/>
+          <w14:ligatures w14:val="none"/>
+        </w:rPr>
+        <w:t>。</w:t>
+      </w:r>
+      <w:r>
+        <w:rPr>
+          <w:rFonts w:ascii="Lucida Fax" w:eastAsia="楷体" w:hAnsi="Lucida Fax" w:cs="楷体" w:hint="eastAsia"/>
+          <w:sz w:val="21"/>
+          <w:szCs w:val="21"/>
+          <w14:ligatures w14:val="none"/>
+        </w:rPr>
+        <w:t>它不仅能够解读多文件类型</w:t>
+      </w:r>
+      <w:r>
+        <w:rPr>
+          <w:rFonts w:ascii="Lucida Fax" w:eastAsia="楷体" w:hAnsi="Lucida Fax" w:cs="楷体" w:hint="eastAsia"/>
+          <w:sz w:val="21"/>
+          <w:szCs w:val="21"/>
+          <w14:ligatures w14:val="none"/>
+        </w:rPr>
+        <w:t>,</w:t>
+      </w:r>
+      <w:r>
+        <w:rPr>
+          <w:rFonts w:ascii="Lucida Fax" w:eastAsia="楷体" w:hAnsi="Lucida Fax" w:cs="楷体" w:hint="eastAsia"/>
+          <w:sz w:val="21"/>
+          <w:szCs w:val="21"/>
+          <w14:ligatures w14:val="none"/>
+        </w:rPr>
+        <w:t>更能将这些知识资产融入软件</w:t>
+      </w:r>
+      <w:r>
+        <w:rPr>
+          <w:rFonts w:ascii="Lucida Fax" w:eastAsia="楷体" w:hAnsi="Lucida Fax" w:cs="楷体" w:hint="eastAsia"/>
+          <w:sz w:val="21"/>
+          <w:szCs w:val="21"/>
+          <w14:ligatures w14:val="none"/>
+        </w:rPr>
+        <w:t>,</w:t>
+      </w:r>
+      <w:r>
+        <w:rPr>
+          <w:rFonts w:ascii="Lucida Fax" w:eastAsia="楷体" w:hAnsi="Lucida Fax" w:cs="楷体" w:hint="eastAsia"/>
+          <w:sz w:val="21"/>
+          <w:szCs w:val="21"/>
+          <w14:ligatures w14:val="none"/>
+        </w:rPr>
+        <w:t>为用户提供</w:t>
+      </w:r>
+      <w:r>
+        <w:rPr>
+          <w:rFonts w:ascii="Lucida Fax" w:eastAsia="楷体" w:hAnsi="Lucida Fax" w:cs="楷体" w:hint="eastAsia"/>
+          <w:b/>
+          <w:bCs/>
+          <w:sz w:val="21"/>
+          <w:szCs w:val="21"/>
+          <w14:ligatures w14:val="none"/>
+        </w:rPr>
+        <w:t>全面的可视化管理和智能化操控</w:t>
+      </w:r>
+      <w:r>
+        <w:rPr>
+          <w:rFonts w:ascii="Lucida Fax" w:eastAsia="楷体" w:hAnsi="Lucida Fax" w:cs="楷体"/>
+          <w:sz w:val="21"/>
+          <w:szCs w:val="21"/>
+          <w14:ligatures w14:val="none"/>
+        </w:rPr>
+        <w:t>。</w:t>
+      </w:r>
+      <w:r>
+        <w:rPr>
+          <w:rFonts w:ascii="Lucida Fax" w:eastAsia="楷体" w:hAnsi="Lucida Fax" w:cs="楷体"/>
+          <w:sz w:val="21"/>
+          <w:szCs w:val="21"/>
+          <w14:ligatures w14:val="none"/>
+        </w:rPr>
+        <w:t>项目通过原生集成</w:t>
+      </w:r>
+      <w:r>
+        <w:rPr>
+          <w:rFonts w:ascii="Lucida Fax" w:eastAsia="楷体" w:hAnsi="Lucida Fax" w:cs="楷体"/>
+          <w:sz w:val="21"/>
+          <w:szCs w:val="21"/>
+          <w14:ligatures w14:val="none"/>
+        </w:rPr>
+        <w:t xml:space="preserve"> OCR </w:t>
+      </w:r>
+      <w:r>
+        <w:rPr>
+          <w:rFonts w:ascii="Lucida Fax" w:eastAsia="楷体" w:hAnsi="Lucida Fax" w:cs="楷体"/>
+          <w:sz w:val="21"/>
+          <w:szCs w:val="21"/>
+          <w14:ligatures w14:val="none"/>
+        </w:rPr>
+        <w:t>与</w:t>
+      </w:r>
+      <w:r>
+        <w:rPr>
+          <w:rFonts w:ascii="Lucida Fax" w:eastAsia="楷体" w:hAnsi="Lucida Fax" w:cs="楷体" w:hint="eastAsia"/>
+          <w:sz w:val="21"/>
+          <w:szCs w:val="21"/>
+          <w14:ligatures w14:val="none"/>
+        </w:rPr>
+        <w:t xml:space="preserve"> WatchDog </w:t>
+      </w:r>
+      <w:r>
+        <w:rPr>
+          <w:rFonts w:ascii="Lucida Fax" w:eastAsia="楷体" w:hAnsi="Lucida Fax" w:cs="楷体" w:hint="eastAsia"/>
+          <w:sz w:val="21"/>
+          <w:szCs w:val="21"/>
+          <w14:ligatures w14:val="none"/>
+        </w:rPr>
+        <w:t>文件</w:t>
+      </w:r>
+      <w:r>
+        <w:rPr>
+          <w:rFonts w:ascii="Lucida Fax" w:eastAsia="楷体" w:hAnsi="Lucida Fax" w:cs="楷体" w:hint="eastAsia"/>
+          <w:sz w:val="21"/>
+          <w:szCs w:val="21"/>
+          <w14:ligatures w14:val="none"/>
+        </w:rPr>
+        <w:t>操作接口等</w:t>
+      </w:r>
+      <w:r>
+        <w:rPr>
+          <w:rFonts w:ascii="Lucida Fax" w:eastAsia="楷体" w:hAnsi="Lucida Fax" w:cs="楷体" w:hint="eastAsia"/>
+          <w:sz w:val="21"/>
+          <w:szCs w:val="21"/>
+          <w14:ligatures w14:val="none"/>
+        </w:rPr>
+        <w:t>技术</w:t>
+      </w:r>
+      <w:r>
+        <w:rPr>
+          <w:rFonts w:ascii="Lucida Fax" w:eastAsia="楷体" w:hAnsi="Lucida Fax" w:cs="楷体"/>
+          <w:sz w:val="21"/>
+          <w:szCs w:val="21"/>
+          <w14:ligatures w14:val="none"/>
+        </w:rPr>
+        <w:t>，实现了对</w:t>
+      </w:r>
+      <w:r>
+        <w:rPr>
+          <w:rFonts w:ascii="Lucida Fax" w:eastAsia="楷体" w:hAnsi="Lucida Fax" w:cs="楷体"/>
+          <w:sz w:val="21"/>
+          <w:szCs w:val="21"/>
+          <w14:ligatures w14:val="none"/>
+        </w:rPr>
+        <w:t xml:space="preserve"> PDF</w:t>
+      </w:r>
+      <w:r>
+        <w:rPr>
+          <w:rFonts w:ascii="Lucida Fax" w:eastAsia="楷体" w:hAnsi="Lucida Fax" w:cs="楷体"/>
+          <w:sz w:val="21"/>
+          <w:szCs w:val="21"/>
+          <w14:ligatures w14:val="none"/>
+        </w:rPr>
+        <w:t>、图片、代码等全格式内容的深度感知；利用</w:t>
+      </w:r>
+      <w:r>
+        <w:rPr>
+          <w:rFonts w:ascii="Lucida Fax" w:eastAsia="楷体" w:hAnsi="Lucida Fax" w:cs="楷体"/>
+          <w:sz w:val="21"/>
+          <w:szCs w:val="21"/>
+          <w14:ligatures w14:val="none"/>
+        </w:rPr>
+        <w:t xml:space="preserve"> FastAPI </w:t>
+      </w:r>
+      <w:r>
+        <w:rPr>
+          <w:rFonts w:ascii="Lucida Fax" w:eastAsia="楷体" w:hAnsi="Lucida Fax" w:cs="楷体"/>
+          <w:sz w:val="21"/>
+          <w:szCs w:val="21"/>
+          <w14:ligatures w14:val="none"/>
+        </w:rPr>
+        <w:t>异步架构与向量数据库，构建出</w:t>
+      </w:r>
+      <w:r>
+        <w:rPr>
+          <w:rFonts w:ascii="Lucida Fax" w:eastAsia="楷体" w:hAnsi="Lucida Fax" w:cs="楷体"/>
+          <w:b/>
+          <w:bCs/>
+          <w:sz w:val="21"/>
+          <w:szCs w:val="21"/>
+          <w14:ligatures w14:val="none"/>
+        </w:rPr>
+        <w:t>具备</w:t>
+      </w:r>
+      <w:r>
+        <w:rPr>
+          <w:rFonts w:ascii="Lucida Fax" w:eastAsia="楷体" w:hAnsi="Lucida Fax" w:cs="楷体"/>
+          <w:b/>
+          <w:bCs/>
+          <w:sz w:val="21"/>
+          <w:szCs w:val="21"/>
+          <w14:ligatures w14:val="none"/>
+        </w:rPr>
+        <w:t>“</w:t>
+      </w:r>
+      <w:r>
+        <w:rPr>
+          <w:rFonts w:ascii="Lucida Fax" w:eastAsia="楷体" w:hAnsi="Lucida Fax" w:cs="楷体"/>
+          <w:b/>
+          <w:bCs/>
+          <w:sz w:val="21"/>
+          <w:szCs w:val="21"/>
+          <w14:ligatures w14:val="none"/>
+        </w:rPr>
+        <w:t>理解力</w:t>
+      </w:r>
+      <w:r>
+        <w:rPr>
+          <w:rFonts w:ascii="Lucida Fax" w:eastAsia="楷体" w:hAnsi="Lucida Fax" w:cs="楷体"/>
+          <w:b/>
+          <w:bCs/>
+          <w:sz w:val="21"/>
+          <w:szCs w:val="21"/>
+          <w14:ligatures w14:val="none"/>
+        </w:rPr>
+        <w:t>”</w:t>
+      </w:r>
+      <w:r>
+        <w:rPr>
+          <w:rFonts w:ascii="Lucida Fax" w:eastAsia="楷体" w:hAnsi="Lucida Fax" w:cs="楷体"/>
+          <w:b/>
+          <w:bCs/>
+          <w:sz w:val="21"/>
+          <w:szCs w:val="21"/>
+          <w14:ligatures w14:val="none"/>
+        </w:rPr>
+        <w:t>的智能</w:t>
+      </w:r>
+      <w:r>
+        <w:rPr>
+          <w:rFonts w:ascii="Lucida Fax" w:eastAsia="楷体" w:hAnsi="Lucida Fax" w:cs="楷体" w:hint="eastAsia"/>
+          <w:b/>
+          <w:bCs/>
+          <w:sz w:val="21"/>
+          <w:szCs w:val="21"/>
+          <w14:ligatures w14:val="none"/>
+        </w:rPr>
+        <w:t>知识</w:t>
+      </w:r>
+      <w:r>
+        <w:rPr>
+          <w:rFonts w:ascii="Lucida Fax" w:eastAsia="楷体" w:hAnsi="Lucida Fax" w:cs="楷体" w:hint="eastAsia"/>
+          <w:b/>
+          <w:bCs/>
+          <w:sz w:val="21"/>
+          <w:szCs w:val="21"/>
+          <w14:ligatures w14:val="none"/>
+        </w:rPr>
+        <w:t>中枢</w:t>
+      </w:r>
+      <w:r>
+        <w:rPr>
+          <w:rFonts w:ascii="Lucida Fax" w:eastAsia="楷体" w:hAnsi="Lucida Fax" w:cs="楷体"/>
+          <w:sz w:val="21"/>
+          <w:szCs w:val="21"/>
+          <w14:ligatures w14:val="none"/>
+        </w:rPr>
+        <w:t>。</w:t>
+      </w:r>
+    </w:p>
+    <w:p>
+      <w:pPr>
+        <w:spacing w:line="240" w:lineRule="auto"/>
+        <w:ind w:firstLine="360"/>
+        <w:rPr>
+          <w:rFonts w:ascii="Lucida Fax" w:eastAsia="楷体" w:hAnsi="Lucida Fax" w:cs="楷体"/>
+          <w:sz w:val="21"/>
+          <w:szCs w:val="21"/>
+          <w14:ligatures w14:val="none"/>
+        </w:rPr>
+      </w:pPr>
+      <w:r>
+        <w:rPr>
+          <w:rFonts w:ascii="Lucida Fax" w:eastAsia="楷体" w:hAnsi="Lucida Fax" w:cs="楷体"/>
+          <w:sz w:val="21"/>
+          <w:szCs w:val="21"/>
+          <w14:ligatures w14:val="none"/>
+        </w:rPr>
+        <w:t>系统核心通过</w:t>
+      </w:r>
+      <w:r>
+        <w:rPr>
+          <w:rFonts w:ascii="Lucida Fax" w:eastAsia="楷体" w:hAnsi="Lucida Fax" w:cs="楷体"/>
+          <w:sz w:val="21"/>
+          <w:szCs w:val="21"/>
+          <w14:ligatures w14:val="none"/>
+        </w:rPr>
+        <w:t xml:space="preserve"> RAG </w:t>
+      </w:r>
+      <w:r>
+        <w:rPr>
+          <w:rFonts w:ascii="Lucida Fax" w:eastAsia="楷体" w:hAnsi="Lucida Fax" w:cs="楷体"/>
+          <w:sz w:val="21"/>
+          <w:szCs w:val="21"/>
+          <w14:ligatures w14:val="none"/>
+        </w:rPr>
+        <w:t>增强检索与</w:t>
+      </w:r>
+      <w:r>
+        <w:rPr>
+          <w:rFonts w:ascii="Lucida Fax" w:eastAsia="楷体" w:hAnsi="Lucida Fax" w:cs="楷体"/>
+          <w:sz w:val="21"/>
+          <w:szCs w:val="21"/>
+          <w14:ligatures w14:val="none"/>
+        </w:rPr>
+        <w:t xml:space="preserve"> Agent </w:t>
+      </w:r>
+      <w:r>
+        <w:rPr>
+          <w:rFonts w:ascii="Lucida Fax" w:eastAsia="楷体" w:hAnsi="Lucida Fax" w:cs="楷体"/>
+          <w:sz w:val="21"/>
+          <w:szCs w:val="21"/>
+          <w14:ligatures w14:val="none"/>
+        </w:rPr>
+        <w:t>智能体协同，将零散文件自动编织成语义关联的知识图谱。从静态记录到动态审计，</w:t>
+      </w:r>
+      <w:r>
+        <w:rPr>
+          <w:rFonts w:ascii="Lucida Fax" w:eastAsia="楷体" w:hAnsi="Lucida Fax" w:cs="楷体"/>
+          <w:sz w:val="21"/>
+          <w:szCs w:val="21"/>
+          <w14:ligatures w14:val="none"/>
+        </w:rPr>
+        <w:t xml:space="preserve">MetaWeave </w:t>
+      </w:r>
+      <w:r>
+        <w:rPr>
+          <w:rFonts w:ascii="Lucida Fax" w:eastAsia="楷体" w:hAnsi="Lucida Fax" w:cs="楷体"/>
+          <w:sz w:val="21"/>
+          <w:szCs w:val="21"/>
+          <w14:ligatures w14:val="none"/>
+        </w:rPr>
+        <w:t>实现了</w:t>
+      </w:r>
+      <w:r>
+        <w:rPr>
+          <w:rFonts w:ascii="Lucida Fax" w:eastAsia="楷体" w:hAnsi="Lucida Fax" w:cs="楷体"/>
+          <w:b/>
+          <w:bCs/>
+          <w:sz w:val="21"/>
+          <w:szCs w:val="21"/>
+          <w14:ligatures w14:val="none"/>
+        </w:rPr>
+        <w:t>自动化逻辑分析与风险预警</w:t>
+      </w:r>
+      <w:r>
+        <w:rPr>
+          <w:rFonts w:ascii="Lucida Fax" w:eastAsia="楷体" w:hAnsi="Lucida Fax" w:cs="楷体"/>
+          <w:sz w:val="21"/>
+          <w:szCs w:val="21"/>
+          <w14:ligatures w14:val="none"/>
+        </w:rPr>
+        <w:t>，让管理过程从</w:t>
+      </w:r>
+      <w:r>
+        <w:rPr>
+          <w:rFonts w:ascii="Lucida Fax" w:eastAsia="楷体" w:hAnsi="Lucida Fax" w:cs="楷体"/>
+          <w:sz w:val="21"/>
+          <w:szCs w:val="21"/>
+          <w14:ligatures w14:val="none"/>
+        </w:rPr>
+        <w:t>“</w:t>
+      </w:r>
+      <w:r>
+        <w:rPr>
+          <w:rFonts w:ascii="Lucida Fax" w:eastAsia="楷体" w:hAnsi="Lucida Fax" w:cs="楷体"/>
+          <w:b/>
+          <w:bCs/>
+          <w:sz w:val="21"/>
+          <w:szCs w:val="21"/>
+          <w14:ligatures w14:val="none"/>
+        </w:rPr>
+        <w:t>手动维系</w:t>
+      </w:r>
+      <w:r>
+        <w:rPr>
+          <w:rFonts w:ascii="Lucida Fax" w:eastAsia="楷体" w:hAnsi="Lucida Fax" w:cs="楷体"/>
+          <w:sz w:val="21"/>
+          <w:szCs w:val="21"/>
+          <w14:ligatures w14:val="none"/>
+        </w:rPr>
+        <w:t>”</w:t>
+      </w:r>
+      <w:r>
+        <w:rPr>
+          <w:rFonts w:ascii="Lucida Fax" w:eastAsia="楷体" w:hAnsi="Lucida Fax" w:cs="楷体"/>
+          <w:sz w:val="21"/>
+          <w:szCs w:val="21"/>
+          <w14:ligatures w14:val="none"/>
+        </w:rPr>
+        <w:t>跃迁至</w:t>
+      </w:r>
+      <w:r>
+        <w:rPr>
+          <w:rFonts w:ascii="Lucida Fax" w:eastAsia="楷体" w:hAnsi="Lucida Fax" w:cs="楷体"/>
+          <w:sz w:val="21"/>
+          <w:szCs w:val="21"/>
+          <w14:ligatures w14:val="none"/>
+        </w:rPr>
+        <w:t>“</w:t>
+      </w:r>
+      <w:r>
+        <w:rPr>
+          <w:rFonts w:ascii="Lucida Fax" w:eastAsia="楷体" w:hAnsi="Lucida Fax" w:cs="楷体"/>
+          <w:b/>
+          <w:bCs/>
+          <w:sz w:val="21"/>
+          <w:szCs w:val="21"/>
+          <w14:ligatures w14:val="none"/>
+        </w:rPr>
+        <w:t>智能自驱动</w:t>
+      </w:r>
+      <w:r>
+        <w:rPr>
+          <w:rFonts w:ascii="Lucida Fax" w:eastAsia="楷体" w:hAnsi="Lucida Fax" w:cs="楷体"/>
+          <w:sz w:val="21"/>
+          <w:szCs w:val="21"/>
+          <w14:ligatures w14:val="none"/>
+        </w:rPr>
+        <w:t>”</w:t>
+      </w:r>
+      <w:r>
+        <w:rPr>
+          <w:rFonts w:ascii="Lucida Fax" w:eastAsia="楷体" w:hAnsi="Lucida Fax" w:cs="楷体"/>
+          <w:sz w:val="21"/>
+          <w:szCs w:val="21"/>
+          <w14:ligatures w14:val="none"/>
+        </w:rPr>
+        <w:t>，真正达成全量知识的透明化与智慧化。</w:t>
+      </w:r>
+    </w:p>
+    <w:p>
+      <w:pPr>
+        <w:pStyle w:val="2"/>
+        <w:spacing w:before="120" w:after="0" w:line="240" w:lineRule="auto"/>
+        <w:jc w:val="both"/>
+        <w:rPr>
           <w:b/>
           <w:bCs/>
           <w:color w:val="auto"/>
@@ -66,401 +855,8 @@
           <w:szCs w:val="28"/>
           <w14:ligatures w14:val="none"/>
         </w:rPr>
-        <w:t>背景介绍</w:t>
-      </w:r>
-    </w:p>
-    <w:p>
-      <w:pPr>
-        <w:spacing w:line="240" w:lineRule="auto"/>
-        <w:ind w:firstLine="360"/>
-        <w:rPr>
-          <w:rFonts w:ascii="Lucida Fax" w:eastAsia="楷体" w:hAnsi="Lucida Fax" w:cs="楷体"/>
-          <w:sz w:val="21"/>
-          <w:szCs w:val="21"/>
-          <w14:ligatures w14:val="none"/>
-        </w:rPr>
-      </w:pPr>
-      <w:r>
-        <w:rPr>
-          <w:rFonts w:ascii="Lucida Fax" w:eastAsia="楷体" w:hAnsi="Lucida Fax" w:cs="楷体"/>
-          <w:sz w:val="21"/>
-          <w:szCs w:val="21"/>
-          <w14:ligatures w14:val="none"/>
-        </w:rPr>
-        <w:t>在数字化办公时代，个人知识资产呈现碎片化与多模态化的爆炸式增长。传统的笔记软件过度依赖人工标注与手动连线，导致非文本附件沦为</w:t>
-      </w:r>
-      <w:r>
-        <w:rPr>
-          <w:rFonts w:ascii="Lucida Fax" w:eastAsia="楷体" w:hAnsi="Lucida Fax" w:cs="楷体"/>
-          <w:sz w:val="21"/>
-          <w:szCs w:val="21"/>
-          <w14:ligatures w14:val="none"/>
-        </w:rPr>
-        <w:t>“</w:t>
-      </w:r>
-      <w:r>
-        <w:rPr>
-          <w:rFonts w:ascii="Lucida Fax" w:eastAsia="楷体" w:hAnsi="Lucida Fax" w:cs="楷体"/>
-          <w:sz w:val="21"/>
-          <w:szCs w:val="21"/>
-          <w14:ligatures w14:val="none"/>
-        </w:rPr>
-        <w:t>内容黑盒</w:t>
-      </w:r>
-      <w:r>
-        <w:rPr>
-          <w:rFonts w:ascii="Lucida Fax" w:eastAsia="楷体" w:hAnsi="Lucida Fax" w:cs="楷体"/>
-          <w:sz w:val="21"/>
-          <w:szCs w:val="21"/>
-          <w14:ligatures w14:val="none"/>
-        </w:rPr>
-        <w:t>”</w:t>
-      </w:r>
-      <w:r>
-        <w:rPr>
-          <w:rFonts w:ascii="Lucida Fax" w:eastAsia="楷体" w:hAnsi="Lucida Fax" w:cs="楷体"/>
-          <w:sz w:val="21"/>
-          <w:szCs w:val="21"/>
-          <w14:ligatures w14:val="none"/>
-        </w:rPr>
-        <w:t>，大量非结构化数据难以被有效检索与利用，文档库极易演变为互不联系的</w:t>
-      </w:r>
-      <w:r>
-        <w:rPr>
-          <w:rFonts w:ascii="Lucida Fax" w:eastAsia="楷体" w:hAnsi="Lucida Fax" w:cs="楷体"/>
-          <w:sz w:val="21"/>
-          <w:szCs w:val="21"/>
-          <w14:ligatures w14:val="none"/>
-        </w:rPr>
-        <w:t>“</w:t>
-      </w:r>
-      <w:r>
-        <w:rPr>
-          <w:rFonts w:ascii="Lucida Fax" w:eastAsia="楷体" w:hAnsi="Lucida Fax" w:cs="楷体"/>
-          <w:sz w:val="21"/>
-          <w:szCs w:val="21"/>
-          <w14:ligatures w14:val="none"/>
-        </w:rPr>
-        <w:t>信息孤岛</w:t>
-      </w:r>
-      <w:r>
-        <w:rPr>
-          <w:rFonts w:ascii="Lucida Fax" w:eastAsia="楷体" w:hAnsi="Lucida Fax" w:cs="楷体"/>
-          <w:sz w:val="21"/>
-          <w:szCs w:val="21"/>
-          <w14:ligatures w14:val="none"/>
-        </w:rPr>
-        <w:t>”</w:t>
-      </w:r>
-      <w:r>
-        <w:rPr>
-          <w:rFonts w:ascii="Lucida Fax" w:eastAsia="楷体" w:hAnsi="Lucida Fax" w:cs="楷体"/>
-          <w:sz w:val="21"/>
-          <w:szCs w:val="21"/>
-          <w14:ligatures w14:val="none"/>
-        </w:rPr>
-        <w:t>。</w:t>
-      </w:r>
-    </w:p>
-    <w:p>
-      <w:pPr>
-        <w:spacing w:line="240" w:lineRule="auto"/>
-        <w:ind w:firstLine="360"/>
-        <w:rPr>
-          <w:rFonts w:ascii="Lucida Fax" w:eastAsia="楷体" w:hAnsi="Lucida Fax" w:cs="楷体"/>
-          <w:sz w:val="21"/>
-          <w:szCs w:val="21"/>
-          <w14:ligatures w14:val="none"/>
-        </w:rPr>
-      </w:pPr>
-      <w:r>
-        <w:rPr>
-          <w:rFonts w:ascii="Lucida Fax" w:eastAsia="楷体" w:hAnsi="Lucida Fax" w:cs="楷体"/>
-          <w:sz w:val="21"/>
-          <w:szCs w:val="21"/>
-          <w14:ligatures w14:val="none"/>
-        </w:rPr>
-        <w:t>MetaWeave</w:t>
-      </w:r>
-      <w:r>
-        <w:rPr>
-          <w:rFonts w:ascii="Lucida Fax" w:eastAsia="楷体" w:hAnsi="Lucida Fax" w:cs="楷体"/>
-          <w:sz w:val="21"/>
-          <w:szCs w:val="21"/>
-          <w14:ligatures w14:val="none"/>
-        </w:rPr>
-        <w:t>（元织）</w:t>
-      </w:r>
-      <w:r>
-        <w:rPr>
-          <w:rFonts w:ascii="Lucida Fax" w:eastAsia="楷体" w:hAnsi="Lucida Fax" w:cs="楷体"/>
-          <w:sz w:val="21"/>
-          <w:szCs w:val="21"/>
-          <w14:ligatures w14:val="none"/>
-        </w:rPr>
-        <w:t xml:space="preserve"> </w:t>
-      </w:r>
-      <w:r>
-        <w:rPr>
-          <w:rFonts w:ascii="Lucida Fax" w:eastAsia="楷体" w:hAnsi="Lucida Fax" w:cs="楷体"/>
-          <w:sz w:val="21"/>
-          <w:szCs w:val="21"/>
-          <w14:ligatures w14:val="none"/>
-        </w:rPr>
-        <w:t>应运而生，它定位为从底层文件系统进化的个人知识中枢。项目通过原生集成</w:t>
-      </w:r>
-      <w:r>
-        <w:rPr>
-          <w:rFonts w:ascii="Lucida Fax" w:eastAsia="楷体" w:hAnsi="Lucida Fax" w:cs="楷体"/>
-          <w:sz w:val="21"/>
-          <w:szCs w:val="21"/>
-          <w14:ligatures w14:val="none"/>
-        </w:rPr>
-        <w:t xml:space="preserve"> OCR </w:t>
-      </w:r>
-      <w:r>
-        <w:rPr>
-          <w:rFonts w:ascii="Lucida Fax" w:eastAsia="楷体" w:hAnsi="Lucida Fax" w:cs="楷体"/>
-          <w:sz w:val="21"/>
-          <w:szCs w:val="21"/>
-          <w14:ligatures w14:val="none"/>
-        </w:rPr>
-        <w:t>与流式解析技术，实现了对</w:t>
-      </w:r>
-      <w:r>
-        <w:rPr>
-          <w:rFonts w:ascii="Lucida Fax" w:eastAsia="楷体" w:hAnsi="Lucida Fax" w:cs="楷体"/>
-          <w:sz w:val="21"/>
-          <w:szCs w:val="21"/>
-          <w14:ligatures w14:val="none"/>
-        </w:rPr>
-        <w:t xml:space="preserve"> PDF</w:t>
-      </w:r>
-      <w:r>
-        <w:rPr>
-          <w:rFonts w:ascii="Lucida Fax" w:eastAsia="楷体" w:hAnsi="Lucida Fax" w:cs="楷体"/>
-          <w:sz w:val="21"/>
-          <w:szCs w:val="21"/>
-          <w14:ligatures w14:val="none"/>
-        </w:rPr>
-        <w:t>、图片、代码等全格式内容的深度感知；利用</w:t>
-      </w:r>
-      <w:r>
-        <w:rPr>
-          <w:rFonts w:ascii="Lucida Fax" w:eastAsia="楷体" w:hAnsi="Lucida Fax" w:cs="楷体"/>
-          <w:sz w:val="21"/>
-          <w:szCs w:val="21"/>
-          <w14:ligatures w14:val="none"/>
-        </w:rPr>
-        <w:t xml:space="preserve"> FastAPI </w:t>
-      </w:r>
-      <w:r>
-        <w:rPr>
-          <w:rFonts w:ascii="Lucida Fax" w:eastAsia="楷体" w:hAnsi="Lucida Fax" w:cs="楷体"/>
-          <w:sz w:val="21"/>
-          <w:szCs w:val="21"/>
-          <w14:ligatures w14:val="none"/>
-        </w:rPr>
-        <w:t>异步架构与向量数据库，构建出具备</w:t>
-      </w:r>
-      <w:r>
-        <w:rPr>
-          <w:rFonts w:ascii="Lucida Fax" w:eastAsia="楷体" w:hAnsi="Lucida Fax" w:cs="楷体"/>
-          <w:sz w:val="21"/>
-          <w:szCs w:val="21"/>
-          <w14:ligatures w14:val="none"/>
-        </w:rPr>
-        <w:t>“</w:t>
-      </w:r>
-      <w:r>
-        <w:rPr>
-          <w:rFonts w:ascii="Lucida Fax" w:eastAsia="楷体" w:hAnsi="Lucida Fax" w:cs="楷体"/>
-          <w:sz w:val="21"/>
-          <w:szCs w:val="21"/>
-          <w14:ligatures w14:val="none"/>
-        </w:rPr>
-        <w:t>理解力</w:t>
-      </w:r>
-      <w:r>
-        <w:rPr>
-          <w:rFonts w:ascii="Lucida Fax" w:eastAsia="楷体" w:hAnsi="Lucida Fax" w:cs="楷体"/>
-          <w:sz w:val="21"/>
-          <w:szCs w:val="21"/>
-          <w14:ligatures w14:val="none"/>
-        </w:rPr>
-        <w:t>”</w:t>
-      </w:r>
-      <w:r>
-        <w:rPr>
-          <w:rFonts w:ascii="Lucida Fax" w:eastAsia="楷体" w:hAnsi="Lucida Fax" w:cs="楷体"/>
-          <w:sz w:val="21"/>
-          <w:szCs w:val="21"/>
-          <w14:ligatures w14:val="none"/>
-        </w:rPr>
-        <w:t>的智能大脑。</w:t>
-      </w:r>
-    </w:p>
-    <w:p>
-      <w:pPr>
-        <w:spacing w:line="240" w:lineRule="auto"/>
-        <w:ind w:firstLine="360"/>
-        <w:rPr>
-          <w:rFonts w:ascii="Lucida Fax" w:eastAsia="楷体" w:hAnsi="Lucida Fax" w:cs="楷体"/>
-          <w:sz w:val="21"/>
-          <w:szCs w:val="21"/>
-          <w14:ligatures w14:val="none"/>
-        </w:rPr>
-      </w:pPr>
-      <w:r>
-        <w:rPr>
-          <w:rFonts w:ascii="Lucida Fax" w:eastAsia="楷体" w:hAnsi="Lucida Fax" w:cs="楷体"/>
-          <w:sz w:val="21"/>
-          <w:szCs w:val="21"/>
-          <w14:ligatures w14:val="none"/>
-        </w:rPr>
-        <w:t>系统核心通过</w:t>
-      </w:r>
-      <w:r>
-        <w:rPr>
-          <w:rFonts w:ascii="Lucida Fax" w:eastAsia="楷体" w:hAnsi="Lucida Fax" w:cs="楷体"/>
-          <w:sz w:val="21"/>
-          <w:szCs w:val="21"/>
-          <w14:ligatures w14:val="none"/>
-        </w:rPr>
-        <w:t xml:space="preserve"> RAG </w:t>
-      </w:r>
-      <w:r>
-        <w:rPr>
-          <w:rFonts w:ascii="Lucida Fax" w:eastAsia="楷体" w:hAnsi="Lucida Fax" w:cs="楷体"/>
-          <w:sz w:val="21"/>
-          <w:szCs w:val="21"/>
-          <w14:ligatures w14:val="none"/>
-        </w:rPr>
-        <w:t>增强检索与</w:t>
-      </w:r>
-      <w:r>
-        <w:rPr>
-          <w:rFonts w:ascii="Lucida Fax" w:eastAsia="楷体" w:hAnsi="Lucida Fax" w:cs="楷体"/>
-          <w:sz w:val="21"/>
-          <w:szCs w:val="21"/>
-          <w14:ligatures w14:val="none"/>
-        </w:rPr>
-        <w:t xml:space="preserve"> Agent </w:t>
-      </w:r>
-      <w:r>
-        <w:rPr>
-          <w:rFonts w:ascii="Lucida Fax" w:eastAsia="楷体" w:hAnsi="Lucida Fax" w:cs="楷体"/>
-          <w:sz w:val="21"/>
-          <w:szCs w:val="21"/>
-          <w14:ligatures w14:val="none"/>
-        </w:rPr>
-        <w:t>智能体协同，将零散文件自动编织成语义关联的知识图谱。从静态记录到动态审计，</w:t>
-      </w:r>
-      <w:r>
-        <w:rPr>
-          <w:rFonts w:ascii="Lucida Fax" w:eastAsia="楷体" w:hAnsi="Lucida Fax" w:cs="楷体"/>
-          <w:sz w:val="21"/>
-          <w:szCs w:val="21"/>
-          <w14:ligatures w14:val="none"/>
-        </w:rPr>
-        <w:t xml:space="preserve">MetaWeave </w:t>
-      </w:r>
-      <w:r>
-        <w:rPr>
-          <w:rFonts w:ascii="Lucida Fax" w:eastAsia="楷体" w:hAnsi="Lucida Fax" w:cs="楷体"/>
-          <w:sz w:val="21"/>
-          <w:szCs w:val="21"/>
-          <w14:ligatures w14:val="none"/>
-        </w:rPr>
-        <w:t>实现了自动化逻辑分析与风险预警，让管理过程从</w:t>
-      </w:r>
-      <w:r>
-        <w:rPr>
-          <w:rFonts w:ascii="Lucida Fax" w:eastAsia="楷体" w:hAnsi="Lucida Fax" w:cs="楷体"/>
-          <w:sz w:val="21"/>
-          <w:szCs w:val="21"/>
-          <w14:ligatures w14:val="none"/>
-        </w:rPr>
-        <w:t>“</w:t>
-      </w:r>
-      <w:r>
-        <w:rPr>
-          <w:rFonts w:ascii="Lucida Fax" w:eastAsia="楷体" w:hAnsi="Lucida Fax" w:cs="楷体"/>
-          <w:sz w:val="21"/>
-          <w:szCs w:val="21"/>
-          <w14:ligatures w14:val="none"/>
-        </w:rPr>
-        <w:t>手动维系</w:t>
-      </w:r>
-      <w:r>
-        <w:rPr>
-          <w:rFonts w:ascii="Lucida Fax" w:eastAsia="楷体" w:hAnsi="Lucida Fax" w:cs="楷体"/>
-          <w:sz w:val="21"/>
-          <w:szCs w:val="21"/>
-          <w14:ligatures w14:val="none"/>
-        </w:rPr>
-        <w:t>”</w:t>
-      </w:r>
-      <w:r>
-        <w:rPr>
-          <w:rFonts w:ascii="Lucida Fax" w:eastAsia="楷体" w:hAnsi="Lucida Fax" w:cs="楷体"/>
-          <w:sz w:val="21"/>
-          <w:szCs w:val="21"/>
-          <w14:ligatures w14:val="none"/>
-        </w:rPr>
-        <w:t>跃迁至</w:t>
-      </w:r>
-      <w:r>
-        <w:rPr>
-          <w:rFonts w:ascii="Lucida Fax" w:eastAsia="楷体" w:hAnsi="Lucida Fax" w:cs="楷体"/>
-          <w:sz w:val="21"/>
-          <w:szCs w:val="21"/>
-          <w14:ligatures w14:val="none"/>
-        </w:rPr>
-        <w:t>“</w:t>
-      </w:r>
-      <w:r>
-        <w:rPr>
-          <w:rFonts w:ascii="Lucida Fax" w:eastAsia="楷体" w:hAnsi="Lucida Fax" w:cs="楷体"/>
-          <w:sz w:val="21"/>
-          <w:szCs w:val="21"/>
-          <w14:ligatures w14:val="none"/>
-        </w:rPr>
-        <w:t>智能自驱动</w:t>
-      </w:r>
-      <w:r>
-        <w:rPr>
-          <w:rFonts w:ascii="Lucida Fax" w:eastAsia="楷体" w:hAnsi="Lucida Fax" w:cs="楷体"/>
-          <w:sz w:val="21"/>
-          <w:szCs w:val="21"/>
-          <w14:ligatures w14:val="none"/>
-        </w:rPr>
-        <w:t>”</w:t>
-      </w:r>
-      <w:r>
-        <w:rPr>
-          <w:rFonts w:ascii="Lucida Fax" w:eastAsia="楷体" w:hAnsi="Lucida Fax" w:cs="楷体"/>
-          <w:sz w:val="21"/>
-          <w:szCs w:val="21"/>
-          <w14:ligatures w14:val="none"/>
-        </w:rPr>
-        <w:t>，真正达成全量知识的透明化与智慧化。</w:t>
-      </w:r>
-    </w:p>
-    <w:p>
-      <w:pPr>
-        <w:pStyle w:val="2"/>
-        <w:spacing w:before="120" w:after="0" w:line="240" w:lineRule="auto"/>
-        <w:jc w:val="both"/>
-        <w:rPr>
-          <w:b/>
-          <w:bCs/>
-          <w:color w:val="auto"/>
-          <w:sz w:val="28"/>
-          <w:szCs w:val="28"/>
-          <w14:ligatures w14:val="none"/>
-        </w:rPr>
-      </w:pPr>
+        <w:t>2</w:t>
+      </w:r>
       <w:r>
         <w:rPr>
           <w:rFonts w:hint="eastAsia"/>
@@ -471,7 +867,7 @@
           <w:szCs w:val="28"/>
           <w14:ligatures w14:val="none"/>
         </w:rPr>
-        <w:t>2</w:t>
+        <w:t>.</w:t>
       </w:r>
       <w:r>
         <w:rPr>
@@ -483,11 +879,11 @@
           <w:szCs w:val="28"/>
           <w14:ligatures w14:val="none"/>
         </w:rPr>
-        <w:t>.</w:t>
-      </w:r>
-      <w:r>
-        <w:rPr>
-          <w:rFonts w:hint="eastAsia"/>
+        <w:t xml:space="preserve"> </w:t>
+      </w:r>
+      <w:r>
+        <w:rPr>
+          <w:rFonts w:ascii="华文中宋" w:eastAsia="华文中宋" w:hAnsi="华文中宋" w:hint="eastAsia"/>
           <w:b/>
           <w:bCs/>
           <w:color w:val="auto"/>
@@ -495,18 +891,6 @@
           <w:szCs w:val="28"/>
           <w14:ligatures w14:val="none"/>
         </w:rPr>
-        <w:t xml:space="preserve"> </w:t>
-      </w:r>
-      <w:r>
-        <w:rPr>
-          <w:rFonts w:hint="eastAsia"/>
-          <w:b/>
-          <w:bCs/>
-          <w:color w:val="auto"/>
-          <w:sz w:val="28"/>
-          <w:szCs w:val="28"/>
-          <w14:ligatures w14:val="none"/>
-        </w:rPr>
         <w:t>欲解决问题</w:t>
       </w:r>
     </w:p>
@@ -531,6 +915,28 @@
       </w:r>
       <w:r>
         <w:rPr>
+          <w:rFonts w:ascii="楷体" w:eastAsia="楷体" w:hAnsi="楷体" w:cs="楷体" w:hint="eastAsia"/>
+          <w:b/>
+          <w:bCs/>
+          <w:sz w:val="21"/>
+          <w:szCs w:val="21"/>
+          <w14:ligatures w14:val="none"/>
+        </w:rPr>
+        <w:t>查找复杂</w:t>
+      </w:r>
+      <w:r>
+        <w:rPr>
+          <w:rFonts w:ascii="楷体" w:eastAsia="楷体" w:hAnsi="楷体" w:cs="楷体" w:hint="eastAsia"/>
+          <w:b/>
+          <w:bCs/>
+          <w:sz w:val="21"/>
+          <w:szCs w:val="21"/>
+          <w14:ligatures w14:val="none"/>
+        </w:rPr>
+        <w:t>:</w:t>
+      </w:r>
+      <w:r>
+        <w:rPr>
           <w:rFonts w:ascii="楷体" w:eastAsia="楷体" w:hAnsi="楷体" w:cs="楷体"/>
           <w:b/>
           <w:bCs/>
@@ -538,7 +944,7 @@
           <w:szCs w:val="21"/>
           <w14:ligatures w14:val="none"/>
         </w:rPr>
-        <w:t>资料散乱，找个东西要翻遍所有文件夹</w:t>
+        <w:t>找个东西要翻遍所有文件夹</w:t>
       </w:r>
     </w:p>
     <w:p>
@@ -559,13 +965,72 @@
           <w:szCs w:val="21"/>
           <w14:ligatures w14:val="none"/>
         </w:rPr>
-        <w:t>当前个人及企业文件散落在文档、图片、扫描件等多种格式中，传统的管理方式仅能实现简单的分类堆砌。由于缺乏深层的语义关联，各类信息如同孤岛，用户必须依靠极高的人工记忆成本去检索不同文件间的逻辑联系。一旦资料量达到一定规模，手动维护标签和双链的成本将呈指数级增长，导致大量高价值信息被长期埋没。</w:t>
+        <w:t>当前个人及企业文件散落在文档、图片、扫描件等多种格式中，传统的管理方式仅能实现简单的分类堆砌。由于</w:t>
+      </w:r>
+      <w:r>
+        <w:rPr>
+          <w:rFonts w:ascii="楷体" w:eastAsia="楷体" w:hAnsi="楷体" w:cs="楷体"/>
+          <w:sz w:val="21"/>
+          <w:szCs w:val="21"/>
+          <w:u w:val="single"/>
+          <w14:ligatures w14:val="none"/>
+        </w:rPr>
+        <w:t>缺乏深层的语义关联</w:t>
+      </w:r>
+      <w:r>
+        <w:rPr>
+          <w:rFonts w:ascii="楷体" w:eastAsia="楷体" w:hAnsi="楷体" w:cs="楷体"/>
+          <w:sz w:val="21"/>
+          <w:szCs w:val="21"/>
+          <w14:ligatures w14:val="none"/>
+        </w:rPr>
+        <w:t>，各类信息如同孤岛，用户必须依靠</w:t>
+      </w:r>
+      <w:r>
+        <w:rPr>
+          <w:rFonts w:ascii="楷体" w:eastAsia="楷体" w:hAnsi="楷体" w:cs="楷体"/>
+          <w:sz w:val="21"/>
+          <w:szCs w:val="21"/>
+          <w:u w:val="single"/>
+          <w14:ligatures w14:val="none"/>
+        </w:rPr>
+        <w:t>极高的人工记忆成本</w:t>
+      </w:r>
+      <w:r>
+        <w:rPr>
+          <w:rFonts w:ascii="楷体" w:eastAsia="楷体" w:hAnsi="楷体" w:cs="楷体"/>
+          <w:sz w:val="21"/>
+          <w:szCs w:val="21"/>
+          <w14:ligatures w14:val="none"/>
+        </w:rPr>
+        <w:t>去检索不同文件间的逻辑联系。一旦资料量达到一定规模，手动维护标签和双链的成本将呈指数级增长，导致大量高价值信息被长期埋没。</w:t>
       </w:r>
     </w:p>
     <w:p>
       <w:pPr>
         <w:spacing w:line="240" w:lineRule="auto"/>
         <w:rPr>
+          <w:rFonts w:ascii="楷体" w:eastAsia="楷体" w:hAnsi="楷体" w:cs="楷体" w:hint="eastAsia"/>
+          <w:b/>
+          <w:bCs/>
+          <w:sz w:val="21"/>
+          <w:szCs w:val="21"/>
+          <w14:ligatures w14:val="none"/>
+        </w:rPr>
+      </w:pPr>
+      <w:r>
+        <w:rPr>
+          <w:rFonts w:ascii="楷体" w:eastAsia="楷体" w:hAnsi="楷体" w:cs="楷体" w:hint="eastAsia"/>
+          <w:b/>
+          <w:bCs/>
+          <w:sz w:val="21"/>
+          <w:szCs w:val="21"/>
+          <w14:ligatures w14:val="none"/>
+        </w:rPr>
+        <w:t>-</w:t>
+      </w:r>
+      <w:r>
+        <w:rPr>
           <w:rFonts w:ascii="楷体" w:eastAsia="楷体" w:hAnsi="楷体" w:cs="楷体"/>
           <w:b/>
           <w:bCs/>
@@ -573,7 +1038,8 @@
           <w:szCs w:val="21"/>
           <w14:ligatures w14:val="none"/>
         </w:rPr>
-      </w:pPr>
+        <w:t xml:space="preserve"> </w:t>
+      </w:r>
       <w:r>
         <w:rPr>
           <w:rFonts w:ascii="楷体" w:eastAsia="楷体" w:hAnsi="楷体" w:cs="楷体" w:hint="eastAsia"/>
@@ -583,7 +1049,7 @@
           <w:szCs w:val="21"/>
           <w14:ligatures w14:val="none"/>
         </w:rPr>
-        <w:t>-</w:t>
+        <w:t>知识混乱:</w:t>
       </w:r>
       <w:r>
         <w:rPr>
@@ -594,7 +1060,18 @@
           <w:szCs w:val="21"/>
           <w14:ligatures w14:val="none"/>
         </w:rPr>
-        <w:t xml:space="preserve"> 附件成了“死数据”，根本没法直接搜内容</w:t>
+        <w:t>附件成了“死数据”，根本没法</w:t>
+      </w:r>
+      <w:r>
+        <w:rPr>
+          <w:rFonts w:ascii="楷体" w:eastAsia="楷体" w:hAnsi="楷体" w:cs="楷体" w:hint="eastAsia"/>
+          <w:b/>
+          <w:bCs/>
+          <w:sz w:val="21"/>
+          <w:szCs w:val="21"/>
+          <w14:ligatures w14:val="none"/>
+        </w:rPr>
+        <w:t>获取知识</w:t>
       </w:r>
     </w:p>
     <w:p>
@@ -642,7 +1119,64 @@
           <w:szCs w:val="21"/>
           <w14:ligatures w14:val="none"/>
         </w:rPr>
-        <w:t>报告、图片快照、代码片段等非文本附件，往往只能停留在“预览”或“外链”层面。这意味着用户无法对附件内容进行深度的全局检索或智能摘要，附件成为了不可感知的“内容黑盒”。这种数据资产的利用断层，使得用户在面对复杂项目资料时，仍需反复手动翻阅，无法实现全量知识的透明化利用。</w:t>
+        <w:t>报告、图片快照、代码片段等非文本附件，往往只能停留在“预览”或“外链”层面。这意味着用户无法对附件内容进行</w:t>
+      </w:r>
+      <w:r>
+        <w:rPr>
+          <w:rFonts w:ascii="楷体" w:eastAsia="楷体" w:hAnsi="楷体" w:cs="楷体"/>
+          <w:sz w:val="21"/>
+          <w:szCs w:val="21"/>
+          <w:u w:val="single"/>
+          <w14:ligatures w14:val="none"/>
+        </w:rPr>
+        <w:t>深度的全局检索或智能摘要</w:t>
+      </w:r>
+      <w:r>
+        <w:rPr>
+          <w:rFonts w:ascii="楷体" w:eastAsia="楷体" w:hAnsi="楷体" w:cs="楷体"/>
+          <w:sz w:val="21"/>
+          <w:szCs w:val="21"/>
+          <w14:ligatures w14:val="none"/>
+        </w:rPr>
+        <w:t>，附件成为了不可感知的“</w:t>
+      </w:r>
+      <w:r>
+        <w:rPr>
+          <w:rFonts w:ascii="楷体" w:eastAsia="楷体" w:hAnsi="楷体" w:cs="楷体"/>
+          <w:sz w:val="21"/>
+          <w:szCs w:val="21"/>
+          <w:u w:val="single"/>
+          <w14:ligatures w14:val="none"/>
+        </w:rPr>
+        <w:t>内容黑盒</w:t>
+      </w:r>
+      <w:r>
+        <w:rPr>
+          <w:rFonts w:ascii="楷体" w:eastAsia="楷体" w:hAnsi="楷体" w:cs="楷体"/>
+          <w:sz w:val="21"/>
+          <w:szCs w:val="21"/>
+          <w14:ligatures w14:val="none"/>
+        </w:rPr>
+        <w:t>”。这种数据资产的利用断层，使得用户在面对复杂项目资料时，仍需反复手动翻阅，无法实现</w:t>
+      </w:r>
+      <w:r>
+        <w:rPr>
+          <w:rFonts w:ascii="楷体" w:eastAsia="楷体" w:hAnsi="楷体" w:cs="楷体"/>
+          <w:sz w:val="21"/>
+          <w:szCs w:val="21"/>
+          <w:u w:val="single"/>
+          <w14:ligatures w14:val="none"/>
+        </w:rPr>
+        <w:t>全量知识的透明化利用</w:t>
+      </w:r>
+      <w:r>
+        <w:rPr>
+          <w:rFonts w:ascii="楷体" w:eastAsia="楷体" w:hAnsi="楷体" w:cs="楷体"/>
+          <w:sz w:val="21"/>
+          <w:szCs w:val="21"/>
+          <w14:ligatures w14:val="none"/>
+        </w:rPr>
+        <w:t>。</w:t>
       </w:r>
     </w:p>
     <w:p>
@@ -677,7 +1211,29 @@
           <w:szCs w:val="21"/>
           <w14:ligatures w14:val="none"/>
         </w:rPr>
-        <w:t xml:space="preserve"> 系统只会存东西，对</w:t>
+        <w:t xml:space="preserve"> </w:t>
+      </w:r>
+      <w:r>
+        <w:rPr>
+          <w:rFonts w:ascii="楷体" w:eastAsia="楷体" w:hAnsi="楷体" w:cs="楷体" w:hint="eastAsia"/>
+          <w:b/>
+          <w:bCs/>
+          <w:sz w:val="21"/>
+          <w:szCs w:val="21"/>
+          <w14:ligatures w14:val="none"/>
+        </w:rPr>
+        <w:t>安全隐私受损:</w:t>
+      </w:r>
+      <w:r>
+        <w:rPr>
+          <w:rFonts w:ascii="楷体" w:eastAsia="楷体" w:hAnsi="楷体" w:cs="楷体"/>
+          <w:b/>
+          <w:bCs/>
+          <w:sz w:val="21"/>
+          <w:szCs w:val="21"/>
+          <w14:ligatures w14:val="none"/>
+        </w:rPr>
+        <w:t>系统只会存东西，对</w:t>
       </w:r>
       <w:r>
         <w:rPr>
@@ -720,13 +1276,72 @@
           <w:szCs w:val="21"/>
           <w14:ligatures w14:val="none"/>
         </w:rPr>
-        <w:t>传统笔记和文件系统本质上是“被动容器”，仅负责存放数据，而不具备主动分析能力。对于合同到期、账单差异、隐私泄露等关键风险点，系统无法实时感知并主动预警。用户往往在面临合规风险或财产损失后才后知后觉。这种缺乏“防御性”的静态记录方式，早已无法满足现代办公场景下对数据安全与业务逻辑主动审计的迫切需求。</w:t>
+        <w:t>传统笔记和文件系统本质上是“被动容器”，仅负责存放数据，而不具备主动分析能力。对于合同到期、账单差异、隐私泄露等关键风险点，系统无法实时感知并主动预警。用户往往在面临合规风险或财产损失后才后知后觉。这种缺乏“</w:t>
+      </w:r>
+      <w:r>
+        <w:rPr>
+          <w:rFonts w:ascii="楷体" w:eastAsia="楷体" w:hAnsi="楷体" w:cs="楷体"/>
+          <w:sz w:val="21"/>
+          <w:szCs w:val="21"/>
+          <w:u w:val="single"/>
+          <w14:ligatures w14:val="none"/>
+        </w:rPr>
+        <w:t>防御性</w:t>
+      </w:r>
+      <w:r>
+        <w:rPr>
+          <w:rFonts w:ascii="楷体" w:eastAsia="楷体" w:hAnsi="楷体" w:cs="楷体"/>
+          <w:sz w:val="21"/>
+          <w:szCs w:val="21"/>
+          <w14:ligatures w14:val="none"/>
+        </w:rPr>
+        <w:t>”的静态记录方式，早已无法满足现代办公场景下对</w:t>
+      </w:r>
+      <w:r>
+        <w:rPr>
+          <w:rFonts w:ascii="楷体" w:eastAsia="楷体" w:hAnsi="楷体" w:cs="楷体"/>
+          <w:sz w:val="21"/>
+          <w:szCs w:val="21"/>
+          <w:u w:val="single"/>
+          <w14:ligatures w14:val="none"/>
+        </w:rPr>
+        <w:t>数据安全与业务逻辑主动审计</w:t>
+      </w:r>
+      <w:r>
+        <w:rPr>
+          <w:rFonts w:ascii="楷体" w:eastAsia="楷体" w:hAnsi="楷体" w:cs="楷体"/>
+          <w:sz w:val="21"/>
+          <w:szCs w:val="21"/>
+          <w14:ligatures w14:val="none"/>
+        </w:rPr>
+        <w:t>的迫切需求。</w:t>
       </w:r>
     </w:p>
     <w:p>
       <w:pPr>
         <w:spacing w:line="240" w:lineRule="auto"/>
         <w:rPr>
+          <w:rFonts w:ascii="楷体" w:eastAsia="楷体" w:hAnsi="楷体" w:cs="楷体" w:hint="eastAsia"/>
+          <w:b/>
+          <w:bCs/>
+          <w:sz w:val="21"/>
+          <w:szCs w:val="21"/>
+          <w14:ligatures w14:val="none"/>
+        </w:rPr>
+      </w:pPr>
+      <w:r>
+        <w:rPr>
+          <w:rFonts w:ascii="楷体" w:eastAsia="楷体" w:hAnsi="楷体" w:cs="楷体" w:hint="eastAsia"/>
+          <w:b/>
+          <w:bCs/>
+          <w:sz w:val="21"/>
+          <w:szCs w:val="21"/>
+          <w14:ligatures w14:val="none"/>
+        </w:rPr>
+        <w:t>-</w:t>
+      </w:r>
+      <w:r>
+        <w:rPr>
           <w:rFonts w:ascii="楷体" w:eastAsia="楷体" w:hAnsi="楷体" w:cs="楷体"/>
           <w:b/>
           <w:bCs/>
@@ -734,7 +1349,8 @@
           <w:szCs w:val="21"/>
           <w14:ligatures w14:val="none"/>
         </w:rPr>
-      </w:pPr>
+        <w:t xml:space="preserve"> </w:t>
+      </w:r>
       <w:r>
         <w:rPr>
           <w:rFonts w:ascii="楷体" w:eastAsia="楷体" w:hAnsi="楷体" w:cs="楷体" w:hint="eastAsia"/>
@@ -744,7 +1360,7 @@
           <w:szCs w:val="21"/>
           <w14:ligatures w14:val="none"/>
         </w:rPr>
-        <w:t>-</w:t>
+        <w:t>整理困难:</w:t>
       </w:r>
       <w:r>
         <w:rPr>
@@ -755,7 +1371,18 @@
           <w:szCs w:val="21"/>
           <w14:ligatures w14:val="none"/>
         </w:rPr>
-        <w:t xml:space="preserve"> 整理太麻烦，最后全都堆在了一起</w:t>
+        <w:t>整理太麻烦，最后</w:t>
+      </w:r>
+      <w:r>
+        <w:rPr>
+          <w:rFonts w:ascii="楷体" w:eastAsia="楷体" w:hAnsi="楷体" w:cs="楷体" w:hint="eastAsia"/>
+          <w:b/>
+          <w:bCs/>
+          <w:sz w:val="21"/>
+          <w:szCs w:val="21"/>
+          <w14:ligatures w14:val="none"/>
+        </w:rPr>
+        <w:t>放弃整理</w:t>
       </w:r>
     </w:p>
     <w:p>
@@ -776,7 +1403,37 @@
           <w:szCs w:val="21"/>
           <w14:ligatures w14:val="none"/>
         </w:rPr>
-        <w:t>高效的知识库通常需要繁琐的手动整理，如打标签、分文件夹、建立索引等。对于大部分用户而言，这种“重维护”模式极易导致半途而废，使得知识库最终沦为混乱的资料堆。当系统无法自动理解用户意图、无法根据当前任务自动聚合资料时，管理工具反而成为了工作负担，严重限制了从“数据收集”向“智慧产出”转化的效率。</w:t>
+        <w:t>高效的知识库通常需要繁琐的手动整理，如打标签、分文件夹、建立索引等。对于大部分用户而言，这种“重维护”模式极易导致半途而废，使得知识库最终沦为</w:t>
+      </w:r>
+      <w:r>
+        <w:rPr>
+          <w:rFonts w:ascii="楷体" w:eastAsia="楷体" w:hAnsi="楷体" w:cs="楷体"/>
+          <w:sz w:val="21"/>
+          <w:szCs w:val="21"/>
+          <w:u w:val="single"/>
+          <w14:ligatures w14:val="none"/>
+        </w:rPr>
+        <w:t>混乱的资料</w:t>
+      </w:r>
+      <w:r>
+        <w:rPr>
+          <w:rFonts w:ascii="楷体" w:eastAsia="楷体" w:hAnsi="楷体" w:cs="楷体"/>
+          <w:sz w:val="21"/>
+          <w:szCs w:val="21"/>
+          <w:u w:val="single"/>
+          <w14:ligatures w14:val="none"/>
+        </w:rPr>
+        <w:lastRenderedPageBreak/>
+        <w:t>堆</w:t>
+      </w:r>
+      <w:r>
+        <w:rPr>
+          <w:rFonts w:ascii="楷体" w:eastAsia="楷体" w:hAnsi="楷体" w:cs="楷体"/>
+          <w:sz w:val="21"/>
+          <w:szCs w:val="21"/>
+          <w14:ligatures w14:val="none"/>
+        </w:rPr>
+        <w:t>。当系统无法自动理解用户意图、无法根据当前任务自动聚合资料时，管理工具反而成为了工作负担，严重限制了从“数据收集”向“智慧产出”转化的效率。</w:t>
       </w:r>
     </w:p>
     <w:p>
@@ -796,6 +1453,30 @@
         </w:numPr>
         <w:spacing w:line="240" w:lineRule="auto"/>
         <w:rPr>
+          <w:rFonts w:ascii="华文中宋" w:eastAsia="华文中宋" w:hAnsi="华文中宋" w:cstheme="majorBidi"/>
+          <w:b/>
+          <w:bCs/>
+          <w:sz w:val="28"/>
+          <w:szCs w:val="28"/>
+          <w14:ligatures w14:val="none"/>
+        </w:rPr>
+      </w:pPr>
+      <w:r>
+        <w:rPr>
+          <w:rFonts w:ascii="华文中宋" w:eastAsia="华文中宋" w:hAnsi="华文中宋" w:cstheme="majorBidi" w:hint="eastAsia"/>
+          <w:b/>
+          <w:bCs/>
+          <w:sz w:val="28"/>
+          <w:szCs w:val="28"/>
+          <w14:ligatures w14:val="none"/>
+        </w:rPr>
+        <w:t>推荐方案</w:t>
+      </w:r>
+    </w:p>
+    <w:p>
+      <w:pPr>
+        <w:spacing w:line="240" w:lineRule="auto"/>
+        <w:rPr>
           <w:rFonts w:asciiTheme="majorHAnsi" w:eastAsiaTheme="majorEastAsia" w:hAnsiTheme="majorHAnsi" w:cstheme="majorBidi"/>
           <w:b/>
           <w:bCs/>
@@ -806,15 +1487,100 @@
       </w:pPr>
       <w:r>
         <w:rPr>
-          <w:rFonts w:asciiTheme="majorHAnsi" w:eastAsiaTheme="majorEastAsia" w:hAnsiTheme="majorHAnsi" w:cstheme="majorBidi" w:hint="eastAsia"/>
-          <w:b/>
-          <w:bCs/>
-          <w:sz w:val="28"/>
-          <w:szCs w:val="28"/>
-          <w14:ligatures w14:val="none"/>
-        </w:rPr>
-        <w:lastRenderedPageBreak/>
-        <w:t>推荐方案</w:t>
+          <w:noProof/>
+        </w:rPr>
+        <w:drawing>
+          <wp:inline distT="0" distB="0" distL="0" distR="0" wp14:anchorId="06DA4F21" wp14:editId="32D3B3ED">
+            <wp:extent cx="5274310" cy="2877185"/>
+            <wp:effectExtent l="0" t="0" r="2540" b="0"/>
+            <wp:docPr id="1427728851" name="图片 1"/>
+            <wp:cNvGraphicFramePr>
+              <a:graphicFrameLocks xmlns:a="http://schemas.openxmlformats.org/drawingml/2006/main" noChangeAspect="1"/>
+            </wp:cNvGraphicFramePr>
+            <a:graphic xmlns:a="http://schemas.openxmlformats.org/drawingml/2006/main">
+              <a:graphicData uri="http://schemas.openxmlformats.org/drawingml/2006/picture">
+                <pic:pic xmlns:pic="http://schemas.openxmlformats.org/drawingml/2006/picture">
+                  <pic:nvPicPr>
+                    <pic:cNvPr id="1427728851" name=""/>
+                    <pic:cNvPicPr/>
+                  </pic:nvPicPr>
+                  <pic:blipFill>
+                    <a:blip r:embed="rId8"/>
+                    <a:stretch>
+                      <a:fillRect/>
+                    </a:stretch>
+                  </pic:blipFill>
+                  <pic:spPr>
+                    <a:xfrm>
+                      <a:off x="0" y="0"/>
+                      <a:ext cx="5274310" cy="2877185"/>
+                    </a:xfrm>
+                    <a:prstGeom prst="rect">
+                      <a:avLst/>
+                    </a:prstGeom>
+                  </pic:spPr>
+                </pic:pic>
+              </a:graphicData>
+            </a:graphic>
+          </wp:inline>
+        </w:drawing>
+      </w:r>
+    </w:p>
+    <w:p>
+      <w:pPr>
+        <w:spacing w:line="240" w:lineRule="auto"/>
+        <w:jc w:val="center"/>
+        <w:rPr>
+          <w:rFonts w:ascii="Lucida Fax" w:eastAsia="楷体" w:hAnsi="Lucida Fax" w:cs="楷体" w:hint="eastAsia"/>
+          <w:sz w:val="21"/>
+          <w:szCs w:val="21"/>
+          <w14:ligatures w14:val="none"/>
+        </w:rPr>
+      </w:pPr>
+      <w:r>
+        <w:rPr>
+          <w:rFonts w:ascii="Lucida Fax" w:eastAsia="楷体" w:hAnsi="Lucida Fax" w:cs="楷体" w:hint="eastAsia"/>
+          <w:sz w:val="21"/>
+          <w:szCs w:val="21"/>
+          <w14:ligatures w14:val="none"/>
+        </w:rPr>
+        <w:t>图</w:t>
+      </w:r>
+      <w:r>
+        <w:rPr>
+          <w:rFonts w:ascii="Lucida Fax" w:eastAsia="楷体" w:hAnsi="Lucida Fax" w:cs="楷体" w:hint="eastAsia"/>
+          <w:sz w:val="21"/>
+          <w:szCs w:val="21"/>
+          <w14:ligatures w14:val="none"/>
+        </w:rPr>
+        <w:t xml:space="preserve">1: </w:t>
+      </w:r>
+      <w:r>
+        <w:rPr>
+          <w:rFonts w:ascii="Lucida Fax" w:eastAsia="楷体" w:hAnsi="Lucida Fax" w:cs="楷体" w:hint="eastAsia"/>
+          <w:sz w:val="21"/>
+          <w:szCs w:val="21"/>
+          <w14:ligatures w14:val="none"/>
+        </w:rPr>
+        <w:t>软件</w:t>
+      </w:r>
+      <w:r>
+        <w:rPr>
+          <w:rFonts w:ascii="Lucida Fax" w:eastAsia="楷体" w:hAnsi="Lucida Fax" w:cs="楷体" w:hint="eastAsia"/>
+          <w:sz w:val="21"/>
+          <w:szCs w:val="21"/>
+          <w14:ligatures w14:val="none"/>
+        </w:rPr>
+        <w:t>UML</w:t>
+      </w:r>
+      <w:r>
+        <w:rPr>
+          <w:rFonts w:ascii="Lucida Fax" w:eastAsia="楷体" w:hAnsi="Lucida Fax" w:cs="楷体" w:hint="eastAsia"/>
+          <w:sz w:val="21"/>
+          <w:szCs w:val="21"/>
+          <w14:ligatures w14:val="none"/>
+        </w:rPr>
+        <w:t>类图</w:t>
       </w:r>
     </w:p>
     <w:p>
@@ -822,7 +1588,7 @@
         <w:pStyle w:val="af3"/>
         <w:ind w:firstLine="360"/>
         <w:rPr>
-          <w:rFonts w:ascii="Lucida Fax" w:eastAsia="楷体" w:hAnsi="Lucida Fax" w:cs="楷体"/>
+          <w:rFonts w:ascii="Lucida Fax" w:eastAsia="楷体" w:hAnsi="Lucida Fax" w:cs="楷体" w:hint="eastAsia"/>
           <w:kern w:val="2"/>
           <w:sz w:val="21"/>
           <w:szCs w:val="21"/>
@@ -853,25 +1619,40 @@
           <w:sz w:val="21"/>
           <w:szCs w:val="21"/>
         </w:rPr>
-        <w:t>核心软件为中枢，向上集成云端大语言模型（</w:t>
-      </w:r>
-      <w:r>
-        <w:rPr>
-          <w:rFonts w:ascii="Lucida Fax" w:eastAsia="楷体" w:hAnsi="Lucida Fax" w:cs="楷体"/>
+        <w:t>核心软件为中枢，</w:t>
+      </w:r>
+      <w:r>
+        <w:rPr>
+          <w:rFonts w:ascii="Lucida Fax" w:eastAsia="楷体" w:hAnsi="Lucida Fax" w:cs="楷体"/>
+          <w:b/>
+          <w:bCs/>
           <w:kern w:val="2"/>
           <w:sz w:val="21"/>
           <w:szCs w:val="21"/>
         </w:rPr>
+        <w:t>向上集成云端大语言模型（</w:t>
+      </w:r>
+      <w:r>
+        <w:rPr>
+          <w:rFonts w:ascii="Lucida Fax" w:eastAsia="楷体" w:hAnsi="Lucida Fax" w:cs="楷体"/>
+          <w:b/>
+          <w:bCs/>
+          <w:kern w:val="2"/>
+          <w:sz w:val="21"/>
+          <w:szCs w:val="21"/>
+        </w:rPr>
         <w:t>LLM</w:t>
       </w:r>
       <w:r>
         <w:rPr>
           <w:rFonts w:ascii="Lucida Fax" w:eastAsia="楷体" w:hAnsi="Lucida Fax" w:cs="楷体"/>
+          <w:b/>
+          <w:bCs/>
           <w:kern w:val="2"/>
           <w:sz w:val="21"/>
           <w:szCs w:val="21"/>
         </w:rPr>
-        <w:t>），向下感知多模态硬件设备与本地文件系统的综合解决方案。通过</w:t>
+        <w:t>），向下感知多模态硬件设备与本地文件系统</w:t>
       </w:r>
       <w:r>
         <w:rPr>
@@ -880,6 +1661,15 @@
           <w:sz w:val="21"/>
           <w:szCs w:val="21"/>
         </w:rPr>
+        <w:t>的综合解决方案。通过</w:t>
+      </w:r>
+      <w:r>
+        <w:rPr>
+          <w:rFonts w:ascii="Lucida Fax" w:eastAsia="楷体" w:hAnsi="Lucida Fax" w:cs="楷体"/>
+          <w:kern w:val="2"/>
+          <w:sz w:val="21"/>
+          <w:szCs w:val="21"/>
+        </w:rPr>
         <w:t xml:space="preserve"> FastAPI </w:t>
       </w:r>
       <w:r>
@@ -1016,6 +1806,135 @@
           <w:szCs w:val="21"/>
         </w:rPr>
         <w:t>的应用痛点。</w:t>
+      </w:r>
+      <w:r>
+        <w:rPr>
+          <w:rFonts w:ascii="Lucida Fax" w:eastAsia="楷体" w:hAnsi="Lucida Fax" w:cs="楷体" w:hint="eastAsia"/>
+          <w:b/>
+          <w:bCs/>
+          <w:kern w:val="2"/>
+          <w:sz w:val="21"/>
+          <w:szCs w:val="21"/>
+          <w:u w:val="single"/>
+        </w:rPr>
+        <w:t>在底层解决复杂的文件</w:t>
+      </w:r>
+      <w:r>
+        <w:rPr>
+          <w:rFonts w:ascii="Lucida Fax" w:eastAsia="楷体" w:hAnsi="Lucida Fax" w:cs="楷体" w:hint="eastAsia"/>
+          <w:b/>
+          <w:bCs/>
+          <w:kern w:val="2"/>
+          <w:sz w:val="21"/>
+          <w:szCs w:val="21"/>
+          <w:u w:val="single"/>
+        </w:rPr>
+        <w:t>管理和关联</w:t>
+      </w:r>
+      <w:r>
+        <w:rPr>
+          <w:rFonts w:ascii="Lucida Fax" w:eastAsia="楷体" w:hAnsi="Lucida Fax" w:cs="楷体" w:hint="eastAsia"/>
+          <w:b/>
+          <w:bCs/>
+          <w:kern w:val="2"/>
+          <w:sz w:val="21"/>
+          <w:szCs w:val="21"/>
+          <w:u w:val="single"/>
+        </w:rPr>
+        <w:t>问题</w:t>
+      </w:r>
+      <w:r>
+        <w:rPr>
+          <w:rFonts w:ascii="Lucida Fax" w:eastAsia="楷体" w:hAnsi="Lucida Fax" w:cs="楷体" w:hint="eastAsia"/>
+          <w:b/>
+          <w:bCs/>
+          <w:kern w:val="2"/>
+          <w:sz w:val="21"/>
+          <w:szCs w:val="21"/>
+          <w:u w:val="single"/>
+        </w:rPr>
+        <w:t>,</w:t>
+      </w:r>
+      <w:r>
+        <w:rPr>
+          <w:rFonts w:ascii="Lucida Fax" w:eastAsia="楷体" w:hAnsi="Lucida Fax" w:cs="楷体" w:hint="eastAsia"/>
+          <w:b/>
+          <w:bCs/>
+          <w:kern w:val="2"/>
+          <w:sz w:val="21"/>
+          <w:szCs w:val="21"/>
+          <w:u w:val="single"/>
+        </w:rPr>
+        <w:t>在高层提供集中化</w:t>
+      </w:r>
+      <w:r>
+        <w:rPr>
+          <w:rFonts w:ascii="Lucida Fax" w:eastAsia="楷体" w:hAnsi="Lucida Fax" w:cs="楷体" w:hint="eastAsia"/>
+          <w:b/>
+          <w:bCs/>
+          <w:kern w:val="2"/>
+          <w:sz w:val="21"/>
+          <w:szCs w:val="21"/>
+          <w:u w:val="single"/>
+        </w:rPr>
+        <w:t>单元化</w:t>
+      </w:r>
+      <w:r>
+        <w:rPr>
+          <w:rFonts w:ascii="Lucida Fax" w:eastAsia="楷体" w:hAnsi="Lucida Fax" w:cs="楷体" w:hint="eastAsia"/>
+          <w:b/>
+          <w:bCs/>
+          <w:kern w:val="2"/>
+          <w:sz w:val="21"/>
+          <w:szCs w:val="21"/>
+          <w:u w:val="single"/>
+        </w:rPr>
+        <w:t>的</w:t>
+      </w:r>
+      <w:r>
+        <w:rPr>
+          <w:rFonts w:ascii="Lucida Fax" w:eastAsia="楷体" w:hAnsi="Lucida Fax" w:cs="楷体" w:hint="eastAsia"/>
+          <w:b/>
+          <w:bCs/>
+          <w:kern w:val="2"/>
+          <w:sz w:val="21"/>
+          <w:szCs w:val="21"/>
+          <w:u w:val="single"/>
+        </w:rPr>
+        <w:t>智能</w:t>
+      </w:r>
+      <w:r>
+        <w:rPr>
+          <w:rFonts w:ascii="Lucida Fax" w:eastAsia="楷体" w:hAnsi="Lucida Fax" w:cs="楷体" w:hint="eastAsia"/>
+          <w:b/>
+          <w:bCs/>
+          <w:kern w:val="2"/>
+          <w:sz w:val="21"/>
+          <w:szCs w:val="21"/>
+          <w:u w:val="single"/>
+        </w:rPr>
+        <w:t>知识</w:t>
+      </w:r>
+      <w:r>
+        <w:rPr>
+          <w:rFonts w:ascii="Lucida Fax" w:eastAsia="楷体" w:hAnsi="Lucida Fax" w:cs="楷体" w:hint="eastAsia"/>
+          <w:b/>
+          <w:bCs/>
+          <w:kern w:val="2"/>
+          <w:sz w:val="21"/>
+          <w:szCs w:val="21"/>
+          <w:u w:val="single"/>
+        </w:rPr>
+        <w:t>库</w:t>
+      </w:r>
+      <w:r>
+        <w:rPr>
+          <w:rFonts w:ascii="Lucida Fax" w:eastAsia="楷体" w:hAnsi="Lucida Fax" w:cs="楷体" w:hint="eastAsia"/>
+          <w:kern w:val="2"/>
+          <w:sz w:val="21"/>
+          <w:szCs w:val="21"/>
+        </w:rPr>
+        <w:t>.</w:t>
       </w:r>
     </w:p>
     <w:p>
@@ -1036,14 +1955,35 @@
           <w:sz w:val="21"/>
           <w:szCs w:val="21"/>
         </w:rPr>
-        <w:t>在系统组成方面，本方案由交互层、逻辑层、感知层与基础设施四大要素构成。交互层包含基于</w:t>
-      </w:r>
-      <w:r>
-        <w:rPr>
-          <w:rFonts w:ascii="Lucida Fax" w:eastAsia="楷体" w:hAnsi="Lucida Fax" w:cs="楷体"/>
+        <w:t>在系统组成方面，本方案由</w:t>
+      </w:r>
+      <w:r>
+        <w:rPr>
+          <w:rFonts w:ascii="Lucida Fax" w:eastAsia="楷体" w:hAnsi="Lucida Fax" w:cs="楷体"/>
+          <w:b/>
+          <w:bCs/>
           <w:kern w:val="2"/>
           <w:sz w:val="21"/>
           <w:szCs w:val="21"/>
+          <w:u w:val="single"/>
+        </w:rPr>
+        <w:t>交互层、逻辑层、感知层与基础设施</w:t>
+      </w:r>
+      <w:r>
+        <w:rPr>
+          <w:rFonts w:ascii="Lucida Fax" w:eastAsia="楷体" w:hAnsi="Lucida Fax" w:cs="楷体"/>
+          <w:kern w:val="2"/>
+          <w:sz w:val="21"/>
+          <w:szCs w:val="21"/>
+        </w:rPr>
+        <w:t>四大要素构成。交互层包含基于</w:t>
+      </w:r>
+      <w:r>
+        <w:rPr>
+          <w:rFonts w:ascii="Lucida Fax" w:eastAsia="楷体" w:hAnsi="Lucida Fax" w:cs="楷体"/>
+          <w:kern w:val="2"/>
+          <w:sz w:val="21"/>
+          <w:szCs w:val="21"/>
         </w:rPr>
         <w:t xml:space="preserve"> Vue 3 </w:t>
       </w:r>
@@ -1058,12 +1998,39 @@
       </w:r>
       <w:r>
         <w:rPr>
-          <w:rFonts w:ascii="Lucida Fax" w:eastAsia="楷体" w:hAnsi="Lucida Fax" w:cs="楷体"/>
+          <w:rFonts w:ascii="Lucida Fax" w:eastAsia="楷体" w:hAnsi="Lucida Fax" w:cs="楷体" w:hint="eastAsia"/>
           <w:kern w:val="2"/>
           <w:sz w:val="21"/>
           <w:szCs w:val="21"/>
         </w:rPr>
-        <w:t xml:space="preserve"> Web </w:t>
+        <w:t>,</w:t>
+      </w:r>
+      <w:r>
+        <w:rPr>
+          <w:rFonts w:ascii="Lucida Fax" w:eastAsia="楷体" w:hAnsi="Lucida Fax" w:cs="楷体" w:hint="eastAsia"/>
+          <w:kern w:val="2"/>
+          <w:sz w:val="21"/>
+          <w:szCs w:val="21"/>
+        </w:rPr>
+        <w:t>基于</w:t>
+      </w:r>
+      <w:r>
+        <w:rPr>
+          <w:rFonts w:ascii="Lucida Fax" w:eastAsia="楷体" w:hAnsi="Lucida Fax" w:cs="楷体" w:hint="eastAsia"/>
+          <w:kern w:val="2"/>
+          <w:sz w:val="21"/>
+          <w:szCs w:val="21"/>
+        </w:rPr>
+        <w:t>MVVM</w:t>
+      </w:r>
+      <w:r>
+        <w:rPr>
+          <w:rFonts w:ascii="Lucida Fax" w:eastAsia="楷体" w:hAnsi="Lucida Fax" w:cs="楷体" w:hint="eastAsia"/>
+          <w:kern w:val="2"/>
+          <w:sz w:val="21"/>
+          <w:szCs w:val="21"/>
+        </w:rPr>
+        <w:t>架构理念设计的</w:t>
       </w:r>
       <w:r>
         <w:rPr>
@@ -1237,15 +2204,107 @@
           <w:sz w:val="21"/>
           <w:szCs w:val="21"/>
         </w:rPr>
-        <w:t>在部署策略上，建议采用分布式微服务化部署。应用服务器作为核心桥梁，通过</w:t>
-      </w:r>
-      <w:r>
-        <w:rPr>
-          <w:rFonts w:ascii="Lucida Fax" w:eastAsia="楷体" w:hAnsi="Lucida Fax" w:cs="楷体"/>
+        <w:t>在部署策略上，建议采用</w:t>
+      </w:r>
+      <w:r>
+        <w:rPr>
+          <w:rFonts w:ascii="Lucida Fax" w:eastAsia="楷体" w:hAnsi="Lucida Fax" w:cs="楷体"/>
+          <w:b/>
+          <w:bCs/>
           <w:kern w:val="2"/>
           <w:sz w:val="21"/>
           <w:szCs w:val="21"/>
         </w:rPr>
+        <w:t>分布式微服务化部署</w:t>
+      </w:r>
+      <w:r>
+        <w:rPr>
+          <w:rFonts w:ascii="Lucida Fax" w:eastAsia="楷体" w:hAnsi="Lucida Fax" w:cs="楷体"/>
+          <w:kern w:val="2"/>
+          <w:sz w:val="21"/>
+          <w:szCs w:val="21"/>
+        </w:rPr>
+        <w:t>。</w:t>
+      </w:r>
+      <w:r>
+        <w:rPr>
+          <w:rFonts w:ascii="Lucida Fax" w:eastAsia="楷体" w:hAnsi="Lucida Fax" w:cs="楷体" w:hint="eastAsia"/>
+          <w:kern w:val="2"/>
+          <w:sz w:val="21"/>
+          <w:szCs w:val="21"/>
+        </w:rPr>
+        <w:t>所有服务器应用</w:t>
+      </w:r>
+      <w:r>
+        <w:rPr>
+          <w:rFonts w:ascii="Lucida Fax" w:eastAsia="楷体" w:hAnsi="Lucida Fax" w:cs="楷体" w:hint="eastAsia"/>
+          <w:b/>
+          <w:bCs/>
+          <w:kern w:val="2"/>
+          <w:sz w:val="21"/>
+          <w:szCs w:val="21"/>
+          <w:u w:val="single"/>
+        </w:rPr>
+        <w:t>Docker</w:t>
+      </w:r>
+      <w:r>
+        <w:rPr>
+          <w:rFonts w:ascii="Lucida Fax" w:eastAsia="楷体" w:hAnsi="Lucida Fax" w:cs="楷体" w:hint="eastAsia"/>
+          <w:b/>
+          <w:bCs/>
+          <w:kern w:val="2"/>
+          <w:sz w:val="21"/>
+          <w:szCs w:val="21"/>
+          <w:u w:val="single"/>
+        </w:rPr>
+        <w:t>云服务器</w:t>
+      </w:r>
+      <w:r>
+        <w:rPr>
+          <w:rFonts w:ascii="Lucida Fax" w:eastAsia="楷体" w:hAnsi="Lucida Fax" w:cs="楷体" w:hint="eastAsia"/>
+          <w:kern w:val="2"/>
+          <w:sz w:val="21"/>
+          <w:szCs w:val="21"/>
+        </w:rPr>
+        <w:t>化部署</w:t>
+      </w:r>
+      <w:r>
+        <w:rPr>
+          <w:rFonts w:ascii="Lucida Fax" w:eastAsia="楷体" w:hAnsi="Lucida Fax" w:cs="楷体" w:hint="eastAsia"/>
+          <w:kern w:val="2"/>
+          <w:sz w:val="21"/>
+          <w:szCs w:val="21"/>
+        </w:rPr>
+        <w:t xml:space="preserve">, </w:t>
+      </w:r>
+      <w:r>
+        <w:rPr>
+          <w:rFonts w:ascii="Lucida Fax" w:eastAsia="楷体" w:hAnsi="Lucida Fax" w:cs="楷体"/>
+          <w:b/>
+          <w:bCs/>
+          <w:kern w:val="2"/>
+          <w:sz w:val="21"/>
+          <w:szCs w:val="21"/>
+          <w:u w:val="single"/>
+        </w:rPr>
+        <w:t>应用服务器</w:t>
+      </w:r>
+      <w:r>
+        <w:rPr>
+          <w:rFonts w:ascii="Lucida Fax" w:eastAsia="楷体" w:hAnsi="Lucida Fax" w:cs="楷体"/>
+          <w:kern w:val="2"/>
+          <w:sz w:val="21"/>
+          <w:szCs w:val="21"/>
+        </w:rPr>
+        <w:t>作为核心桥梁，通过</w:t>
+      </w:r>
+      <w:r>
+        <w:rPr>
+          <w:rFonts w:ascii="Lucida Fax" w:eastAsia="楷体" w:hAnsi="Lucida Fax" w:cs="楷体"/>
+          <w:kern w:val="2"/>
+          <w:sz w:val="21"/>
+          <w:szCs w:val="21"/>
+        </w:rPr>
         <w:t xml:space="preserve"> RESTful API </w:t>
       </w:r>
       <w:r>
@@ -1255,16 +2314,19 @@
           <w:sz w:val="21"/>
           <w:szCs w:val="21"/>
         </w:rPr>
-        <w:t>接入各类前端终端，并利用</w:t>
-      </w:r>
-      <w:r>
-        <w:rPr>
-          <w:rFonts w:ascii="Lucida Fax" w:eastAsia="楷体" w:hAnsi="Lucida Fax" w:cs="楷体"/>
+        <w:t>接入各类</w:t>
+      </w:r>
+      <w:r>
+        <w:rPr>
+          <w:rFonts w:ascii="Lucida Fax" w:eastAsia="楷体" w:hAnsi="Lucida Fax" w:cs="楷体"/>
+          <w:b/>
+          <w:bCs/>
           <w:kern w:val="2"/>
           <w:sz w:val="21"/>
           <w:szCs w:val="21"/>
-        </w:rPr>
-        <w:t xml:space="preserve"> Redis/Celery </w:t>
+          <w:u w:val="single"/>
+        </w:rPr>
+        <w:t>前端</w:t>
       </w:r>
       <w:r>
         <w:rPr>
@@ -1273,15 +2335,59 @@
           <w:sz w:val="21"/>
           <w:szCs w:val="21"/>
         </w:rPr>
-        <w:t>异步任务队列将</w:t>
-      </w:r>
-      <w:r>
-        <w:rPr>
-          <w:rFonts w:ascii="Lucida Fax" w:eastAsia="楷体" w:hAnsi="Lucida Fax" w:cs="楷体"/>
+        <w:t>终端，并利用</w:t>
+      </w:r>
+      <w:r>
+        <w:rPr>
+          <w:rFonts w:ascii="Lucida Fax" w:eastAsia="楷体" w:hAnsi="Lucida Fax" w:cs="楷体"/>
+          <w:b/>
+          <w:bCs/>
           <w:kern w:val="2"/>
           <w:sz w:val="21"/>
           <w:szCs w:val="21"/>
         </w:rPr>
+        <w:t xml:space="preserve"> </w:t>
+      </w:r>
+      <w:r>
+        <w:rPr>
+          <w:rFonts w:ascii="Lucida Fax" w:eastAsia="楷体" w:hAnsi="Lucida Fax" w:cs="楷体"/>
+          <w:b/>
+          <w:bCs/>
+          <w:kern w:val="2"/>
+          <w:sz w:val="21"/>
+          <w:szCs w:val="21"/>
+          <w:u w:val="single"/>
+        </w:rPr>
+        <w:t xml:space="preserve">Redis/Celery </w:t>
+      </w:r>
+      <w:r>
+        <w:rPr>
+          <w:rFonts w:ascii="Lucida Fax" w:eastAsia="楷体" w:hAnsi="Lucida Fax" w:cs="楷体"/>
+          <w:b/>
+          <w:bCs/>
+          <w:kern w:val="2"/>
+          <w:sz w:val="21"/>
+          <w:szCs w:val="21"/>
+          <w:u w:val="single"/>
+        </w:rPr>
+        <w:t>异步任务队列</w:t>
+      </w:r>
+      <w:r>
+        <w:rPr>
+          <w:rFonts w:ascii="Lucida Fax" w:eastAsia="楷体" w:hAnsi="Lucida Fax" w:cs="楷体"/>
+          <w:kern w:val="2"/>
+          <w:sz w:val="21"/>
+          <w:szCs w:val="21"/>
+        </w:rPr>
+        <w:t>将</w:t>
+      </w:r>
+      <w:r>
+        <w:rPr>
+          <w:rFonts w:ascii="Lucida Fax" w:eastAsia="楷体" w:hAnsi="Lucida Fax" w:cs="楷体"/>
+          <w:kern w:val="2"/>
+          <w:sz w:val="21"/>
+          <w:szCs w:val="21"/>
+        </w:rPr>
         <w:t xml:space="preserve"> OCR </w:t>
       </w:r>
       <w:r>
@@ -1291,7 +2397,7 @@
           <w:sz w:val="21"/>
           <w:szCs w:val="21"/>
         </w:rPr>
-        <w:t>识别、长文本摘要等高耗能推理任务分发至专门的任务服务器，以确保主业务流的高性能响应。底层感知引擎通过</w:t>
+        <w:t>识别、长文本摘要等高耗能推理任务分发至专门的任务服务器，以确保主业务流的高性能响应。</w:t>
       </w:r>
       <w:r>
         <w:rPr>
@@ -1300,7 +2406,7 @@
           <w:sz w:val="21"/>
           <w:szCs w:val="21"/>
         </w:rPr>
-        <w:t xml:space="preserve"> Watchdog </w:t>
+        <w:t>底层感知引擎</w:t>
       </w:r>
       <w:r>
         <w:rPr>
@@ -1309,7 +2415,49 @@
           <w:sz w:val="21"/>
           <w:szCs w:val="21"/>
         </w:rPr>
-        <w:t>协议与本地磁盘目录保持实时心跳，实现文件</w:t>
+        <w:t>通过</w:t>
+      </w:r>
+      <w:r>
+        <w:rPr>
+          <w:rFonts w:ascii="Lucida Fax" w:eastAsia="楷体" w:hAnsi="Lucida Fax" w:cs="楷体"/>
+          <w:kern w:val="2"/>
+          <w:sz w:val="21"/>
+          <w:szCs w:val="21"/>
+        </w:rPr>
+        <w:t xml:space="preserve"> </w:t>
+      </w:r>
+      <w:r>
+        <w:rPr>
+          <w:rFonts w:ascii="Lucida Fax" w:eastAsia="楷体" w:hAnsi="Lucida Fax" w:cs="楷体"/>
+          <w:b/>
+          <w:bCs/>
+          <w:kern w:val="2"/>
+          <w:sz w:val="21"/>
+          <w:szCs w:val="21"/>
+          <w:u w:val="single"/>
+        </w:rPr>
+        <w:t xml:space="preserve">Watchdog </w:t>
+      </w:r>
+      <w:r>
+        <w:rPr>
+          <w:rFonts w:ascii="Lucida Fax" w:eastAsia="楷体" w:hAnsi="Lucida Fax" w:cs="楷体"/>
+          <w:b/>
+          <w:bCs/>
+          <w:kern w:val="2"/>
+          <w:sz w:val="21"/>
+          <w:szCs w:val="21"/>
+          <w:u w:val="single"/>
+        </w:rPr>
+        <w:t>协议</w:t>
+      </w:r>
+      <w:r>
+        <w:rPr>
+          <w:rFonts w:ascii="Lucida Fax" w:eastAsia="楷体" w:hAnsi="Lucida Fax" w:cs="楷体"/>
+          <w:kern w:val="2"/>
+          <w:sz w:val="21"/>
+          <w:szCs w:val="21"/>
+        </w:rPr>
+        <w:t>与本地磁盘目录保持实时心跳，实现文件</w:t>
       </w:r>
       <w:r>
         <w:rPr>
@@ -1353,9 +2501,6 @@
         <w:pStyle w:val="a9"/>
         <w:spacing w:line="240" w:lineRule="auto"/>
         <w:ind w:left="360"/>
-        <w:rPr>
-          <w:rFonts w:hint="eastAsia"/>
-        </w:rPr>
       </w:pPr>
     </w:p>
     <w:p>
@@ -1368,6 +2513,7 @@
         <w:spacing w:before="120" w:after="0" w:line="240" w:lineRule="auto"/>
         <w:jc w:val="both"/>
         <w:rPr>
+          <w:rFonts w:ascii="华文中宋" w:eastAsia="华文中宋" w:hAnsi="华文中宋"/>
           <w:b/>
           <w:bCs/>
           <w:color w:val="auto"/>
@@ -1378,7 +2524,7 @@
       </w:pPr>
       <w:r>
         <w:rPr>
-          <w:rFonts w:hint="eastAsia"/>
+          <w:rFonts w:ascii="华文中宋" w:eastAsia="华文中宋" w:hAnsi="华文中宋" w:hint="eastAsia"/>
           <w:b/>
           <w:bCs/>
           <w:color w:val="auto"/>
@@ -1420,7 +2566,7 @@
                     </pic:cNvPicPr>
                   </pic:nvPicPr>
                   <pic:blipFill>
-                    <a:blip r:embed="rId8">
+                    <a:blip r:embed="rId9">
                       <a:extLst>
                         <a:ext uri="{28A0092B-C50C-407E-A947-70E740481C1C}">
                           <a14:useLocalDpi xmlns:a14="http://schemas.microsoft.com/office/drawing/2010/main" val="0"/>
@@ -1479,7 +2625,16 @@
           <w:szCs w:val="21"/>
           <w14:ligatures w14:val="none"/>
         </w:rPr>
-        <w:t xml:space="preserve">1: </w:t>
+        <w:t>2</w:t>
+      </w:r>
+      <w:r>
+        <w:rPr>
+          <w:rFonts w:ascii="Lucida Fax" w:eastAsia="楷体" w:hAnsi="Lucida Fax" w:cs="楷体" w:hint="eastAsia"/>
+          <w:sz w:val="21"/>
+          <w:szCs w:val="21"/>
+          <w14:ligatures w14:val="none"/>
+        </w:rPr>
+        <w:t xml:space="preserve">: </w:t>
       </w:r>
       <w:r>
         <w:rPr>
@@ -1509,7 +2664,6 @@
           <w:sz w:val="21"/>
           <w:szCs w:val="21"/>
         </w:rPr>
-        <w:lastRenderedPageBreak/>
         <w:t>本项目后端基于</w:t>
       </w:r>
       <w:r>
@@ -1610,6 +2764,33 @@
           <w:szCs w:val="21"/>
         </w:rPr>
         <w:t>LLM</w:t>
+      </w:r>
+      <w:r>
+        <w:rPr>
+          <w:rFonts w:ascii="Lucida Fax" w:eastAsia="楷体" w:hAnsi="Lucida Fax" w:cs="楷体" w:hint="eastAsia"/>
+          <w:kern w:val="2"/>
+          <w:sz w:val="21"/>
+          <w:szCs w:val="21"/>
+        </w:rPr>
+        <w:t>,</w:t>
+      </w:r>
+      <w:r>
+        <w:rPr>
+          <w:rFonts w:ascii="Lucida Fax" w:eastAsia="楷体" w:hAnsi="Lucida Fax" w:cs="楷体" w:hint="eastAsia"/>
+          <w:kern w:val="2"/>
+          <w:sz w:val="21"/>
+          <w:szCs w:val="21"/>
+        </w:rPr>
+        <w:t>如</w:t>
+      </w:r>
+      <w:r>
+        <w:rPr>
+          <w:rFonts w:ascii="Lucida Fax" w:eastAsia="楷体" w:hAnsi="Lucida Fax" w:cs="楷体" w:hint="eastAsia"/>
+          <w:kern w:val="2"/>
+          <w:sz w:val="21"/>
+          <w:szCs w:val="21"/>
+        </w:rPr>
+        <w:t>Gemini 3.1Flash</w:t>
       </w:r>
       <w:r>
         <w:rPr>
@@ -1913,6 +3094,30 @@
           <w:szCs w:val="21"/>
         </w:rPr>
         <w:t>，以保证多模态大数据量传输的低延迟。</w:t>
+      </w:r>
+    </w:p>
+    <w:p>
+      <w:pPr>
+        <w:widowControl/>
+        <w:rPr>
+          <w:rFonts w:asciiTheme="majorHAnsi" w:eastAsiaTheme="majorEastAsia" w:hAnsiTheme="majorHAnsi" w:cstheme="majorBidi"/>
+          <w:b/>
+          <w:bCs/>
+          <w:sz w:val="28"/>
+          <w:szCs w:val="28"/>
+          <w14:ligatures w14:val="none"/>
+        </w:rPr>
+      </w:pPr>
+      <w:r>
+        <w:rPr>
+          <w:rFonts w:asciiTheme="majorHAnsi" w:eastAsiaTheme="majorEastAsia" w:hAnsiTheme="majorHAnsi" w:cstheme="majorBidi"/>
+          <w:b/>
+          <w:bCs/>
+          <w:sz w:val="28"/>
+          <w:szCs w:val="28"/>
+          <w14:ligatures w14:val="none"/>
+        </w:rPr>
+        <w:br w:type="page"/>
       </w:r>
     </w:p>
     <w:p>
@@ -1924,7 +3129,7 @@
         </w:numPr>
         <w:spacing w:line="240" w:lineRule="auto"/>
         <w:rPr>
-          <w:rFonts w:asciiTheme="majorHAnsi" w:eastAsiaTheme="majorEastAsia" w:hAnsiTheme="majorHAnsi" w:cstheme="majorBidi"/>
+          <w:rFonts w:ascii="华文中宋" w:eastAsia="华文中宋" w:hAnsi="华文中宋" w:cstheme="majorBidi"/>
           <w:b/>
           <w:bCs/>
           <w:sz w:val="28"/>
@@ -1934,13 +3139,14 @@
       </w:pPr>
       <w:r>
         <w:rPr>
-          <w:rFonts w:asciiTheme="majorHAnsi" w:eastAsiaTheme="majorEastAsia" w:hAnsiTheme="majorHAnsi" w:cstheme="majorBidi" w:hint="eastAsia"/>
+          <w:rFonts w:ascii="华文中宋" w:eastAsia="华文中宋" w:hAnsi="华文中宋" w:cstheme="majorBidi" w:hint="eastAsia"/>
           <w:b/>
           <w:bCs/>
           <w:sz w:val="28"/>
           <w:szCs w:val="28"/>
           <w14:ligatures w14:val="none"/>
         </w:rPr>
+        <w:lastRenderedPageBreak/>
         <w:t>软件功能描述</w:t>
       </w:r>
     </w:p>
@@ -3037,7 +4243,7 @@
                 <w:szCs w:val="21"/>
                 <w14:ligatures w14:val="none"/>
               </w:rPr>
-              <w:t>低</w:t>
+              <w:t>高</w:t>
             </w:r>
           </w:p>
         </w:tc>
@@ -3061,7 +4267,7 @@
                 <w:szCs w:val="21"/>
                 <w14:ligatures w14:val="none"/>
               </w:rPr>
-              <w:t>低</w:t>
+              <w:t>中</w:t>
             </w:r>
           </w:p>
         </w:tc>
@@ -3201,7 +4407,6 @@
                 <w:szCs w:val="21"/>
                 <w14:ligatures w14:val="none"/>
               </w:rPr>
-              <w:lastRenderedPageBreak/>
               <w:t>5</w:t>
             </w:r>
           </w:p>
@@ -4167,7 +5372,17 @@
                 <w:szCs w:val="21"/>
                 <w14:ligatures w14:val="none"/>
               </w:rPr>
-              <w:t>自动识别合同或通知中的时间节点，并主动弹出提醒，例如合同到期前</w:t>
+              <w:t>自动识别合同或通知中的时间节点，并主动弹出提醒，例如合同</w:t>
+            </w:r>
+            <w:r>
+              <w:rPr>
+                <w:rFonts w:ascii="Lucida Fax" w:eastAsia="楷体" w:hAnsi="Lucida Fax" w:cs="楷体"/>
+                <w:sz w:val="21"/>
+                <w:szCs w:val="21"/>
+                <w14:ligatures w14:val="none"/>
+              </w:rPr>
+              <w:lastRenderedPageBreak/>
+              <w:t>到期前</w:t>
             </w:r>
             <w:r>
               <w:rPr>
@@ -4209,6 +5424,7 @@
                 <w:szCs w:val="21"/>
                 <w14:ligatures w14:val="none"/>
               </w:rPr>
+              <w:lastRenderedPageBreak/>
               <w:t>中</w:t>
             </w:r>
           </w:p>
@@ -4311,7 +5527,17 @@
                 <w:szCs w:val="21"/>
                 <w14:ligatures w14:val="none"/>
               </w:rPr>
-              <w:t xml:space="preserve">: APScheduler </w:t>
+              <w:t xml:space="preserve">: </w:t>
+            </w:r>
+            <w:r>
+              <w:rPr>
+                <w:rFonts w:ascii="Lucida Fax" w:eastAsia="楷体" w:hAnsi="Lucida Fax" w:cs="楷体"/>
+                <w:sz w:val="21"/>
+                <w:szCs w:val="21"/>
+                <w14:ligatures w14:val="none"/>
+              </w:rPr>
+              <w:lastRenderedPageBreak/>
+              <w:t xml:space="preserve">APScheduler </w:t>
             </w:r>
             <w:r>
               <w:rPr>
@@ -4346,6 +5572,7 @@
                 <w:szCs w:val="21"/>
                 <w14:ligatures w14:val="none"/>
               </w:rPr>
+              <w:lastRenderedPageBreak/>
               <w:t>10</w:t>
             </w:r>
           </w:p>
@@ -6082,17 +7309,7 @@
                 <w:szCs w:val="21"/>
                 <w14:ligatures w14:val="none"/>
               </w:rPr>
-              <w:t>通过爬虫实现网页文章、图片和</w:t>
-            </w:r>
-            <w:r>
-              <w:rPr>
-                <w:rFonts w:ascii="Lucida Fax" w:eastAsia="楷体" w:hAnsi="Lucida Fax" w:cs="楷体"/>
-                <w:sz w:val="21"/>
-                <w:szCs w:val="21"/>
-                <w14:ligatures w14:val="none"/>
-              </w:rPr>
-              <w:lastRenderedPageBreak/>
-              <w:t>剪贴板内容的一键转存。</w:t>
+              <w:t>通过爬虫实现网页文章、图片和剪贴板内容的一键转存。</w:t>
             </w:r>
           </w:p>
         </w:tc>
@@ -6116,7 +7333,6 @@
                 <w:szCs w:val="21"/>
                 <w14:ligatures w14:val="none"/>
               </w:rPr>
-              <w:lastRenderedPageBreak/>
               <w:t>高</w:t>
             </w:r>
           </w:p>
@@ -6192,17 +7408,7 @@
                 <w:szCs w:val="21"/>
                 <w14:ligatures w14:val="none"/>
               </w:rPr>
-              <w:t xml:space="preserve"> / </w:t>
-            </w:r>
-            <w:r>
-              <w:rPr>
-                <w:rFonts w:ascii="Lucida Fax" w:eastAsia="楷体" w:hAnsi="Lucida Fax" w:cs="楷体"/>
-                <w:sz w:val="21"/>
-                <w:szCs w:val="21"/>
-                <w14:ligatures w14:val="none"/>
-              </w:rPr>
-              <w:lastRenderedPageBreak/>
-              <w:t xml:space="preserve">BeautifulSoup4; </w:t>
+              <w:t xml:space="preserve"> / BeautifulSoup4; </w:t>
             </w:r>
             <w:r>
               <w:rPr>
@@ -6273,7 +7479,6 @@
                 <w:szCs w:val="21"/>
                 <w14:ligatures w14:val="none"/>
               </w:rPr>
-              <w:lastRenderedPageBreak/>
               <w:t>18</w:t>
             </w:r>
           </w:p>
@@ -6976,7 +8181,17 @@
                 <w:szCs w:val="21"/>
                 <w14:ligatures w14:val="none"/>
               </w:rPr>
-              <w:t>支持文件版本控制、历史记录、大文件分割、压缩与解压缩，保留文档的编辑历史并支持回滚，方便版本管理。</w:t>
+              <w:t>支持文件版本控制、历史记录、大文件分割、压缩与解压缩，保留文档的编辑历史并支持回滚，</w:t>
+            </w:r>
+            <w:r>
+              <w:rPr>
+                <w:rFonts w:ascii="Lucida Fax" w:eastAsia="楷体" w:hAnsi="Lucida Fax" w:cs="楷体"/>
+                <w:sz w:val="21"/>
+                <w:szCs w:val="21"/>
+                <w14:ligatures w14:val="none"/>
+              </w:rPr>
+              <w:lastRenderedPageBreak/>
+              <w:t>方便版本管理。</w:t>
             </w:r>
           </w:p>
         </w:tc>
@@ -7000,6 +8215,7 @@
                 <w:szCs w:val="21"/>
                 <w14:ligatures w14:val="none"/>
               </w:rPr>
+              <w:lastRenderedPageBreak/>
               <w:t>中</w:t>
             </w:r>
           </w:p>
@@ -7908,7 +9124,14 @@
     </w:tbl>
     <w:p>
       <w:pPr>
-        <w:spacing w:line="240" w:lineRule="auto"/>
+        <w:widowControl/>
+        <w:rPr>
+          <w:rFonts w:asciiTheme="majorHAnsi" w:eastAsiaTheme="majorEastAsia" w:hAnsiTheme="majorHAnsi" w:cstheme="majorBidi"/>
+          <w:b/>
+          <w:bCs/>
+          <w:sz w:val="24"/>
+          <w14:ligatures w14:val="none"/>
+        </w:rPr>
       </w:pPr>
     </w:p>
     <w:p>
@@ -7941,17 +9164,27 @@
     <w:p>
       <w:pPr>
         <w:spacing w:line="240" w:lineRule="auto"/>
+        <w:rPr>
+          <w:rFonts w:asciiTheme="majorHAnsi" w:eastAsiaTheme="majorEastAsia" w:hAnsiTheme="majorHAnsi" w:cstheme="majorBidi"/>
+          <w:b/>
+          <w:bCs/>
+          <w:sz w:val="24"/>
+          <w14:ligatures w14:val="none"/>
+        </w:rPr>
       </w:pPr>
       <w:r>
         <w:rPr>
-          <w:noProof/>
-        </w:rPr>
-        <w:lastRenderedPageBreak/>
+          <w:rFonts w:asciiTheme="majorHAnsi" w:eastAsiaTheme="majorEastAsia" w:hAnsiTheme="majorHAnsi" w:cstheme="majorBidi"/>
+          <w:b/>
+          <w:bCs/>
+          <w:sz w:val="24"/>
+          <w14:ligatures w14:val="none"/>
+        </w:rPr>
         <w:drawing>
-          <wp:inline distT="0" distB="0" distL="0" distR="0" wp14:anchorId="42A7EB23" wp14:editId="2C2ADE84">
-            <wp:extent cx="5274310" cy="2877185"/>
+          <wp:inline distT="0" distB="0" distL="0" distR="0" wp14:anchorId="18D71F0E" wp14:editId="37C8C6E3">
+            <wp:extent cx="5274310" cy="2879090"/>
             <wp:effectExtent l="0" t="0" r="2540" b="0"/>
-            <wp:docPr id="1427728851" name="图片 1"/>
+            <wp:docPr id="151925477" name="图片 1"/>
             <wp:cNvGraphicFramePr>
               <a:graphicFrameLocks xmlns:a="http://schemas.openxmlformats.org/drawingml/2006/main" noChangeAspect="1"/>
             </wp:cNvGraphicFramePr>
@@ -7959,11 +9192,11 @@
               <a:graphicData uri="http://schemas.openxmlformats.org/drawingml/2006/picture">
                 <pic:pic xmlns:pic="http://schemas.openxmlformats.org/drawingml/2006/picture">
                   <pic:nvPicPr>
-                    <pic:cNvPr id="1427728851" name=""/>
+                    <pic:cNvPr id="151925477" name=""/>
                     <pic:cNvPicPr/>
                   </pic:nvPicPr>
                   <pic:blipFill>
-                    <a:blip r:embed="rId9"/>
+                    <a:blip r:embed="rId10"/>
                     <a:stretch>
                       <a:fillRect/>
                     </a:stretch>
@@ -7971,7 +9204,7 @@
                   <pic:spPr>
                     <a:xfrm>
                       <a:off x="0" y="0"/>
-                      <a:ext cx="5274310" cy="2877185"/>
+                      <a:ext cx="5274310" cy="2879090"/>
                     </a:xfrm>
                     <a:prstGeom prst="rect">
                       <a:avLst/>
@@ -8011,7 +9244,7 @@
           <w:szCs w:val="21"/>
           <w14:ligatures w14:val="none"/>
         </w:rPr>
-        <w:t xml:space="preserve">2: </w:t>
+        <w:t>3</w:t>
       </w:r>
       <w:r>
         <w:rPr>
@@ -8020,6 +9253,15 @@
           <w:szCs w:val="21"/>
           <w14:ligatures w14:val="none"/>
         </w:rPr>
+        <w:t xml:space="preserve">: </w:t>
+      </w:r>
+      <w:r>
+        <w:rPr>
+          <w:rFonts w:ascii="Lucida Fax" w:eastAsia="楷体" w:hAnsi="Lucida Fax" w:cs="楷体" w:hint="eastAsia"/>
+          <w:sz w:val="21"/>
+          <w:szCs w:val="21"/>
+          <w14:ligatures w14:val="none"/>
+        </w:rPr>
         <w:t>软件</w:t>
       </w:r>
       <w:r>
@@ -8029,7 +9271,7 @@
           <w:szCs w:val="21"/>
           <w14:ligatures w14:val="none"/>
         </w:rPr>
-        <w:t>UML</w:t>
+        <w:t>智能化功能链</w:t>
       </w:r>
       <w:r>
         <w:rPr>
@@ -8038,7 +9280,7 @@
           <w:szCs w:val="21"/>
           <w14:ligatures w14:val="none"/>
         </w:rPr>
-        <w:t>类图</w:t>
+        <w:t>图</w:t>
       </w:r>
     </w:p>
     <w:tbl>
@@ -8208,11 +9450,22 @@
             <w:r>
               <w:rPr>
                 <w:rFonts w:ascii="Lucida Fax" w:eastAsia="楷体" w:hAnsi="Lucida Fax" w:cs="楷体"/>
-                <w:sz w:val="21"/>
-                <w:szCs w:val="21"/>
-                <w14:ligatures w14:val="none"/>
-              </w:rPr>
-              <w:t>全量搜索：通过自然语言或前缀快速找回所需资料。</w:t>
+                <w:b/>
+                <w:bCs/>
+                <w:sz w:val="21"/>
+                <w:szCs w:val="21"/>
+                <w14:ligatures w14:val="none"/>
+              </w:rPr>
+              <w:t>全量搜索</w:t>
+            </w:r>
+            <w:r>
+              <w:rPr>
+                <w:rFonts w:ascii="Lucida Fax" w:eastAsia="楷体" w:hAnsi="Lucida Fax" w:cs="楷体"/>
+                <w:sz w:val="21"/>
+                <w:szCs w:val="21"/>
+                <w14:ligatures w14:val="none"/>
+              </w:rPr>
+              <w:t>：通过自然语言或前缀快速找回所需资料。</w:t>
             </w:r>
           </w:p>
         </w:tc>
@@ -8265,11 +9518,22 @@
             <w:r>
               <w:rPr>
                 <w:rFonts w:ascii="Lucida Fax" w:eastAsia="楷体" w:hAnsi="Lucida Fax" w:cs="楷体"/>
-                <w:sz w:val="21"/>
-                <w:szCs w:val="21"/>
-                <w14:ligatures w14:val="none"/>
-              </w:rPr>
-              <w:t>智能摘要：悬停或查阅时长文档的</w:t>
+                <w:b/>
+                <w:bCs/>
+                <w:sz w:val="21"/>
+                <w:szCs w:val="21"/>
+                <w14:ligatures w14:val="none"/>
+              </w:rPr>
+              <w:t>智能摘要</w:t>
+            </w:r>
+            <w:r>
+              <w:rPr>
+                <w:rFonts w:ascii="Lucida Fax" w:eastAsia="楷体" w:hAnsi="Lucida Fax" w:cs="楷体"/>
+                <w:sz w:val="21"/>
+                <w:szCs w:val="21"/>
+                <w14:ligatures w14:val="none"/>
+              </w:rPr>
+              <w:t>：悬停或查阅时长文档的</w:t>
             </w:r>
             <w:r>
               <w:rPr>
@@ -8340,11 +9604,22 @@
             <w:r>
               <w:rPr>
                 <w:rFonts w:ascii="Lucida Fax" w:eastAsia="楷体" w:hAnsi="Lucida Fax" w:cs="楷体"/>
-                <w:sz w:val="21"/>
-                <w:szCs w:val="21"/>
-                <w14:ligatures w14:val="none"/>
-              </w:rPr>
-              <w:t>多端同步：在</w:t>
+                <w:b/>
+                <w:bCs/>
+                <w:sz w:val="21"/>
+                <w:szCs w:val="21"/>
+                <w14:ligatures w14:val="none"/>
+              </w:rPr>
+              <w:t>多端同步</w:t>
+            </w:r>
+            <w:r>
+              <w:rPr>
+                <w:rFonts w:ascii="Lucida Fax" w:eastAsia="楷体" w:hAnsi="Lucida Fax" w:cs="楷体"/>
+                <w:sz w:val="21"/>
+                <w:szCs w:val="21"/>
+                <w14:ligatures w14:val="none"/>
+              </w:rPr>
+              <w:t>：在</w:t>
             </w:r>
             <w:r>
               <w:rPr>
@@ -8416,11 +9691,22 @@
             <w:r>
               <w:rPr>
                 <w:rFonts w:ascii="Lucida Fax" w:eastAsia="楷体" w:hAnsi="Lucida Fax" w:cs="楷体"/>
-                <w:sz w:val="21"/>
-                <w:szCs w:val="21"/>
-                <w14:ligatures w14:val="none"/>
-              </w:rPr>
-              <w:t>白话转换：将专业术语一键翻译为易懂内容。</w:t>
+                <w:b/>
+                <w:bCs/>
+                <w:sz w:val="21"/>
+                <w:szCs w:val="21"/>
+                <w14:ligatures w14:val="none"/>
+              </w:rPr>
+              <w:t>白话转换</w:t>
+            </w:r>
+            <w:r>
+              <w:rPr>
+                <w:rFonts w:ascii="Lucida Fax" w:eastAsia="楷体" w:hAnsi="Lucida Fax" w:cs="楷体"/>
+                <w:sz w:val="21"/>
+                <w:szCs w:val="21"/>
+                <w14:ligatures w14:val="none"/>
+              </w:rPr>
+              <w:t>：将专业术语一键翻译为易懂内容。</w:t>
             </w:r>
           </w:p>
         </w:tc>
@@ -8454,6 +9740,7 @@
                 <w:szCs w:val="21"/>
                 <w14:ligatures w14:val="none"/>
               </w:rPr>
+              <w:lastRenderedPageBreak/>
               <w:t>知识管理者</w:t>
             </w:r>
             <w:r>
@@ -8530,11 +9817,22 @@
             <w:r>
               <w:rPr>
                 <w:rFonts w:ascii="Lucida Fax" w:eastAsia="楷体" w:hAnsi="Lucida Fax" w:cs="楷体"/>
-                <w:sz w:val="21"/>
-                <w:szCs w:val="21"/>
-                <w14:ligatures w14:val="none"/>
-              </w:rPr>
-              <w:t>星空图谱交互：可视化感知文件关联与知识汇聚点。</w:t>
+                <w:b/>
+                <w:bCs/>
+                <w:sz w:val="21"/>
+                <w:szCs w:val="21"/>
+                <w14:ligatures w14:val="none"/>
+              </w:rPr>
+              <w:t>星空图谱交互</w:t>
+            </w:r>
+            <w:r>
+              <w:rPr>
+                <w:rFonts w:ascii="Lucida Fax" w:eastAsia="楷体" w:hAnsi="Lucida Fax" w:cs="楷体"/>
+                <w:sz w:val="21"/>
+                <w:szCs w:val="21"/>
+                <w14:ligatures w14:val="none"/>
+              </w:rPr>
+              <w:t>：可视化感知文件关联与知识汇聚点。</w:t>
             </w:r>
           </w:p>
         </w:tc>
@@ -8588,11 +9886,22 @@
             <w:r>
               <w:rPr>
                 <w:rFonts w:ascii="Lucida Fax" w:eastAsia="楷体" w:hAnsi="Lucida Fax" w:cs="楷体"/>
-                <w:sz w:val="21"/>
-                <w:szCs w:val="21"/>
-                <w14:ligatures w14:val="none"/>
-              </w:rPr>
-              <w:t>双向链接维护：手动或自动建立文档间的逻辑丝线。</w:t>
+                <w:b/>
+                <w:bCs/>
+                <w:sz w:val="21"/>
+                <w:szCs w:val="21"/>
+                <w14:ligatures w14:val="none"/>
+              </w:rPr>
+              <w:t>双向链接维护</w:t>
+            </w:r>
+            <w:r>
+              <w:rPr>
+                <w:rFonts w:ascii="Lucida Fax" w:eastAsia="楷体" w:hAnsi="Lucida Fax" w:cs="楷体"/>
+                <w:sz w:val="21"/>
+                <w:szCs w:val="21"/>
+                <w14:ligatures w14:val="none"/>
+              </w:rPr>
+              <w:t>：手动或自动建立文档间的逻辑丝线。</w:t>
             </w:r>
           </w:p>
         </w:tc>
@@ -8646,11 +9955,22 @@
             <w:r>
               <w:rPr>
                 <w:rFonts w:ascii="Lucida Fax" w:eastAsia="楷体" w:hAnsi="Lucida Fax" w:cs="楷体"/>
-                <w:sz w:val="21"/>
-                <w:szCs w:val="21"/>
-                <w14:ligatures w14:val="none"/>
-              </w:rPr>
-              <w:t>入库建议确认：根据</w:t>
+                <w:b/>
+                <w:bCs/>
+                <w:sz w:val="21"/>
+                <w:szCs w:val="21"/>
+                <w14:ligatures w14:val="none"/>
+              </w:rPr>
+              <w:t>入库建议确认</w:t>
+            </w:r>
+            <w:r>
+              <w:rPr>
+                <w:rFonts w:ascii="Lucida Fax" w:eastAsia="楷体" w:hAnsi="Lucida Fax" w:cs="楷体"/>
+                <w:sz w:val="21"/>
+                <w:szCs w:val="21"/>
+                <w14:ligatures w14:val="none"/>
+              </w:rPr>
+              <w:t>：根据</w:t>
             </w:r>
             <w:r>
               <w:rPr>
@@ -8722,11 +10042,22 @@
             <w:r>
               <w:rPr>
                 <w:rFonts w:ascii="Lucida Fax" w:eastAsia="楷体" w:hAnsi="Lucida Fax" w:cs="楷体"/>
-                <w:sz w:val="21"/>
-                <w:szCs w:val="21"/>
-                <w14:ligatures w14:val="none"/>
-              </w:rPr>
-              <w:t>存证导出：为高价值文档生成带数字签名的</w:t>
+                <w:b/>
+                <w:bCs/>
+                <w:sz w:val="21"/>
+                <w:szCs w:val="21"/>
+                <w14:ligatures w14:val="none"/>
+              </w:rPr>
+              <w:t>存证导出</w:t>
+            </w:r>
+            <w:r>
+              <w:rPr>
+                <w:rFonts w:ascii="Lucida Fax" w:eastAsia="楷体" w:hAnsi="Lucida Fax" w:cs="楷体"/>
+                <w:sz w:val="21"/>
+                <w:szCs w:val="21"/>
+                <w14:ligatures w14:val="none"/>
+              </w:rPr>
+              <w:t>：为高价值文档生成带数字签名的</w:t>
             </w:r>
             <w:r>
               <w:rPr>
@@ -8836,11 +10167,22 @@
             <w:r>
               <w:rPr>
                 <w:rFonts w:ascii="Lucida Fax" w:eastAsia="楷体" w:hAnsi="Lucida Fax" w:cs="楷体"/>
-                <w:sz w:val="21"/>
-                <w:szCs w:val="21"/>
-                <w14:ligatures w14:val="none"/>
-              </w:rPr>
-              <w:t>共享协同：在共享空间内进行多用户协作编辑与评论。</w:t>
+                <w:b/>
+                <w:bCs/>
+                <w:sz w:val="21"/>
+                <w:szCs w:val="21"/>
+                <w14:ligatures w14:val="none"/>
+              </w:rPr>
+              <w:t>共享协同</w:t>
+            </w:r>
+            <w:r>
+              <w:rPr>
+                <w:rFonts w:ascii="Lucida Fax" w:eastAsia="楷体" w:hAnsi="Lucida Fax" w:cs="楷体"/>
+                <w:sz w:val="21"/>
+                <w:szCs w:val="21"/>
+                <w14:ligatures w14:val="none"/>
+              </w:rPr>
+              <w:t>：在共享空间内进行多用户协作编辑与评论。</w:t>
             </w:r>
           </w:p>
         </w:tc>
@@ -8894,11 +10236,22 @@
             <w:r>
               <w:rPr>
                 <w:rFonts w:ascii="Lucida Fax" w:eastAsia="楷体" w:hAnsi="Lucida Fax" w:cs="楷体"/>
-                <w:sz w:val="21"/>
-                <w:szCs w:val="21"/>
-                <w14:ligatures w14:val="none"/>
-              </w:rPr>
-              <w:t>版本追溯：查看文件历史记录并执行版本回滚。</w:t>
+                <w:b/>
+                <w:bCs/>
+                <w:sz w:val="21"/>
+                <w:szCs w:val="21"/>
+                <w14:ligatures w14:val="none"/>
+              </w:rPr>
+              <w:t>版本追溯</w:t>
+            </w:r>
+            <w:r>
+              <w:rPr>
+                <w:rFonts w:ascii="Lucida Fax" w:eastAsia="楷体" w:hAnsi="Lucida Fax" w:cs="楷体"/>
+                <w:sz w:val="21"/>
+                <w:szCs w:val="21"/>
+                <w14:ligatures w14:val="none"/>
+              </w:rPr>
+              <w:t>：查看文件历史记录并执行版本回滚。</w:t>
             </w:r>
           </w:p>
         </w:tc>
@@ -8952,11 +10305,22 @@
             <w:r>
               <w:rPr>
                 <w:rFonts w:ascii="Lucida Fax" w:eastAsia="楷体" w:hAnsi="Lucida Fax" w:cs="楷体"/>
-                <w:sz w:val="21"/>
-                <w:szCs w:val="21"/>
-                <w14:ligatures w14:val="none"/>
-              </w:rPr>
-              <w:t>关联探测：发现不同成员文件间的深层隐藏关联。</w:t>
+                <w:b/>
+                <w:bCs/>
+                <w:sz w:val="21"/>
+                <w:szCs w:val="21"/>
+                <w14:ligatures w14:val="none"/>
+              </w:rPr>
+              <w:t>关联探测</w:t>
+            </w:r>
+            <w:r>
+              <w:rPr>
+                <w:rFonts w:ascii="Lucida Fax" w:eastAsia="楷体" w:hAnsi="Lucida Fax" w:cs="楷体"/>
+                <w:sz w:val="21"/>
+                <w:szCs w:val="21"/>
+                <w14:ligatures w14:val="none"/>
+              </w:rPr>
+              <w:t>：发现不同成员文件间的深层隐藏关联。</w:t>
             </w:r>
           </w:p>
         </w:tc>
@@ -9048,11 +10412,22 @@
             <w:r>
               <w:rPr>
                 <w:rFonts w:ascii="Lucida Fax" w:eastAsia="楷体" w:hAnsi="Lucida Fax" w:cs="楷体"/>
-                <w:sz w:val="21"/>
-                <w:szCs w:val="21"/>
-                <w14:ligatures w14:val="none"/>
-              </w:rPr>
-              <w:t>隐私审计与脱敏：监控系统内的敏感信息并执行自动脱敏。</w:t>
+                <w:b/>
+                <w:bCs/>
+                <w:sz w:val="21"/>
+                <w:szCs w:val="21"/>
+                <w14:ligatures w14:val="none"/>
+              </w:rPr>
+              <w:t>隐私审计与脱敏</w:t>
+            </w:r>
+            <w:r>
+              <w:rPr>
+                <w:rFonts w:ascii="Lucida Fax" w:eastAsia="楷体" w:hAnsi="Lucida Fax" w:cs="楷体"/>
+                <w:sz w:val="21"/>
+                <w:szCs w:val="21"/>
+                <w14:ligatures w14:val="none"/>
+              </w:rPr>
+              <w:t>：监控系统内的敏感信息并执行自动脱敏。</w:t>
             </w:r>
           </w:p>
         </w:tc>
@@ -9106,11 +10481,22 @@
             <w:r>
               <w:rPr>
                 <w:rFonts w:ascii="Lucida Fax" w:eastAsia="楷体" w:hAnsi="Lucida Fax" w:cs="楷体"/>
-                <w:sz w:val="21"/>
-                <w:szCs w:val="21"/>
-                <w14:ligatures w14:val="none"/>
-              </w:rPr>
-              <w:t>数据资料维护：执行数据加密、自动化备份与完整性检查。</w:t>
+                <w:b/>
+                <w:bCs/>
+                <w:sz w:val="21"/>
+                <w:szCs w:val="21"/>
+                <w14:ligatures w14:val="none"/>
+              </w:rPr>
+              <w:t>数据资料维护</w:t>
+            </w:r>
+            <w:r>
+              <w:rPr>
+                <w:rFonts w:ascii="Lucida Fax" w:eastAsia="楷体" w:hAnsi="Lucida Fax" w:cs="楷体"/>
+                <w:sz w:val="21"/>
+                <w:szCs w:val="21"/>
+                <w14:ligatures w14:val="none"/>
+              </w:rPr>
+              <w:t>：执行数据加密、自动化备份与完整性检查。</w:t>
             </w:r>
           </w:p>
         </w:tc>
@@ -9164,11 +10550,22 @@
             <w:r>
               <w:rPr>
                 <w:rFonts w:ascii="Lucida Fax" w:eastAsia="楷体" w:hAnsi="Lucida Fax" w:cs="楷体"/>
-                <w:sz w:val="21"/>
-                <w:szCs w:val="21"/>
-                <w14:ligatures w14:val="none"/>
-              </w:rPr>
-              <w:t>任务队列监控：管理后端</w:t>
+                <w:b/>
+                <w:bCs/>
+                <w:sz w:val="21"/>
+                <w:szCs w:val="21"/>
+                <w14:ligatures w14:val="none"/>
+              </w:rPr>
+              <w:t>任务队列监控</w:t>
+            </w:r>
+            <w:r>
+              <w:rPr>
+                <w:rFonts w:ascii="Lucida Fax" w:eastAsia="楷体" w:hAnsi="Lucida Fax" w:cs="楷体"/>
+                <w:sz w:val="21"/>
+                <w:szCs w:val="21"/>
+                <w14:ligatures w14:val="none"/>
+              </w:rPr>
+              <w:t>：管理后端</w:t>
             </w:r>
             <w:r>
               <w:rPr>
@@ -9506,7 +10903,6 @@
           <w:szCs w:val="21"/>
           <w14:ligatures w14:val="none"/>
         </w:rPr>
-        <w:lastRenderedPageBreak/>
         <w:t>基于星空图谱的自组织知识编织</w:t>
       </w:r>
       <w:r>
@@ -10005,6 +11401,1693 @@
         <w:spacing w:line="240" w:lineRule="auto"/>
         <w:rPr>
           <w:rFonts w:hint="eastAsia"/>
+        </w:rPr>
+      </w:pPr>
+    </w:p>
+    <w:p>
+      <w:pPr>
+        <w:widowControl/>
+        <w:rPr>
+          <w:rFonts w:asciiTheme="majorHAnsi" w:eastAsiaTheme="majorEastAsia" w:hAnsiTheme="majorHAnsi" w:cstheme="majorBidi"/>
+          <w:b/>
+          <w:bCs/>
+          <w:sz w:val="28"/>
+          <w:szCs w:val="28"/>
+          <w14:ligatures w14:val="none"/>
+        </w:rPr>
+      </w:pPr>
+      <w:r>
+        <w:rPr>
+          <w:rFonts w:asciiTheme="majorHAnsi" w:eastAsiaTheme="majorEastAsia" w:hAnsiTheme="majorHAnsi" w:cstheme="majorBidi"/>
+          <w:b/>
+          <w:bCs/>
+          <w:sz w:val="28"/>
+          <w:szCs w:val="28"/>
+          <w14:ligatures w14:val="none"/>
+        </w:rPr>
+        <w:br w:type="page"/>
+      </w:r>
+    </w:p>
+    <w:p>
+      <w:pPr>
+        <w:pStyle w:val="a9"/>
+        <w:numPr>
+          <w:ilvl w:val="0"/>
+          <w:numId w:val="3"/>
+        </w:numPr>
+        <w:spacing w:line="240" w:lineRule="auto"/>
+        <w:rPr>
+          <w:rFonts w:ascii="华文中宋" w:eastAsia="华文中宋" w:hAnsi="华文中宋" w:cstheme="majorBidi"/>
+          <w:b/>
+          <w:bCs/>
+          <w:sz w:val="28"/>
+          <w:szCs w:val="28"/>
+          <w14:ligatures w14:val="none"/>
+        </w:rPr>
+      </w:pPr>
+      <w:r>
+        <w:rPr>
+          <w:rFonts w:ascii="华文中宋" w:eastAsia="华文中宋" w:hAnsi="华文中宋" w:cstheme="majorBidi" w:hint="eastAsia"/>
+          <w:b/>
+          <w:bCs/>
+          <w:sz w:val="28"/>
+          <w:szCs w:val="28"/>
+          <w14:ligatures w14:val="none"/>
+        </w:rPr>
+        <w:lastRenderedPageBreak/>
+        <w:t>可行性与潜在风险</w:t>
+      </w:r>
+    </w:p>
+    <w:p>
+      <w:pPr>
+        <w:pStyle w:val="a9"/>
+        <w:numPr>
+          <w:ilvl w:val="1"/>
+          <w:numId w:val="3"/>
+        </w:numPr>
+        <w:spacing w:line="240" w:lineRule="auto"/>
+        <w:rPr>
+          <w:rFonts w:asciiTheme="majorHAnsi" w:eastAsiaTheme="majorEastAsia" w:hAnsiTheme="majorHAnsi" w:cstheme="majorBidi"/>
+          <w:b/>
+          <w:bCs/>
+          <w:sz w:val="24"/>
+          <w14:ligatures w14:val="none"/>
+        </w:rPr>
+      </w:pPr>
+      <w:r>
+        <w:rPr>
+          <w:rFonts w:asciiTheme="majorHAnsi" w:eastAsiaTheme="majorEastAsia" w:hAnsiTheme="majorHAnsi" w:cstheme="majorBidi"/>
+          <w:b/>
+          <w:bCs/>
+          <w:sz w:val="24"/>
+          <w14:ligatures w14:val="none"/>
+        </w:rPr>
+        <w:t>项目可行性分析</w:t>
+      </w:r>
+    </w:p>
+    <w:p>
+      <w:pPr>
+        <w:numPr>
+          <w:ilvl w:val="0"/>
+          <w:numId w:val="4"/>
+        </w:numPr>
+        <w:spacing w:line="240" w:lineRule="auto"/>
+        <w:rPr>
+          <w:rFonts w:ascii="Lucida Fax" w:eastAsia="楷体" w:hAnsi="Lucida Fax" w:cs="楷体"/>
+          <w:sz w:val="21"/>
+          <w:szCs w:val="21"/>
+          <w14:ligatures w14:val="none"/>
+        </w:rPr>
+      </w:pPr>
+      <w:r>
+        <w:rPr>
+          <w:rFonts w:ascii="Lucida Fax" w:eastAsia="楷体" w:hAnsi="Lucida Fax" w:cs="楷体"/>
+          <w:sz w:val="21"/>
+          <w:szCs w:val="21"/>
+          <w14:ligatures w14:val="none"/>
+        </w:rPr>
+        <w:t>技术架构成熟度：采用</w:t>
+      </w:r>
+      <w:r>
+        <w:rPr>
+          <w:rFonts w:ascii="Lucida Fax" w:eastAsia="楷体" w:hAnsi="Lucida Fax" w:cs="楷体"/>
+          <w:sz w:val="21"/>
+          <w:szCs w:val="21"/>
+          <w14:ligatures w14:val="none"/>
+        </w:rPr>
+        <w:t xml:space="preserve"> FastAPI + Vue 3 </w:t>
+      </w:r>
+      <w:r>
+        <w:rPr>
+          <w:rFonts w:ascii="Lucida Fax" w:eastAsia="楷体" w:hAnsi="Lucida Fax" w:cs="楷体"/>
+          <w:sz w:val="21"/>
+          <w:szCs w:val="21"/>
+          <w14:ligatures w14:val="none"/>
+        </w:rPr>
+        <w:t>的主流全栈架构，前后端分离逻辑清晰，社区拥有海量的开源插件支持，能有效缩短开发周期并保证系统的稳定性。</w:t>
+      </w:r>
+    </w:p>
+    <w:p>
+      <w:pPr>
+        <w:numPr>
+          <w:ilvl w:val="0"/>
+          <w:numId w:val="4"/>
+        </w:numPr>
+        <w:spacing w:line="240" w:lineRule="auto"/>
+        <w:rPr>
+          <w:rFonts w:ascii="Lucida Fax" w:eastAsia="楷体" w:hAnsi="Lucida Fax" w:cs="楷体"/>
+          <w:sz w:val="21"/>
+          <w:szCs w:val="21"/>
+          <w14:ligatures w14:val="none"/>
+        </w:rPr>
+      </w:pPr>
+      <w:r>
+        <w:rPr>
+          <w:rFonts w:ascii="Lucida Fax" w:eastAsia="楷体" w:hAnsi="Lucida Fax" w:cs="楷体"/>
+          <w:sz w:val="21"/>
+          <w:szCs w:val="21"/>
+          <w14:ligatures w14:val="none"/>
+        </w:rPr>
+        <w:t xml:space="preserve">AI </w:t>
+      </w:r>
+      <w:r>
+        <w:rPr>
+          <w:rFonts w:ascii="Lucida Fax" w:eastAsia="楷体" w:hAnsi="Lucida Fax" w:cs="楷体"/>
+          <w:sz w:val="21"/>
+          <w:szCs w:val="21"/>
+          <w14:ligatures w14:val="none"/>
+        </w:rPr>
+        <w:t>集成方案闭环：通过</w:t>
+      </w:r>
+      <w:r>
+        <w:rPr>
+          <w:rFonts w:ascii="Lucida Fax" w:eastAsia="楷体" w:hAnsi="Lucida Fax" w:cs="楷体"/>
+          <w:sz w:val="21"/>
+          <w:szCs w:val="21"/>
+          <w14:ligatures w14:val="none"/>
+        </w:rPr>
+        <w:t xml:space="preserve"> LangChain </w:t>
+      </w:r>
+      <w:r>
+        <w:rPr>
+          <w:rFonts w:ascii="Lucida Fax" w:eastAsia="楷体" w:hAnsi="Lucida Fax" w:cs="楷体"/>
+          <w:sz w:val="21"/>
+          <w:szCs w:val="21"/>
+          <w14:ligatures w14:val="none"/>
+        </w:rPr>
+        <w:t>框架集成大语言模型，已具备成熟的</w:t>
+      </w:r>
+      <w:r>
+        <w:rPr>
+          <w:rFonts w:ascii="Lucida Fax" w:eastAsia="楷体" w:hAnsi="Lucida Fax" w:cs="楷体"/>
+          <w:sz w:val="21"/>
+          <w:szCs w:val="21"/>
+          <w14:ligatures w14:val="none"/>
+        </w:rPr>
+        <w:t xml:space="preserve"> Function Calling </w:t>
+      </w:r>
+      <w:r>
+        <w:rPr>
+          <w:rFonts w:ascii="Lucida Fax" w:eastAsia="楷体" w:hAnsi="Lucida Fax" w:cs="楷体"/>
+          <w:sz w:val="21"/>
+          <w:szCs w:val="21"/>
+          <w14:ligatures w14:val="none"/>
+        </w:rPr>
+        <w:t>机制，能够标准化地驱动爬虫、</w:t>
+      </w:r>
+      <w:r>
+        <w:rPr>
+          <w:rFonts w:ascii="Lucida Fax" w:eastAsia="楷体" w:hAnsi="Lucida Fax" w:cs="楷体"/>
+          <w:sz w:val="21"/>
+          <w:szCs w:val="21"/>
+          <w14:ligatures w14:val="none"/>
+        </w:rPr>
+        <w:t xml:space="preserve">OCR </w:t>
+      </w:r>
+      <w:r>
+        <w:rPr>
+          <w:rFonts w:ascii="Lucida Fax" w:eastAsia="楷体" w:hAnsi="Lucida Fax" w:cs="楷体"/>
+          <w:sz w:val="21"/>
+          <w:szCs w:val="21"/>
+          <w14:ligatures w14:val="none"/>
+        </w:rPr>
+        <w:t>及搜索工具，技术落地路径明确。</w:t>
+      </w:r>
+    </w:p>
+    <w:p>
+      <w:pPr>
+        <w:numPr>
+          <w:ilvl w:val="0"/>
+          <w:numId w:val="4"/>
+        </w:numPr>
+        <w:spacing w:line="240" w:lineRule="auto"/>
+        <w:rPr>
+          <w:rFonts w:ascii="Lucida Fax" w:eastAsia="楷体" w:hAnsi="Lucida Fax" w:cs="楷体"/>
+          <w:sz w:val="21"/>
+          <w:szCs w:val="21"/>
+          <w14:ligatures w14:val="none"/>
+        </w:rPr>
+      </w:pPr>
+      <w:r>
+        <w:rPr>
+          <w:rFonts w:ascii="Lucida Fax" w:eastAsia="楷体" w:hAnsi="Lucida Fax" w:cs="楷体"/>
+          <w:sz w:val="21"/>
+          <w:szCs w:val="21"/>
+          <w14:ligatures w14:val="none"/>
+        </w:rPr>
+        <w:t>硬件性能冗余：当前的消费级显卡与云端推理</w:t>
+      </w:r>
+      <w:r>
+        <w:rPr>
+          <w:rFonts w:ascii="Lucida Fax" w:eastAsia="楷体" w:hAnsi="Lucida Fax" w:cs="楷体"/>
+          <w:sz w:val="21"/>
+          <w:szCs w:val="21"/>
+          <w14:ligatures w14:val="none"/>
+        </w:rPr>
+        <w:t xml:space="preserve"> API </w:t>
+      </w:r>
+      <w:r>
+        <w:rPr>
+          <w:rFonts w:ascii="Lucida Fax" w:eastAsia="楷体" w:hAnsi="Lucida Fax" w:cs="楷体"/>
+          <w:sz w:val="21"/>
+          <w:szCs w:val="21"/>
+          <w14:ligatures w14:val="none"/>
+        </w:rPr>
+        <w:t>性能已能支持实时语义向量计算。利用</w:t>
+      </w:r>
+      <w:r>
+        <w:rPr>
+          <w:rFonts w:ascii="Lucida Fax" w:eastAsia="楷体" w:hAnsi="Lucida Fax" w:cs="楷体"/>
+          <w:sz w:val="21"/>
+          <w:szCs w:val="21"/>
+          <w14:ligatures w14:val="none"/>
+        </w:rPr>
+        <w:t xml:space="preserve"> ChromaDB </w:t>
+      </w:r>
+      <w:r>
+        <w:rPr>
+          <w:rFonts w:ascii="Lucida Fax" w:eastAsia="楷体" w:hAnsi="Lucida Fax" w:cs="楷体"/>
+          <w:sz w:val="21"/>
+          <w:szCs w:val="21"/>
+          <w14:ligatures w14:val="none"/>
+        </w:rPr>
+        <w:t>向量数据库，可在轻量级资源占用下实现万级文档的秒级检索。</w:t>
+      </w:r>
+    </w:p>
+    <w:p>
+      <w:pPr>
+        <w:numPr>
+          <w:ilvl w:val="0"/>
+          <w:numId w:val="4"/>
+        </w:numPr>
+        <w:spacing w:line="240" w:lineRule="auto"/>
+        <w:rPr>
+          <w:rFonts w:ascii="Lucida Fax" w:eastAsia="楷体" w:hAnsi="Lucida Fax" w:cs="楷体"/>
+          <w:sz w:val="21"/>
+          <w:szCs w:val="21"/>
+          <w14:ligatures w14:val="none"/>
+        </w:rPr>
+      </w:pPr>
+      <w:r>
+        <w:rPr>
+          <w:rFonts w:ascii="Lucida Fax" w:eastAsia="楷体" w:hAnsi="Lucida Fax" w:cs="楷体"/>
+          <w:sz w:val="21"/>
+          <w:szCs w:val="21"/>
+          <w14:ligatures w14:val="none"/>
+        </w:rPr>
+        <w:t>数据感知技术支撑：</w:t>
+      </w:r>
+      <w:r>
+        <w:rPr>
+          <w:rFonts w:ascii="Lucida Fax" w:eastAsia="楷体" w:hAnsi="Lucida Fax" w:cs="楷体"/>
+          <w:sz w:val="21"/>
+          <w:szCs w:val="21"/>
+          <w14:ligatures w14:val="none"/>
+        </w:rPr>
+        <w:t xml:space="preserve">PaddleOCR </w:t>
+      </w:r>
+      <w:r>
+        <w:rPr>
+          <w:rFonts w:ascii="Lucida Fax" w:eastAsia="楷体" w:hAnsi="Lucida Fax" w:cs="楷体"/>
+          <w:sz w:val="21"/>
+          <w:szCs w:val="21"/>
+          <w14:ligatures w14:val="none"/>
+        </w:rPr>
+        <w:t>与</w:t>
+      </w:r>
+      <w:r>
+        <w:rPr>
+          <w:rFonts w:ascii="Lucida Fax" w:eastAsia="楷体" w:hAnsi="Lucida Fax" w:cs="楷体"/>
+          <w:sz w:val="21"/>
+          <w:szCs w:val="21"/>
+          <w14:ligatures w14:val="none"/>
+        </w:rPr>
+        <w:t xml:space="preserve"> BeautifulSoup </w:t>
+      </w:r>
+      <w:r>
+        <w:rPr>
+          <w:rFonts w:ascii="Lucida Fax" w:eastAsia="楷体" w:hAnsi="Lucida Fax" w:cs="楷体"/>
+          <w:sz w:val="21"/>
+          <w:szCs w:val="21"/>
+          <w14:ligatures w14:val="none"/>
+        </w:rPr>
+        <w:t>等底层库在处理非文本、非结构化数据方面已达到工业级准确率，为系统从</w:t>
+      </w:r>
+      <w:r>
+        <w:rPr>
+          <w:rFonts w:ascii="Lucida Fax" w:eastAsia="楷体" w:hAnsi="Lucida Fax" w:cs="楷体"/>
+          <w:sz w:val="21"/>
+          <w:szCs w:val="21"/>
+          <w14:ligatures w14:val="none"/>
+        </w:rPr>
+        <w:t>“</w:t>
+      </w:r>
+      <w:r>
+        <w:rPr>
+          <w:rFonts w:ascii="Lucida Fax" w:eastAsia="楷体" w:hAnsi="Lucida Fax" w:cs="楷体"/>
+          <w:sz w:val="21"/>
+          <w:szCs w:val="21"/>
+          <w14:ligatures w14:val="none"/>
+        </w:rPr>
+        <w:t>存储</w:t>
+      </w:r>
+      <w:r>
+        <w:rPr>
+          <w:rFonts w:ascii="Lucida Fax" w:eastAsia="楷体" w:hAnsi="Lucida Fax" w:cs="楷体"/>
+          <w:sz w:val="21"/>
+          <w:szCs w:val="21"/>
+          <w14:ligatures w14:val="none"/>
+        </w:rPr>
+        <w:t>”</w:t>
+      </w:r>
+      <w:r>
+        <w:rPr>
+          <w:rFonts w:ascii="Lucida Fax" w:eastAsia="楷体" w:hAnsi="Lucida Fax" w:cs="楷体"/>
+          <w:sz w:val="21"/>
+          <w:szCs w:val="21"/>
+          <w14:ligatures w14:val="none"/>
+        </w:rPr>
+        <w:t>向</w:t>
+      </w:r>
+      <w:r>
+        <w:rPr>
+          <w:rFonts w:ascii="Lucida Fax" w:eastAsia="楷体" w:hAnsi="Lucida Fax" w:cs="楷体"/>
+          <w:sz w:val="21"/>
+          <w:szCs w:val="21"/>
+          <w14:ligatures w14:val="none"/>
+        </w:rPr>
+        <w:t>“</w:t>
+      </w:r>
+      <w:r>
+        <w:rPr>
+          <w:rFonts w:ascii="Lucida Fax" w:eastAsia="楷体" w:hAnsi="Lucida Fax" w:cs="楷体"/>
+          <w:sz w:val="21"/>
+          <w:szCs w:val="21"/>
+          <w14:ligatures w14:val="none"/>
+        </w:rPr>
+        <w:t>理解</w:t>
+      </w:r>
+      <w:r>
+        <w:rPr>
+          <w:rFonts w:ascii="Lucida Fax" w:eastAsia="楷体" w:hAnsi="Lucida Fax" w:cs="楷体"/>
+          <w:sz w:val="21"/>
+          <w:szCs w:val="21"/>
+          <w14:ligatures w14:val="none"/>
+        </w:rPr>
+        <w:t>”</w:t>
+      </w:r>
+      <w:r>
+        <w:rPr>
+          <w:rFonts w:ascii="Lucida Fax" w:eastAsia="楷体" w:hAnsi="Lucida Fax" w:cs="楷体"/>
+          <w:sz w:val="21"/>
+          <w:szCs w:val="21"/>
+          <w14:ligatures w14:val="none"/>
+        </w:rPr>
+        <w:t>跨越提供了坚实基础。</w:t>
+      </w:r>
+    </w:p>
+    <w:p>
+      <w:pPr>
+        <w:numPr>
+          <w:ilvl w:val="0"/>
+          <w:numId w:val="4"/>
+        </w:numPr>
+        <w:spacing w:line="240" w:lineRule="auto"/>
+        <w:rPr>
+          <w:rFonts w:ascii="Lucida Fax" w:eastAsia="楷体" w:hAnsi="Lucida Fax" w:cs="楷体"/>
+          <w:sz w:val="21"/>
+          <w:szCs w:val="21"/>
+          <w14:ligatures w14:val="none"/>
+        </w:rPr>
+      </w:pPr>
+      <w:r>
+        <w:rPr>
+          <w:rFonts w:ascii="Lucida Fax" w:eastAsia="楷体" w:hAnsi="Lucida Fax" w:cs="楷体"/>
+          <w:sz w:val="21"/>
+          <w:szCs w:val="21"/>
+          <w14:ligatures w14:val="none"/>
+        </w:rPr>
+        <w:t>市场需求契合度：针对个人知识库</w:t>
+      </w:r>
+      <w:r>
+        <w:rPr>
+          <w:rFonts w:ascii="Lucida Fax" w:eastAsia="楷体" w:hAnsi="Lucida Fax" w:cs="楷体"/>
+          <w:sz w:val="21"/>
+          <w:szCs w:val="21"/>
+          <w14:ligatures w14:val="none"/>
+        </w:rPr>
+        <w:t>“</w:t>
+      </w:r>
+      <w:r>
+        <w:rPr>
+          <w:rFonts w:ascii="Lucida Fax" w:eastAsia="楷体" w:hAnsi="Lucida Fax" w:cs="楷体"/>
+          <w:sz w:val="21"/>
+          <w:szCs w:val="21"/>
+          <w14:ligatures w14:val="none"/>
+        </w:rPr>
+        <w:t>整理难、检索难、黑盒化</w:t>
+      </w:r>
+      <w:r>
+        <w:rPr>
+          <w:rFonts w:ascii="Lucida Fax" w:eastAsia="楷体" w:hAnsi="Lucida Fax" w:cs="楷体"/>
+          <w:sz w:val="21"/>
+          <w:szCs w:val="21"/>
+          <w14:ligatures w14:val="none"/>
+        </w:rPr>
+        <w:t>”</w:t>
+      </w:r>
+      <w:r>
+        <w:rPr>
+          <w:rFonts w:ascii="Lucida Fax" w:eastAsia="楷体" w:hAnsi="Lucida Fax" w:cs="楷体"/>
+          <w:sz w:val="21"/>
+          <w:szCs w:val="21"/>
+          <w14:ligatures w14:val="none"/>
+        </w:rPr>
+        <w:t>的痛点，自动化编织与语义关联功能切中了数字化办公人群的刚需，具有极高的实用价值和转化潜力。</w:t>
+      </w:r>
+    </w:p>
+    <w:p>
+      <w:pPr>
+        <w:numPr>
+          <w:ilvl w:val="0"/>
+          <w:numId w:val="4"/>
+        </w:numPr>
+        <w:spacing w:line="240" w:lineRule="auto"/>
+        <w:rPr>
+          <w:rFonts w:ascii="Lucida Fax" w:eastAsia="楷体" w:hAnsi="Lucida Fax" w:cs="楷体"/>
+          <w:sz w:val="21"/>
+          <w:szCs w:val="21"/>
+          <w14:ligatures w14:val="none"/>
+        </w:rPr>
+      </w:pPr>
+      <w:r>
+        <w:rPr>
+          <w:rFonts w:ascii="Lucida Fax" w:eastAsia="楷体" w:hAnsi="Lucida Fax" w:cs="楷体"/>
+          <w:sz w:val="21"/>
+          <w:szCs w:val="21"/>
+          <w14:ligatures w14:val="none"/>
+        </w:rPr>
+        <w:t>实时同步引擎设计：</w:t>
+      </w:r>
+      <w:r>
+        <w:rPr>
+          <w:rFonts w:ascii="Lucida Fax" w:eastAsia="楷体" w:hAnsi="Lucida Fax" w:cs="楷体"/>
+          <w:sz w:val="21"/>
+          <w:szCs w:val="21"/>
+          <w14:ligatures w14:val="none"/>
+        </w:rPr>
+        <w:t xml:space="preserve"> </w:t>
+      </w:r>
+      <w:r>
+        <w:rPr>
+          <w:rFonts w:ascii="Lucida Fax" w:eastAsia="楷体" w:hAnsi="Lucida Fax" w:cs="楷体"/>
+          <w:sz w:val="21"/>
+          <w:szCs w:val="21"/>
+          <w14:ligatures w14:val="none"/>
+        </w:rPr>
+        <w:t>系统基于</w:t>
+      </w:r>
+      <w:r>
+        <w:rPr>
+          <w:rFonts w:ascii="Lucida Fax" w:eastAsia="楷体" w:hAnsi="Lucida Fax" w:cs="楷体" w:hint="eastAsia"/>
+          <w:sz w:val="21"/>
+          <w:szCs w:val="21"/>
+          <w14:ligatures w14:val="none"/>
+        </w:rPr>
+        <w:t xml:space="preserve"> </w:t>
+      </w:r>
+      <w:r>
+        <w:rPr>
+          <w:rFonts w:ascii="Lucida Fax" w:eastAsia="楷体" w:hAnsi="Lucida Fax" w:cs="楷体"/>
+          <w:sz w:val="21"/>
+          <w:szCs w:val="21"/>
+          <w14:ligatures w14:val="none"/>
+        </w:rPr>
+        <w:t>事件驱动架构</w:t>
+      </w:r>
+      <w:r>
+        <w:rPr>
+          <w:rFonts w:ascii="Lucida Fax" w:eastAsia="楷体" w:hAnsi="Lucida Fax" w:cs="楷体"/>
+          <w:sz w:val="21"/>
+          <w:szCs w:val="21"/>
+          <w14:ligatures w14:val="none"/>
+        </w:rPr>
+        <w:t xml:space="preserve"> (Event-Driven Architecture)</w:t>
+      </w:r>
+      <w:r>
+        <w:rPr>
+          <w:rFonts w:ascii="Lucida Fax" w:eastAsia="楷体" w:hAnsi="Lucida Fax" w:cs="楷体"/>
+          <w:sz w:val="21"/>
+          <w:szCs w:val="21"/>
+          <w14:ligatures w14:val="none"/>
+        </w:rPr>
+        <w:t>，利用底层操作系统的文件描述符监控机制，结合</w:t>
+      </w:r>
+      <w:r>
+        <w:rPr>
+          <w:rFonts w:ascii="Lucida Fax" w:eastAsia="楷体" w:hAnsi="Lucida Fax" w:cs="楷体"/>
+          <w:sz w:val="21"/>
+          <w:szCs w:val="21"/>
+          <w14:ligatures w14:val="none"/>
+        </w:rPr>
+        <w:t xml:space="preserve"> Watchdog </w:t>
+      </w:r>
+      <w:r>
+        <w:rPr>
+          <w:rFonts w:ascii="Lucida Fax" w:eastAsia="楷体" w:hAnsi="Lucida Fax" w:cs="楷体"/>
+          <w:sz w:val="21"/>
+          <w:szCs w:val="21"/>
+          <w14:ligatures w14:val="none"/>
+        </w:rPr>
+        <w:t>异步监听库，实现了毫秒级的本地文件状态感知。通过</w:t>
+      </w:r>
+      <w:r>
+        <w:rPr>
+          <w:rFonts w:ascii="Lucida Fax" w:eastAsia="楷体" w:hAnsi="Lucida Fax" w:cs="楷体"/>
+          <w:sz w:val="21"/>
+          <w:szCs w:val="21"/>
+          <w14:ligatures w14:val="none"/>
+        </w:rPr>
+        <w:t xml:space="preserve"> WebSocket </w:t>
+      </w:r>
+      <w:r>
+        <w:rPr>
+          <w:rFonts w:ascii="Lucida Fax" w:eastAsia="楷体" w:hAnsi="Lucida Fax" w:cs="楷体"/>
+          <w:sz w:val="21"/>
+          <w:szCs w:val="21"/>
+          <w14:ligatures w14:val="none"/>
+        </w:rPr>
+        <w:t>全双工通信协议，确保本地文件系统的物理变动与</w:t>
+      </w:r>
+      <w:r>
+        <w:rPr>
+          <w:rFonts w:ascii="Lucida Fax" w:eastAsia="楷体" w:hAnsi="Lucida Fax" w:cs="楷体"/>
+          <w:sz w:val="21"/>
+          <w:szCs w:val="21"/>
+          <w14:ligatures w14:val="none"/>
+        </w:rPr>
+        <w:t xml:space="preserve"> Web </w:t>
+      </w:r>
+      <w:r>
+        <w:rPr>
+          <w:rFonts w:ascii="Lucida Fax" w:eastAsia="楷体" w:hAnsi="Lucida Fax" w:cs="楷体"/>
+          <w:sz w:val="21"/>
+          <w:szCs w:val="21"/>
+          <w14:ligatures w14:val="none"/>
+        </w:rPr>
+        <w:t>前端的虚拟知识图谱保持实时同步，消除了传统手动上传带来的数据滞后。</w:t>
+      </w:r>
+    </w:p>
+    <w:p>
+      <w:pPr>
+        <w:pStyle w:val="a9"/>
+        <w:numPr>
+          <w:ilvl w:val="1"/>
+          <w:numId w:val="3"/>
+        </w:numPr>
+        <w:spacing w:line="240" w:lineRule="auto"/>
+        <w:rPr>
+          <w:rFonts w:asciiTheme="majorHAnsi" w:eastAsiaTheme="majorEastAsia" w:hAnsiTheme="majorHAnsi" w:cstheme="majorBidi"/>
+          <w:b/>
+          <w:bCs/>
+          <w:sz w:val="24"/>
+          <w14:ligatures w14:val="none"/>
+        </w:rPr>
+      </w:pPr>
+      <w:r>
+        <w:rPr>
+          <w:rFonts w:asciiTheme="majorHAnsi" w:eastAsiaTheme="majorEastAsia" w:hAnsiTheme="majorHAnsi" w:cstheme="majorBidi"/>
+          <w:b/>
+          <w:bCs/>
+          <w:sz w:val="24"/>
+          <w14:ligatures w14:val="none"/>
+        </w:rPr>
+        <w:t>潜在风险及应对</w:t>
+      </w:r>
+    </w:p>
+    <w:p>
+      <w:pPr>
+        <w:numPr>
+          <w:ilvl w:val="0"/>
+          <w:numId w:val="5"/>
+        </w:numPr>
+        <w:spacing w:line="240" w:lineRule="auto"/>
+        <w:rPr>
+          <w:rFonts w:ascii="Lucida Fax" w:eastAsia="楷体" w:hAnsi="Lucida Fax" w:cs="楷体"/>
+          <w:sz w:val="21"/>
+          <w:szCs w:val="21"/>
+          <w14:ligatures w14:val="none"/>
+        </w:rPr>
+      </w:pPr>
+      <w:r>
+        <w:rPr>
+          <w:rFonts w:ascii="Lucida Fax" w:eastAsia="楷体" w:hAnsi="Lucida Fax" w:cs="楷体"/>
+          <w:sz w:val="21"/>
+          <w:szCs w:val="21"/>
+          <w14:ligatures w14:val="none"/>
+        </w:rPr>
+        <w:t>大模型幻觉与输出不确定性：</w:t>
+      </w:r>
+      <w:r>
+        <w:rPr>
+          <w:rFonts w:ascii="Lucida Fax" w:eastAsia="楷体" w:hAnsi="Lucida Fax" w:cs="楷体"/>
+          <w:sz w:val="21"/>
+          <w:szCs w:val="21"/>
+          <w14:ligatures w14:val="none"/>
+        </w:rPr>
+        <w:t xml:space="preserve">AI Agent </w:t>
+      </w:r>
+      <w:r>
+        <w:rPr>
+          <w:rFonts w:ascii="Lucida Fax" w:eastAsia="楷体" w:hAnsi="Lucida Fax" w:cs="楷体"/>
+          <w:sz w:val="21"/>
+          <w:szCs w:val="21"/>
+          <w14:ligatures w14:val="none"/>
+        </w:rPr>
+        <w:t>在执行指令或总结文档时可能产生逻辑偏差。应对方案：引入</w:t>
+      </w:r>
+      <w:r>
+        <w:rPr>
+          <w:rFonts w:ascii="Lucida Fax" w:eastAsia="楷体" w:hAnsi="Lucida Fax" w:cs="楷体"/>
+          <w:sz w:val="21"/>
+          <w:szCs w:val="21"/>
+          <w14:ligatures w14:val="none"/>
+        </w:rPr>
+        <w:t xml:space="preserve"> RAG</w:t>
+      </w:r>
+      <w:r>
+        <w:rPr>
+          <w:rFonts w:ascii="Lucida Fax" w:eastAsia="楷体" w:hAnsi="Lucida Fax" w:cs="楷体"/>
+          <w:sz w:val="21"/>
+          <w:szCs w:val="21"/>
+          <w14:ligatures w14:val="none"/>
+        </w:rPr>
+        <w:t>（检索增强生成）</w:t>
+      </w:r>
+      <w:r>
+        <w:rPr>
+          <w:rFonts w:ascii="Lucida Fax" w:eastAsia="楷体" w:hAnsi="Lucida Fax" w:cs="楷体"/>
+          <w:sz w:val="21"/>
+          <w:szCs w:val="21"/>
+          <w14:ligatures w14:val="none"/>
+        </w:rPr>
+        <w:t xml:space="preserve"> </w:t>
+      </w:r>
+      <w:r>
+        <w:rPr>
+          <w:rFonts w:ascii="Lucida Fax" w:eastAsia="楷体" w:hAnsi="Lucida Fax" w:cs="楷体"/>
+          <w:sz w:val="21"/>
+          <w:szCs w:val="21"/>
+          <w14:ligatures w14:val="none"/>
+        </w:rPr>
+        <w:t>约束模型输出范围，并增加人工校验与溯源链接功能。</w:t>
+      </w:r>
+    </w:p>
+    <w:p>
+      <w:pPr>
+        <w:numPr>
+          <w:ilvl w:val="0"/>
+          <w:numId w:val="5"/>
+        </w:numPr>
+        <w:spacing w:line="240" w:lineRule="auto"/>
+        <w:rPr>
+          <w:rFonts w:ascii="Lucida Fax" w:eastAsia="楷体" w:hAnsi="Lucida Fax" w:cs="楷体"/>
+          <w:sz w:val="21"/>
+          <w:szCs w:val="21"/>
+          <w14:ligatures w14:val="none"/>
+        </w:rPr>
+      </w:pPr>
+      <w:r>
+        <w:rPr>
+          <w:rFonts w:ascii="Lucida Fax" w:eastAsia="楷体" w:hAnsi="Lucida Fax" w:cs="楷体"/>
+          <w:sz w:val="21"/>
+          <w:szCs w:val="21"/>
+          <w14:ligatures w14:val="none"/>
+        </w:rPr>
+        <w:t>数据隐私与安全边界：由于系统需感知用户全量文件，存在敏感信息泄露风险。应对方案：内置</w:t>
+      </w:r>
+      <w:r>
+        <w:rPr>
+          <w:rFonts w:ascii="Lucida Fax" w:eastAsia="楷体" w:hAnsi="Lucida Fax" w:cs="楷体"/>
+          <w:sz w:val="21"/>
+          <w:szCs w:val="21"/>
+          <w14:ligatures w14:val="none"/>
+        </w:rPr>
+        <w:t xml:space="preserve"> DFA </w:t>
+      </w:r>
+      <w:r>
+        <w:rPr>
+          <w:rFonts w:ascii="Lucida Fax" w:eastAsia="楷体" w:hAnsi="Lucida Fax" w:cs="楷体"/>
+          <w:sz w:val="21"/>
+          <w:szCs w:val="21"/>
+          <w14:ligatures w14:val="none"/>
+        </w:rPr>
+        <w:t>脱敏算法，并支持本地化部署或私有化</w:t>
+      </w:r>
+      <w:r>
+        <w:rPr>
+          <w:rFonts w:ascii="Lucida Fax" w:eastAsia="楷体" w:hAnsi="Lucida Fax" w:cs="楷体"/>
+          <w:sz w:val="21"/>
+          <w:szCs w:val="21"/>
+          <w14:ligatures w14:val="none"/>
+        </w:rPr>
+        <w:t xml:space="preserve"> Embedding </w:t>
+      </w:r>
+      <w:r>
+        <w:rPr>
+          <w:rFonts w:ascii="Lucida Fax" w:eastAsia="楷体" w:hAnsi="Lucida Fax" w:cs="楷体"/>
+          <w:sz w:val="21"/>
+          <w:szCs w:val="21"/>
+          <w14:ligatures w14:val="none"/>
+        </w:rPr>
+        <w:t>模型，确保核心数据不离开用户侧。</w:t>
+      </w:r>
+    </w:p>
+    <w:p>
+      <w:pPr>
+        <w:numPr>
+          <w:ilvl w:val="0"/>
+          <w:numId w:val="5"/>
+        </w:numPr>
+        <w:spacing w:line="240" w:lineRule="auto"/>
+        <w:rPr>
+          <w:rFonts w:ascii="Lucida Fax" w:eastAsia="楷体" w:hAnsi="Lucida Fax" w:cs="楷体"/>
+          <w:sz w:val="21"/>
+          <w:szCs w:val="21"/>
+          <w14:ligatures w14:val="none"/>
+        </w:rPr>
+      </w:pPr>
+      <w:r>
+        <w:rPr>
+          <w:rFonts w:ascii="Lucida Fax" w:eastAsia="楷体" w:hAnsi="Lucida Fax" w:cs="楷体"/>
+          <w:sz w:val="21"/>
+          <w:szCs w:val="21"/>
+          <w14:ligatures w14:val="none"/>
+        </w:rPr>
+        <w:t>复杂格式解析的鲁棒性：多栏目</w:t>
+      </w:r>
+      <w:r>
+        <w:rPr>
+          <w:rFonts w:ascii="Lucida Fax" w:eastAsia="楷体" w:hAnsi="Lucida Fax" w:cs="楷体"/>
+          <w:sz w:val="21"/>
+          <w:szCs w:val="21"/>
+          <w14:ligatures w14:val="none"/>
+        </w:rPr>
+        <w:t xml:space="preserve"> PDF</w:t>
+      </w:r>
+      <w:r>
+        <w:rPr>
+          <w:rFonts w:ascii="Lucida Fax" w:eastAsia="楷体" w:hAnsi="Lucida Fax" w:cs="楷体"/>
+          <w:sz w:val="21"/>
+          <w:szCs w:val="21"/>
+          <w14:ligatures w14:val="none"/>
+        </w:rPr>
+        <w:t>、手写图片或混淆代码可能导致解析率下降。应对方案：建立多级解析管道（</w:t>
+      </w:r>
+      <w:r>
+        <w:rPr>
+          <w:rFonts w:ascii="Lucida Fax" w:eastAsia="楷体" w:hAnsi="Lucida Fax" w:cs="楷体"/>
+          <w:sz w:val="21"/>
+          <w:szCs w:val="21"/>
+          <w14:ligatures w14:val="none"/>
+        </w:rPr>
+        <w:t>Pipeline</w:t>
+      </w:r>
+      <w:r>
+        <w:rPr>
+          <w:rFonts w:ascii="Lucida Fax" w:eastAsia="楷体" w:hAnsi="Lucida Fax" w:cs="楷体"/>
+          <w:sz w:val="21"/>
+          <w:szCs w:val="21"/>
+          <w14:ligatures w14:val="none"/>
+        </w:rPr>
+        <w:t>），当</w:t>
+      </w:r>
+      <w:r>
+        <w:rPr>
+          <w:rFonts w:ascii="Lucida Fax" w:eastAsia="楷体" w:hAnsi="Lucida Fax" w:cs="楷体"/>
+          <w:sz w:val="21"/>
+          <w:szCs w:val="21"/>
+          <w14:ligatures w14:val="none"/>
+        </w:rPr>
+        <w:t xml:space="preserve"> OCR </w:t>
+      </w:r>
+      <w:r>
+        <w:rPr>
+          <w:rFonts w:ascii="Lucida Fax" w:eastAsia="楷体" w:hAnsi="Lucida Fax" w:cs="楷体"/>
+          <w:sz w:val="21"/>
+          <w:szCs w:val="21"/>
+          <w14:ligatures w14:val="none"/>
+        </w:rPr>
+        <w:t>失效时自动切换至布局分析算法进行补偿。</w:t>
+      </w:r>
+    </w:p>
+    <w:p>
+      <w:pPr>
+        <w:numPr>
+          <w:ilvl w:val="0"/>
+          <w:numId w:val="5"/>
+        </w:numPr>
+        <w:spacing w:line="240" w:lineRule="auto"/>
+        <w:rPr>
+          <w:rFonts w:ascii="Lucida Fax" w:eastAsia="楷体" w:hAnsi="Lucida Fax" w:cs="楷体"/>
+          <w:sz w:val="21"/>
+          <w:szCs w:val="21"/>
+          <w14:ligatures w14:val="none"/>
+        </w:rPr>
+      </w:pPr>
+      <w:r>
+        <w:rPr>
+          <w:rFonts w:ascii="Lucida Fax" w:eastAsia="楷体" w:hAnsi="Lucida Fax" w:cs="楷体"/>
+          <w:sz w:val="21"/>
+          <w:szCs w:val="21"/>
+          <w14:ligatures w14:val="none"/>
+        </w:rPr>
+        <w:t>高并发下的系统能耗管理：大规模文档的向量化与推理任务极其消耗</w:t>
+      </w:r>
+      <w:r>
+        <w:rPr>
+          <w:rFonts w:ascii="Lucida Fax" w:eastAsia="楷体" w:hAnsi="Lucida Fax" w:cs="楷体"/>
+          <w:sz w:val="21"/>
+          <w:szCs w:val="21"/>
+          <w14:ligatures w14:val="none"/>
+        </w:rPr>
+        <w:t xml:space="preserve"> CPU/GPU </w:t>
+      </w:r>
+      <w:r>
+        <w:rPr>
+          <w:rFonts w:ascii="Lucida Fax" w:eastAsia="楷体" w:hAnsi="Lucida Fax" w:cs="楷体"/>
+          <w:sz w:val="21"/>
+          <w:szCs w:val="21"/>
+          <w14:ligatures w14:val="none"/>
+        </w:rPr>
+        <w:t>资源。应对方案：采用</w:t>
+      </w:r>
+      <w:r>
+        <w:rPr>
+          <w:rFonts w:ascii="Lucida Fax" w:eastAsia="楷体" w:hAnsi="Lucida Fax" w:cs="楷体"/>
+          <w:sz w:val="21"/>
+          <w:szCs w:val="21"/>
+          <w14:ligatures w14:val="none"/>
+        </w:rPr>
+        <w:t xml:space="preserve"> Redis + Celery </w:t>
+      </w:r>
+      <w:r>
+        <w:rPr>
+          <w:rFonts w:ascii="Lucida Fax" w:eastAsia="楷体" w:hAnsi="Lucida Fax" w:cs="楷体"/>
+          <w:sz w:val="21"/>
+          <w:szCs w:val="21"/>
+          <w14:ligatures w14:val="none"/>
+        </w:rPr>
+        <w:t>异步队列进行削峰填谷，并实现增量同步机制，避免重复计算。</w:t>
+      </w:r>
+    </w:p>
+    <w:p>
+      <w:pPr>
+        <w:numPr>
+          <w:ilvl w:val="0"/>
+          <w:numId w:val="5"/>
+        </w:numPr>
+        <w:spacing w:line="240" w:lineRule="auto"/>
+        <w:rPr>
+          <w:rFonts w:ascii="Lucida Fax" w:eastAsia="楷体" w:hAnsi="Lucida Fax" w:cs="楷体"/>
+          <w:sz w:val="21"/>
+          <w:szCs w:val="21"/>
+          <w14:ligatures w14:val="none"/>
+        </w:rPr>
+      </w:pPr>
+      <w:r>
+        <w:rPr>
+          <w:rFonts w:ascii="Lucida Fax" w:eastAsia="楷体" w:hAnsi="Lucida Fax" w:cs="楷体"/>
+          <w:sz w:val="21"/>
+          <w:szCs w:val="21"/>
+          <w14:ligatures w14:val="none"/>
+        </w:rPr>
+        <w:t>知识图谱的语义偏移：随着文件量剧增，自动建立的语义链接可能出现噪声干扰。</w:t>
+      </w:r>
+      <w:r>
+        <w:rPr>
+          <w:rFonts w:ascii="Lucida Fax" w:eastAsia="楷体" w:hAnsi="Lucida Fax" w:cs="楷体"/>
+          <w:sz w:val="21"/>
+          <w:szCs w:val="21"/>
+          <w14:ligatures w14:val="none"/>
+        </w:rPr>
+        <w:lastRenderedPageBreak/>
+        <w:t>应对方案：引入用户反馈机制，通过简单的</w:t>
+      </w:r>
+      <w:r>
+        <w:rPr>
+          <w:rFonts w:ascii="Lucida Fax" w:eastAsia="楷体" w:hAnsi="Lucida Fax" w:cs="楷体"/>
+          <w:sz w:val="21"/>
+          <w:szCs w:val="21"/>
+          <w14:ligatures w14:val="none"/>
+        </w:rPr>
+        <w:t>“</w:t>
+      </w:r>
+      <w:r>
+        <w:rPr>
+          <w:rFonts w:ascii="Lucida Fax" w:eastAsia="楷体" w:hAnsi="Lucida Fax" w:cs="楷体"/>
+          <w:sz w:val="21"/>
+          <w:szCs w:val="21"/>
+          <w14:ligatures w14:val="none"/>
+        </w:rPr>
+        <w:t>确认</w:t>
+      </w:r>
+      <w:r>
+        <w:rPr>
+          <w:rFonts w:ascii="Lucida Fax" w:eastAsia="楷体" w:hAnsi="Lucida Fax" w:cs="楷体"/>
+          <w:sz w:val="21"/>
+          <w:szCs w:val="21"/>
+          <w14:ligatures w14:val="none"/>
+        </w:rPr>
+        <w:t>/</w:t>
+      </w:r>
+      <w:r>
+        <w:rPr>
+          <w:rFonts w:ascii="Lucida Fax" w:eastAsia="楷体" w:hAnsi="Lucida Fax" w:cs="楷体"/>
+          <w:sz w:val="21"/>
+          <w:szCs w:val="21"/>
+          <w14:ligatures w14:val="none"/>
+        </w:rPr>
+        <w:t>取消</w:t>
+      </w:r>
+      <w:r>
+        <w:rPr>
+          <w:rFonts w:ascii="Lucida Fax" w:eastAsia="楷体" w:hAnsi="Lucida Fax" w:cs="楷体"/>
+          <w:sz w:val="21"/>
+          <w:szCs w:val="21"/>
+          <w14:ligatures w14:val="none"/>
+        </w:rPr>
+        <w:t>”</w:t>
+      </w:r>
+      <w:r>
+        <w:rPr>
+          <w:rFonts w:ascii="Lucida Fax" w:eastAsia="楷体" w:hAnsi="Lucida Fax" w:cs="楷体"/>
+          <w:sz w:val="21"/>
+          <w:szCs w:val="21"/>
+          <w14:ligatures w14:val="none"/>
+        </w:rPr>
+        <w:t>操作持续微调关联算法的权重。</w:t>
+      </w:r>
+    </w:p>
+    <w:p>
+      <w:pPr>
+        <w:widowControl/>
+        <w:rPr>
+          <w:rFonts w:asciiTheme="majorHAnsi" w:eastAsiaTheme="majorEastAsia" w:hAnsiTheme="majorHAnsi" w:cstheme="majorBidi"/>
+          <w:b/>
+          <w:bCs/>
+          <w:sz w:val="28"/>
+          <w:szCs w:val="28"/>
+          <w14:ligatures w14:val="none"/>
+        </w:rPr>
+      </w:pPr>
+      <w:r>
+        <w:rPr>
+          <w:rFonts w:asciiTheme="majorHAnsi" w:eastAsiaTheme="majorEastAsia" w:hAnsiTheme="majorHAnsi" w:cstheme="majorBidi"/>
+          <w:b/>
+          <w:bCs/>
+          <w:sz w:val="28"/>
+          <w:szCs w:val="28"/>
+          <w14:ligatures w14:val="none"/>
+        </w:rPr>
+        <w:br w:type="page"/>
+      </w:r>
+    </w:p>
+    <w:p>
+      <w:pPr>
+        <w:pStyle w:val="a9"/>
+        <w:numPr>
+          <w:ilvl w:val="0"/>
+          <w:numId w:val="3"/>
+        </w:numPr>
+        <w:spacing w:line="240" w:lineRule="auto"/>
+        <w:rPr>
+          <w:rFonts w:ascii="华文中宋" w:eastAsia="华文中宋" w:hAnsi="华文中宋" w:cstheme="majorBidi"/>
+          <w:b/>
+          <w:bCs/>
+          <w:sz w:val="28"/>
+          <w:szCs w:val="28"/>
+          <w14:ligatures w14:val="none"/>
+        </w:rPr>
+      </w:pPr>
+      <w:r>
+        <w:rPr>
+          <w:rFonts w:ascii="华文中宋" w:eastAsia="华文中宋" w:hAnsi="华文中宋" w:cstheme="majorBidi" w:hint="eastAsia"/>
+          <w:b/>
+          <w:bCs/>
+          <w:sz w:val="28"/>
+          <w:szCs w:val="28"/>
+          <w14:ligatures w14:val="none"/>
+        </w:rPr>
+        <w:lastRenderedPageBreak/>
+        <w:t>承担人员</w:t>
+      </w:r>
+    </w:p>
+    <w:p>
+      <w:pPr>
+        <w:spacing w:line="240" w:lineRule="auto"/>
+        <w:rPr>
+          <w:rFonts w:ascii="楷体" w:eastAsia="楷体" w:hAnsi="楷体" w:cs="楷体"/>
+          <w:sz w:val="21"/>
+          <w:szCs w:val="21"/>
+          <w14:ligatures w14:val="none"/>
+        </w:rPr>
+      </w:pPr>
+      <w:r>
+        <w:rPr>
+          <w:rFonts w:ascii="楷体" w:eastAsia="楷体" w:hAnsi="楷体" w:cs="楷体"/>
+          <w:b/>
+          <w:bCs/>
+          <w:sz w:val="21"/>
+          <w:szCs w:val="21"/>
+          <w14:ligatures w14:val="none"/>
+        </w:rPr>
+        <w:t>组长</w:t>
+      </w:r>
+      <w:r>
+        <w:rPr>
+          <w:rFonts w:ascii="楷体" w:eastAsia="楷体" w:hAnsi="楷体" w:cs="楷体" w:hint="eastAsia"/>
+          <w:b/>
+          <w:bCs/>
+          <w:sz w:val="21"/>
+          <w:szCs w:val="21"/>
+          <w14:ligatures w14:val="none"/>
+        </w:rPr>
+        <w:t>(1名)</w:t>
+      </w:r>
+      <w:r>
+        <w:rPr>
+          <w:rFonts w:ascii="楷体" w:eastAsia="楷体" w:hAnsi="楷体" w:cs="楷体"/>
+          <w:b/>
+          <w:bCs/>
+          <w:sz w:val="21"/>
+          <w:szCs w:val="21"/>
+          <w14:ligatures w14:val="none"/>
+        </w:rPr>
+        <w:t>：</w:t>
+      </w:r>
+      <w:r>
+        <w:rPr>
+          <w:rFonts w:ascii="楷体" w:eastAsia="楷体" w:hAnsi="楷体" w:cs="楷体"/>
+          <w:sz w:val="21"/>
+          <w:szCs w:val="21"/>
+          <w14:ligatures w14:val="none"/>
+        </w:rPr>
+        <w:t>全面负责</w:t>
+      </w:r>
+      <w:r>
+        <w:rPr>
+          <w:rFonts w:ascii="Lucida Fax" w:eastAsia="楷体" w:hAnsi="Lucida Fax" w:cs="楷体"/>
+          <w:sz w:val="21"/>
+          <w:szCs w:val="21"/>
+          <w14:ligatures w14:val="none"/>
+        </w:rPr>
+        <w:t xml:space="preserve"> MetaWeave </w:t>
+      </w:r>
+      <w:r>
+        <w:rPr>
+          <w:rFonts w:ascii="Lucida Fax" w:eastAsia="楷体" w:hAnsi="Lucida Fax" w:cs="楷体"/>
+          <w:sz w:val="21"/>
+          <w:szCs w:val="21"/>
+          <w14:ligatures w14:val="none"/>
+        </w:rPr>
+        <w:t>项目的</w:t>
+      </w:r>
+      <w:r>
+        <w:rPr>
+          <w:rFonts w:ascii="楷体" w:eastAsia="楷体" w:hAnsi="楷体" w:cs="楷体"/>
+          <w:sz w:val="21"/>
+          <w:szCs w:val="21"/>
+          <w14:ligatures w14:val="none"/>
+        </w:rPr>
+        <w:t>全生命周期管理与技术路线决策，通过高效的资源配置与进度管控，确保智能知识中枢系统从研发到交付的高质量落地。</w:t>
+      </w:r>
+    </w:p>
+    <w:p>
+      <w:pPr>
+        <w:spacing w:line="240" w:lineRule="auto"/>
+        <w:rPr>
+          <w:rFonts w:ascii="楷体" w:eastAsia="楷体" w:hAnsi="楷体" w:cs="楷体"/>
+          <w:sz w:val="21"/>
+          <w:szCs w:val="21"/>
+          <w14:ligatures w14:val="none"/>
+        </w:rPr>
+      </w:pPr>
+      <w:r>
+        <w:rPr>
+          <w:rFonts w:ascii="楷体" w:eastAsia="楷体" w:hAnsi="楷体" w:cs="楷体"/>
+          <w:b/>
+          <w:bCs/>
+          <w:sz w:val="21"/>
+          <w:szCs w:val="21"/>
+          <w14:ligatures w14:val="none"/>
+        </w:rPr>
+        <w:t>设计负责人</w:t>
+      </w:r>
+      <w:r>
+        <w:rPr>
+          <w:rFonts w:ascii="楷体" w:eastAsia="楷体" w:hAnsi="楷体" w:cs="楷体" w:hint="eastAsia"/>
+          <w:b/>
+          <w:bCs/>
+          <w:sz w:val="21"/>
+          <w:szCs w:val="21"/>
+          <w14:ligatures w14:val="none"/>
+        </w:rPr>
+        <w:t>(1名)</w:t>
+      </w:r>
+      <w:r>
+        <w:rPr>
+          <w:rFonts w:ascii="楷体" w:eastAsia="楷体" w:hAnsi="楷体" w:cs="楷体"/>
+          <w:b/>
+          <w:bCs/>
+          <w:sz w:val="21"/>
+          <w:szCs w:val="21"/>
+          <w14:ligatures w14:val="none"/>
+        </w:rPr>
+        <w:t>：</w:t>
+      </w:r>
+      <w:r>
+        <w:rPr>
+          <w:rFonts w:ascii="楷体" w:eastAsia="楷体" w:hAnsi="楷体" w:cs="楷体"/>
+          <w:sz w:val="21"/>
+          <w:szCs w:val="21"/>
+          <w14:ligatures w14:val="none"/>
+        </w:rPr>
+        <w:t>主导基</w:t>
+      </w:r>
+      <w:r>
+        <w:rPr>
+          <w:rFonts w:ascii="Lucida Fax" w:eastAsia="楷体" w:hAnsi="Lucida Fax" w:cs="楷体"/>
+          <w:sz w:val="21"/>
+          <w:szCs w:val="21"/>
+          <w14:ligatures w14:val="none"/>
+        </w:rPr>
+        <w:t>于</w:t>
+      </w:r>
+      <w:r>
+        <w:rPr>
+          <w:rFonts w:ascii="Lucida Fax" w:eastAsia="楷体" w:hAnsi="Lucida Fax" w:cs="楷体"/>
+          <w:sz w:val="21"/>
+          <w:szCs w:val="21"/>
+          <w14:ligatures w14:val="none"/>
+        </w:rPr>
+        <w:t xml:space="preserve"> Vue 3 </w:t>
+      </w:r>
+      <w:r>
+        <w:rPr>
+          <w:rFonts w:ascii="Lucida Fax" w:eastAsia="楷体" w:hAnsi="Lucida Fax" w:cs="楷体"/>
+          <w:sz w:val="21"/>
+          <w:szCs w:val="21"/>
+          <w14:ligatures w14:val="none"/>
+        </w:rPr>
+        <w:t>响应式框架与</w:t>
+      </w:r>
+      <w:r>
+        <w:rPr>
+          <w:rFonts w:ascii="Lucida Fax" w:eastAsia="楷体" w:hAnsi="Lucida Fax" w:cs="楷体"/>
+          <w:sz w:val="21"/>
+          <w:szCs w:val="21"/>
+          <w14:ligatures w14:val="none"/>
+        </w:rPr>
+        <w:t xml:space="preserve"> D3.js </w:t>
+      </w:r>
+      <w:r>
+        <w:rPr>
+          <w:rFonts w:ascii="Lucida Fax" w:eastAsia="楷体" w:hAnsi="Lucida Fax" w:cs="楷体"/>
+          <w:sz w:val="21"/>
+          <w:szCs w:val="21"/>
+          <w14:ligatures w14:val="none"/>
+        </w:rPr>
+        <w:t>动态引</w:t>
+      </w:r>
+      <w:r>
+        <w:rPr>
+          <w:rFonts w:ascii="楷体" w:eastAsia="楷体" w:hAnsi="楷体" w:cs="楷体"/>
+          <w:sz w:val="21"/>
+          <w:szCs w:val="21"/>
+          <w14:ligatures w14:val="none"/>
+        </w:rPr>
+        <w:t>擎的前端架构设计，致力于打造多模态交互界面，实现海量碎片化数据在知识图谱中的全量透明化呈现。</w:t>
+      </w:r>
+    </w:p>
+    <w:p>
+      <w:pPr>
+        <w:spacing w:line="240" w:lineRule="auto"/>
+        <w:rPr>
+          <w:rFonts w:ascii="楷体" w:eastAsia="楷体" w:hAnsi="楷体" w:cs="楷体"/>
+          <w:sz w:val="21"/>
+          <w:szCs w:val="21"/>
+          <w14:ligatures w14:val="none"/>
+        </w:rPr>
+      </w:pPr>
+      <w:r>
+        <w:rPr>
+          <w:rFonts w:ascii="楷体" w:eastAsia="楷体" w:hAnsi="楷体" w:cs="楷体"/>
+          <w:b/>
+          <w:bCs/>
+          <w:sz w:val="21"/>
+          <w:szCs w:val="21"/>
+          <w14:ligatures w14:val="none"/>
+        </w:rPr>
+        <w:t>需求分析负责人</w:t>
+      </w:r>
+      <w:r>
+        <w:rPr>
+          <w:rFonts w:ascii="楷体" w:eastAsia="楷体" w:hAnsi="楷体" w:cs="楷体" w:hint="eastAsia"/>
+          <w:b/>
+          <w:bCs/>
+          <w:sz w:val="21"/>
+          <w:szCs w:val="21"/>
+          <w14:ligatures w14:val="none"/>
+        </w:rPr>
+        <w:t>(1名)</w:t>
+      </w:r>
+      <w:r>
+        <w:rPr>
+          <w:rFonts w:ascii="楷体" w:eastAsia="楷体" w:hAnsi="楷体" w:cs="楷体"/>
+          <w:b/>
+          <w:bCs/>
+          <w:sz w:val="21"/>
+          <w:szCs w:val="21"/>
+          <w14:ligatures w14:val="none"/>
+        </w:rPr>
+        <w:t>：</w:t>
+      </w:r>
+      <w:r>
+        <w:rPr>
+          <w:rFonts w:ascii="楷体" w:eastAsia="楷体" w:hAnsi="楷体" w:cs="楷体"/>
+          <w:sz w:val="21"/>
+          <w:szCs w:val="21"/>
+          <w14:ligatures w14:val="none"/>
+        </w:rPr>
+        <w:t>深度挖掘个人知识管理场景下的核心痛点与业务逻辑，负责将复杂的非结构化处理需求转化为精准的功能定义，指</w:t>
+      </w:r>
+      <w:r>
+        <w:rPr>
+          <w:rFonts w:ascii="Lucida Fax" w:eastAsia="楷体" w:hAnsi="Lucida Fax" w:cs="楷体"/>
+          <w:sz w:val="21"/>
+          <w:szCs w:val="21"/>
+          <w14:ligatures w14:val="none"/>
+        </w:rPr>
+        <w:t>导</w:t>
+      </w:r>
+      <w:r>
+        <w:rPr>
+          <w:rFonts w:ascii="Lucida Fax" w:eastAsia="楷体" w:hAnsi="Lucida Fax" w:cs="楷体"/>
+          <w:sz w:val="21"/>
+          <w:szCs w:val="21"/>
+          <w14:ligatures w14:val="none"/>
+        </w:rPr>
+        <w:t xml:space="preserve"> Agent </w:t>
+      </w:r>
+      <w:r>
+        <w:rPr>
+          <w:rFonts w:ascii="Lucida Fax" w:eastAsia="楷体" w:hAnsi="Lucida Fax" w:cs="楷体"/>
+          <w:sz w:val="21"/>
+          <w:szCs w:val="21"/>
+          <w14:ligatures w14:val="none"/>
+        </w:rPr>
+        <w:t>智能体在</w:t>
+      </w:r>
+      <w:r>
+        <w:rPr>
+          <w:rFonts w:ascii="楷体" w:eastAsia="楷体" w:hAnsi="楷体" w:cs="楷体"/>
+          <w:sz w:val="21"/>
+          <w:szCs w:val="21"/>
+          <w14:ligatures w14:val="none"/>
+        </w:rPr>
+        <w:t>实际应用中的决策边界。</w:t>
+      </w:r>
+    </w:p>
+    <w:p>
+      <w:pPr>
+        <w:spacing w:line="240" w:lineRule="auto"/>
+        <w:rPr>
+          <w:rFonts w:ascii="楷体" w:eastAsia="楷体" w:hAnsi="楷体" w:cs="楷体"/>
+          <w:sz w:val="21"/>
+          <w:szCs w:val="21"/>
+          <w14:ligatures w14:val="none"/>
+        </w:rPr>
+      </w:pPr>
+      <w:r>
+        <w:rPr>
+          <w:rFonts w:ascii="楷体" w:eastAsia="楷体" w:hAnsi="楷体" w:cs="楷体"/>
+          <w:b/>
+          <w:bCs/>
+          <w:sz w:val="21"/>
+          <w:szCs w:val="21"/>
+          <w14:ligatures w14:val="none"/>
+        </w:rPr>
+        <w:t>代码负责人</w:t>
+      </w:r>
+      <w:r>
+        <w:rPr>
+          <w:rFonts w:ascii="楷体" w:eastAsia="楷体" w:hAnsi="楷体" w:cs="楷体" w:hint="eastAsia"/>
+          <w:b/>
+          <w:bCs/>
+          <w:sz w:val="21"/>
+          <w:szCs w:val="21"/>
+          <w14:ligatures w14:val="none"/>
+        </w:rPr>
+        <w:t>(</w:t>
+      </w:r>
+      <w:r>
+        <w:rPr>
+          <w:rFonts w:ascii="楷体" w:eastAsia="楷体" w:hAnsi="楷体" w:cs="楷体" w:hint="eastAsia"/>
+          <w:b/>
+          <w:bCs/>
+          <w:sz w:val="21"/>
+          <w:szCs w:val="21"/>
+          <w14:ligatures w14:val="none"/>
+        </w:rPr>
+        <w:t>3</w:t>
+      </w:r>
+      <w:r>
+        <w:rPr>
+          <w:rFonts w:ascii="楷体" w:eastAsia="楷体" w:hAnsi="楷体" w:cs="楷体" w:hint="eastAsia"/>
+          <w:b/>
+          <w:bCs/>
+          <w:sz w:val="21"/>
+          <w:szCs w:val="21"/>
+          <w14:ligatures w14:val="none"/>
+        </w:rPr>
+        <w:t>名)</w:t>
+      </w:r>
+      <w:r>
+        <w:rPr>
+          <w:rFonts w:ascii="楷体" w:eastAsia="楷体" w:hAnsi="楷体" w:cs="楷体"/>
+          <w:b/>
+          <w:bCs/>
+          <w:sz w:val="21"/>
+          <w:szCs w:val="21"/>
+          <w14:ligatures w14:val="none"/>
+        </w:rPr>
+        <w:t>：</w:t>
+      </w:r>
+      <w:r>
+        <w:rPr>
+          <w:rFonts w:ascii="楷体" w:eastAsia="楷体" w:hAnsi="楷体" w:cs="楷体"/>
+          <w:sz w:val="21"/>
+          <w:szCs w:val="21"/>
+          <w14:ligatures w14:val="none"/>
+        </w:rPr>
+        <w:t>依</w:t>
+      </w:r>
+      <w:r>
+        <w:rPr>
+          <w:rFonts w:ascii="Lucida Fax" w:eastAsia="楷体" w:hAnsi="Lucida Fax" w:cs="楷体"/>
+          <w:sz w:val="21"/>
+          <w:szCs w:val="21"/>
+          <w14:ligatures w14:val="none"/>
+        </w:rPr>
+        <w:t>托</w:t>
+      </w:r>
+      <w:r>
+        <w:rPr>
+          <w:rFonts w:ascii="Lucida Fax" w:eastAsia="楷体" w:hAnsi="Lucida Fax" w:cs="楷体"/>
+          <w:sz w:val="21"/>
+          <w:szCs w:val="21"/>
+          <w14:ligatures w14:val="none"/>
+        </w:rPr>
+        <w:t xml:space="preserve"> FastAPI </w:t>
+      </w:r>
+      <w:r>
+        <w:rPr>
+          <w:rFonts w:ascii="Lucida Fax" w:eastAsia="楷体" w:hAnsi="Lucida Fax" w:cs="楷体"/>
+          <w:sz w:val="21"/>
+          <w:szCs w:val="21"/>
+          <w14:ligatures w14:val="none"/>
+        </w:rPr>
+        <w:t>异步高并发架构与</w:t>
+      </w:r>
+      <w:r>
+        <w:rPr>
+          <w:rFonts w:ascii="Lucida Fax" w:eastAsia="楷体" w:hAnsi="Lucida Fax" w:cs="楷体"/>
+          <w:sz w:val="21"/>
+          <w:szCs w:val="21"/>
+          <w14:ligatures w14:val="none"/>
+        </w:rPr>
+        <w:t xml:space="preserve"> LangChain </w:t>
+      </w:r>
+      <w:r>
+        <w:rPr>
+          <w:rFonts w:ascii="Lucida Fax" w:eastAsia="楷体" w:hAnsi="Lucida Fax" w:cs="楷体"/>
+          <w:sz w:val="21"/>
+          <w:szCs w:val="21"/>
+          <w14:ligatures w14:val="none"/>
+        </w:rPr>
+        <w:t>框架，负责核心业务逻辑与智能体协同层的深度开发，确保</w:t>
+      </w:r>
+      <w:r>
+        <w:rPr>
+          <w:rFonts w:ascii="Lucida Fax" w:eastAsia="楷体" w:hAnsi="Lucida Fax" w:cs="楷体"/>
+          <w:sz w:val="21"/>
+          <w:szCs w:val="21"/>
+          <w14:ligatures w14:val="none"/>
+        </w:rPr>
+        <w:t xml:space="preserve"> RAG </w:t>
+      </w:r>
+      <w:r>
+        <w:rPr>
+          <w:rFonts w:ascii="Lucida Fax" w:eastAsia="楷体" w:hAnsi="Lucida Fax" w:cs="楷体"/>
+          <w:sz w:val="21"/>
+          <w:szCs w:val="21"/>
+          <w14:ligatures w14:val="none"/>
+        </w:rPr>
+        <w:t>增强检索与多维数据处理链条的</w:t>
+      </w:r>
+      <w:r>
+        <w:rPr>
+          <w:rFonts w:ascii="楷体" w:eastAsia="楷体" w:hAnsi="楷体" w:cs="楷体"/>
+          <w:sz w:val="21"/>
+          <w:szCs w:val="21"/>
+          <w14:ligatures w14:val="none"/>
+        </w:rPr>
+        <w:t>稳健运行。</w:t>
+      </w:r>
+    </w:p>
+    <w:p>
+      <w:pPr>
+        <w:spacing w:line="240" w:lineRule="auto"/>
+        <w:rPr>
+          <w:rFonts w:ascii="楷体" w:eastAsia="楷体" w:hAnsi="楷体" w:cs="楷体"/>
+          <w:sz w:val="21"/>
+          <w:szCs w:val="21"/>
+          <w14:ligatures w14:val="none"/>
+        </w:rPr>
+      </w:pPr>
+      <w:r>
+        <w:rPr>
+          <w:rFonts w:ascii="楷体" w:eastAsia="楷体" w:hAnsi="楷体" w:cs="楷体"/>
+          <w:b/>
+          <w:bCs/>
+          <w:sz w:val="21"/>
+          <w:szCs w:val="21"/>
+          <w14:ligatures w14:val="none"/>
+        </w:rPr>
+        <w:t>测试负责人</w:t>
+      </w:r>
+      <w:r>
+        <w:rPr>
+          <w:rFonts w:ascii="楷体" w:eastAsia="楷体" w:hAnsi="楷体" w:cs="楷体" w:hint="eastAsia"/>
+          <w:b/>
+          <w:bCs/>
+          <w:sz w:val="21"/>
+          <w:szCs w:val="21"/>
+          <w14:ligatures w14:val="none"/>
+        </w:rPr>
+        <w:t>(1名)</w:t>
+      </w:r>
+      <w:r>
+        <w:rPr>
+          <w:rFonts w:ascii="楷体" w:eastAsia="楷体" w:hAnsi="楷体" w:cs="楷体"/>
+          <w:b/>
+          <w:bCs/>
+          <w:sz w:val="21"/>
+          <w:szCs w:val="21"/>
+          <w14:ligatures w14:val="none"/>
+        </w:rPr>
+        <w:t>：</w:t>
+      </w:r>
+      <w:r>
+        <w:rPr>
+          <w:rFonts w:ascii="楷体" w:eastAsia="楷体" w:hAnsi="楷体" w:cs="楷体"/>
+          <w:sz w:val="21"/>
+          <w:szCs w:val="21"/>
+          <w14:ligatures w14:val="none"/>
+        </w:rPr>
+        <w:t>构建端到端的自动化质量保障体系，通过精细化的冒烟测试与回归测试，严</w:t>
+      </w:r>
+      <w:r>
+        <w:rPr>
+          <w:rFonts w:ascii="Lucida Fax" w:eastAsia="楷体" w:hAnsi="Lucida Fax" w:cs="楷体"/>
+          <w:sz w:val="21"/>
+          <w:szCs w:val="21"/>
+          <w14:ligatures w14:val="none"/>
+        </w:rPr>
+        <w:t>控</w:t>
+      </w:r>
+      <w:r>
+        <w:rPr>
+          <w:rFonts w:ascii="Lucida Fax" w:eastAsia="楷体" w:hAnsi="Lucida Fax" w:cs="楷体"/>
+          <w:sz w:val="21"/>
+          <w:szCs w:val="21"/>
+          <w14:ligatures w14:val="none"/>
+        </w:rPr>
+        <w:t xml:space="preserve"> OCR </w:t>
+      </w:r>
+      <w:r>
+        <w:rPr>
+          <w:rFonts w:ascii="Lucida Fax" w:eastAsia="楷体" w:hAnsi="Lucida Fax" w:cs="楷体"/>
+          <w:sz w:val="21"/>
+          <w:szCs w:val="21"/>
+          <w14:ligatures w14:val="none"/>
+        </w:rPr>
+        <w:t>识别精度、语</w:t>
+      </w:r>
+      <w:r>
+        <w:rPr>
+          <w:rFonts w:ascii="楷体" w:eastAsia="楷体" w:hAnsi="楷体" w:cs="楷体"/>
+          <w:sz w:val="21"/>
+          <w:szCs w:val="21"/>
+          <w14:ligatures w14:val="none"/>
+        </w:rPr>
+        <w:t>义搜索准确率及多端同步过程中的数据一致性。</w:t>
+      </w:r>
+    </w:p>
+    <w:p>
+      <w:pPr>
+        <w:spacing w:line="240" w:lineRule="auto"/>
+        <w:rPr>
+          <w:rFonts w:ascii="楷体" w:eastAsia="楷体" w:hAnsi="楷体" w:cs="楷体"/>
+          <w:sz w:val="21"/>
+          <w:szCs w:val="21"/>
+          <w14:ligatures w14:val="none"/>
+        </w:rPr>
+      </w:pPr>
+      <w:r>
+        <w:rPr>
+          <w:rFonts w:ascii="楷体" w:eastAsia="楷体" w:hAnsi="楷体" w:cs="楷体"/>
+          <w:b/>
+          <w:bCs/>
+          <w:sz w:val="21"/>
+          <w:szCs w:val="21"/>
+          <w14:ligatures w14:val="none"/>
+        </w:rPr>
+        <w:t>部署负责人</w:t>
+      </w:r>
+      <w:r>
+        <w:rPr>
+          <w:rFonts w:ascii="楷体" w:eastAsia="楷体" w:hAnsi="楷体" w:cs="楷体" w:hint="eastAsia"/>
+          <w:b/>
+          <w:bCs/>
+          <w:sz w:val="21"/>
+          <w:szCs w:val="21"/>
+          <w14:ligatures w14:val="none"/>
+        </w:rPr>
+        <w:t>(1名)</w:t>
+      </w:r>
+      <w:r>
+        <w:rPr>
+          <w:rFonts w:ascii="楷体" w:eastAsia="楷体" w:hAnsi="楷体" w:cs="楷体"/>
+          <w:b/>
+          <w:bCs/>
+          <w:sz w:val="21"/>
+          <w:szCs w:val="21"/>
+          <w14:ligatures w14:val="none"/>
+        </w:rPr>
+        <w:t>：</w:t>
+      </w:r>
+      <w:r>
+        <w:rPr>
+          <w:rFonts w:ascii="楷体" w:eastAsia="楷体" w:hAnsi="楷体" w:cs="楷体"/>
+          <w:sz w:val="21"/>
+          <w:szCs w:val="21"/>
+          <w14:ligatures w14:val="none"/>
+        </w:rPr>
+        <w:t>负责基</w:t>
+      </w:r>
+      <w:r>
+        <w:rPr>
+          <w:rFonts w:ascii="Lucida Fax" w:eastAsia="楷体" w:hAnsi="Lucida Fax" w:cs="楷体"/>
+          <w:sz w:val="21"/>
+          <w:szCs w:val="21"/>
+          <w14:ligatures w14:val="none"/>
+        </w:rPr>
+        <w:t>于</w:t>
+      </w:r>
+      <w:r>
+        <w:rPr>
+          <w:rFonts w:ascii="Lucida Fax" w:eastAsia="楷体" w:hAnsi="Lucida Fax" w:cs="楷体"/>
+          <w:sz w:val="21"/>
+          <w:szCs w:val="21"/>
+          <w14:ligatures w14:val="none"/>
+        </w:rPr>
+        <w:t xml:space="preserve"> Docker </w:t>
+      </w:r>
+      <w:r>
+        <w:rPr>
+          <w:rFonts w:ascii="Lucida Fax" w:eastAsia="楷体" w:hAnsi="Lucida Fax" w:cs="楷体"/>
+          <w:sz w:val="21"/>
+          <w:szCs w:val="21"/>
+          <w14:ligatures w14:val="none"/>
+        </w:rPr>
+        <w:t>的容器化集群编排与</w:t>
+      </w:r>
+      <w:r>
+        <w:rPr>
+          <w:rFonts w:ascii="Lucida Fax" w:eastAsia="楷体" w:hAnsi="Lucida Fax" w:cs="楷体"/>
+          <w:sz w:val="21"/>
+          <w:szCs w:val="21"/>
+          <w14:ligatures w14:val="none"/>
+        </w:rPr>
+        <w:t xml:space="preserve"> CI/CD </w:t>
+      </w:r>
+      <w:r>
+        <w:rPr>
+          <w:rFonts w:ascii="Lucida Fax" w:eastAsia="楷体" w:hAnsi="Lucida Fax" w:cs="楷体"/>
+          <w:sz w:val="21"/>
+          <w:szCs w:val="21"/>
+          <w14:ligatures w14:val="none"/>
+        </w:rPr>
+        <w:t>自动化运维流水线建设，通过高性能的反向代理与负载均衡配置，保障</w:t>
+      </w:r>
+      <w:r>
+        <w:rPr>
+          <w:rFonts w:ascii="Lucida Fax" w:eastAsia="楷体" w:hAnsi="Lucida Fax" w:cs="楷体"/>
+          <w:sz w:val="21"/>
+          <w:szCs w:val="21"/>
+          <w14:ligatures w14:val="none"/>
+        </w:rPr>
+        <w:t xml:space="preserve"> MetaWeave </w:t>
+      </w:r>
+      <w:r>
+        <w:rPr>
+          <w:rFonts w:ascii="Lucida Fax" w:eastAsia="楷体" w:hAnsi="Lucida Fax" w:cs="楷体"/>
+          <w:sz w:val="21"/>
+          <w:szCs w:val="21"/>
+          <w14:ligatures w14:val="none"/>
+        </w:rPr>
+        <w:t>系统在多用户</w:t>
+      </w:r>
+      <w:r>
+        <w:rPr>
+          <w:rFonts w:ascii="楷体" w:eastAsia="楷体" w:hAnsi="楷体" w:cs="楷体"/>
+          <w:sz w:val="21"/>
+          <w:szCs w:val="21"/>
+          <w14:ligatures w14:val="none"/>
+        </w:rPr>
+        <w:t>并发下的稳定性。</w:t>
+      </w:r>
+    </w:p>
+    <w:p>
+      <w:pPr>
+        <w:spacing w:line="240" w:lineRule="auto"/>
+        <w:rPr>
+          <w:rFonts w:ascii="楷体" w:eastAsia="楷体" w:hAnsi="楷体" w:cs="楷体"/>
+          <w:sz w:val="21"/>
+          <w:szCs w:val="21"/>
+          <w14:ligatures w14:val="none"/>
         </w:rPr>
       </w:pPr>
     </w:p>
@@ -10017,7 +13100,7 @@
         </w:numPr>
         <w:spacing w:line="240" w:lineRule="auto"/>
         <w:rPr>
-          <w:rFonts w:asciiTheme="majorHAnsi" w:eastAsiaTheme="majorEastAsia" w:hAnsiTheme="majorHAnsi" w:cstheme="majorBidi"/>
+          <w:rFonts w:ascii="华文中宋" w:eastAsia="华文中宋" w:hAnsi="华文中宋" w:cstheme="majorBidi"/>
           <w:b/>
           <w:bCs/>
           <w:sz w:val="28"/>
@@ -10027,1049 +13110,7 @@
       </w:pPr>
       <w:r>
         <w:rPr>
-          <w:rFonts w:asciiTheme="majorHAnsi" w:eastAsiaTheme="majorEastAsia" w:hAnsiTheme="majorHAnsi" w:cstheme="majorBidi" w:hint="eastAsia"/>
-          <w:b/>
-          <w:bCs/>
-          <w:sz w:val="28"/>
-          <w:szCs w:val="28"/>
-          <w14:ligatures w14:val="none"/>
-        </w:rPr>
-        <w:t>可行性与潜在风险</w:t>
-      </w:r>
-    </w:p>
-    <w:p>
-      <w:pPr>
-        <w:pStyle w:val="a9"/>
-        <w:numPr>
-          <w:ilvl w:val="1"/>
-          <w:numId w:val="3"/>
-        </w:numPr>
-        <w:spacing w:line="240" w:lineRule="auto"/>
-        <w:rPr>
-          <w:rFonts w:asciiTheme="majorHAnsi" w:eastAsiaTheme="majorEastAsia" w:hAnsiTheme="majorHAnsi" w:cstheme="majorBidi"/>
-          <w:b/>
-          <w:bCs/>
-          <w:sz w:val="24"/>
-          <w14:ligatures w14:val="none"/>
-        </w:rPr>
-      </w:pPr>
-      <w:r>
-        <w:rPr>
-          <w:rFonts w:asciiTheme="majorHAnsi" w:eastAsiaTheme="majorEastAsia" w:hAnsiTheme="majorHAnsi" w:cstheme="majorBidi"/>
-          <w:b/>
-          <w:bCs/>
-          <w:sz w:val="24"/>
-          <w14:ligatures w14:val="none"/>
-        </w:rPr>
-        <w:t>项目可行性分析</w:t>
-      </w:r>
-    </w:p>
-    <w:p>
-      <w:pPr>
-        <w:numPr>
-          <w:ilvl w:val="0"/>
-          <w:numId w:val="4"/>
-        </w:numPr>
-        <w:spacing w:line="240" w:lineRule="auto"/>
-        <w:rPr>
-          <w:rFonts w:ascii="Lucida Fax" w:eastAsia="楷体" w:hAnsi="Lucida Fax" w:cs="楷体"/>
-          <w:sz w:val="21"/>
-          <w:szCs w:val="21"/>
-          <w14:ligatures w14:val="none"/>
-        </w:rPr>
-      </w:pPr>
-      <w:r>
-        <w:rPr>
-          <w:rFonts w:ascii="Lucida Fax" w:eastAsia="楷体" w:hAnsi="Lucida Fax" w:cs="楷体"/>
-          <w:sz w:val="21"/>
-          <w:szCs w:val="21"/>
-          <w14:ligatures w14:val="none"/>
-        </w:rPr>
-        <w:t>技术架构成熟度：采用</w:t>
-      </w:r>
-      <w:r>
-        <w:rPr>
-          <w:rFonts w:ascii="Lucida Fax" w:eastAsia="楷体" w:hAnsi="Lucida Fax" w:cs="楷体"/>
-          <w:sz w:val="21"/>
-          <w:szCs w:val="21"/>
-          <w14:ligatures w14:val="none"/>
-        </w:rPr>
-        <w:t xml:space="preserve"> FastAPI + Vue 3 </w:t>
-      </w:r>
-      <w:r>
-        <w:rPr>
-          <w:rFonts w:ascii="Lucida Fax" w:eastAsia="楷体" w:hAnsi="Lucida Fax" w:cs="楷体"/>
-          <w:sz w:val="21"/>
-          <w:szCs w:val="21"/>
-          <w14:ligatures w14:val="none"/>
-        </w:rPr>
-        <w:t>的主流全栈架构，前后端分离逻辑清晰，社区拥有海量的开源插件支持，能有效缩短开发周期并保证系统的稳定性。</w:t>
-      </w:r>
-    </w:p>
-    <w:p>
-      <w:pPr>
-        <w:numPr>
-          <w:ilvl w:val="0"/>
-          <w:numId w:val="4"/>
-        </w:numPr>
-        <w:spacing w:line="240" w:lineRule="auto"/>
-        <w:rPr>
-          <w:rFonts w:ascii="Lucida Fax" w:eastAsia="楷体" w:hAnsi="Lucida Fax" w:cs="楷体"/>
-          <w:sz w:val="21"/>
-          <w:szCs w:val="21"/>
-          <w14:ligatures w14:val="none"/>
-        </w:rPr>
-      </w:pPr>
-      <w:r>
-        <w:rPr>
-          <w:rFonts w:ascii="Lucida Fax" w:eastAsia="楷体" w:hAnsi="Lucida Fax" w:cs="楷体"/>
-          <w:sz w:val="21"/>
-          <w:szCs w:val="21"/>
-          <w14:ligatures w14:val="none"/>
-        </w:rPr>
-        <w:t xml:space="preserve">AI </w:t>
-      </w:r>
-      <w:r>
-        <w:rPr>
-          <w:rFonts w:ascii="Lucida Fax" w:eastAsia="楷体" w:hAnsi="Lucida Fax" w:cs="楷体"/>
-          <w:sz w:val="21"/>
-          <w:szCs w:val="21"/>
-          <w14:ligatures w14:val="none"/>
-        </w:rPr>
-        <w:t>集成方案闭环：通过</w:t>
-      </w:r>
-      <w:r>
-        <w:rPr>
-          <w:rFonts w:ascii="Lucida Fax" w:eastAsia="楷体" w:hAnsi="Lucida Fax" w:cs="楷体"/>
-          <w:sz w:val="21"/>
-          <w:szCs w:val="21"/>
-          <w14:ligatures w14:val="none"/>
-        </w:rPr>
-        <w:t xml:space="preserve"> LangChain </w:t>
-      </w:r>
-      <w:r>
-        <w:rPr>
-          <w:rFonts w:ascii="Lucida Fax" w:eastAsia="楷体" w:hAnsi="Lucida Fax" w:cs="楷体"/>
-          <w:sz w:val="21"/>
-          <w:szCs w:val="21"/>
-          <w14:ligatures w14:val="none"/>
-        </w:rPr>
-        <w:t>框架集成大语言模型，已具备成熟的</w:t>
-      </w:r>
-      <w:r>
-        <w:rPr>
-          <w:rFonts w:ascii="Lucida Fax" w:eastAsia="楷体" w:hAnsi="Lucida Fax" w:cs="楷体"/>
-          <w:sz w:val="21"/>
-          <w:szCs w:val="21"/>
-          <w14:ligatures w14:val="none"/>
-        </w:rPr>
-        <w:t xml:space="preserve"> Function Calling </w:t>
-      </w:r>
-      <w:r>
-        <w:rPr>
-          <w:rFonts w:ascii="Lucida Fax" w:eastAsia="楷体" w:hAnsi="Lucida Fax" w:cs="楷体"/>
-          <w:sz w:val="21"/>
-          <w:szCs w:val="21"/>
-          <w14:ligatures w14:val="none"/>
-        </w:rPr>
-        <w:t>机制，能够标准化地驱动爬虫、</w:t>
-      </w:r>
-      <w:r>
-        <w:rPr>
-          <w:rFonts w:ascii="Lucida Fax" w:eastAsia="楷体" w:hAnsi="Lucida Fax" w:cs="楷体"/>
-          <w:sz w:val="21"/>
-          <w:szCs w:val="21"/>
-          <w14:ligatures w14:val="none"/>
-        </w:rPr>
-        <w:t xml:space="preserve">OCR </w:t>
-      </w:r>
-      <w:r>
-        <w:rPr>
-          <w:rFonts w:ascii="Lucida Fax" w:eastAsia="楷体" w:hAnsi="Lucida Fax" w:cs="楷体"/>
-          <w:sz w:val="21"/>
-          <w:szCs w:val="21"/>
-          <w14:ligatures w14:val="none"/>
-        </w:rPr>
-        <w:t>及搜索工具，技术落地路径明确。</w:t>
-      </w:r>
-    </w:p>
-    <w:p>
-      <w:pPr>
-        <w:numPr>
-          <w:ilvl w:val="0"/>
-          <w:numId w:val="4"/>
-        </w:numPr>
-        <w:spacing w:line="240" w:lineRule="auto"/>
-        <w:rPr>
-          <w:rFonts w:ascii="Lucida Fax" w:eastAsia="楷体" w:hAnsi="Lucida Fax" w:cs="楷体"/>
-          <w:sz w:val="21"/>
-          <w:szCs w:val="21"/>
-          <w14:ligatures w14:val="none"/>
-        </w:rPr>
-      </w:pPr>
-      <w:r>
-        <w:rPr>
-          <w:rFonts w:ascii="Lucida Fax" w:eastAsia="楷体" w:hAnsi="Lucida Fax" w:cs="楷体"/>
-          <w:sz w:val="21"/>
-          <w:szCs w:val="21"/>
-          <w14:ligatures w14:val="none"/>
-        </w:rPr>
-        <w:t>硬件性能冗余：当前的消费级显卡与云端推理</w:t>
-      </w:r>
-      <w:r>
-        <w:rPr>
-          <w:rFonts w:ascii="Lucida Fax" w:eastAsia="楷体" w:hAnsi="Lucida Fax" w:cs="楷体"/>
-          <w:sz w:val="21"/>
-          <w:szCs w:val="21"/>
-          <w14:ligatures w14:val="none"/>
-        </w:rPr>
-        <w:t xml:space="preserve"> API </w:t>
-      </w:r>
-      <w:r>
-        <w:rPr>
-          <w:rFonts w:ascii="Lucida Fax" w:eastAsia="楷体" w:hAnsi="Lucida Fax" w:cs="楷体"/>
-          <w:sz w:val="21"/>
-          <w:szCs w:val="21"/>
-          <w14:ligatures w14:val="none"/>
-        </w:rPr>
-        <w:t>性能已能支持实时语义向量计算。利用</w:t>
-      </w:r>
-      <w:r>
-        <w:rPr>
-          <w:rFonts w:ascii="Lucida Fax" w:eastAsia="楷体" w:hAnsi="Lucida Fax" w:cs="楷体"/>
-          <w:sz w:val="21"/>
-          <w:szCs w:val="21"/>
-          <w14:ligatures w14:val="none"/>
-        </w:rPr>
-        <w:t xml:space="preserve"> ChromaDB </w:t>
-      </w:r>
-      <w:r>
-        <w:rPr>
-          <w:rFonts w:ascii="Lucida Fax" w:eastAsia="楷体" w:hAnsi="Lucida Fax" w:cs="楷体"/>
-          <w:sz w:val="21"/>
-          <w:szCs w:val="21"/>
-          <w14:ligatures w14:val="none"/>
-        </w:rPr>
-        <w:t>向量数据库，可在轻量级资源占用下实现万级文档的秒级检索。</w:t>
-      </w:r>
-    </w:p>
-    <w:p>
-      <w:pPr>
-        <w:numPr>
-          <w:ilvl w:val="0"/>
-          <w:numId w:val="4"/>
-        </w:numPr>
-        <w:spacing w:line="240" w:lineRule="auto"/>
-        <w:rPr>
-          <w:rFonts w:ascii="Lucida Fax" w:eastAsia="楷体" w:hAnsi="Lucida Fax" w:cs="楷体"/>
-          <w:sz w:val="21"/>
-          <w:szCs w:val="21"/>
-          <w14:ligatures w14:val="none"/>
-        </w:rPr>
-      </w:pPr>
-      <w:r>
-        <w:rPr>
-          <w:rFonts w:ascii="Lucida Fax" w:eastAsia="楷体" w:hAnsi="Lucida Fax" w:cs="楷体"/>
-          <w:sz w:val="21"/>
-          <w:szCs w:val="21"/>
-          <w14:ligatures w14:val="none"/>
-        </w:rPr>
-        <w:t>数据感知技术支撑：</w:t>
-      </w:r>
-      <w:r>
-        <w:rPr>
-          <w:rFonts w:ascii="Lucida Fax" w:eastAsia="楷体" w:hAnsi="Lucida Fax" w:cs="楷体"/>
-          <w:sz w:val="21"/>
-          <w:szCs w:val="21"/>
-          <w14:ligatures w14:val="none"/>
-        </w:rPr>
-        <w:t xml:space="preserve">PaddleOCR </w:t>
-      </w:r>
-      <w:r>
-        <w:rPr>
-          <w:rFonts w:ascii="Lucida Fax" w:eastAsia="楷体" w:hAnsi="Lucida Fax" w:cs="楷体"/>
-          <w:sz w:val="21"/>
-          <w:szCs w:val="21"/>
-          <w14:ligatures w14:val="none"/>
-        </w:rPr>
-        <w:t>与</w:t>
-      </w:r>
-      <w:r>
-        <w:rPr>
-          <w:rFonts w:ascii="Lucida Fax" w:eastAsia="楷体" w:hAnsi="Lucida Fax" w:cs="楷体"/>
-          <w:sz w:val="21"/>
-          <w:szCs w:val="21"/>
-          <w14:ligatures w14:val="none"/>
-        </w:rPr>
-        <w:t xml:space="preserve"> BeautifulSoup </w:t>
-      </w:r>
-      <w:r>
-        <w:rPr>
-          <w:rFonts w:ascii="Lucida Fax" w:eastAsia="楷体" w:hAnsi="Lucida Fax" w:cs="楷体"/>
-          <w:sz w:val="21"/>
-          <w:szCs w:val="21"/>
-          <w14:ligatures w14:val="none"/>
-        </w:rPr>
-        <w:t>等底层库在处理非文本、非结构化数据方面已达到工业级准确率，为系统从</w:t>
-      </w:r>
-      <w:r>
-        <w:rPr>
-          <w:rFonts w:ascii="Lucida Fax" w:eastAsia="楷体" w:hAnsi="Lucida Fax" w:cs="楷体"/>
-          <w:sz w:val="21"/>
-          <w:szCs w:val="21"/>
-          <w14:ligatures w14:val="none"/>
-        </w:rPr>
-        <w:t>“</w:t>
-      </w:r>
-      <w:r>
-        <w:rPr>
-          <w:rFonts w:ascii="Lucida Fax" w:eastAsia="楷体" w:hAnsi="Lucida Fax" w:cs="楷体"/>
-          <w:sz w:val="21"/>
-          <w:szCs w:val="21"/>
-          <w14:ligatures w14:val="none"/>
-        </w:rPr>
-        <w:t>存储</w:t>
-      </w:r>
-      <w:r>
-        <w:rPr>
-          <w:rFonts w:ascii="Lucida Fax" w:eastAsia="楷体" w:hAnsi="Lucida Fax" w:cs="楷体"/>
-          <w:sz w:val="21"/>
-          <w:szCs w:val="21"/>
-          <w14:ligatures w14:val="none"/>
-        </w:rPr>
-        <w:t>”</w:t>
-      </w:r>
-      <w:r>
-        <w:rPr>
-          <w:rFonts w:ascii="Lucida Fax" w:eastAsia="楷体" w:hAnsi="Lucida Fax" w:cs="楷体"/>
-          <w:sz w:val="21"/>
-          <w:szCs w:val="21"/>
-          <w14:ligatures w14:val="none"/>
-        </w:rPr>
-        <w:t>向</w:t>
-      </w:r>
-      <w:r>
-        <w:rPr>
-          <w:rFonts w:ascii="Lucida Fax" w:eastAsia="楷体" w:hAnsi="Lucida Fax" w:cs="楷体"/>
-          <w:sz w:val="21"/>
-          <w:szCs w:val="21"/>
-          <w14:ligatures w14:val="none"/>
-        </w:rPr>
-        <w:t>“</w:t>
-      </w:r>
-      <w:r>
-        <w:rPr>
-          <w:rFonts w:ascii="Lucida Fax" w:eastAsia="楷体" w:hAnsi="Lucida Fax" w:cs="楷体"/>
-          <w:sz w:val="21"/>
-          <w:szCs w:val="21"/>
-          <w14:ligatures w14:val="none"/>
-        </w:rPr>
-        <w:t>理解</w:t>
-      </w:r>
-      <w:r>
-        <w:rPr>
-          <w:rFonts w:ascii="Lucida Fax" w:eastAsia="楷体" w:hAnsi="Lucida Fax" w:cs="楷体"/>
-          <w:sz w:val="21"/>
-          <w:szCs w:val="21"/>
-          <w14:ligatures w14:val="none"/>
-        </w:rPr>
-        <w:t>”</w:t>
-      </w:r>
-      <w:r>
-        <w:rPr>
-          <w:rFonts w:ascii="Lucida Fax" w:eastAsia="楷体" w:hAnsi="Lucida Fax" w:cs="楷体"/>
-          <w:sz w:val="21"/>
-          <w:szCs w:val="21"/>
-          <w14:ligatures w14:val="none"/>
-        </w:rPr>
-        <w:t>跨越提供了坚实基础。</w:t>
-      </w:r>
-    </w:p>
-    <w:p>
-      <w:pPr>
-        <w:numPr>
-          <w:ilvl w:val="0"/>
-          <w:numId w:val="4"/>
-        </w:numPr>
-        <w:spacing w:line="240" w:lineRule="auto"/>
-        <w:rPr>
-          <w:rFonts w:ascii="Lucida Fax" w:eastAsia="楷体" w:hAnsi="Lucida Fax" w:cs="楷体"/>
-          <w:sz w:val="21"/>
-          <w:szCs w:val="21"/>
-          <w14:ligatures w14:val="none"/>
-        </w:rPr>
-      </w:pPr>
-      <w:r>
-        <w:rPr>
-          <w:rFonts w:ascii="Lucida Fax" w:eastAsia="楷体" w:hAnsi="Lucida Fax" w:cs="楷体"/>
-          <w:sz w:val="21"/>
-          <w:szCs w:val="21"/>
-          <w14:ligatures w14:val="none"/>
-        </w:rPr>
-        <w:t>市场需求契合度：针对个人知识库</w:t>
-      </w:r>
-      <w:r>
-        <w:rPr>
-          <w:rFonts w:ascii="Lucida Fax" w:eastAsia="楷体" w:hAnsi="Lucida Fax" w:cs="楷体"/>
-          <w:sz w:val="21"/>
-          <w:szCs w:val="21"/>
-          <w14:ligatures w14:val="none"/>
-        </w:rPr>
-        <w:t>“</w:t>
-      </w:r>
-      <w:r>
-        <w:rPr>
-          <w:rFonts w:ascii="Lucida Fax" w:eastAsia="楷体" w:hAnsi="Lucida Fax" w:cs="楷体"/>
-          <w:sz w:val="21"/>
-          <w:szCs w:val="21"/>
-          <w14:ligatures w14:val="none"/>
-        </w:rPr>
-        <w:t>整理难、检索难、黑盒化</w:t>
-      </w:r>
-      <w:r>
-        <w:rPr>
-          <w:rFonts w:ascii="Lucida Fax" w:eastAsia="楷体" w:hAnsi="Lucida Fax" w:cs="楷体"/>
-          <w:sz w:val="21"/>
-          <w:szCs w:val="21"/>
-          <w14:ligatures w14:val="none"/>
-        </w:rPr>
-        <w:t>”</w:t>
-      </w:r>
-      <w:r>
-        <w:rPr>
-          <w:rFonts w:ascii="Lucida Fax" w:eastAsia="楷体" w:hAnsi="Lucida Fax" w:cs="楷体"/>
-          <w:sz w:val="21"/>
-          <w:szCs w:val="21"/>
-          <w14:ligatures w14:val="none"/>
-        </w:rPr>
-        <w:t>的痛点，自动化编织与语义关联功能切中了数字化办公人群的刚需，具有极高的实用价值和转化潜力。</w:t>
-      </w:r>
-    </w:p>
-    <w:p>
-      <w:pPr>
-        <w:pStyle w:val="a9"/>
-        <w:numPr>
-          <w:ilvl w:val="1"/>
-          <w:numId w:val="3"/>
-        </w:numPr>
-        <w:spacing w:line="240" w:lineRule="auto"/>
-        <w:rPr>
-          <w:rFonts w:asciiTheme="majorHAnsi" w:eastAsiaTheme="majorEastAsia" w:hAnsiTheme="majorHAnsi" w:cstheme="majorBidi"/>
-          <w:b/>
-          <w:bCs/>
-          <w:sz w:val="24"/>
-          <w14:ligatures w14:val="none"/>
-        </w:rPr>
-      </w:pPr>
-      <w:r>
-        <w:rPr>
-          <w:rFonts w:asciiTheme="majorHAnsi" w:eastAsiaTheme="majorEastAsia" w:hAnsiTheme="majorHAnsi" w:cstheme="majorBidi"/>
-          <w:b/>
-          <w:bCs/>
-          <w:sz w:val="24"/>
-          <w14:ligatures w14:val="none"/>
-        </w:rPr>
-        <w:t>潜在风险及应对</w:t>
-      </w:r>
-    </w:p>
-    <w:p>
-      <w:pPr>
-        <w:numPr>
-          <w:ilvl w:val="0"/>
-          <w:numId w:val="5"/>
-        </w:numPr>
-        <w:spacing w:line="240" w:lineRule="auto"/>
-        <w:rPr>
-          <w:rFonts w:ascii="Lucida Fax" w:eastAsia="楷体" w:hAnsi="Lucida Fax" w:cs="楷体"/>
-          <w:sz w:val="21"/>
-          <w:szCs w:val="21"/>
-          <w14:ligatures w14:val="none"/>
-        </w:rPr>
-      </w:pPr>
-      <w:r>
-        <w:rPr>
-          <w:rFonts w:ascii="Lucida Fax" w:eastAsia="楷体" w:hAnsi="Lucida Fax" w:cs="楷体"/>
-          <w:sz w:val="21"/>
-          <w:szCs w:val="21"/>
-          <w14:ligatures w14:val="none"/>
-        </w:rPr>
-        <w:t>大模型幻觉与输出不确定性：</w:t>
-      </w:r>
-      <w:r>
-        <w:rPr>
-          <w:rFonts w:ascii="Lucida Fax" w:eastAsia="楷体" w:hAnsi="Lucida Fax" w:cs="楷体"/>
-          <w:sz w:val="21"/>
-          <w:szCs w:val="21"/>
-          <w14:ligatures w14:val="none"/>
-        </w:rPr>
-        <w:t xml:space="preserve">AI Agent </w:t>
-      </w:r>
-      <w:r>
-        <w:rPr>
-          <w:rFonts w:ascii="Lucida Fax" w:eastAsia="楷体" w:hAnsi="Lucida Fax" w:cs="楷体"/>
-          <w:sz w:val="21"/>
-          <w:szCs w:val="21"/>
-          <w14:ligatures w14:val="none"/>
-        </w:rPr>
-        <w:t>在执行指令或总结文档时可能产生逻辑偏差。应对方案：引入</w:t>
-      </w:r>
-      <w:r>
-        <w:rPr>
-          <w:rFonts w:ascii="Lucida Fax" w:eastAsia="楷体" w:hAnsi="Lucida Fax" w:cs="楷体"/>
-          <w:sz w:val="21"/>
-          <w:szCs w:val="21"/>
-          <w14:ligatures w14:val="none"/>
-        </w:rPr>
-        <w:t xml:space="preserve"> RAG</w:t>
-      </w:r>
-      <w:r>
-        <w:rPr>
-          <w:rFonts w:ascii="Lucida Fax" w:eastAsia="楷体" w:hAnsi="Lucida Fax" w:cs="楷体"/>
-          <w:sz w:val="21"/>
-          <w:szCs w:val="21"/>
-          <w14:ligatures w14:val="none"/>
-        </w:rPr>
-        <w:t>（检索增强生成）</w:t>
-      </w:r>
-      <w:r>
-        <w:rPr>
-          <w:rFonts w:ascii="Lucida Fax" w:eastAsia="楷体" w:hAnsi="Lucida Fax" w:cs="楷体"/>
-          <w:sz w:val="21"/>
-          <w:szCs w:val="21"/>
-          <w14:ligatures w14:val="none"/>
-        </w:rPr>
-        <w:t xml:space="preserve"> </w:t>
-      </w:r>
-      <w:r>
-        <w:rPr>
-          <w:rFonts w:ascii="Lucida Fax" w:eastAsia="楷体" w:hAnsi="Lucida Fax" w:cs="楷体"/>
-          <w:sz w:val="21"/>
-          <w:szCs w:val="21"/>
-          <w14:ligatures w14:val="none"/>
-        </w:rPr>
-        <w:t>约束模型输出范围，并增加人工校</w:t>
-      </w:r>
-      <w:r>
-        <w:rPr>
-          <w:rFonts w:ascii="Lucida Fax" w:eastAsia="楷体" w:hAnsi="Lucida Fax" w:cs="楷体"/>
-          <w:sz w:val="21"/>
-          <w:szCs w:val="21"/>
-          <w14:ligatures w14:val="none"/>
-        </w:rPr>
-        <w:lastRenderedPageBreak/>
-        <w:t>验与溯源链接功能。</w:t>
-      </w:r>
-    </w:p>
-    <w:p>
-      <w:pPr>
-        <w:numPr>
-          <w:ilvl w:val="0"/>
-          <w:numId w:val="5"/>
-        </w:numPr>
-        <w:spacing w:line="240" w:lineRule="auto"/>
-        <w:rPr>
-          <w:rFonts w:ascii="Lucida Fax" w:eastAsia="楷体" w:hAnsi="Lucida Fax" w:cs="楷体"/>
-          <w:sz w:val="21"/>
-          <w:szCs w:val="21"/>
-          <w14:ligatures w14:val="none"/>
-        </w:rPr>
-      </w:pPr>
-      <w:r>
-        <w:rPr>
-          <w:rFonts w:ascii="Lucida Fax" w:eastAsia="楷体" w:hAnsi="Lucida Fax" w:cs="楷体"/>
-          <w:sz w:val="21"/>
-          <w:szCs w:val="21"/>
-          <w14:ligatures w14:val="none"/>
-        </w:rPr>
-        <w:t>数据隐私与安全边界：由于系统需感知用户全量文件，存在敏感信息泄露风险。应对方案：内置</w:t>
-      </w:r>
-      <w:r>
-        <w:rPr>
-          <w:rFonts w:ascii="Lucida Fax" w:eastAsia="楷体" w:hAnsi="Lucida Fax" w:cs="楷体"/>
-          <w:sz w:val="21"/>
-          <w:szCs w:val="21"/>
-          <w14:ligatures w14:val="none"/>
-        </w:rPr>
-        <w:t xml:space="preserve"> DFA </w:t>
-      </w:r>
-      <w:r>
-        <w:rPr>
-          <w:rFonts w:ascii="Lucida Fax" w:eastAsia="楷体" w:hAnsi="Lucida Fax" w:cs="楷体"/>
-          <w:sz w:val="21"/>
-          <w:szCs w:val="21"/>
-          <w14:ligatures w14:val="none"/>
-        </w:rPr>
-        <w:t>脱敏算法，并支持本地化部署或私有化</w:t>
-      </w:r>
-      <w:r>
-        <w:rPr>
-          <w:rFonts w:ascii="Lucida Fax" w:eastAsia="楷体" w:hAnsi="Lucida Fax" w:cs="楷体"/>
-          <w:sz w:val="21"/>
-          <w:szCs w:val="21"/>
-          <w14:ligatures w14:val="none"/>
-        </w:rPr>
-        <w:t xml:space="preserve"> Embedding </w:t>
-      </w:r>
-      <w:r>
-        <w:rPr>
-          <w:rFonts w:ascii="Lucida Fax" w:eastAsia="楷体" w:hAnsi="Lucida Fax" w:cs="楷体"/>
-          <w:sz w:val="21"/>
-          <w:szCs w:val="21"/>
-          <w14:ligatures w14:val="none"/>
-        </w:rPr>
-        <w:t>模型，确保核心数据不离开用户侧。</w:t>
-      </w:r>
-    </w:p>
-    <w:p>
-      <w:pPr>
-        <w:numPr>
-          <w:ilvl w:val="0"/>
-          <w:numId w:val="5"/>
-        </w:numPr>
-        <w:spacing w:line="240" w:lineRule="auto"/>
-        <w:rPr>
-          <w:rFonts w:ascii="Lucida Fax" w:eastAsia="楷体" w:hAnsi="Lucida Fax" w:cs="楷体"/>
-          <w:sz w:val="21"/>
-          <w:szCs w:val="21"/>
-          <w14:ligatures w14:val="none"/>
-        </w:rPr>
-      </w:pPr>
-      <w:r>
-        <w:rPr>
-          <w:rFonts w:ascii="Lucida Fax" w:eastAsia="楷体" w:hAnsi="Lucida Fax" w:cs="楷体"/>
-          <w:sz w:val="21"/>
-          <w:szCs w:val="21"/>
-          <w14:ligatures w14:val="none"/>
-        </w:rPr>
-        <w:t>复杂格式解析的鲁棒性：多栏目</w:t>
-      </w:r>
-      <w:r>
-        <w:rPr>
-          <w:rFonts w:ascii="Lucida Fax" w:eastAsia="楷体" w:hAnsi="Lucida Fax" w:cs="楷体"/>
-          <w:sz w:val="21"/>
-          <w:szCs w:val="21"/>
-          <w14:ligatures w14:val="none"/>
-        </w:rPr>
-        <w:t xml:space="preserve"> PDF</w:t>
-      </w:r>
-      <w:r>
-        <w:rPr>
-          <w:rFonts w:ascii="Lucida Fax" w:eastAsia="楷体" w:hAnsi="Lucida Fax" w:cs="楷体"/>
-          <w:sz w:val="21"/>
-          <w:szCs w:val="21"/>
-          <w14:ligatures w14:val="none"/>
-        </w:rPr>
-        <w:t>、手写图片或混淆代码可能导致解析率下降。应对方案：建立多级解析管道（</w:t>
-      </w:r>
-      <w:r>
-        <w:rPr>
-          <w:rFonts w:ascii="Lucida Fax" w:eastAsia="楷体" w:hAnsi="Lucida Fax" w:cs="楷体"/>
-          <w:sz w:val="21"/>
-          <w:szCs w:val="21"/>
-          <w14:ligatures w14:val="none"/>
-        </w:rPr>
-        <w:t>Pipeline</w:t>
-      </w:r>
-      <w:r>
-        <w:rPr>
-          <w:rFonts w:ascii="Lucida Fax" w:eastAsia="楷体" w:hAnsi="Lucida Fax" w:cs="楷体"/>
-          <w:sz w:val="21"/>
-          <w:szCs w:val="21"/>
-          <w14:ligatures w14:val="none"/>
-        </w:rPr>
-        <w:t>），当</w:t>
-      </w:r>
-      <w:r>
-        <w:rPr>
-          <w:rFonts w:ascii="Lucida Fax" w:eastAsia="楷体" w:hAnsi="Lucida Fax" w:cs="楷体"/>
-          <w:sz w:val="21"/>
-          <w:szCs w:val="21"/>
-          <w14:ligatures w14:val="none"/>
-        </w:rPr>
-        <w:t xml:space="preserve"> OCR </w:t>
-      </w:r>
-      <w:r>
-        <w:rPr>
-          <w:rFonts w:ascii="Lucida Fax" w:eastAsia="楷体" w:hAnsi="Lucida Fax" w:cs="楷体"/>
-          <w:sz w:val="21"/>
-          <w:szCs w:val="21"/>
-          <w14:ligatures w14:val="none"/>
-        </w:rPr>
-        <w:t>失效时自动切换至布局分析算法进行补偿。</w:t>
-      </w:r>
-    </w:p>
-    <w:p>
-      <w:pPr>
-        <w:numPr>
-          <w:ilvl w:val="0"/>
-          <w:numId w:val="5"/>
-        </w:numPr>
-        <w:spacing w:line="240" w:lineRule="auto"/>
-        <w:rPr>
-          <w:rFonts w:ascii="Lucida Fax" w:eastAsia="楷体" w:hAnsi="Lucida Fax" w:cs="楷体"/>
-          <w:sz w:val="21"/>
-          <w:szCs w:val="21"/>
-          <w14:ligatures w14:val="none"/>
-        </w:rPr>
-      </w:pPr>
-      <w:r>
-        <w:rPr>
-          <w:rFonts w:ascii="Lucida Fax" w:eastAsia="楷体" w:hAnsi="Lucida Fax" w:cs="楷体"/>
-          <w:sz w:val="21"/>
-          <w:szCs w:val="21"/>
-          <w14:ligatures w14:val="none"/>
-        </w:rPr>
-        <w:t>高并发下的系统能耗管理：大规模文档的向量化与推理任务极其消耗</w:t>
-      </w:r>
-      <w:r>
-        <w:rPr>
-          <w:rFonts w:ascii="Lucida Fax" w:eastAsia="楷体" w:hAnsi="Lucida Fax" w:cs="楷体"/>
-          <w:sz w:val="21"/>
-          <w:szCs w:val="21"/>
-          <w14:ligatures w14:val="none"/>
-        </w:rPr>
-        <w:t xml:space="preserve"> CPU/GPU </w:t>
-      </w:r>
-      <w:r>
-        <w:rPr>
-          <w:rFonts w:ascii="Lucida Fax" w:eastAsia="楷体" w:hAnsi="Lucida Fax" w:cs="楷体"/>
-          <w:sz w:val="21"/>
-          <w:szCs w:val="21"/>
-          <w14:ligatures w14:val="none"/>
-        </w:rPr>
-        <w:t>资源。应对方案：采用</w:t>
-      </w:r>
-      <w:r>
-        <w:rPr>
-          <w:rFonts w:ascii="Lucida Fax" w:eastAsia="楷体" w:hAnsi="Lucida Fax" w:cs="楷体"/>
-          <w:sz w:val="21"/>
-          <w:szCs w:val="21"/>
-          <w14:ligatures w14:val="none"/>
-        </w:rPr>
-        <w:t xml:space="preserve"> Redis + Celery </w:t>
-      </w:r>
-      <w:r>
-        <w:rPr>
-          <w:rFonts w:ascii="Lucida Fax" w:eastAsia="楷体" w:hAnsi="Lucida Fax" w:cs="楷体"/>
-          <w:sz w:val="21"/>
-          <w:szCs w:val="21"/>
-          <w14:ligatures w14:val="none"/>
-        </w:rPr>
-        <w:t>异步队列进行削峰填谷，并实现增量同步机制，避免重复计算。</w:t>
-      </w:r>
-    </w:p>
-    <w:p>
-      <w:pPr>
-        <w:numPr>
-          <w:ilvl w:val="0"/>
-          <w:numId w:val="5"/>
-        </w:numPr>
-        <w:spacing w:line="240" w:lineRule="auto"/>
-        <w:rPr>
-          <w:rFonts w:ascii="Lucida Fax" w:eastAsia="楷体" w:hAnsi="Lucida Fax" w:cs="楷体"/>
-          <w:sz w:val="21"/>
-          <w:szCs w:val="21"/>
-          <w14:ligatures w14:val="none"/>
-        </w:rPr>
-      </w:pPr>
-      <w:r>
-        <w:rPr>
-          <w:rFonts w:ascii="Lucida Fax" w:eastAsia="楷体" w:hAnsi="Lucida Fax" w:cs="楷体"/>
-          <w:sz w:val="21"/>
-          <w:szCs w:val="21"/>
-          <w14:ligatures w14:val="none"/>
-        </w:rPr>
-        <w:t>知识图谱的语义偏移：随着文件量剧增，自动建立的语义链接可能出现噪声干扰。应对方案：引入用户反馈机制，通过简单的</w:t>
-      </w:r>
-      <w:r>
-        <w:rPr>
-          <w:rFonts w:ascii="Lucida Fax" w:eastAsia="楷体" w:hAnsi="Lucida Fax" w:cs="楷体"/>
-          <w:sz w:val="21"/>
-          <w:szCs w:val="21"/>
-          <w14:ligatures w14:val="none"/>
-        </w:rPr>
-        <w:t>“</w:t>
-      </w:r>
-      <w:r>
-        <w:rPr>
-          <w:rFonts w:ascii="Lucida Fax" w:eastAsia="楷体" w:hAnsi="Lucida Fax" w:cs="楷体"/>
-          <w:sz w:val="21"/>
-          <w:szCs w:val="21"/>
-          <w14:ligatures w14:val="none"/>
-        </w:rPr>
-        <w:t>确认</w:t>
-      </w:r>
-      <w:r>
-        <w:rPr>
-          <w:rFonts w:ascii="Lucida Fax" w:eastAsia="楷体" w:hAnsi="Lucida Fax" w:cs="楷体"/>
-          <w:sz w:val="21"/>
-          <w:szCs w:val="21"/>
-          <w14:ligatures w14:val="none"/>
-        </w:rPr>
-        <w:t>/</w:t>
-      </w:r>
-      <w:r>
-        <w:rPr>
-          <w:rFonts w:ascii="Lucida Fax" w:eastAsia="楷体" w:hAnsi="Lucida Fax" w:cs="楷体"/>
-          <w:sz w:val="21"/>
-          <w:szCs w:val="21"/>
-          <w14:ligatures w14:val="none"/>
-        </w:rPr>
-        <w:t>取消</w:t>
-      </w:r>
-      <w:r>
-        <w:rPr>
-          <w:rFonts w:ascii="Lucida Fax" w:eastAsia="楷体" w:hAnsi="Lucida Fax" w:cs="楷体"/>
-          <w:sz w:val="21"/>
-          <w:szCs w:val="21"/>
-          <w14:ligatures w14:val="none"/>
-        </w:rPr>
-        <w:t>”</w:t>
-      </w:r>
-      <w:r>
-        <w:rPr>
-          <w:rFonts w:ascii="Lucida Fax" w:eastAsia="楷体" w:hAnsi="Lucida Fax" w:cs="楷体"/>
-          <w:sz w:val="21"/>
-          <w:szCs w:val="21"/>
-          <w14:ligatures w14:val="none"/>
-        </w:rPr>
-        <w:t>操作持续微调关联算法的权重。</w:t>
-      </w:r>
-    </w:p>
-    <w:p>
-      <w:pPr>
-        <w:pStyle w:val="a9"/>
-        <w:numPr>
-          <w:ilvl w:val="0"/>
-          <w:numId w:val="3"/>
-        </w:numPr>
-        <w:spacing w:line="240" w:lineRule="auto"/>
-        <w:rPr>
-          <w:rFonts w:asciiTheme="majorHAnsi" w:eastAsiaTheme="majorEastAsia" w:hAnsiTheme="majorHAnsi" w:cstheme="majorBidi"/>
-          <w:b/>
-          <w:bCs/>
-          <w:sz w:val="28"/>
-          <w:szCs w:val="28"/>
-          <w14:ligatures w14:val="none"/>
-        </w:rPr>
-      </w:pPr>
-      <w:r>
-        <w:rPr>
-          <w:rFonts w:asciiTheme="majorHAnsi" w:eastAsiaTheme="majorEastAsia" w:hAnsiTheme="majorHAnsi" w:cstheme="majorBidi" w:hint="eastAsia"/>
-          <w:b/>
-          <w:bCs/>
-          <w:sz w:val="28"/>
-          <w:szCs w:val="28"/>
-          <w14:ligatures w14:val="none"/>
-        </w:rPr>
-        <w:t>承担人员</w:t>
-      </w:r>
-    </w:p>
-    <w:p>
-      <w:pPr>
-        <w:spacing w:line="240" w:lineRule="auto"/>
-        <w:rPr>
-          <w:rFonts w:ascii="楷体" w:eastAsia="楷体" w:hAnsi="楷体" w:cs="楷体"/>
-          <w:sz w:val="21"/>
-          <w:szCs w:val="21"/>
-          <w14:ligatures w14:val="none"/>
-        </w:rPr>
-      </w:pPr>
-      <w:r>
-        <w:rPr>
-          <w:rFonts w:ascii="楷体" w:eastAsia="楷体" w:hAnsi="楷体" w:cs="楷体" w:hint="eastAsia"/>
-          <w:sz w:val="21"/>
-          <w:szCs w:val="21"/>
-          <w14:ligatures w14:val="none"/>
-        </w:rPr>
-        <w:t>组长: 邵瑞熙</w:t>
-      </w:r>
-    </w:p>
-    <w:p>
-      <w:pPr>
-        <w:spacing w:line="240" w:lineRule="auto"/>
-        <w:rPr>
-          <w:rFonts w:ascii="楷体" w:eastAsia="楷体" w:hAnsi="楷体" w:cs="楷体"/>
-          <w:sz w:val="21"/>
-          <w:szCs w:val="21"/>
-          <w14:ligatures w14:val="none"/>
-        </w:rPr>
-      </w:pPr>
-      <w:r>
-        <w:rPr>
-          <w:rFonts w:ascii="楷体" w:eastAsia="楷体" w:hAnsi="楷体" w:cs="楷体" w:hint="eastAsia"/>
-          <w:sz w:val="21"/>
-          <w:szCs w:val="21"/>
-          <w14:ligatures w14:val="none"/>
-        </w:rPr>
-        <w:t>设计负责人: 肖家成</w:t>
-      </w:r>
-    </w:p>
-    <w:p>
-      <w:pPr>
-        <w:spacing w:line="240" w:lineRule="auto"/>
-        <w:rPr>
-          <w:rFonts w:ascii="楷体" w:eastAsia="楷体" w:hAnsi="楷体" w:cs="楷体"/>
-          <w:sz w:val="21"/>
-          <w:szCs w:val="21"/>
-          <w14:ligatures w14:val="none"/>
-        </w:rPr>
-      </w:pPr>
-      <w:r>
-        <w:rPr>
-          <w:rFonts w:ascii="楷体" w:eastAsia="楷体" w:hAnsi="楷体" w:cs="楷体" w:hint="eastAsia"/>
-          <w:sz w:val="21"/>
-          <w:szCs w:val="21"/>
-          <w14:ligatures w14:val="none"/>
-        </w:rPr>
-        <w:t>需求分析负责人:朱嘉瑜</w:t>
-      </w:r>
-    </w:p>
-    <w:p>
-      <w:pPr>
-        <w:spacing w:line="240" w:lineRule="auto"/>
-        <w:rPr>
-          <w:rFonts w:ascii="楷体" w:eastAsia="楷体" w:hAnsi="楷体" w:cs="楷体"/>
-          <w:sz w:val="21"/>
-          <w:szCs w:val="21"/>
-          <w14:ligatures w14:val="none"/>
-        </w:rPr>
-      </w:pPr>
-      <w:r>
-        <w:rPr>
-          <w:rFonts w:ascii="楷体" w:eastAsia="楷体" w:hAnsi="楷体" w:cs="楷体" w:hint="eastAsia"/>
-          <w:sz w:val="21"/>
-          <w:szCs w:val="21"/>
-          <w14:ligatures w14:val="none"/>
-        </w:rPr>
-        <w:t>代码负责人:</w:t>
-      </w:r>
-      <w:r>
-        <w:rPr>
-          <w:rFonts w:ascii="楷体" w:eastAsia="楷体" w:hAnsi="楷体" w:cs="楷体" w:hint="eastAsia"/>
-          <w:sz w:val="21"/>
-          <w:szCs w:val="21"/>
-          <w14:ligatures w14:val="none"/>
-        </w:rPr>
-        <w:t xml:space="preserve"> </w:t>
-      </w:r>
-      <w:r>
-        <w:rPr>
-          <w:rFonts w:ascii="楷体" w:eastAsia="楷体" w:hAnsi="楷体" w:cs="楷体" w:hint="eastAsia"/>
-          <w:sz w:val="21"/>
-          <w:szCs w:val="21"/>
-          <w14:ligatures w14:val="none"/>
-        </w:rPr>
-        <w:t>梁家宁,</w:t>
-      </w:r>
-      <w:r>
-        <w:rPr>
-          <w:rFonts w:ascii="楷体" w:eastAsia="楷体" w:hAnsi="楷体" w:cs="楷体" w:hint="eastAsia"/>
-          <w:sz w:val="21"/>
-          <w:szCs w:val="21"/>
-          <w14:ligatures w14:val="none"/>
-        </w:rPr>
-        <w:t>邵瑞熙,</w:t>
-      </w:r>
-      <w:r>
-        <w:rPr>
-          <w:rFonts w:ascii="楷体" w:eastAsia="楷体" w:hAnsi="楷体" w:cs="楷体" w:hint="eastAsia"/>
-          <w:sz w:val="21"/>
-          <w:szCs w:val="21"/>
-          <w14:ligatures w14:val="none"/>
-        </w:rPr>
-        <w:t>蔡尚成</w:t>
-      </w:r>
-    </w:p>
-    <w:p>
-      <w:pPr>
-        <w:spacing w:line="240" w:lineRule="auto"/>
-        <w:rPr>
-          <w:rFonts w:ascii="楷体" w:eastAsia="楷体" w:hAnsi="楷体" w:cs="楷体"/>
-          <w:sz w:val="21"/>
-          <w:szCs w:val="21"/>
-          <w14:ligatures w14:val="none"/>
-        </w:rPr>
-      </w:pPr>
-      <w:r>
-        <w:rPr>
-          <w:rFonts w:ascii="楷体" w:eastAsia="楷体" w:hAnsi="楷体" w:cs="楷体" w:hint="eastAsia"/>
-          <w:sz w:val="21"/>
-          <w:szCs w:val="21"/>
-          <w14:ligatures w14:val="none"/>
-        </w:rPr>
-        <w:t>测试负责人:应博禹</w:t>
-      </w:r>
-    </w:p>
-    <w:p>
-      <w:pPr>
-        <w:spacing w:line="240" w:lineRule="auto"/>
-        <w:rPr>
-          <w:rFonts w:ascii="楷体" w:eastAsia="楷体" w:hAnsi="楷体" w:cs="楷体"/>
-          <w:sz w:val="21"/>
-          <w:szCs w:val="21"/>
-          <w14:ligatures w14:val="none"/>
-        </w:rPr>
-      </w:pPr>
-      <w:r>
-        <w:rPr>
-          <w:rFonts w:ascii="楷体" w:eastAsia="楷体" w:hAnsi="楷体" w:cs="楷体" w:hint="eastAsia"/>
-          <w:sz w:val="21"/>
-          <w:szCs w:val="21"/>
-          <w14:ligatures w14:val="none"/>
-        </w:rPr>
-        <w:t>部署负责人:</w:t>
-      </w:r>
-      <w:r>
-        <w:rPr>
-          <w:rFonts w:ascii="楷体" w:eastAsia="楷体" w:hAnsi="楷体" w:cs="楷体" w:hint="eastAsia"/>
-          <w:sz w:val="21"/>
-          <w:szCs w:val="21"/>
-          <w14:ligatures w14:val="none"/>
-        </w:rPr>
-        <w:t xml:space="preserve"> </w:t>
-      </w:r>
-      <w:r>
-        <w:rPr>
-          <w:rFonts w:ascii="楷体" w:eastAsia="楷体" w:hAnsi="楷体" w:cs="楷体" w:hint="eastAsia"/>
-          <w:sz w:val="21"/>
-          <w:szCs w:val="21"/>
-          <w14:ligatures w14:val="none"/>
-        </w:rPr>
-        <w:t>吴博滔</w:t>
-      </w:r>
-    </w:p>
-    <w:p>
-      <w:pPr>
-        <w:spacing w:line="240" w:lineRule="auto"/>
-        <w:rPr>
-          <w:rFonts w:ascii="楷体" w:eastAsia="楷体" w:hAnsi="楷体" w:cs="楷体"/>
-          <w:sz w:val="21"/>
-          <w:szCs w:val="21"/>
-          <w14:ligatures w14:val="none"/>
-        </w:rPr>
-      </w:pPr>
-    </w:p>
-    <w:p>
-      <w:pPr>
-        <w:pStyle w:val="a9"/>
-        <w:numPr>
-          <w:ilvl w:val="0"/>
-          <w:numId w:val="3"/>
-        </w:numPr>
-        <w:spacing w:line="240" w:lineRule="auto"/>
-        <w:rPr>
-          <w:rFonts w:asciiTheme="majorHAnsi" w:eastAsiaTheme="majorEastAsia" w:hAnsiTheme="majorHAnsi" w:cstheme="majorBidi" w:hint="eastAsia"/>
-          <w:b/>
-          <w:bCs/>
-          <w:sz w:val="28"/>
-          <w:szCs w:val="28"/>
-          <w14:ligatures w14:val="none"/>
-        </w:rPr>
-      </w:pPr>
-      <w:r>
-        <w:rPr>
-          <w:rFonts w:asciiTheme="majorHAnsi" w:eastAsiaTheme="majorEastAsia" w:hAnsiTheme="majorHAnsi" w:cstheme="majorBidi" w:hint="eastAsia"/>
+          <w:rFonts w:ascii="华文中宋" w:eastAsia="华文中宋" w:hAnsi="华文中宋" w:cstheme="majorBidi" w:hint="eastAsia"/>
           <w:b/>
           <w:bCs/>
           <w:sz w:val="28"/>
@@ -11269,7 +13310,6 @@
           <w:szCs w:val="21"/>
           <w14:ligatures w14:val="none"/>
         </w:rPr>
-        <w:lastRenderedPageBreak/>
         <w:t xml:space="preserve">[2] </w:t>
       </w:r>
       <w:r>
@@ -11305,7 +13345,7 @@
         </w:rPr>
         <w:t xml:space="preserve">Tiangolo S. FastAPI Documentation [EB/OL]. [2024]. </w:t>
       </w:r>
-      <w:hyperlink r:id="rId10" w:tgtFrame="_blank" w:history="1">
+      <w:hyperlink r:id="rId11" w:tgtFrame="_blank" w:history="1">
         <w:r>
           <w:rPr>
             <w:rFonts w:ascii="Lucida Fax" w:hAnsi="Lucida Fax"/>
@@ -11364,7 +13404,7 @@
         </w:rPr>
         <w:t xml:space="preserve">Chase H. LangChain: Building Applications with LLMs through Composability [EB/OL]. [2024]. </w:t>
       </w:r>
-      <w:hyperlink r:id="rId11" w:tgtFrame="_blank" w:history="1">
+      <w:hyperlink r:id="rId12" w:tgtFrame="_blank" w:history="1">
         <w:r>
           <w:rPr>
             <w:rFonts w:ascii="Lucida Fax" w:hAnsi="Lucida Fax"/>
@@ -11439,9 +13479,10 @@
           <w:szCs w:val="21"/>
           <w14:ligatures w14:val="none"/>
         </w:rPr>
+        <w:lastRenderedPageBreak/>
         <w:t xml:space="preserve">Chroma Team. ChromaDB: The AI-native Open-source Embedding Database [EB/OL]. [2024]. </w:t>
       </w:r>
-      <w:hyperlink r:id="rId12" w:tgtFrame="_blank" w:history="1">
+      <w:hyperlink r:id="rId13" w:tgtFrame="_blank" w:history="1">
         <w:r>
           <w:rPr>
             <w:rFonts w:ascii="Lucida Fax" w:hAnsi="Lucida Fax"/>
@@ -11683,7 +13724,7 @@
       <w:pPr>
         <w:spacing w:line="240" w:lineRule="auto"/>
         <w:rPr>
-          <w:rFonts w:ascii="Lucida Fax" w:eastAsia="楷体" w:hAnsi="Lucida Fax" w:cs="楷体" w:hint="eastAsia"/>
+          <w:rFonts w:ascii="Lucida Fax" w:eastAsia="楷体" w:hAnsi="Lucida Fax" w:cs="楷体"/>
           <w:sz w:val="21"/>
           <w:szCs w:val="21"/>
           <w14:ligatures w14:val="none"/>
